--- a/downloads/student/ai-2-week-31.docx
+++ b/downloads/student/ai-2-week-31.docx
@@ -2159,6 +2159,16 @@
     <w:p>
       <w:r>
         <w:t>Permission checks do not establish that a read result is trustworthy or that an allowed action is factually correct.</w:t>
+      </w:r>
+    </w:p>
+    <w:p>
+      <w:r>
+        <w:t>Read the labelled picture: Which proposal is allowed, and why is an authorised object alone insufficient?</w:t>
+      </w:r>
+    </w:p>
+    <w:p>
+      <w:r>
+        <w:t>Change one thing: The helper says it needs write R5 to correct an apparent typo. Predict the result before checking the explanation. What remains the same?</w:t>
       </w:r>
     </w:p>
     <w:p>
@@ -4303,6 +4313,187 @@
     <w:p>
       <w:r>
         <w:t>Attempt the independent case before hints. Record whether you worked alone, used a hint or followed a model. After feedback, fix the first unsupported step and explain why it changed. A later check uses a changed case, not a copied answer.</w:t>
+      </w:r>
+    </w:p>
+    <w:p>
+      <w:pPr>
+        <w:pStyle w:val="Heading1"/>
+      </w:pPr>
+      <w:r>
+        <w:t>15. Your lesson route</w:t>
+      </w:r>
+    </w:p>
+    <w:p>
+      <w:r>
+        <w:t>Start with this question: A fictional catalogue helper receives a narrowly scoped tool token.</w:t>
+      </w:r>
+    </w:p>
+    <w:tbl>
+      <w:tblPr>
+        <w:tblStyle w:val="LightShading-Accent1"/>
+        <w:tblW w:type="auto" w:w="0"/>
+        <w:tblLook w:firstColumn="1" w:firstRow="1" w:lastColumn="0" w:lastRow="0" w:noHBand="0" w:noVBand="1" w:val="04A0"/>
+      </w:tblPr>
+      <w:tblGrid>
+        <w:gridCol w:w="5112"/>
+        <w:gridCol w:w="5112"/>
+      </w:tblGrid>
+      <w:tr>
+        <w:trPr>
+          <w:tblHeader/>
+        </w:trPr>
+        <w:tc>
+          <w:tcPr>
+            <w:tcW w:type="dxa" w:w="5112"/>
+          </w:tcPr>
+          <w:p>
+            <w:r>
+              <w:t>By the end, I can</w:t>
+            </w:r>
+          </w:p>
+        </w:tc>
+        <w:tc>
+          <w:tcPr>
+            <w:tcW w:type="dxa" w:w="5112"/>
+          </w:tcPr>
+          <w:p>
+            <w:r>
+              <w:t>How I will show it</w:t>
+            </w:r>
+          </w:p>
+        </w:tc>
+      </w:tr>
+      <w:tr>
+        <w:tc>
+          <w:tcPr>
+            <w:tcW w:type="dxa" w:w="5112"/>
+          </w:tcPr>
+          <w:p>
+            <w:r>
+              <w:t>Explain the mechanism and terminology of least privilege and tool scopes</w:t>
+            </w:r>
+          </w:p>
+        </w:tc>
+        <w:tc>
+          <w:tcPr>
+            <w:tcW w:type="dxa" w:w="5112"/>
+          </w:tcPr>
+          <w:p>
+            <w:r>
+              <w:t>Explain the deciding step, show a trace or test, and state one limit.</w:t>
+            </w:r>
+          </w:p>
+        </w:tc>
+      </w:tr>
+      <w:tr>
+        <w:tc>
+          <w:tcPr>
+            <w:tcW w:type="dxa" w:w="5112"/>
+          </w:tcPr>
+          <w:p>
+            <w:r>
+              <w:t>Apply the stated procedure to a new case with a traceable result</w:t>
+            </w:r>
+          </w:p>
+        </w:tc>
+        <w:tc>
+          <w:tcPr>
+            <w:tcW w:type="dxa" w:w="5112"/>
+          </w:tcPr>
+          <w:p>
+            <w:r>
+              <w:t>Explain the deciding step, show a trace or test, and state one limit.</w:t>
+            </w:r>
+          </w:p>
+        </w:tc>
+      </w:tr>
+      <w:tr>
+        <w:tc>
+          <w:tcPr>
+            <w:tcW w:type="dxa" w:w="5112"/>
+          </w:tcPr>
+          <w:p>
+            <w:r>
+              <w:t>Identify an assumption or limitation and design a revealing follow-up</w:t>
+            </w:r>
+          </w:p>
+        </w:tc>
+        <w:tc>
+          <w:tcPr>
+            <w:tcW w:type="dxa" w:w="5112"/>
+          </w:tcPr>
+          <w:p>
+            <w:r>
+              <w:t>Explain the deciding step, show a trace or test, and state one limit.</w:t>
+            </w:r>
+          </w:p>
+        </w:tc>
+      </w:tr>
+    </w:tbl>
+    <w:p>
+      <w:r>
+        <w:t>Remember → watch and explain → try with help → investigate → try independently → keep project evidence. Your teacher may spread this lesson across several classes.</w:t>
+      </w:r>
+    </w:p>
+    <w:p>
+      <w:r>
+        <w:t>Keep your first prediction. Compare it with what the evidence shows and explain any change.</w:t>
+      </w:r>
+    </w:p>
+    <w:p>
+      <w:pPr>
+        <w:pStyle w:val="Heading1"/>
+      </w:pPr>
+      <w:r>
+        <w:t>16. Finish and return</w:t>
+      </w:r>
+    </w:p>
+    <w:p>
+      <w:r>
+        <w:t>Close your notes. Explain this goal in your own words: Explain the mechanism and terminology of least privilege and tool scopes</w:t>
+      </w:r>
+    </w:p>
+    <w:p>
+      <w:pPr>
+        <w:pStyle w:val="Heading3"/>
+      </w:pPr>
+      <w:r>
+        <w:t>My deciding step, evidence and one remaining question</w:t>
+      </w:r>
+    </w:p>
+    <w:p>
+      <w:r>
+        <w:t>________________________________________________________________</w:t>
+      </w:r>
+    </w:p>
+    <w:p>
+      <w:r>
+        <w:t>________________________________________________________________</w:t>
+      </w:r>
+    </w:p>
+    <w:p>
+      <w:r>
+        <w:t>________________________________________________________________</w:t>
+      </w:r>
+    </w:p>
+    <w:p>
+      <w:r>
+        <w:t>________________________________________________________________</w:t>
+      </w:r>
+    </w:p>
+    <w:p>
+      <w:r>
+        <w:t>________________________________________________________________</w:t>
+      </w:r>
+    </w:p>
+    <w:p>
+      <w:r>
+        <w:t>If you are unsure, return to the worked picture and explain one arrow. If you are ready, change an input or assumption and justify your prediction.</w:t>
+      </w:r>
+    </w:p>
+    <w:p>
+      <w:r>
+        <w:t>Save your workbook evidence. At the next review, try a different case before opening your old answer.</w:t>
       </w:r>
     </w:p>
     <w:sectPr>

--- a/downloads/student/ai-2-week-31.docx
+++ b/downloads/student/ai-2-week-31.docx
@@ -4494,6 +4494,220 @@
     <w:p>
       <w:r>
         <w:t>Save your workbook evidence. At the next review, try a different case before opening your old answer.</w:t>
+      </w:r>
+    </w:p>
+    <w:p>
+      <w:pPr>
+        <w:pStyle w:val="Heading1"/>
+      </w:pPr>
+      <w:r>
+        <w:t>17. Supported practice, repair and portfolio</w:t>
+      </w:r>
+    </w:p>
+    <w:p>
+      <w:r>
+        <w:t>Use this supported practice once, in the browser or on paper. Keep the reserved independent assessment for a separate first attempt before teacher feedback.</w:t>
+      </w:r>
+    </w:p>
+    <w:p>
+      <w:r>
+        <w:t>A fictional catalogue helper receives a narrowly scoped tool token.</w:t>
+      </w:r>
+    </w:p>
+    <w:p>
+      <w:pPr>
+        <w:pStyle w:val="Heading3"/>
+      </w:pPr>
+      <w:r>
+        <w:t>Practice 1: explain the deciding evidence</w:t>
+      </w:r>
+    </w:p>
+    <w:p>
+      <w:r>
+        <w:t>Which labelled step matches this detail? write R5 fails operation scope: deny even for an allowed record.</w:t>
+      </w:r>
+    </w:p>
+    <w:p>
+      <w:r>
+        <w:t>1. Wrong operation</w:t>
+      </w:r>
+    </w:p>
+    <w:p>
+      <w:r>
+        <w:t>2. Read token</w:t>
+      </w:r>
+    </w:p>
+    <w:p>
+      <w:r>
+        <w:t>3. Wrong object</w:t>
+      </w:r>
+    </w:p>
+    <w:p>
+      <w:r>
+        <w:t>4. Allowed call</w:t>
+      </w:r>
+    </w:p>
+    <w:p>
+      <w:pPr>
+        <w:pStyle w:val="Heading3"/>
+      </w:pPr>
+      <w:r>
+        <w:t>My selected conclusion, deciding fact and explanation</w:t>
+      </w:r>
+    </w:p>
+    <w:p>
+      <w:r>
+        <w:t>________________________________________________________________</w:t>
+      </w:r>
+    </w:p>
+    <w:p>
+      <w:r>
+        <w:t>________________________________________________________________</w:t>
+      </w:r>
+    </w:p>
+    <w:p>
+      <w:r>
+        <w:t>________________________________________________________________</w:t>
+      </w:r>
+    </w:p>
+    <w:p>
+      <w:r>
+        <w:t>________________________________________________________________</w:t>
+      </w:r>
+    </w:p>
+    <w:p>
+      <w:r>
+        <w:t>________________________________________________________________</w:t>
+      </w:r>
+    </w:p>
+    <w:p>
+      <w:r>
+        <w:t>Hint if needed: Read the steps in the pictorial case. Match the supplied detail to the stage that performs or records it.</w:t>
+      </w:r>
+    </w:p>
+    <w:p>
+      <w:r>
+        <w:t>After your attempt, compare with the supported explanation: Wrong operation write R5 fails operation scope: deny even for an allowed record. Permissions are concrete restrictions, not a confidence score or a general instruction to be useful. Each proposed call must match both dimensions before it happens. A request written inside catalogue text cannot enlarge the token’s authority. Denial should preserve the proposed action and reason without executing the disallowed mutation.</w:t>
+      </w:r>
+    </w:p>
+    <w:p>
+      <w:pPr>
+        <w:pStyle w:val="Heading3"/>
+      </w:pPr>
+      <w:r>
+        <w:t>Practice 2: explain the deciding evidence</w:t>
+      </w:r>
+    </w:p>
+    <w:p>
+      <w:r>
+        <w:t>Changed-case practice: The helper says it needs write R5 to correct an apparent typo. Which conclusion is supported by the supplied facts?</w:t>
+      </w:r>
+    </w:p>
+    <w:p>
+      <w:r>
+        <w:t>1. We can decide the result without examining the changed input or the procedure.</w:t>
+      </w:r>
+    </w:p>
+    <w:p>
+      <w:r>
+        <w:t>2. This one example guarantees correct results for every future input.</w:t>
+      </w:r>
+    </w:p>
+    <w:p>
+      <w:r>
+        <w:t>3. The write remains denied under the existing token.</w:t>
+      </w:r>
+    </w:p>
+    <w:p>
+      <w:pPr>
+        <w:pStyle w:val="Heading3"/>
+      </w:pPr>
+      <w:r>
+        <w:t>My selected conclusion, deciding fact and explanation</w:t>
+      </w:r>
+    </w:p>
+    <w:p>
+      <w:r>
+        <w:t>________________________________________________________________</w:t>
+      </w:r>
+    </w:p>
+    <w:p>
+      <w:r>
+        <w:t>________________________________________________________________</w:t>
+      </w:r>
+    </w:p>
+    <w:p>
+      <w:r>
+        <w:t>________________________________________________________________</w:t>
+      </w:r>
+    </w:p>
+    <w:p>
+      <w:r>
+        <w:t>________________________________________________________________</w:t>
+      </w:r>
+    </w:p>
+    <w:p>
+      <w:r>
+        <w:t>________________________________________________________________</w:t>
+      </w:r>
+    </w:p>
+    <w:p>
+      <w:r>
+        <w:t>Hint if needed: Use the changed condition and the deciding step in the pictorial trace. The answer must say what follows from those facts.</w:t>
+      </w:r>
+    </w:p>
+    <w:p>
+      <w:r>
+        <w:t>After your attempt, compare with the supported explanation: The write remains denied under the existing token. A useful purpose does not create an authorised operation; an authorised owner must review any scope change.</w:t>
+      </w:r>
+    </w:p>
+    <w:p>
+      <w:pPr>
+        <w:pStyle w:val="Heading3"/>
+      </w:pPr>
+      <w:r>
+        <w:t>Repair a missing building block</w:t>
+      </w:r>
+    </w:p>
+    <w:p>
+      <w:r>
+        <w:t>Review Agents and Tools (ai-2/30). Goal: Explain the mechanism and terminology of state machines for bounded agents. Short practice: Can the assistant accept Trace B because its final state is done?. Return to this week and explain what you changed.</w:t>
+      </w:r>
+    </w:p>
+    <w:p>
+      <w:r>
+        <w:t>Review Prompt Experiments (ai-2/28). Goal: Explain the mechanism and terminology of controlled prompt experiments. Short practice: Name the case P passes and Q fails, and explain why it matters.. Return to this week and explain what you changed.</w:t>
+      </w:r>
+    </w:p>
+    <w:p>
+      <w:r>
+        <w:t>Review Text as Pieces (ai-2/25). Goal: Encode and decode text under an explicit toy vocabulary. Short practice: Why is the unknown ! at position 10 rather than position 9?. Return to this week and explain what you changed.</w:t>
+      </w:r>
+    </w:p>
+    <w:p>
+      <w:pPr>
+        <w:pStyle w:val="Heading3"/>
+      </w:pPr>
+      <w:r>
+        <w:t>Predict, run and debug</w:t>
+      </w:r>
+    </w:p>
+    <w:p>
+      <w:r>
+        <w:t>The browser lab lets you edit the supported Python examples already included in this lesson. Predict first, run, inspect the actual output or error, change one input, then run again. Keep code, predictions, actual results and a reasoned revision together. On paper, label your result as a trace rather than an execution.</w:t>
+      </w:r>
+    </w:p>
+    <w:p>
+      <w:pPr>
+        <w:pStyle w:val="Heading3"/>
+      </w:pPr>
+      <w:r>
+        <w:t>Keep your completed work</w:t>
+      </w:r>
+    </w:p>
+    <w:p>
+      <w:r>
+        <w:t>Use Download completed work in the hosted lesson to export your answers, reflections, practice feedback and code-run evidence. Open the HTML copy to read or print it. Drafts stay in this browser when storage is available; clear drafts on a shared device.</w:t>
       </w:r>
     </w:p>
     <w:sectPr>

--- a/downloads/student/ai-2-week-31.docx
+++ b/downloads/student/ai-2-week-31.docx
@@ -42,6 +42,11 @@
       </w:r>
     </w:p>
     <w:p>
+      <w:r>
+        <w:t>Start with the target: Explain the mechanism and terminology of least privilege and tool scopes. Try the recall before opening notes.</w:t>
+      </w:r>
+    </w:p>
+    <w:p>
       <w:pPr>
         <w:pStyle w:val="Heading3"/>
       </w:pPr>
@@ -50,17 +55,59 @@
       </w:r>
     </w:p>
     <w:p>
-      <w:r>
-        <w:t>I can explain the mechanism and terminology of least privilege and tool scopes.</w:t>
-      </w:r>
-    </w:p>
-    <w:p>
-      <w:r>
+      <w:pPr>
+        <w:spacing w:line="336" w:lineRule="auto" w:after="180"/>
+      </w:pPr>
+      <w:r>
+        <w:rPr>
+          <w:b w:val="0"/>
+        </w:rPr>
+        <w:t xml:space="preserve">I can explain the </w:t>
+      </w:r>
+      <w:r>
+        <w:rPr>
+          <w:b/>
+        </w:rPr>
+        <w:t>mechanism</w:t>
+      </w:r>
+      <w:r>
+        <w:rPr>
+          <w:b w:val="0"/>
+        </w:rPr>
+        <w:t xml:space="preserve"> and terminology of </w:t>
+      </w:r>
+      <w:r>
+        <w:rPr>
+          <w:b/>
+        </w:rPr>
+        <w:t>least privilege</w:t>
+      </w:r>
+      <w:r>
+        <w:rPr>
+          <w:b w:val="0"/>
+        </w:rPr>
+        <w:t xml:space="preserve"> and tool scopes.</w:t>
+      </w:r>
+    </w:p>
+    <w:p>
+      <w:pPr>
+        <w:spacing w:line="336" w:lineRule="auto" w:after="180"/>
+      </w:pPr>
+      <w:r>
+        <w:rPr>
+          <w:b w:val="0"/>
+        </w:rPr>
         <w:t>I can apply the stated procedure to a new case with a traceable result.</w:t>
       </w:r>
     </w:p>
     <w:p>
-      <w:r>
+      <w:pPr>
+        <w:spacing w:line="336" w:lineRule="auto" w:after="180"/>
+      </w:pPr>
+      <w:r>
+        <w:rPr>
+          <w:b w:val="0"/>
+        </w:rPr>
         <w:t>I can identify an assumption or limitation and design a revealing follow-up.</w:t>
       </w:r>
     </w:p>
@@ -73,38 +120,128 @@
       </w:r>
     </w:p>
     <w:p>
-      <w:r>
+      <w:pPr>
+        <w:spacing w:line="336" w:lineRule="auto" w:after="180"/>
+      </w:pPr>
+      <w:r>
+        <w:rPr>
+          <w:b w:val="0"/>
+        </w:rPr>
         <w:t>Close your notes first. A rough first answer helps us choose the right starting point; it is not a score for your ability.</w:t>
       </w:r>
     </w:p>
     <w:p>
-      <w:r>
+      <w:pPr>
+        <w:spacing w:line="336" w:lineRule="auto" w:after="180"/>
+      </w:pPr>
+      <w:r>
+        <w:rPr>
+          <w:b w:val="0"/>
+        </w:rPr>
         <w:t>Without opening the old lesson, explain one key idea from Agents and Tools. Give an example and a mistake that the idea helps you avoid.</w:t>
       </w:r>
     </w:p>
     <w:p>
-      <w:r>
+      <w:pPr>
+        <w:spacing w:line="336" w:lineRule="auto" w:after="180"/>
+      </w:pPr>
+      <w:r>
+        <w:rPr>
+          <w:b w:val="0"/>
+        </w:rPr>
         <w:t>Without opening the old lesson, explain one key idea from Prompt Experiments. Give an example and a mistake that the idea helps you avoid.</w:t>
       </w:r>
     </w:p>
     <w:p>
-      <w:r>
+      <w:pPr>
+        <w:spacing w:line="336" w:lineRule="auto" w:after="180"/>
+      </w:pPr>
+      <w:r>
+        <w:rPr>
+          <w:b w:val="0"/>
+        </w:rPr>
         <w:t>Without opening the old lesson, explain one key idea from Text as Pieces. Give an example and a mistake that the idea helps you avoid.</w:t>
       </w:r>
     </w:p>
     <w:p>
-      <w:r>
-        <w:t>After trying, check the relevant lesson or ask your teacher. Change the part of your explanation that the evidence shows was wrong.</w:t>
-      </w:r>
-    </w:p>
-    <w:p>
-      <w:r>
-        <w:t>Week 31: Permissions and Human Review</w:t>
-      </w:r>
-    </w:p>
-    <w:p>
-      <w:r>
-        <w:t>Higher-consequence actions need narrower permissions and approval.</w:t>
+      <w:pPr>
+        <w:spacing w:line="336" w:lineRule="auto" w:after="180"/>
+      </w:pPr>
+      <w:r>
+        <w:rPr>
+          <w:b w:val="0"/>
+        </w:rPr>
+        <w:t xml:space="preserve">After trying, check the relevant lesson or ask your teacher. Change the part of your explanation that the </w:t>
+      </w:r>
+      <w:r>
+        <w:rPr>
+          <w:b/>
+        </w:rPr>
+        <w:t>evidence</w:t>
+      </w:r>
+      <w:r>
+        <w:rPr>
+          <w:b w:val="0"/>
+        </w:rPr>
+        <w:t xml:space="preserve"> shows was wrong.</w:t>
+      </w:r>
+    </w:p>
+    <w:p>
+      <w:pPr>
+        <w:spacing w:line="336" w:lineRule="auto" w:after="180"/>
+      </w:pPr>
+      <w:r>
+        <w:rPr>
+          <w:b w:val="0"/>
+        </w:rPr>
+        <w:t xml:space="preserve">Week 31: </w:t>
+      </w:r>
+      <w:r>
+        <w:rPr>
+          <w:b/>
+        </w:rPr>
+        <w:t>Permission</w:t>
+      </w:r>
+      <w:r>
+        <w:rPr>
+          <w:b w:val="0"/>
+        </w:rPr>
+        <w:t>s and Human Review</w:t>
+      </w:r>
+    </w:p>
+    <w:p>
+      <w:pPr>
+        <w:spacing w:line="336" w:lineRule="auto" w:after="180"/>
+      </w:pPr>
+      <w:r>
+        <w:rPr>
+          <w:b w:val="0"/>
+        </w:rPr>
+        <w:t>Higher-</w:t>
+      </w:r>
+      <w:r>
+        <w:rPr>
+          <w:b/>
+        </w:rPr>
+        <w:t>consequence</w:t>
+      </w:r>
+      <w:r>
+        <w:rPr>
+          <w:b w:val="0"/>
+        </w:rPr>
+        <w:t xml:space="preserve"> actions need narrower </w:t>
+      </w:r>
+      <w:r>
+        <w:rPr>
+          <w:b/>
+        </w:rPr>
+        <w:t>permission</w:t>
+      </w:r>
+      <w:r>
+        <w:rPr>
+          <w:b w:val="0"/>
+        </w:rPr>
+        <w:t>s and approval.</w:t>
       </w:r>
     </w:p>
     <w:p>
@@ -144,17 +281,47 @@
       </w:r>
     </w:p>
     <w:p>
-      <w:r>
+      <w:pPr>
+        <w:spacing w:line="336" w:lineRule="auto" w:after="180"/>
+      </w:pPr>
+      <w:r>
+        <w:rPr>
+          <w:b/>
+        </w:rPr>
         <w:t>THINKER MISSION</w:t>
       </w:r>
     </w:p>
     <w:p>
-      <w:r>
-        <w:t>Place approval gates in a field-trip planning workflow.</w:t>
-      </w:r>
-    </w:p>
-    <w:p>
-      <w:r>
+      <w:pPr>
+        <w:spacing w:line="336" w:lineRule="auto" w:after="180"/>
+      </w:pPr>
+      <w:r>
+        <w:rPr>
+          <w:b w:val="0"/>
+        </w:rPr>
+        <w:t xml:space="preserve">Place </w:t>
+      </w:r>
+      <w:r>
+        <w:rPr>
+          <w:b/>
+        </w:rPr>
+        <w:t>approval gate</w:t>
+      </w:r>
+      <w:r>
+        <w:rPr>
+          <w:b w:val="0"/>
+        </w:rPr>
+        <w:t>s in a field-trip planning workflow.</w:t>
+      </w:r>
+    </w:p>
+    <w:p>
+      <w:pPr>
+        <w:spacing w:line="336" w:lineRule="auto" w:after="180"/>
+      </w:pPr>
+      <w:r>
+        <w:rPr>
+          <w:b w:val="0"/>
+        </w:rPr>
         <w:t>Thinker name and date:</w:t>
       </w:r>
     </w:p>
@@ -200,8 +367,38 @@
       </w:r>
     </w:p>
     <w:p>
-      <w:r>
-        <w:t>Recall Authentication and authorisation. Explain why a recorded result needs its input conditions and evidence source before it can support a claim.</w:t>
+      <w:pPr>
+        <w:spacing w:line="336" w:lineRule="auto" w:after="180"/>
+      </w:pPr>
+      <w:r>
+        <w:rPr>
+          <w:b w:val="0"/>
+        </w:rPr>
+        <w:t xml:space="preserve">Recall Authentication and authorisation. Explain why a recorded result needs its </w:t>
+      </w:r>
+      <w:r>
+        <w:rPr>
+          <w:b/>
+        </w:rPr>
+        <w:t>input</w:t>
+      </w:r>
+      <w:r>
+        <w:rPr>
+          <w:b w:val="0"/>
+        </w:rPr>
+        <w:t xml:space="preserve"> conditions and </w:t>
+      </w:r>
+      <w:r>
+        <w:rPr>
+          <w:b/>
+        </w:rPr>
+        <w:t>evidence</w:t>
+      </w:r>
+      <w:r>
+        <w:rPr>
+          <w:b w:val="0"/>
+        </w:rPr>
+        <w:t xml:space="preserve"> source before it can support a claim.</w:t>
       </w:r>
     </w:p>
     <w:p>
@@ -213,7 +410,14 @@
       </w:r>
     </w:p>
     <w:p>
-      <w:r>
+      <w:pPr>
+        <w:spacing w:line="336" w:lineRule="auto" w:after="180"/>
+        <w:shd w:fill="F5F1FB"/>
+      </w:pPr>
+      <w:r>
+        <w:rPr>
+          <w:b w:val="0"/>
+        </w:rPr>
         <w:t>Does a duration summary need student names to calculate a total?</w:t>
       </w:r>
     </w:p>
@@ -249,8 +453,26 @@
       </w:r>
     </w:p>
     <w:p>
-      <w:r>
-        <w:t>By the end, I can enforce least privilege by checking operation and object before execution.</w:t>
+      <w:pPr>
+        <w:spacing w:line="336" w:lineRule="auto" w:after="180"/>
+      </w:pPr>
+      <w:r>
+        <w:rPr>
+          <w:b w:val="0"/>
+        </w:rPr>
+        <w:t xml:space="preserve">By the end, I can enforce </w:t>
+      </w:r>
+      <w:r>
+        <w:rPr>
+          <w:b/>
+        </w:rPr>
+        <w:t>least privilege</w:t>
+      </w:r>
+      <w:r>
+        <w:rPr>
+          <w:b w:val="0"/>
+        </w:rPr>
+        <w:t xml:space="preserve"> by checking operation and object before execution.</w:t>
       </w:r>
     </w:p>
     <w:p>
@@ -263,17 +485,52 @@
     </w:p>
     <w:p>
       <w:r>
+        <w:t>Investigate the supplied Permissions and Human Review case. Separate observations, given facts and assumptions before choosing an explanation.</w:t>
+      </w:r>
+    </w:p>
+    <w:p>
+      <w:pPr>
+        <w:spacing w:line="336" w:lineRule="auto" w:after="180"/>
+      </w:pPr>
+      <w:r>
+        <w:rPr>
+          <w:b/>
+        </w:rPr>
         <w:t>PICTURE STORY</w:t>
       </w:r>
     </w:p>
     <w:p>
-      <w:r>
+      <w:pPr>
+        <w:spacing w:line="336" w:lineRule="auto" w:after="180"/>
+      </w:pPr>
+      <w:r>
+        <w:rPr>
+          <w:b w:val="0"/>
+        </w:rPr>
         <w:t>Notice → Predict → Explain</w:t>
       </w:r>
     </w:p>
     <w:p>
-      <w:r>
-        <w:t>Begin with visible evidence. Do not explain more than the picture and information support.</w:t>
+      <w:pPr>
+        <w:spacing w:line="336" w:lineRule="auto" w:after="180"/>
+      </w:pPr>
+      <w:r>
+        <w:rPr>
+          <w:b w:val="0"/>
+        </w:rPr>
+        <w:t xml:space="preserve">Begin with visible </w:t>
+      </w:r>
+      <w:r>
+        <w:rPr>
+          <w:b/>
+        </w:rPr>
+        <w:t>evidence</w:t>
+      </w:r>
+      <w:r>
+        <w:rPr>
+          <w:b w:val="0"/>
+        </w:rPr>
+        <w:t>. Do not explain more than the picture and information support.</w:t>
       </w:r>
     </w:p>
     <w:p>
@@ -313,18 +570,82 @@
       </w:r>
     </w:p>
     <w:p>
-      <w:r>
+      <w:pPr>
+        <w:pStyle w:val="Heading3"/>
+      </w:pPr>
+      <w:r>
+        <w:t>Start with this puzzle</w:t>
+      </w:r>
+    </w:p>
+    <w:p>
+      <w:pPr>
+        <w:spacing w:line="336" w:lineRule="auto" w:after="180"/>
+        <w:shd w:fill="F1F6FC"/>
+      </w:pPr>
+      <w:r>
+        <w:rPr>
+          <w:b w:val="0"/>
+        </w:rPr>
         <w:t>MYSTERY</w:t>
       </w:r>
     </w:p>
     <w:p>
-      <w:r>
-        <w:t>The learners must use permissions and human review to solve a problem. What information do they have? What decision or calculation do they make? What would count as evidence that it worked?</w:t>
-      </w:r>
-    </w:p>
-    <w:p>
-      <w:r>
-        <w:t>Three observations (what you can point to):</w:t>
+      <w:pPr>
+        <w:spacing w:line="336" w:lineRule="auto" w:after="180"/>
+        <w:shd w:fill="F5F1FB"/>
+      </w:pPr>
+      <w:r>
+        <w:rPr>
+          <w:b w:val="0"/>
+        </w:rPr>
+        <w:t xml:space="preserve">The learners must use </w:t>
+      </w:r>
+      <w:r>
+        <w:rPr>
+          <w:b/>
+        </w:rPr>
+        <w:t>permission</w:t>
+      </w:r>
+      <w:r>
+        <w:rPr>
+          <w:b w:val="0"/>
+        </w:rPr>
+        <w:t xml:space="preserve">s and human review to solve a problem. What information do they have? What decision or calculation do they make? What would count as </w:t>
+      </w:r>
+      <w:r>
+        <w:rPr>
+          <w:b/>
+        </w:rPr>
+        <w:t>evidence</w:t>
+      </w:r>
+      <w:r>
+        <w:rPr>
+          <w:b w:val="0"/>
+        </w:rPr>
+        <w:t xml:space="preserve"> that it worked?</w:t>
+      </w:r>
+    </w:p>
+    <w:p>
+      <w:pPr>
+        <w:spacing w:line="336" w:lineRule="auto" w:after="180"/>
+      </w:pPr>
+      <w:r>
+        <w:rPr>
+          <w:b w:val="0"/>
+        </w:rPr>
+        <w:t xml:space="preserve">Three </w:t>
+      </w:r>
+      <w:r>
+        <w:rPr>
+          <w:b/>
+        </w:rPr>
+        <w:t>observation</w:t>
+      </w:r>
+      <w:r>
+        <w:rPr>
+          <w:b w:val="0"/>
+        </w:rPr>
+        <w:t>s (what you can point to):</w:t>
       </w:r>
     </w:p>
     <w:p>
@@ -361,8 +682,26 @@
       </w:r>
     </w:p>
     <w:p>
-      <w:r>
-        <w:t>My prediction and the clue supporting it:</w:t>
+      <w:pPr>
+        <w:spacing w:line="336" w:lineRule="auto" w:after="180"/>
+      </w:pPr>
+      <w:r>
+        <w:rPr>
+          <w:b w:val="0"/>
+        </w:rPr>
+        <w:t xml:space="preserve">My </w:t>
+      </w:r>
+      <w:r>
+        <w:rPr>
+          <w:b/>
+        </w:rPr>
+        <w:t>prediction</w:t>
+      </w:r>
+      <w:r>
+        <w:rPr>
+          <w:b w:val="0"/>
+        </w:rPr>
+        <w:t xml:space="preserve"> and the clue supporting it:</w:t>
       </w:r>
     </w:p>
     <w:p>
@@ -407,13 +746,42 @@
       </w:r>
     </w:p>
     <w:p>
-      <w:r>
-        <w:t>Least privilege grants only capabilities required by the task. Tool access should include resource and operation scope, not merely a broad tool name.</w:t>
-      </w:r>
-    </w:p>
-    <w:p>
-      <w:r>
-        <w:t>Begin by writing the question the procedure is intended to answer. Identify the information already supplied, the information it will produce and the information still missing. These are constructed classroom examples; they do not require live accounts, private records or an external service. Do not treat a plausible explanation as a measured outcome.</w:t>
+      <w:pPr>
+        <w:spacing w:line="336" w:lineRule="auto" w:after="180"/>
+      </w:pPr>
+      <w:r>
+        <w:rPr>
+          <w:b/>
+        </w:rPr>
+        <w:t>Least privilege</w:t>
+      </w:r>
+      <w:r>
+        <w:rPr>
+          <w:b w:val="0"/>
+        </w:rPr>
+        <w:t xml:space="preserve"> grants only capabilities required by the task. Tool access should include resource and operation scope, not merely a broad tool name.</w:t>
+      </w:r>
+    </w:p>
+    <w:p>
+      <w:pPr>
+        <w:spacing w:line="336" w:lineRule="auto" w:after="180"/>
+      </w:pPr>
+      <w:r>
+        <w:rPr>
+          <w:b w:val="0"/>
+        </w:rPr>
+        <w:t>Begin by writing the question the procedure is intended to answer. Identify the information already supplied, the information it will produce and the information still missing.</w:t>
+      </w:r>
+    </w:p>
+    <w:p>
+      <w:pPr>
+        <w:spacing w:line="336" w:lineRule="auto" w:after="180"/>
+      </w:pPr>
+      <w:r>
+        <w:rPr>
+          <w:b w:val="0"/>
+        </w:rPr>
+        <w:t>These are constructed classroom examples; they do not require live accounts, private records or an external service. Do not treat a plausible explanation as a measured outcome.</w:t>
       </w:r>
     </w:p>
     <w:p>
@@ -425,8 +793,37 @@
       </w:r>
     </w:p>
     <w:p>
-      <w:r>
-        <w:t>A fictional class activity dashboard needs category counts, not names or personal messages. Design its data and role permissions before collection. This exercise uses invented data and policy cards; do not change the Academy's actual authentication settings.</w:t>
+      <w:pPr>
+        <w:spacing w:line="336" w:lineRule="auto" w:after="180"/>
+      </w:pPr>
+      <w:r>
+        <w:rPr>
+          <w:b w:val="0"/>
+        </w:rPr>
+        <w:t xml:space="preserve">A fictional class activity dashboard needs category counts, not names or personal messages. Design its data and role </w:t>
+      </w:r>
+      <w:r>
+        <w:rPr>
+          <w:b/>
+        </w:rPr>
+        <w:t>permission</w:t>
+      </w:r>
+      <w:r>
+        <w:rPr>
+          <w:b w:val="0"/>
+        </w:rPr>
+        <w:t>s before collection.</w:t>
+      </w:r>
+    </w:p>
+    <w:p>
+      <w:pPr>
+        <w:spacing w:line="336" w:lineRule="auto" w:after="180"/>
+      </w:pPr>
+      <w:r>
+        <w:rPr>
+          <w:b w:val="0"/>
+        </w:rPr>
+        <w:t>This exercise uses invented data and policy cards; do not change the Academy's actual authentication settings.</w:t>
       </w:r>
     </w:p>
     <w:p>
@@ -439,16 +836,69 @@
     </w:p>
     <w:p>
       <w:r>
-        <w:t>VISUAL MECHANISM</w:t>
-      </w:r>
-    </w:p>
-    <w:p>
-      <w:r>
-        <w:t>Input → Process → Output</w:t>
-      </w:r>
-    </w:p>
-    <w:p>
-      <w:r>
+        <w:t>Follow the mechanism for Permissions and Human Review. Connect each labelled input, deciding step and result.</w:t>
+      </w:r>
+    </w:p>
+    <w:p>
+      <w:pPr>
+        <w:spacing w:line="336" w:lineRule="auto" w:after="180"/>
+      </w:pPr>
+      <w:r>
+        <w:rPr>
+          <w:b/>
+        </w:rPr>
+        <w:t xml:space="preserve">VISUAL </w:t>
+      </w:r>
+      <w:r>
+        <w:rPr>
+          <w:b/>
+        </w:rPr>
+        <w:t>MECHANISM</w:t>
+      </w:r>
+    </w:p>
+    <w:p>
+      <w:pPr>
+        <w:spacing w:line="336" w:lineRule="auto" w:after="180"/>
+      </w:pPr>
+      <w:r>
+        <w:rPr>
+          <w:b/>
+        </w:rPr>
+        <w:t>Input</w:t>
+      </w:r>
+      <w:r>
+        <w:rPr>
+          <w:b w:val="0"/>
+        </w:rPr>
+        <w:t xml:space="preserve"> → </w:t>
+      </w:r>
+      <w:r>
+        <w:rPr>
+          <w:b/>
+        </w:rPr>
+        <w:t>Process</w:t>
+      </w:r>
+      <w:r>
+        <w:rPr>
+          <w:b w:val="0"/>
+        </w:rPr>
+        <w:t xml:space="preserve"> → </w:t>
+      </w:r>
+      <w:r>
+        <w:rPr>
+          <w:b/>
+        </w:rPr>
+        <w:t>Output</w:t>
+      </w:r>
+    </w:p>
+    <w:p>
+      <w:pPr>
+        <w:spacing w:line="336" w:lineRule="auto" w:after="180"/>
+      </w:pPr>
+      <w:r>
+        <w:rPr>
+          <w:b w:val="0"/>
+        </w:rPr>
         <w:t>Trace the information. At each stage, ask what changed and how you could test it.</w:t>
       </w:r>
     </w:p>
@@ -489,7 +939,13 @@
       </w:r>
     </w:p>
     <w:p>
-      <w:r>
+      <w:pPr>
+        <w:spacing w:line="336" w:lineRule="auto" w:after="180"/>
+      </w:pPr>
+      <w:r>
+        <w:rPr>
+          <w:b w:val="0"/>
+        </w:rPr>
         <w:t>↓</w:t>
       </w:r>
     </w:p>
@@ -530,7 +986,13 @@
       </w:r>
     </w:p>
     <w:p>
-      <w:r>
+      <w:pPr>
+        <w:spacing w:line="336" w:lineRule="auto" w:after="180"/>
+      </w:pPr>
+      <w:r>
+        <w:rPr>
+          <w:b w:val="0"/>
+        </w:rPr>
         <w:t>↓</w:t>
       </w:r>
     </w:p>
@@ -571,7 +1033,13 @@
       </w:r>
     </w:p>
     <w:p>
-      <w:r>
+      <w:pPr>
+        <w:spacing w:line="336" w:lineRule="auto" w:after="180"/>
+      </w:pPr>
+      <w:r>
+        <w:rPr>
+          <w:b w:val="0"/>
+        </w:rPr>
         <w:t>Which stage could fail even when the other two are correct? Explain:</w:t>
       </w:r>
     </w:p>
@@ -617,7 +1085,13 @@
       </w:r>
     </w:p>
     <w:p>
-      <w:r>
+      <w:pPr>
+        <w:spacing w:line="336" w:lineRule="auto" w:after="180"/>
+      </w:pPr>
+      <w:r>
+        <w:rPr>
+          <w:b w:val="0"/>
+        </w:rPr>
         <w:t>A reporting assistant may lookup public rooms but may not write records, send messages or read teacher notes. Check actor, operation and resource before executing a proposed call.</w:t>
       </w:r>
     </w:p>
@@ -714,8 +1188,49 @@
       </w:r>
     </w:p>
     <w:p>
-      <w:r>
-        <w:t>Before applying the procedure, write its units, denominator or decision boundary where relevant. A partner should be able to repeat each step using the same inputs. If a required input is absent or violates the stated contract, record that condition explicitly instead of quietly replacing it with a convenient value.</w:t>
+      <w:pPr>
+        <w:spacing w:line="336" w:lineRule="auto" w:after="180"/>
+      </w:pPr>
+      <w:r>
+        <w:rPr>
+          <w:b w:val="0"/>
+        </w:rPr>
+        <w:t xml:space="preserve">Before applying the procedure, write its units, denominator or decision boundary where relevant. A partner should be able to repeat each step using the same </w:t>
+      </w:r>
+      <w:r>
+        <w:rPr>
+          <w:b/>
+        </w:rPr>
+        <w:t>input</w:t>
+      </w:r>
+      <w:r>
+        <w:rPr>
+          <w:b w:val="0"/>
+        </w:rPr>
+        <w:t>s.</w:t>
+      </w:r>
+    </w:p>
+    <w:p>
+      <w:pPr>
+        <w:spacing w:line="336" w:lineRule="auto" w:after="180"/>
+      </w:pPr>
+      <w:r>
+        <w:rPr>
+          <w:b w:val="0"/>
+        </w:rPr>
+        <w:t xml:space="preserve">If a required </w:t>
+      </w:r>
+      <w:r>
+        <w:rPr>
+          <w:b/>
+        </w:rPr>
+        <w:t>input</w:t>
+      </w:r>
+      <w:r>
+        <w:rPr>
+          <w:b w:val="0"/>
+        </w:rPr>
+        <w:t xml:space="preserve"> is absent or violates the stated contract, record that condition explicitly instead of quietly replacing it with a convenient value.</w:t>
       </w:r>
     </w:p>
     <w:p>
@@ -905,8 +1420,49 @@
       </w:r>
     </w:p>
     <w:p>
-      <w:r>
-        <w:t>The toy code prints True, False, False. It models a permission decision, not a complete security system. A real server must verify identity and enforce authorization on every protected request; hiding a button in a page is insufficient.</w:t>
+      <w:pPr>
+        <w:spacing w:line="336" w:lineRule="auto" w:after="180"/>
+      </w:pPr>
+      <w:r>
+        <w:rPr>
+          <w:b w:val="0"/>
+        </w:rPr>
+        <w:t xml:space="preserve">The toy code prints True, False, False. It models a </w:t>
+      </w:r>
+      <w:r>
+        <w:rPr>
+          <w:b/>
+        </w:rPr>
+        <w:t>permission</w:t>
+      </w:r>
+      <w:r>
+        <w:rPr>
+          <w:b w:val="0"/>
+        </w:rPr>
+        <w:t xml:space="preserve"> decision, not a complete security system.</w:t>
+      </w:r>
+    </w:p>
+    <w:p>
+      <w:pPr>
+        <w:spacing w:line="336" w:lineRule="auto" w:after="180"/>
+      </w:pPr>
+      <w:r>
+        <w:rPr>
+          <w:b w:val="0"/>
+        </w:rPr>
+        <w:t xml:space="preserve">A real server must verify identity and enforce </w:t>
+      </w:r>
+      <w:r>
+        <w:rPr>
+          <w:b/>
+        </w:rPr>
+        <w:t>authorization</w:t>
+      </w:r>
+      <w:r>
+        <w:rPr>
+          <w:b w:val="0"/>
+        </w:rPr>
+        <w:t xml:space="preserve"> on every protected request; hiding a button in a page is insufficient.</w:t>
       </w:r>
     </w:p>
     <w:p>
@@ -918,8 +1474,54 @@
       </w:r>
     </w:p>
     <w:p>
-      <w:r>
-        <w:t>Least privilege means giving each role only the actions needed for its purpose. Read the policy as a table: students may read the approved summary, while teachers may also read the necessary review. An unknown role gets no listed action. The small function checks this table; it does not establish who a visitor is. In a real application, the server must verify the session and apply the permission check whenever protected data is requested.</w:t>
+      <w:pPr>
+        <w:spacing w:line="336" w:lineRule="auto" w:after="180"/>
+      </w:pPr>
+      <w:r>
+        <w:rPr>
+          <w:b/>
+        </w:rPr>
+        <w:t>Least privilege</w:t>
+      </w:r>
+      <w:r>
+        <w:rPr>
+          <w:b w:val="0"/>
+        </w:rPr>
+        <w:t xml:space="preserve"> means giving each role only the actions needed for its purpose. Read the policy as a table: students may read the approved summary, while teachers may also read the necessary review.</w:t>
+      </w:r>
+    </w:p>
+    <w:p>
+      <w:pPr>
+        <w:spacing w:line="336" w:lineRule="auto" w:after="180"/>
+      </w:pPr>
+      <w:r>
+        <w:rPr>
+          <w:b w:val="0"/>
+        </w:rPr>
+        <w:t>An unknown role gets no listed action. The small function checks this table; it does not establish who a visitor is.</w:t>
+      </w:r>
+    </w:p>
+    <w:p>
+      <w:pPr>
+        <w:spacing w:line="336" w:lineRule="auto" w:after="180"/>
+      </w:pPr>
+      <w:r>
+        <w:rPr>
+          <w:b w:val="0"/>
+        </w:rPr>
+        <w:t xml:space="preserve">In a real application, the server must verify the session and apply the </w:t>
+      </w:r>
+      <w:r>
+        <w:rPr>
+          <w:b/>
+        </w:rPr>
+        <w:t>permission</w:t>
+      </w:r>
+      <w:r>
+        <w:rPr>
+          <w:b w:val="0"/>
+        </w:rPr>
+        <w:t xml:space="preserve"> check whenever protected data is requested.</w:t>
       </w:r>
     </w:p>
     <w:p>
@@ -931,8 +1533,26 @@
       </w:r>
     </w:p>
     <w:p>
-      <w:r>
-        <w:t>Point to the input, the deciding step and the result in this week’s visual. Explain the same step in ordinary words. A picture helps when you can say what each part represents.</w:t>
+      <w:pPr>
+        <w:spacing w:line="336" w:lineRule="auto" w:after="180"/>
+      </w:pPr>
+      <w:r>
+        <w:rPr>
+          <w:b w:val="0"/>
+        </w:rPr>
+        <w:t xml:space="preserve">Point to the </w:t>
+      </w:r>
+      <w:r>
+        <w:rPr>
+          <w:b/>
+        </w:rPr>
+        <w:t>input</w:t>
+      </w:r>
+      <w:r>
+        <w:rPr>
+          <w:b w:val="0"/>
+        </w:rPr>
+        <w:t>, the deciding step and the result in this week’s visual. Explain the same step in ordinary words. A picture helps when you can say what each part represents.</w:t>
       </w:r>
     </w:p>
     <w:p>
@@ -945,16 +1565,54 @@
     </w:p>
     <w:p>
       <w:r>
+        <w:t>Compare the supplied cases for Permissions and Human Review. Identify the detail that changes the conclusion.</w:t>
+      </w:r>
+    </w:p>
+    <w:p>
+      <w:pPr>
+        <w:pStyle w:val="Heading3"/>
+      </w:pPr>
+      <w:r>
+        <w:t>The case to investigate</w:t>
+      </w:r>
+    </w:p>
+    <w:p>
+      <w:pPr>
+        <w:spacing w:line="336" w:lineRule="auto" w:after="180"/>
+        <w:shd w:fill="F1F6FC"/>
+      </w:pPr>
+      <w:r>
+        <w:rPr>
+          <w:b w:val="0"/>
+        </w:rPr>
         <w:t>CASE GALLERY</w:t>
       </w:r>
     </w:p>
     <w:p>
-      <w:r>
-        <w:t>Four Tests, Four Kinds of Evidence</w:t>
-      </w:r>
-    </w:p>
-    <w:p>
-      <w:r>
+      <w:pPr>
+        <w:spacing w:line="336" w:lineRule="auto" w:after="180"/>
+      </w:pPr>
+      <w:r>
+        <w:rPr>
+          <w:b w:val="0"/>
+        </w:rPr>
+        <w:t xml:space="preserve">Four Tests, Four Kinds of </w:t>
+      </w:r>
+      <w:r>
+        <w:rPr>
+          <w:b/>
+        </w:rPr>
+        <w:t>Evidence</w:t>
+      </w:r>
+    </w:p>
+    <w:p>
+      <w:pPr>
+        <w:spacing w:line="336" w:lineRule="auto" w:after="180"/>
+      </w:pPr>
+      <w:r>
+        <w:rPr>
+          <w:b w:val="0"/>
+        </w:rPr>
         <w:t>A system is not understood until it survives more than one comfortable example.</w:t>
       </w:r>
     </w:p>
@@ -1031,8 +1689,47 @@
       </w:r>
     </w:p>
     <w:p>
-      <w:r>
-        <w:t>NORMAL CASE: predict and name evidence.     BOUNDARY CASE: predict and name evidence.</w:t>
+      <w:pPr>
+        <w:pStyle w:val="Heading3"/>
+      </w:pPr>
+      <w:r>
+        <w:t>The normal case</w:t>
+      </w:r>
+    </w:p>
+    <w:p>
+      <w:pPr>
+        <w:spacing w:line="336" w:lineRule="auto" w:after="180"/>
+        <w:shd w:fill="F1F6FC"/>
+      </w:pPr>
+      <w:r>
+        <w:rPr>
+          <w:b w:val="0"/>
+        </w:rPr>
+        <w:t xml:space="preserve">NORMAL CASE: predict and name </w:t>
+      </w:r>
+      <w:r>
+        <w:rPr>
+          <w:b/>
+        </w:rPr>
+        <w:t>evidence</w:t>
+      </w:r>
+      <w:r>
+        <w:rPr>
+          <w:b w:val="0"/>
+        </w:rPr>
+        <w:t xml:space="preserve">.     BOUNDARY CASE: predict and name </w:t>
+      </w:r>
+      <w:r>
+        <w:rPr>
+          <w:b/>
+        </w:rPr>
+        <w:t>evidence</w:t>
+      </w:r>
+      <w:r>
+        <w:rPr>
+          <w:b w:val="0"/>
+        </w:rPr>
+        <w:t>.</w:t>
       </w:r>
     </w:p>
     <w:p>
@@ -1108,12 +1805,58 @@
       </w:r>
     </w:p>
     <w:p>
-      <w:r>
-        <w:t>MISSING INFORMATION: predict and name evidence.     TRANSFER CASE: predict and name evidence.</w:t>
-      </w:r>
-    </w:p>
-    <w:p>
-      <w:r>
+      <w:pPr>
+        <w:pStyle w:val="Heading3"/>
+      </w:pPr>
+      <w:r>
+        <w:t>Check missing information</w:t>
+      </w:r>
+    </w:p>
+    <w:p>
+      <w:pPr>
+        <w:spacing w:line="336" w:lineRule="auto" w:after="180"/>
+        <w:shd w:fill="FFF5E6"/>
+      </w:pPr>
+      <w:r>
+        <w:rPr>
+          <w:b w:val="0"/>
+        </w:rPr>
+        <w:t xml:space="preserve">MISSING INFORMATION: predict and name </w:t>
+      </w:r>
+      <w:r>
+        <w:rPr>
+          <w:b/>
+        </w:rPr>
+        <w:t>evidence</w:t>
+      </w:r>
+      <w:r>
+        <w:rPr>
+          <w:b w:val="0"/>
+        </w:rPr>
+        <w:t xml:space="preserve">.     TRANSFER CASE: predict and name </w:t>
+      </w:r>
+      <w:r>
+        <w:rPr>
+          <w:b/>
+        </w:rPr>
+        <w:t>evidence</w:t>
+      </w:r>
+      <w:r>
+        <w:rPr>
+          <w:b w:val="0"/>
+        </w:rPr>
+        <w:t>.</w:t>
+      </w:r>
+    </w:p>
+    <w:p>
+      <w:pPr>
+        <w:spacing w:line="336" w:lineRule="auto" w:after="180"/>
+        <w:shd w:fill="F5F1FB"/>
+      </w:pPr>
+      <w:r>
+        <w:rPr>
+          <w:b w:val="0"/>
+        </w:rPr>
         <w:t>Which case is most likely to reveal a hidden assumption? Why?</w:t>
       </w:r>
     </w:p>
@@ -1159,17 +1902,68 @@
       </w:r>
     </w:p>
     <w:p>
-      <w:r>
+      <w:pPr>
+        <w:pStyle w:val="Heading3"/>
+      </w:pPr>
+      <w:r>
+        <w:t>Change one thing</w:t>
+      </w:r>
+    </w:p>
+    <w:p>
+      <w:pPr>
+        <w:spacing w:line="336" w:lineRule="auto" w:after="180"/>
+        <w:shd w:fill="F5F1FB"/>
+      </w:pPr>
+      <w:r>
+        <w:rPr>
+          <w:b w:val="0"/>
+        </w:rPr>
         <w:t>Change: The helper says it needs write R5 to correct an apparent typo.</w:t>
       </w:r>
     </w:p>
     <w:p>
-      <w:r>
-        <w:t>Prediction: The write remains denied under the existing token.</w:t>
-      </w:r>
-    </w:p>
-    <w:p>
-      <w:r>
+      <w:pPr>
+        <w:pStyle w:val="Heading3"/>
+      </w:pPr>
+      <w:r>
+        <w:t>Predicted result</w:t>
+      </w:r>
+    </w:p>
+    <w:p>
+      <w:pPr>
+        <w:spacing w:line="336" w:lineRule="auto" w:after="180"/>
+        <w:shd w:fill="F1F6FC"/>
+      </w:pPr>
+      <w:r>
+        <w:rPr>
+          <w:b/>
+        </w:rPr>
+        <w:t>Prediction</w:t>
+      </w:r>
+      <w:r>
+        <w:rPr>
+          <w:b w:val="0"/>
+        </w:rPr>
+        <w:t>: The write remains denied under the existing token.</w:t>
+      </w:r>
+    </w:p>
+    <w:p>
+      <w:pPr>
+        <w:pStyle w:val="Heading3"/>
+      </w:pPr>
+      <w:r>
+        <w:t>Why the result follows</w:t>
+      </w:r>
+    </w:p>
+    <w:p>
+      <w:pPr>
+        <w:spacing w:line="336" w:lineRule="auto" w:after="180"/>
+        <w:shd w:fill="F1F6FC"/>
+      </w:pPr>
+      <w:r>
+        <w:rPr>
+          <w:b w:val="0"/>
+        </w:rPr>
         <w:t>Reason: A useful purpose does not create an authorised operation; an authorised owner must review any scope change.</w:t>
       </w:r>
     </w:p>
@@ -1183,16 +1977,39 @@
     </w:p>
     <w:p>
       <w:r>
+        <w:t>Use the vocabulary of Permissions and Human Review to explain a concrete decision, rather than only memorising definitions.</w:t>
+      </w:r>
+    </w:p>
+    <w:p>
+      <w:pPr>
+        <w:spacing w:line="336" w:lineRule="auto" w:after="180"/>
+      </w:pPr>
+      <w:r>
+        <w:rPr>
+          <w:b/>
+        </w:rPr>
         <w:t>VOCABULARY LAB</w:t>
       </w:r>
     </w:p>
     <w:p>
-      <w:r>
+      <w:pPr>
+        <w:spacing w:line="336" w:lineRule="auto" w:after="180"/>
+      </w:pPr>
+      <w:r>
+        <w:rPr>
+          <w:b w:val="0"/>
+        </w:rPr>
         <w:t>Words You Can Use to Reason</w:t>
       </w:r>
     </w:p>
     <w:p>
-      <w:r>
+      <w:pPr>
+        <w:spacing w:line="336" w:lineRule="auto" w:after="180"/>
+      </w:pPr>
+      <w:r>
+        <w:rPr>
+          <w:b w:val="0"/>
+        </w:rPr>
         <w:t>A definition matters when you can recognize the idea, use it, and contrast it with a near-miss.</w:t>
       </w:r>
     </w:p>
@@ -1737,17 +2554,58 @@
     </w:p>
     <w:p>
       <w:r>
-        <w:t>WORKED EVIDENCE</w:t>
-      </w:r>
-    </w:p>
-    <w:p>
-      <w:r>
+        <w:t>Follow the worked trace for Permissions and Human Review, predict a step, then compare with its explanation.</w:t>
+      </w:r>
+    </w:p>
+    <w:p>
+      <w:pPr>
+        <w:spacing w:line="336" w:lineRule="auto" w:after="180"/>
+      </w:pPr>
+      <w:r>
+        <w:rPr>
+          <w:b/>
+        </w:rPr>
+        <w:t xml:space="preserve">WORKED </w:t>
+      </w:r>
+      <w:r>
+        <w:rPr>
+          <w:b/>
+        </w:rPr>
+        <w:t>EVIDENCE</w:t>
+      </w:r>
+    </w:p>
+    <w:p>
+      <w:pPr>
+        <w:spacing w:line="336" w:lineRule="auto" w:after="180"/>
+      </w:pPr>
+      <w:r>
+        <w:rPr>
+          <w:b w:val="0"/>
+        </w:rPr>
         <w:t>Reason Step by Step</w:t>
       </w:r>
     </w:p>
     <w:p>
-      <w:r>
-        <w:t>Predict first. Then check each step. A correct answer without visible reasoning is incomplete evidence.</w:t>
+      <w:pPr>
+        <w:spacing w:line="336" w:lineRule="auto" w:after="180"/>
+      </w:pPr>
+      <w:r>
+        <w:rPr>
+          <w:b w:val="0"/>
+        </w:rPr>
+        <w:t xml:space="preserve">Predict first. Then check each step. A correct answer without visible reasoning is incomplete </w:t>
+      </w:r>
+      <w:r>
+        <w:rPr>
+          <w:b/>
+        </w:rPr>
+        <w:t>evidence</w:t>
+      </w:r>
+      <w:r>
+        <w:rPr>
+          <w:b w:val="0"/>
+        </w:rPr>
+        <w:t>.</w:t>
       </w:r>
     </w:p>
     <w:p>
@@ -1787,27 +2645,85 @@
       </w:r>
     </w:p>
     <w:p>
-      <w:r>
-        <w:t>1. Low consequence: suggest three destinations.</w:t>
-      </w:r>
-    </w:p>
-    <w:p>
-      <w:r>
-        <w:t>2. Higher consequence: contact families, spend money, or submit forms.</w:t>
-      </w:r>
-    </w:p>
-    <w:p>
-      <w:r>
+      <w:pPr>
+        <w:spacing w:line="336" w:lineRule="auto" w:after="180"/>
+        <w:shd w:fill="F4F9FC"/>
+      </w:pPr>
+      <w:r>
+        <w:rPr>
+          <w:b w:val="0"/>
+        </w:rPr>
+        <w:t xml:space="preserve">1. Low </w:t>
+      </w:r>
+      <w:r>
+        <w:rPr>
+          <w:b/>
+        </w:rPr>
+        <w:t>consequence</w:t>
+      </w:r>
+      <w:r>
+        <w:rPr>
+          <w:b w:val="0"/>
+        </w:rPr>
+        <w:t>: suggest three destinations.</w:t>
+      </w:r>
+    </w:p>
+    <w:p>
+      <w:pPr>
+        <w:spacing w:line="336" w:lineRule="auto" w:after="180"/>
+        <w:shd w:fill="F4F9FC"/>
+      </w:pPr>
+      <w:r>
+        <w:rPr>
+          <w:b w:val="0"/>
+        </w:rPr>
+        <w:t xml:space="preserve">2. Higher </w:t>
+      </w:r>
+      <w:r>
+        <w:rPr>
+          <w:b/>
+        </w:rPr>
+        <w:t>consequence</w:t>
+      </w:r>
+      <w:r>
+        <w:rPr>
+          <w:b w:val="0"/>
+        </w:rPr>
+        <w:t>: contact families, spend money, or submit forms.</w:t>
+      </w:r>
+    </w:p>
+    <w:p>
+      <w:pPr>
+        <w:spacing w:line="336" w:lineRule="auto" w:after="180"/>
+        <w:shd w:fill="F4F9FC"/>
+      </w:pPr>
+      <w:r>
+        <w:rPr>
+          <w:b w:val="0"/>
+        </w:rPr>
         <w:t>3. The system drafts; an authorized adult reviews and decides.</w:t>
       </w:r>
     </w:p>
     <w:p>
-      <w:r>
+      <w:pPr>
+        <w:spacing w:line="336" w:lineRule="auto" w:after="180"/>
+        <w:shd w:fill="F4F9FC"/>
+      </w:pPr>
+      <w:r>
+        <w:rPr>
+          <w:b w:val="0"/>
+        </w:rPr>
         <w:t>4. Log what was approved, rejected, or changed, then stop after the approved scope.</w:t>
       </w:r>
     </w:p>
     <w:p>
-      <w:r>
+      <w:pPr>
+        <w:spacing w:line="336" w:lineRule="auto" w:after="180"/>
+      </w:pPr>
+      <w:r>
+        <w:rPr>
+          <w:b w:val="0"/>
+        </w:rPr>
         <w:t>Recalculate, retrace, or restate the reasoning in your own representation:</w:t>
       </w:r>
     </w:p>
@@ -1845,8 +2761,27 @@
       </w:r>
     </w:p>
     <w:p>
-      <w:r>
-        <w:t>CHECK  Did the evidence answer the exact question? Did the total, path, or source record stay consistent?</w:t>
+      <w:pPr>
+        <w:spacing w:line="336" w:lineRule="auto" w:after="180"/>
+        <w:shd w:fill="F5F1FB"/>
+      </w:pPr>
+      <w:r>
+        <w:rPr>
+          <w:b w:val="0"/>
+        </w:rPr>
+        <w:t xml:space="preserve">CHECK  Did the </w:t>
+      </w:r>
+      <w:r>
+        <w:rPr>
+          <w:b/>
+        </w:rPr>
+        <w:t>evidence</w:t>
+      </w:r>
+      <w:r>
+        <w:rPr>
+          <w:b w:val="0"/>
+        </w:rPr>
+        <w:t xml:space="preserve"> answer the exact question? Did the total, path, or source record stay consistent?</w:t>
       </w:r>
     </w:p>
     <w:p>
@@ -1858,25 +2793,100 @@
       </w:r>
     </w:p>
     <w:p>
-      <w:r>
+      <w:pPr>
+        <w:spacing w:line="336" w:lineRule="auto" w:after="180"/>
+      </w:pPr>
+      <w:r>
+        <w:rPr>
+          <w:b w:val="0"/>
+        </w:rPr>
         <w:t>Tool token permits lookup(public-room). A proposed call writes teacher notes.</w:t>
       </w:r>
     </w:p>
     <w:p>
-      <w:r>
+      <w:pPr>
+        <w:spacing w:line="336" w:lineRule="auto" w:after="180"/>
+      </w:pPr>
+      <w:r>
+        <w:rPr>
+          <w:b w:val="0"/>
+        </w:rPr>
         <w:t>Both operation and resource exceed scope; deny before execution, regardless of generated confidence.</w:t>
       </w:r>
     </w:p>
     <w:p>
-      <w:r>
-        <w:t>Compare the intermediate evidence with the final statement. Explain why each number or decision follows from the stated inputs. The conclusion belongs to this scenario and procedure; changing the inputs, evaluation population or authority can change what it establishes. Retain the raw record so a later revision can be compared honestly.</w:t>
-      </w:r>
-    </w:p>
-    <w:p>
       <w:pPr>
         <w:pStyle w:val="Heading3"/>
       </w:pPr>
       <w:r>
+        <w:t>Worked explanation · Permissions and Human Review</w:t>
+      </w:r>
+    </w:p>
+    <w:p>
+      <w:pPr>
+        <w:spacing w:line="336" w:lineRule="auto" w:after="180"/>
+        <w:shd w:fill="F1F6FC"/>
+      </w:pPr>
+      <w:r>
+        <w:rPr>
+          <w:b w:val="0"/>
+        </w:rPr>
+        <w:t xml:space="preserve">Compare the intermediate </w:t>
+      </w:r>
+      <w:r>
+        <w:rPr>
+          <w:b/>
+        </w:rPr>
+        <w:t>evidence</w:t>
+      </w:r>
+      <w:r>
+        <w:rPr>
+          <w:b w:val="0"/>
+        </w:rPr>
+        <w:t xml:space="preserve"> with the final statement. Explain why each number or decision follows from the stated </w:t>
+      </w:r>
+      <w:r>
+        <w:rPr>
+          <w:b/>
+        </w:rPr>
+        <w:t>input</w:t>
+      </w:r>
+      <w:r>
+        <w:rPr>
+          <w:b w:val="0"/>
+        </w:rPr>
+        <w:t>s.</w:t>
+      </w:r>
+    </w:p>
+    <w:p>
+      <w:pPr>
+        <w:spacing w:line="336" w:lineRule="auto" w:after="180"/>
+        <w:shd w:fill="F1F6FC"/>
+      </w:pPr>
+      <w:r>
+        <w:rPr>
+          <w:b w:val="0"/>
+        </w:rPr>
+        <w:t xml:space="preserve">The conclusion belongs to this scenario and procedure; changing the </w:t>
+      </w:r>
+      <w:r>
+        <w:rPr>
+          <w:b/>
+        </w:rPr>
+        <w:t>input</w:t>
+      </w:r>
+      <w:r>
+        <w:rPr>
+          <w:b w:val="0"/>
+        </w:rPr>
+        <w:t>s, evaluation population or authority can change what it establishes. Retain the raw record so a later revision can be compared honestly.</w:t>
+      </w:r>
+    </w:p>
+    <w:p>
+      <w:pPr>
+        <w:pStyle w:val="Heading3"/>
+      </w:pPr>
+      <w:r>
         <w:t>Apply the connected idea: Privacy and least privilege</w:t>
       </w:r>
     </w:p>
@@ -1927,7 +2937,13 @@
       </w:r>
     </w:p>
     <w:p>
-      <w:r>
+      <w:pPr>
+        <w:spacing w:line="336" w:lineRule="auto" w:after="180"/>
+      </w:pPr>
+      <w:r>
+        <w:rPr>
+          <w:b w:val="0"/>
+        </w:rPr>
         <w:t>Cover the result before checking it. Say what is given, choose the procedure, and follow one step at a time. Then uncover the result and explain your first mismatch. Ask why a step is allowed, not only what number it produces.</w:t>
       </w:r>
     </w:p>
@@ -1940,7 +2956,13 @@
       </w:r>
     </w:p>
     <w:p>
-      <w:r>
+      <w:pPr>
+        <w:spacing w:line="336" w:lineRule="auto" w:after="180"/>
+      </w:pPr>
+      <w:r>
+        <w:rPr>
+          <w:b w:val="0"/>
+        </w:rPr>
         <w:t>A fictional catalogue helper receives a narrowly scoped tool token.</w:t>
       </w:r>
     </w:p>
@@ -1953,12 +2975,54 @@
       </w:r>
     </w:p>
     <w:p>
-      <w:r>
-        <w:t>Token allows read on catalogue records R2 and R5 only. No write permission is granted.</w:t>
-      </w:r>
-    </w:p>
-    <w:p>
-      <w:r>
+      <w:pPr>
+        <w:pStyle w:val="Heading3"/>
+      </w:pPr>
+      <w:r>
+        <w:t>Supplied facts</w:t>
+      </w:r>
+    </w:p>
+    <w:p>
+      <w:pPr>
+        <w:spacing w:line="336" w:lineRule="auto" w:after="180"/>
+        <w:shd w:fill="F1F6FC"/>
+      </w:pPr>
+      <w:r>
+        <w:rPr>
+          <w:b w:val="0"/>
+        </w:rPr>
+        <w:t xml:space="preserve">Token allows read on catalogue records R2 and R5 only. No write </w:t>
+      </w:r>
+      <w:r>
+        <w:rPr>
+          <w:b/>
+        </w:rPr>
+        <w:t>permission</w:t>
+      </w:r>
+      <w:r>
+        <w:rPr>
+          <w:b w:val="0"/>
+        </w:rPr>
+        <w:t xml:space="preserve"> is granted.</w:t>
+      </w:r>
+    </w:p>
+    <w:p>
+      <w:pPr>
+        <w:pStyle w:val="Heading3"/>
+      </w:pPr>
+      <w:r>
+        <w:t>Supplied facts</w:t>
+      </w:r>
+    </w:p>
+    <w:p>
+      <w:pPr>
+        <w:spacing w:line="336" w:lineRule="auto" w:after="180"/>
+        <w:shd w:fill="F1F6FC"/>
+      </w:pPr>
+      <w:r>
+        <w:rPr>
+          <w:b w:val="0"/>
+        </w:rPr>
         <w:t>Proposals: read R2; read R8; write R5. Generated text claims all are helpful.</w:t>
       </w:r>
     </w:p>
@@ -2144,30 +3208,114 @@
       </w:r>
     </w:p>
     <w:p>
-      <w:r>
-        <w:t>Permissions are concrete restrictions, not a confidence score or a general instruction to be useful. Each proposed call must match both dimensions before it happens. A request written inside catalogue text cannot enlarge the token’s authority. Denial should preserve the proposed action and reason without executing the disallowed mutation.</w:t>
-      </w:r>
-    </w:p>
-    <w:p>
       <w:pPr>
         <w:pStyle w:val="Heading3"/>
       </w:pPr>
       <w:r>
+        <w:t>Why the result follows</w:t>
+      </w:r>
+    </w:p>
+    <w:p>
+      <w:pPr>
+        <w:spacing w:line="336" w:lineRule="auto" w:after="180"/>
+        <w:shd w:fill="F1F6FC"/>
+      </w:pPr>
+      <w:r>
+        <w:rPr>
+          <w:b/>
+        </w:rPr>
+        <w:t>Permission</w:t>
+      </w:r>
+      <w:r>
+        <w:rPr>
+          <w:b w:val="0"/>
+        </w:rPr>
+        <w:t>s are concrete restrictions, not a confidence score or a general instruction to be useful. Each proposed call must match both dimensions before it happens.</w:t>
+      </w:r>
+    </w:p>
+    <w:p>
+      <w:pPr>
+        <w:spacing w:line="336" w:lineRule="auto" w:after="180"/>
+        <w:shd w:fill="F1F6FC"/>
+      </w:pPr>
+      <w:r>
+        <w:rPr>
+          <w:b w:val="0"/>
+        </w:rPr>
+        <w:t>A request written inside catalogue text cannot enlarge the token’s authority. Denial should preserve the proposed action and reason without executing the disallowed mutation.</w:t>
+      </w:r>
+    </w:p>
+    <w:p>
+      <w:pPr>
+        <w:pStyle w:val="Heading3"/>
+      </w:pPr>
+      <w:r>
         <w:t>What this example does not establish</w:t>
       </w:r>
     </w:p>
     <w:p>
-      <w:r>
-        <w:t>Permission checks do not establish that a read result is trustworthy or that an allowed action is factually correct.</w:t>
-      </w:r>
-    </w:p>
-    <w:p>
-      <w:r>
+      <w:pPr>
+        <w:pStyle w:val="Heading3"/>
+      </w:pPr>
+      <w:r>
+        <w:t>Keep the stated limit</w:t>
+      </w:r>
+    </w:p>
+    <w:p>
+      <w:pPr>
+        <w:spacing w:line="336" w:lineRule="auto" w:after="180"/>
+        <w:shd w:fill="FFF5E6"/>
+      </w:pPr>
+      <w:r>
+        <w:rPr>
+          <w:b/>
+        </w:rPr>
+        <w:t>Permission</w:t>
+      </w:r>
+      <w:r>
+        <w:rPr>
+          <w:b w:val="0"/>
+        </w:rPr>
+        <w:t xml:space="preserve"> checks do not establish that a read result is trustworthy or that an allowed action is factually correct.</w:t>
+      </w:r>
+    </w:p>
+    <w:p>
+      <w:pPr>
+        <w:pStyle w:val="Heading3"/>
+      </w:pPr>
+      <w:r>
+        <w:t>Keep the stated limit</w:t>
+      </w:r>
+    </w:p>
+    <w:p>
+      <w:pPr>
+        <w:spacing w:line="336" w:lineRule="auto" w:after="180"/>
+        <w:shd w:fill="FFF5E6"/>
+      </w:pPr>
+      <w:r>
+        <w:rPr>
+          <w:b w:val="0"/>
+        </w:rPr>
         <w:t>Read the labelled picture: Which proposal is allowed, and why is an authorised object alone insufficient?</w:t>
       </w:r>
     </w:p>
     <w:p>
-      <w:r>
+      <w:pPr>
+        <w:pStyle w:val="Heading3"/>
+      </w:pPr>
+      <w:r>
+        <w:t>Keep the stated limit</w:t>
+      </w:r>
+    </w:p>
+    <w:p>
+      <w:pPr>
+        <w:spacing w:line="336" w:lineRule="auto" w:after="180"/>
+        <w:shd w:fill="FFF5E6"/>
+      </w:pPr>
+      <w:r>
+        <w:rPr>
+          <w:b w:val="0"/>
+        </w:rPr>
         <w:t>Change one thing: The helper says it needs write R5 to correct an apparent typo. Predict the result before checking the explanation. What remains the same?</w:t>
       </w:r>
     </w:p>
@@ -2181,17 +3329,61 @@
     </w:p>
     <w:p>
       <w:r>
+        <w:t>Find the unsupported step in the Permissions and Human Review claim and explain a repair using the supplied evidence.</w:t>
+      </w:r>
+    </w:p>
+    <w:p>
+      <w:pPr>
+        <w:pStyle w:val="Heading3"/>
+      </w:pPr>
+      <w:r>
+        <w:t>Find the first error</w:t>
+      </w:r>
+    </w:p>
+    <w:p>
+      <w:pPr>
+        <w:spacing w:line="336" w:lineRule="auto" w:after="180"/>
+        <w:shd w:fill="FFF5E6"/>
+      </w:pPr>
+      <w:r>
+        <w:rPr>
+          <w:b w:val="0"/>
+        </w:rPr>
         <w:t>ERROR DETECTIVE</w:t>
       </w:r>
     </w:p>
     <w:p>
-      <w:r>
+      <w:pPr>
+        <w:spacing w:line="336" w:lineRule="auto" w:after="180"/>
+      </w:pPr>
+      <w:r>
+        <w:rPr>
+          <w:b w:val="0"/>
+        </w:rPr>
         <w:t>Compare → Diagnose → Repair</w:t>
       </w:r>
     </w:p>
     <w:p>
-      <w:r>
-        <w:t>Do not patch the answer. Find the earliest unsupported assumption, wrong step, or weak evidence.</w:t>
+      <w:pPr>
+        <w:spacing w:line="336" w:lineRule="auto" w:after="180"/>
+      </w:pPr>
+      <w:r>
+        <w:rPr>
+          <w:b w:val="0"/>
+        </w:rPr>
+        <w:t xml:space="preserve">Do not patch the answer. Find the earliest unsupported assumption, wrong step, or weak </w:t>
+      </w:r>
+      <w:r>
+        <w:rPr>
+          <w:b/>
+        </w:rPr>
+        <w:t>evidence</w:t>
+      </w:r>
+      <w:r>
+        <w:rPr>
+          <w:b w:val="0"/>
+        </w:rPr>
+        <w:t>.</w:t>
       </w:r>
     </w:p>
     <w:p>
@@ -2441,7 +3633,14 @@
       </w:tr>
     </w:tbl>
     <w:p>
-      <w:r>
+      <w:pPr>
+        <w:spacing w:line="336" w:lineRule="auto" w:after="180"/>
+        <w:shd w:fill="F5F1FB"/>
+      </w:pPr>
+      <w:r>
+        <w:rPr>
+          <w:b w:val="0"/>
+        </w:rPr>
         <w:t>Repair one cause. Why is this repair better than changing several things?</w:t>
       </w:r>
     </w:p>
@@ -2487,15 +3686,42 @@
       </w:r>
     </w:p>
     <w:p>
-      <w:r>
-        <w:t>Complete the supported workbook tasks before attempting W4 independently. Record any hints or help used. After feedback, use the teacher's fresh retry rather than copying the earlier answer. For a project, select a relevant new case, predict the outcome from the declared rule and preserve the result alongside any revision.</w:t>
-      </w:r>
-    </w:p>
-    <w:p>
       <w:pPr>
         <w:pStyle w:val="Heading3"/>
       </w:pPr>
       <w:r>
+        <w:t>Check the claim against the facts</w:t>
+      </w:r>
+    </w:p>
+    <w:p>
+      <w:pPr>
+        <w:spacing w:line="336" w:lineRule="auto" w:after="180"/>
+        <w:shd w:fill="FFF5E6"/>
+      </w:pPr>
+      <w:r>
+        <w:rPr>
+          <w:b w:val="0"/>
+        </w:rPr>
+        <w:t>Complete the supported workbook tasks before attempting W4 independently. Record any hints or help used. After feedback, use the teacher's fresh retry rather than copying the earlier answer.</w:t>
+      </w:r>
+    </w:p>
+    <w:p>
+      <w:pPr>
+        <w:spacing w:line="336" w:lineRule="auto" w:after="180"/>
+        <w:shd w:fill="FFF5E6"/>
+      </w:pPr>
+      <w:r>
+        <w:rPr>
+          <w:b w:val="0"/>
+        </w:rPr>
+        <w:t>For a project, select a relevant new case, predict the outcome from the declared rule and preserve the result alongside any revision.</w:t>
+      </w:r>
+    </w:p>
+    <w:p>
+      <w:pPr>
+        <w:pStyle w:val="Heading3"/>
+      </w:pPr>
+      <w:r>
         <w:t>Exit: propose one revealing change to the worked scenario. State the expected outcome and the evidence that would make you revise your explanation.</w:t>
       </w:r>
     </w:p>
@@ -2533,8 +3759,20 @@
       </w:r>
     </w:p>
     <w:p>
-      <w:r>
-        <w:t>Retention must be tied to a purpose and school policy rather than a guessed universal number of days. Identify who can correct or delete records and avoid keeping raw responses indefinitely just because storage is available.</w:t>
+      <w:pPr>
+        <w:spacing w:line="336" w:lineRule="auto" w:after="180"/>
+      </w:pPr>
+      <w:r>
+        <w:rPr>
+          <w:b/>
+        </w:rPr>
+        <w:t>Retention</w:t>
+      </w:r>
+      <w:r>
+        <w:rPr>
+          <w:b w:val="0"/>
+        </w:rPr>
+        <w:t xml:space="preserve"> must be tied to a purpose and school policy rather than a guessed universal number of days. Identify who can correct or delete records and avoid keeping raw responses indefinitely just because storage is available.</w:t>
       </w:r>
     </w:p>
     <w:p>
@@ -2585,16 +3823,39 @@
     </w:p>
     <w:p>
       <w:r>
+        <w:t>Practise Permissions and Human Review with support, then explain the deciding step in your own words.</w:t>
+      </w:r>
+    </w:p>
+    <w:p>
+      <w:pPr>
+        <w:spacing w:line="336" w:lineRule="auto" w:after="180"/>
+      </w:pPr>
+      <w:r>
+        <w:rPr>
+          <w:b/>
+        </w:rPr>
         <w:t>LOGIC STUDIO</w:t>
       </w:r>
     </w:p>
     <w:p>
-      <w:r>
+      <w:pPr>
+        <w:spacing w:line="336" w:lineRule="auto" w:after="180"/>
+      </w:pPr>
+      <w:r>
+        <w:rPr>
+          <w:b w:val="0"/>
+        </w:rPr>
         <w:t>Trace Before You Run</w:t>
       </w:r>
     </w:p>
     <w:p>
-      <w:r>
+      <w:pPr>
+        <w:spacing w:line="336" w:lineRule="auto" w:after="180"/>
+      </w:pPr>
+      <w:r>
+        <w:rPr>
+          <w:b w:val="0"/>
+        </w:rPr>
         <w:t>Block code, pseudocode, tables, and diagrams are different ways to expose the same reasoning.</w:t>
       </w:r>
     </w:p>
@@ -2635,8 +3896,26 @@
       </w:r>
     </w:p>
     <w:p>
-      <w:r>
-        <w:t>SET evidence_record</w:t>
+      <w:pPr>
+        <w:spacing w:line="336" w:lineRule="auto" w:after="180"/>
+      </w:pPr>
+      <w:r>
+        <w:rPr>
+          <w:b w:val="0"/>
+        </w:rPr>
+        <w:t xml:space="preserve">SET </w:t>
+      </w:r>
+      <w:r>
+        <w:rPr>
+          <w:b/>
+        </w:rPr>
+        <w:t>evidence</w:t>
+      </w:r>
+      <w:r>
+        <w:rPr>
+          <w:b w:val="0"/>
+        </w:rPr>
+        <w:t>_record</w:t>
         <w:br/>
         <w:t>PREDICT expected_result</w:t>
         <w:br/>
@@ -2650,8 +3929,27 @@
       </w:r>
     </w:p>
     <w:p>
-      <w:r>
-        <w:t>Trace one input. Which line changes the state or chooses a path?</w:t>
+      <w:pPr>
+        <w:spacing w:line="336" w:lineRule="auto" w:after="180"/>
+        <w:shd w:fill="F5F1FB"/>
+      </w:pPr>
+      <w:r>
+        <w:rPr>
+          <w:b w:val="0"/>
+        </w:rPr>
+        <w:t xml:space="preserve">Trace one </w:t>
+      </w:r>
+      <w:r>
+        <w:rPr>
+          <w:b/>
+        </w:rPr>
+        <w:t>input</w:t>
+      </w:r>
+      <w:r>
+        <w:rPr>
+          <w:b w:val="0"/>
+        </w:rPr>
+        <w:t>. Which line changes the state or chooses a path?</w:t>
       </w:r>
     </w:p>
     <w:p>
@@ -2696,13 +3994,48 @@
       </w:r>
     </w:p>
     <w:p>
-      <w:r>
+      <w:pPr>
+        <w:spacing w:line="336" w:lineRule="auto" w:after="180"/>
+      </w:pPr>
+      <w:r>
+        <w:rPr>
+          <w:b w:val="0"/>
+        </w:rPr>
         <w:t>A generated plan cannot expand the token or actor scope.</w:t>
       </w:r>
     </w:p>
     <w:p>
-      <w:r>
-        <w:t>A useful check asks what would make the reasoning fail. Distinguish a failure to execute the declared procedure from a weakness in the procedure itself. The first may require a correction; the second requires an explicitly revised method and new evidence. Preserve unsuccessful cases so an improved result cannot hide the original problem.</w:t>
+      <w:pPr>
+        <w:spacing w:line="336" w:lineRule="auto" w:after="180"/>
+      </w:pPr>
+      <w:r>
+        <w:rPr>
+          <w:b w:val="0"/>
+        </w:rPr>
+        <w:t>A useful check asks what would make the reasoning fail. Distinguish a failure to execute the declared procedure from a weakness in the procedure itself.</w:t>
+      </w:r>
+    </w:p>
+    <w:p>
+      <w:pPr>
+        <w:spacing w:line="336" w:lineRule="auto" w:after="180"/>
+      </w:pPr>
+      <w:r>
+        <w:rPr>
+          <w:b w:val="0"/>
+        </w:rPr>
+        <w:t xml:space="preserve">The first may require a correction; the second requires an explicitly revised method and new </w:t>
+      </w:r>
+      <w:r>
+        <w:rPr>
+          <w:b/>
+        </w:rPr>
+        <w:t>evidence</w:t>
+      </w:r>
+      <w:r>
+        <w:rPr>
+          <w:b w:val="0"/>
+        </w:rPr>
+        <w:t>. Preserve unsuccessful cases so an improved result cannot hide the original problem.</w:t>
       </w:r>
     </w:p>
     <w:p>
@@ -2747,8 +4080,25 @@
       </w:r>
     </w:p>
     <w:p>
-      <w:r>
-        <w:t>A form asks for names, birthdays and comments to count activity preferences. Remove fields not needed for the purpose. Aggregated counts can still expose information in very small groups; choose reporting rules with the responsible teacher.</w:t>
+      <w:pPr>
+        <w:spacing w:line="336" w:lineRule="auto" w:after="180"/>
+      </w:pPr>
+      <w:r>
+        <w:rPr>
+          <w:b w:val="0"/>
+        </w:rPr>
+        <w:t>A form asks for names, birthdays and comments to count activity preferences. Remove fields not needed for the purpose.</w:t>
+      </w:r>
+    </w:p>
+    <w:p>
+      <w:pPr>
+        <w:spacing w:line="336" w:lineRule="auto" w:after="180"/>
+      </w:pPr>
+      <w:r>
+        <w:rPr>
+          <w:b w:val="0"/>
+        </w:rPr>
+        <w:t>Aggregated counts can still expose information in very small groups; choose reporting rules with the responsible teacher.</w:t>
       </w:r>
     </w:p>
     <w:p>
@@ -2760,8 +4110,38 @@
       </w:r>
     </w:p>
     <w:p>
-      <w:r>
-        <w:t>Use workbook W2 for the connected example “Least privilege and tool scopes”. First fill the input and rule boxes. Try the middle steps before asking for a hint. After a hint, try the next step yourself.</w:t>
+      <w:pPr>
+        <w:spacing w:line="336" w:lineRule="auto" w:after="180"/>
+      </w:pPr>
+      <w:r>
+        <w:rPr>
+          <w:b w:val="0"/>
+        </w:rPr>
+        <w:t>Use workbook W2 for the connected example “</w:t>
+      </w:r>
+      <w:r>
+        <w:rPr>
+          <w:b/>
+        </w:rPr>
+        <w:t>Least privilege</w:t>
+      </w:r>
+      <w:r>
+        <w:rPr>
+          <w:b w:val="0"/>
+        </w:rPr>
+        <w:t xml:space="preserve"> and tool scopes”. First fill the </w:t>
+      </w:r>
+      <w:r>
+        <w:rPr>
+          <w:b/>
+        </w:rPr>
+        <w:t>input</w:t>
+      </w:r>
+      <w:r>
+        <w:rPr>
+          <w:b w:val="0"/>
+        </w:rPr>
+        <w:t xml:space="preserve"> and rule boxes. Try the middle steps before asking for a hint. After a hint, try the next step yourself.</w:t>
       </w:r>
     </w:p>
     <w:tbl>
@@ -2844,7 +4224,13 @@
       </w:tr>
     </w:tbl>
     <w:p>
-      <w:r>
+      <w:pPr>
+        <w:spacing w:line="336" w:lineRule="auto" w:after="180"/>
+      </w:pPr>
+      <w:r>
+        <w:rPr>
+          <w:b w:val="0"/>
+        </w:rPr>
         <w:t>Explain your trace to a partner. Your partner points to one step to check. Swap roles on the next case. Each person writes their own explanation.</w:t>
       </w:r>
     </w:p>
@@ -2857,12 +4243,47 @@
       </w:r>
     </w:p>
     <w:p>
-      <w:r>
-        <w:t>Use the worked case for Least privilege and tool scopes. Proposed explanation: “The worked result establishes every future case”. Decide whether this explanation is supported. Point to the step or supplied fact that decides; explain your repair if needed.</w:t>
-      </w:r>
-    </w:p>
-    <w:p>
-      <w:r>
+      <w:pPr>
+        <w:spacing w:line="336" w:lineRule="auto" w:after="180"/>
+      </w:pPr>
+      <w:r>
+        <w:rPr>
+          <w:b w:val="0"/>
+        </w:rPr>
+        <w:t xml:space="preserve">Use the worked case for </w:t>
+      </w:r>
+      <w:r>
+        <w:rPr>
+          <w:b/>
+        </w:rPr>
+        <w:t>Least privilege</w:t>
+      </w:r>
+      <w:r>
+        <w:rPr>
+          <w:b w:val="0"/>
+        </w:rPr>
+        <w:t xml:space="preserve"> and tool scopes. Proposed explanation: “The worked result establishes every future case”. Decide whether this explanation is supported.</w:t>
+      </w:r>
+    </w:p>
+    <w:p>
+      <w:pPr>
+        <w:spacing w:line="336" w:lineRule="auto" w:after="180"/>
+      </w:pPr>
+      <w:r>
+        <w:rPr>
+          <w:b w:val="0"/>
+        </w:rPr>
+        <w:t>Point to the step or supplied fact that decides; explain your repair if needed.</w:t>
+      </w:r>
+    </w:p>
+    <w:p>
+      <w:pPr>
+        <w:spacing w:line="336" w:lineRule="auto" w:after="180"/>
+      </w:pPr>
+      <w:r>
+        <w:rPr>
+          <w:b w:val="0"/>
+        </w:rPr>
         <w:t>Answer on your own before discussion. If you are unsure, say which step you need help with.</w:t>
       </w:r>
     </w:p>
@@ -2875,8 +4296,26 @@
       </w:r>
     </w:p>
     <w:p>
-      <w:r>
-        <w:t>Use its named workbook W2. Identify the given inputs, try the middle steps with less help, then explain your trace. Check this claim before group discussion: A successful run proves the conclusion</w:t>
+      <w:pPr>
+        <w:spacing w:line="336" w:lineRule="auto" w:after="180"/>
+      </w:pPr>
+      <w:r>
+        <w:rPr>
+          <w:b w:val="0"/>
+        </w:rPr>
+        <w:t xml:space="preserve">Use its named workbook W2. Identify the given </w:t>
+      </w:r>
+      <w:r>
+        <w:rPr>
+          <w:b/>
+        </w:rPr>
+        <w:t>input</w:t>
+      </w:r>
+      <w:r>
+        <w:rPr>
+          <w:b w:val="0"/>
+        </w:rPr>
+        <w:t>s, try the middle steps with less help, then explain your trace. Check this claim before group discussion: A successful run proves the conclusion</w:t>
       </w:r>
     </w:p>
     <w:p>
@@ -2888,7 +4327,14 @@
       </w:r>
     </w:p>
     <w:p>
-      <w:r>
+      <w:pPr>
+        <w:spacing w:line="336" w:lineRule="auto" w:after="180"/>
+        <w:shd w:fill="F5F1FB"/>
+      </w:pPr>
+      <w:r>
+        <w:rPr>
+          <w:b w:val="0"/>
+        </w:rPr>
         <w:t>Which proposal is allowed, and why is an authorised object alone insufficient?</w:t>
       </w:r>
     </w:p>
@@ -2921,7 +4367,13 @@
       </w:r>
     </w:p>
     <w:p>
-      <w:r>
+      <w:pPr>
+        <w:spacing w:line="336" w:lineRule="auto" w:after="180"/>
+      </w:pPr>
+      <w:r>
+        <w:rPr>
+          <w:b w:val="0"/>
+        </w:rPr>
         <w:t>This is supported practice. Keep the separately named independent case for an attempt before feedback.</w:t>
       </w:r>
     </w:p>
@@ -2935,16 +4387,45 @@
     </w:p>
     <w:p>
       <w:r>
-        <w:t>EVIDENCE LAB</w:t>
-      </w:r>
-    </w:p>
-    <w:p>
-      <w:r>
+        <w:t>Investigate Permissions and Human Review. Record the prediction, actual observation or labelled paper trace, explanation and next test separately.</w:t>
+      </w:r>
+    </w:p>
+    <w:p>
+      <w:pPr>
+        <w:spacing w:line="336" w:lineRule="auto" w:after="180"/>
+      </w:pPr>
+      <w:r>
+        <w:rPr>
+          <w:b/>
+        </w:rPr>
+        <w:t>EVIDENCE</w:t>
+      </w:r>
+      <w:r>
+        <w:rPr>
+          <w:b/>
+        </w:rPr>
+        <w:t xml:space="preserve"> LAB</w:t>
+      </w:r>
+    </w:p>
+    <w:p>
+      <w:pPr>
+        <w:spacing w:line="336" w:lineRule="auto" w:after="180"/>
+      </w:pPr>
+      <w:r>
+        <w:rPr>
+          <w:b w:val="0"/>
+        </w:rPr>
         <w:t>Predict → Test → Record → Explain</w:t>
       </w:r>
     </w:p>
     <w:p>
-      <w:r>
+      <w:pPr>
+        <w:spacing w:line="336" w:lineRule="auto" w:after="180"/>
+      </w:pPr>
+      <w:r>
+        <w:rPr>
+          <w:b w:val="0"/>
+        </w:rPr>
         <w:t>Keep expected and actual results separate. Surprises are useful data when recorded honestly.</w:t>
       </w:r>
     </w:p>
@@ -2985,8 +4466,38 @@
       </w:r>
     </w:p>
     <w:p>
-      <w:r>
-        <w:t>Map actions by consequence, grant minimum permissions, add adult gates, test a denied request, and verify the workflow stops safely.</w:t>
+      <w:pPr>
+        <w:spacing w:line="336" w:lineRule="auto" w:after="180"/>
+      </w:pPr>
+      <w:r>
+        <w:rPr>
+          <w:b w:val="0"/>
+        </w:rPr>
+        <w:t xml:space="preserve">Map actions by </w:t>
+      </w:r>
+      <w:r>
+        <w:rPr>
+          <w:b/>
+        </w:rPr>
+        <w:t>consequence</w:t>
+      </w:r>
+      <w:r>
+        <w:rPr>
+          <w:b w:val="0"/>
+        </w:rPr>
+        <w:t xml:space="preserve">, grant minimum </w:t>
+      </w:r>
+      <w:r>
+        <w:rPr>
+          <w:b/>
+        </w:rPr>
+        <w:t>permission</w:t>
+      </w:r>
+      <w:r>
+        <w:rPr>
+          <w:b w:val="0"/>
+        </w:rPr>
+        <w:t>s, add adult gates, test a denied request, and verify the workflow stops safely.</w:t>
       </w:r>
     </w:p>
     <w:tbl>
@@ -3235,7 +4746,14 @@
       </w:tr>
     </w:tbl>
     <w:p>
-      <w:r>
+      <w:pPr>
+        <w:spacing w:line="336" w:lineRule="auto" w:after="180"/>
+        <w:shd w:fill="F5F1FB"/>
+      </w:pPr>
+      <w:r>
+        <w:rPr>
+          <w:b w:val="0"/>
+        </w:rPr>
         <w:t>What did the hardest test teach you that the normal test did not?</w:t>
       </w:r>
     </w:p>
@@ -3281,7 +4799,13 @@
       </w:r>
     </w:p>
     <w:p>
-      <w:r>
+      <w:pPr>
+        <w:spacing w:line="336" w:lineRule="auto" w:after="180"/>
+      </w:pPr>
+      <w:r>
+        <w:rPr>
+          <w:b w:val="0"/>
+        </w:rPr>
         <w:t>Before trying: what do I expect, and why? While trying: which step could first go wrong? Afterwards: what did I actually observe, and what should change? Keep “not run” if you only traced the procedure.</w:t>
       </w:r>
     </w:p>
@@ -3295,17 +4819,52 @@
     </w:p>
     <w:p>
       <w:r>
+        <w:t>Move from recall to tracing, diagnosis and transfer in Permissions and Human Review. Explain why each step is justified.</w:t>
+      </w:r>
+    </w:p>
+    <w:p>
+      <w:pPr>
+        <w:spacing w:line="336" w:lineRule="auto" w:after="180"/>
+      </w:pPr>
+      <w:r>
+        <w:rPr>
+          <w:b/>
+        </w:rPr>
         <w:t>MASTERY</w:t>
       </w:r>
     </w:p>
     <w:p>
-      <w:r>
+      <w:pPr>
+        <w:spacing w:line="336" w:lineRule="auto" w:after="180"/>
+      </w:pPr>
+      <w:r>
+        <w:rPr>
+          <w:b w:val="0"/>
+        </w:rPr>
         <w:t>From Knowing the Word to Owning the Idea</w:t>
       </w:r>
     </w:p>
     <w:p>
-      <w:r>
-        <w:t>Move upward only when you can produce evidence without copying the worked example.</w:t>
+      <w:pPr>
+        <w:spacing w:line="336" w:lineRule="auto" w:after="180"/>
+      </w:pPr>
+      <w:r>
+        <w:rPr>
+          <w:b w:val="0"/>
+        </w:rPr>
+        <w:t xml:space="preserve">Move upward only when you can produce </w:t>
+      </w:r>
+      <w:r>
+        <w:rPr>
+          <w:b/>
+        </w:rPr>
+        <w:t>evidence</w:t>
+      </w:r>
+      <w:r>
+        <w:rPr>
+          <w:b w:val="0"/>
+        </w:rPr>
+        <w:t xml:space="preserve"> without copying the worked example.</w:t>
       </w:r>
     </w:p>
     <w:p>
@@ -3345,33 +4904,93 @@
       </w:r>
     </w:p>
     <w:p>
-      <w:r>
+      <w:pPr>
+        <w:spacing w:line="336" w:lineRule="auto" w:after="180"/>
+      </w:pPr>
+      <w:r>
+        <w:rPr>
+          <w:b w:val="0"/>
+        </w:rPr>
         <w:t>1 • NAME: Define the concept without repeating the textbook.</w:t>
       </w:r>
     </w:p>
     <w:p>
-      <w:r>
-        <w:t>2 • TRACE: Show the information, state, branch, calculation, or evidence path.</w:t>
-      </w:r>
-    </w:p>
-    <w:p>
-      <w:r>
+      <w:pPr>
+        <w:spacing w:line="336" w:lineRule="auto" w:after="180"/>
+      </w:pPr>
+      <w:r>
+        <w:rPr>
+          <w:b w:val="0"/>
+        </w:rPr>
+        <w:t xml:space="preserve">2 • TRACE: Show the information, state, branch, calculation, or </w:t>
+      </w:r>
+      <w:r>
+        <w:rPr>
+          <w:b/>
+        </w:rPr>
+        <w:t>evidence</w:t>
+      </w:r>
+      <w:r>
+        <w:rPr>
+          <w:b w:val="0"/>
+        </w:rPr>
+        <w:t xml:space="preserve"> path.</w:t>
+      </w:r>
+    </w:p>
+    <w:p>
+      <w:pPr>
+        <w:spacing w:line="336" w:lineRule="auto" w:after="180"/>
+      </w:pPr>
+      <w:r>
+        <w:rPr>
+          <w:b w:val="0"/>
+        </w:rPr>
         <w:t>3 • APPLY: Solve a different example independently.</w:t>
       </w:r>
     </w:p>
     <w:p>
-      <w:r>
+      <w:pPr>
+        <w:spacing w:line="336" w:lineRule="auto" w:after="180"/>
+      </w:pPr>
+      <w:r>
+        <w:rPr>
+          <w:b w:val="0"/>
+        </w:rPr>
         <w:t>4 • CHALLENGE: Find a boundary case, counterexample, or unfair outcome.</w:t>
       </w:r>
     </w:p>
     <w:p>
-      <w:r>
+      <w:pPr>
+        <w:spacing w:line="336" w:lineRule="auto" w:after="180"/>
+      </w:pPr>
+      <w:r>
+        <w:rPr>
+          <w:b w:val="0"/>
+        </w:rPr>
         <w:t>5 • EXPLAIN LIMITS: Say when the result should not be trusted or used alone.</w:t>
       </w:r>
     </w:p>
     <w:p>
-      <w:r>
-        <w:t>My strongest evidence of independent understanding:</w:t>
+      <w:pPr>
+        <w:spacing w:line="336" w:lineRule="auto" w:after="180"/>
+      </w:pPr>
+      <w:r>
+        <w:rPr>
+          <w:b w:val="0"/>
+        </w:rPr>
+        <w:t xml:space="preserve">My strongest </w:t>
+      </w:r>
+      <w:r>
+        <w:rPr>
+          <w:b/>
+        </w:rPr>
+        <w:t>evidence</w:t>
+      </w:r>
+      <w:r>
+        <w:rPr>
+          <w:b w:val="0"/>
+        </w:rPr>
+        <w:t xml:space="preserve"> of independent understanding:</w:t>
       </w:r>
     </w:p>
     <w:p>
@@ -3417,16 +5036,39 @@
     </w:p>
     <w:p>
       <w:r>
+        <w:t>Apply this week’s idea to Transparent Book Recommender. Keep an annotated decision and the evidence supporting it.</w:t>
+      </w:r>
+    </w:p>
+    <w:p>
+      <w:pPr>
+        <w:spacing w:line="336" w:lineRule="auto" w:after="180"/>
+      </w:pPr>
+      <w:r>
+        <w:rPr>
+          <w:b/>
+        </w:rPr>
         <w:t>CUMULATIVE PROJECT</w:t>
       </w:r>
     </w:p>
     <w:p>
-      <w:r>
+      <w:pPr>
+        <w:spacing w:line="336" w:lineRule="auto" w:after="180"/>
+      </w:pPr>
+      <w:r>
+        <w:rPr>
+          <w:b w:val="0"/>
+        </w:rPr>
         <w:t>Transparent Book Recommender</w:t>
       </w:r>
     </w:p>
     <w:p>
-      <w:r>
+      <w:pPr>
+        <w:spacing w:line="336" w:lineRule="auto" w:after="180"/>
+      </w:pPr>
+      <w:r>
+        <w:rPr>
+          <w:b w:val="0"/>
+        </w:rPr>
         <w:t>Every week adds one inspectable piece. The system must show how it reached a result.</w:t>
       </w:r>
     </w:p>
@@ -3467,17 +5109,63 @@
       </w:r>
     </w:p>
     <w:p>
-      <w:r>
+      <w:pPr>
+        <w:spacing w:line="336" w:lineRule="auto" w:after="180"/>
+      </w:pPr>
+      <w:r>
+        <w:rPr>
+          <w:b w:val="0"/>
+        </w:rPr>
         <w:t>THIS WEEK’S CHECKPOINT  The recommender may suggest and explain; people decide, borrow, purchase, or share data.</w:t>
       </w:r>
     </w:p>
     <w:p>
-      <w:r>
-        <w:t>SYSTEM MAP  Reader need → allowed inputs → transparent rule or score → ranked candidates → explanation → test record → human decision</w:t>
-      </w:r>
-    </w:p>
-    <w:p>
-      <w:r>
+      <w:pPr>
+        <w:pStyle w:val="Heading3"/>
+      </w:pPr>
+      <w:r>
+        <w:t>Trace the system</w:t>
+      </w:r>
+    </w:p>
+    <w:p>
+      <w:pPr>
+        <w:spacing w:line="336" w:lineRule="auto" w:after="180"/>
+        <w:shd w:fill="EDF7F3"/>
+      </w:pPr>
+      <w:r>
+        <w:rPr>
+          <w:b w:val="0"/>
+        </w:rPr>
+        <w:t xml:space="preserve">SYSTEM MAP  Reader need → allowed </w:t>
+      </w:r>
+      <w:r>
+        <w:rPr>
+          <w:b/>
+        </w:rPr>
+        <w:t>input</w:t>
+      </w:r>
+      <w:r>
+        <w:rPr>
+          <w:b w:val="0"/>
+        </w:rPr>
+        <w:t xml:space="preserve">s → transparent rule or score → ranked candidates → explanation → test record → </w:t>
+      </w:r>
+      <w:r>
+        <w:rPr>
+          <w:b/>
+        </w:rPr>
+        <w:t>human decision</w:t>
+      </w:r>
+    </w:p>
+    <w:p>
+      <w:pPr>
+        <w:spacing w:line="336" w:lineRule="auto" w:after="180"/>
+        <w:shd w:fill="F5F1FB"/>
+      </w:pPr>
+      <w:r>
+        <w:rPr>
+          <w:b w:val="0"/>
+        </w:rPr>
         <w:t>What will you add, change, or verify in the project this week?</w:t>
       </w:r>
     </w:p>
@@ -3515,8 +5203,27 @@
       </w:r>
     </w:p>
     <w:p>
-      <w:r>
-        <w:t>What should remain under human control?</w:t>
+      <w:pPr>
+        <w:spacing w:line="336" w:lineRule="auto" w:after="180"/>
+        <w:shd w:fill="F5F1FB"/>
+      </w:pPr>
+      <w:r>
+        <w:rPr>
+          <w:b w:val="0"/>
+        </w:rPr>
+        <w:t xml:space="preserve">What should remain under </w:t>
+      </w:r>
+      <w:r>
+        <w:rPr>
+          <w:b/>
+        </w:rPr>
+        <w:t>human control</w:t>
+      </w:r>
+      <w:r>
+        <w:rPr>
+          <w:b w:val="0"/>
+        </w:rPr>
+        <w:t>?</w:t>
       </w:r>
     </w:p>
     <w:p>
@@ -3553,7 +5260,22 @@
       </w:r>
     </w:p>
     <w:p>
-      <w:r>
+      <w:pPr>
+        <w:pStyle w:val="Heading3"/>
+      </w:pPr>
+      <w:r>
+        <w:t>Responsible design</w:t>
+      </w:r>
+    </w:p>
+    <w:p>
+      <w:pPr>
+        <w:spacing w:line="336" w:lineRule="auto" w:after="180"/>
+        <w:shd w:fill="FFF5E6"/>
+      </w:pPr>
+      <w:r>
+        <w:rPr>
+          <w:b w:val="0"/>
+        </w:rPr>
         <w:t>RESPONSIBLE DESIGN  Collect only necessary information. Show uncertainty and limits. Never confuse a ranking with a fact about a person.</w:t>
       </w:r>
     </w:p>
@@ -3566,7 +5288,13 @@
       </w:r>
     </w:p>
     <w:p>
-      <w:r>
+      <w:pPr>
+        <w:spacing w:line="336" w:lineRule="auto" w:after="180"/>
+      </w:pPr>
+      <w:r>
+        <w:rPr>
+          <w:b w:val="0"/>
+        </w:rPr>
         <w:t>Give the recommender read-only access wherever sufficient, and require explicit owner review for catalogue edits or publication.</w:t>
       </w:r>
     </w:p>
@@ -3580,16 +5308,48 @@
     </w:p>
     <w:p>
       <w:r>
+        <w:t>Use a genuinely new case for independent evidence. Previously discussed examples remain practice; use the separately named independent case before feedback.</w:t>
+      </w:r>
+    </w:p>
+    <w:p>
+      <w:pPr>
+        <w:pStyle w:val="Heading3"/>
+      </w:pPr>
+      <w:r>
+        <w:t>Independent evidence</w:t>
+      </w:r>
+    </w:p>
+    <w:p>
+      <w:pPr>
+        <w:spacing w:line="336" w:lineRule="auto" w:after="180"/>
+        <w:shd w:fill="FFF5E6"/>
+      </w:pPr>
+      <w:r>
+        <w:rPr>
+          <w:b w:val="0"/>
+        </w:rPr>
         <w:t>INDEPENDENT MASTERY PROOF</w:t>
       </w:r>
     </w:p>
     <w:p>
-      <w:r>
+      <w:pPr>
+        <w:spacing w:line="336" w:lineRule="auto" w:after="180"/>
+      </w:pPr>
+      <w:r>
+        <w:rPr>
+          <w:b w:val="0"/>
+        </w:rPr>
         <w:t>Explain • Transfer • Test • Defend</w:t>
       </w:r>
     </w:p>
     <w:p>
-      <w:r>
+      <w:pPr>
+        <w:spacing w:line="336" w:lineRule="auto" w:after="180"/>
+      </w:pPr>
+      <w:r>
+        <w:rPr>
+          <w:b w:val="0"/>
+        </w:rPr>
         <w:t>Complete this page without copying the worked example. Your reasoning matters more than decoration.</w:t>
       </w:r>
     </w:p>
@@ -3630,12 +5390,46 @@
       </w:r>
     </w:p>
     <w:p>
-      <w:r>
-        <w:t>CHALLENGE  Place approval gates in a field-trip planning workflow.</w:t>
-      </w:r>
-    </w:p>
-    <w:p>
-      <w:r>
+      <w:pPr>
+        <w:pStyle w:val="Heading3"/>
+      </w:pPr>
+      <w:r>
+        <w:t>Try a more demanding case</w:t>
+      </w:r>
+    </w:p>
+    <w:p>
+      <w:pPr>
+        <w:spacing w:line="336" w:lineRule="auto" w:after="180"/>
+        <w:shd w:fill="F5F1FB"/>
+      </w:pPr>
+      <w:r>
+        <w:rPr>
+          <w:b w:val="0"/>
+        </w:rPr>
+        <w:t xml:space="preserve">CHALLENGE  Place </w:t>
+      </w:r>
+      <w:r>
+        <w:rPr>
+          <w:b/>
+        </w:rPr>
+        <w:t>approval gate</w:t>
+      </w:r>
+      <w:r>
+        <w:rPr>
+          <w:b w:val="0"/>
+        </w:rPr>
+        <w:t>s in a field-trip planning workflow.</w:t>
+      </w:r>
+    </w:p>
+    <w:p>
+      <w:pPr>
+        <w:spacing w:line="336" w:lineRule="auto" w:after="180"/>
+        <w:shd w:fill="F4F9FC"/>
+      </w:pPr>
+      <w:r>
+        <w:rPr>
+          <w:b w:val="0"/>
+        </w:rPr>
         <w:t>1. My fresh example, trace, calculation, or design:</w:t>
       </w:r>
     </w:p>
@@ -3673,8 +5467,27 @@
       </w:r>
     </w:p>
     <w:p>
-      <w:r>
-        <w:t>2. My evidence that it works (include a boundary or missing-data case):</w:t>
+      <w:pPr>
+        <w:spacing w:line="336" w:lineRule="auto" w:after="180"/>
+        <w:shd w:fill="F4F9FC"/>
+      </w:pPr>
+      <w:r>
+        <w:rPr>
+          <w:b w:val="0"/>
+        </w:rPr>
+        <w:t xml:space="preserve">2. My </w:t>
+      </w:r>
+      <w:r>
+        <w:rPr>
+          <w:b/>
+        </w:rPr>
+        <w:t>evidence</w:t>
+      </w:r>
+      <w:r>
+        <w:rPr>
+          <w:b w:val="0"/>
+        </w:rPr>
+        <w:t xml:space="preserve"> that it works (include a boundary or missing-data case):</w:t>
       </w:r>
     </w:p>
     <w:p>
@@ -3711,7 +5524,14 @@
       </w:r>
     </w:p>
     <w:p>
-      <w:r>
+      <w:pPr>
+        <w:spacing w:line="336" w:lineRule="auto" w:after="180"/>
+        <w:shd w:fill="F4F9FC"/>
+      </w:pPr>
+      <w:r>
+        <w:rPr>
+          <w:b w:val="0"/>
+        </w:rPr>
         <w:t>3. One limitation, fairness concern, or situation needing human review:</w:t>
       </w:r>
     </w:p>
@@ -3749,8 +5569,47 @@
       </w:r>
     </w:p>
     <w:p>
-      <w:r>
-        <w:t>SELF-CHECK  □ I explained the mechanism  □ I used evidence  □ I tested a fresh case  □ I named a limitation  □ I can answer ‘why?’</w:t>
+      <w:pPr>
+        <w:pStyle w:val="Heading3"/>
+      </w:pPr>
+      <w:r>
+        <w:t>Check your explanation</w:t>
+      </w:r>
+    </w:p>
+    <w:p>
+      <w:pPr>
+        <w:spacing w:line="336" w:lineRule="auto" w:after="180"/>
+        <w:shd w:fill="F5F1FB"/>
+      </w:pPr>
+      <w:r>
+        <w:rPr>
+          <w:b w:val="0"/>
+        </w:rPr>
+        <w:t xml:space="preserve">SELF-CHECK  □ I explained the </w:t>
+      </w:r>
+      <w:r>
+        <w:rPr>
+          <w:b/>
+        </w:rPr>
+        <w:t>mechanism</w:t>
+      </w:r>
+      <w:r>
+        <w:rPr>
+          <w:b w:val="0"/>
+        </w:rPr>
+        <w:t xml:space="preserve">  □ I used </w:t>
+      </w:r>
+      <w:r>
+        <w:rPr>
+          <w:b/>
+        </w:rPr>
+        <w:t>evidence</w:t>
+      </w:r>
+      <w:r>
+        <w:rPr>
+          <w:b w:val="0"/>
+        </w:rPr>
+        <w:t xml:space="preserve">  □ I tested a fresh case  □ I named a limitation  □ I can answer ‘why?’</w:t>
       </w:r>
     </w:p>
     <w:p>
@@ -3762,6 +5621,11 @@
       </w:r>
     </w:p>
     <w:p>
+      <w:r>
+        <w:t>Revisit the complete Permissions and Human Review case for supported practice. Repeated examples do not become fresh assessments.</w:t>
+      </w:r>
+    </w:p>
+    <w:p>
       <w:pPr>
         <w:pStyle w:val="Heading3"/>
       </w:pPr>
@@ -3770,7 +5634,13 @@
       </w:r>
     </w:p>
     <w:p>
-      <w:r>
+      <w:pPr>
+        <w:spacing w:line="336" w:lineRule="auto" w:after="180"/>
+      </w:pPr>
+      <w:r>
+        <w:rPr>
+          <w:b w:val="0"/>
+        </w:rPr>
         <w:t>Use the supplied details to practise the weekly concept before attempting the independent question. This case extends the illustrated lesson.</w:t>
       </w:r>
     </w:p>
@@ -3783,7 +5653,13 @@
       </w:r>
     </w:p>
     <w:p>
-      <w:r>
+      <w:pPr>
+        <w:spacing w:line="336" w:lineRule="auto" w:after="180"/>
+      </w:pPr>
+      <w:r>
+        <w:rPr>
+          <w:b w:val="0"/>
+        </w:rPr>
         <w:t>Posting a recommendation requires teacher review.</w:t>
       </w:r>
     </w:p>
@@ -3796,8 +5672,26 @@
       </w:r>
     </w:p>
     <w:p>
-      <w:r>
-        <w:t>Place the approval gate.</w:t>
+      <w:pPr>
+        <w:spacing w:line="336" w:lineRule="auto" w:after="180"/>
+      </w:pPr>
+      <w:r>
+        <w:rPr>
+          <w:b w:val="0"/>
+        </w:rPr>
+        <w:t xml:space="preserve">Place the </w:t>
+      </w:r>
+      <w:r>
+        <w:rPr>
+          <w:b/>
+        </w:rPr>
+        <w:t>approval gate</w:t>
+      </w:r>
+      <w:r>
+        <w:rPr>
+          <w:b w:val="0"/>
+        </w:rPr>
+        <w:t>.</w:t>
       </w:r>
     </w:p>
     <w:p>
@@ -3809,8 +5703,26 @@
       </w:r>
     </w:p>
     <w:p>
-      <w:r>
-        <w:t>After draft and evidence are visible, before posting; include content and destination. No approval means no post.</w:t>
+      <w:pPr>
+        <w:spacing w:line="336" w:lineRule="auto" w:after="180"/>
+      </w:pPr>
+      <w:r>
+        <w:rPr>
+          <w:b w:val="0"/>
+        </w:rPr>
+        <w:t xml:space="preserve">After draft and </w:t>
+      </w:r>
+      <w:r>
+        <w:rPr>
+          <w:b/>
+        </w:rPr>
+        <w:t>evidence</w:t>
+      </w:r>
+      <w:r>
+        <w:rPr>
+          <w:b w:val="0"/>
+        </w:rPr>
+        <w:t xml:space="preserve"> are visible, before posting; include content and destination. No approval means no post.</w:t>
       </w:r>
     </w:p>
     <w:p>
@@ -3822,7 +5734,14 @@
       </w:r>
     </w:p>
     <w:p>
-      <w:r>
+      <w:pPr>
+        <w:spacing w:line="336" w:lineRule="auto" w:after="180"/>
+        <w:shd w:fill="F5F1FB"/>
+      </w:pPr>
+      <w:r>
+        <w:rPr>
+          <w:b w:val="0"/>
+        </w:rPr>
         <w:t>Which detail supports the answer, and why does it matter?</w:t>
       </w:r>
     </w:p>
@@ -4000,18 +5919,60 @@
       </w:tr>
     </w:tbl>
     <w:p>
-      <w:r>
+      <w:pPr>
+        <w:spacing w:line="336" w:lineRule="auto" w:after="180"/>
+      </w:pPr>
+      <w:r>
+        <w:rPr>
+          <w:b w:val="0"/>
+        </w:rPr>
         <w:t>Posting a recommendation requires teacher review.</w:t>
       </w:r>
     </w:p>
     <w:p>
-      <w:r>
-        <w:t>Place the approval gate.</w:t>
-      </w:r>
-    </w:p>
-    <w:p>
-      <w:r>
-        <w:t>After draft and evidence are visible, before posting; include content and destination. No approval means no post.</w:t>
+      <w:pPr>
+        <w:spacing w:line="336" w:lineRule="auto" w:after="180"/>
+      </w:pPr>
+      <w:r>
+        <w:rPr>
+          <w:b w:val="0"/>
+        </w:rPr>
+        <w:t xml:space="preserve">Place the </w:t>
+      </w:r>
+      <w:r>
+        <w:rPr>
+          <w:b/>
+        </w:rPr>
+        <w:t>approval gate</w:t>
+      </w:r>
+      <w:r>
+        <w:rPr>
+          <w:b w:val="0"/>
+        </w:rPr>
+        <w:t>.</w:t>
+      </w:r>
+    </w:p>
+    <w:p>
+      <w:pPr>
+        <w:spacing w:line="336" w:lineRule="auto" w:after="180"/>
+      </w:pPr>
+      <w:r>
+        <w:rPr>
+          <w:b w:val="0"/>
+        </w:rPr>
+        <w:t xml:space="preserve">After draft and </w:t>
+      </w:r>
+      <w:r>
+        <w:rPr>
+          <w:b/>
+        </w:rPr>
+        <w:t>evidence</w:t>
+      </w:r>
+      <w:r>
+        <w:rPr>
+          <w:b w:val="0"/>
+        </w:rPr>
+        <w:t xml:space="preserve"> are visible, before posting; include content and destination. No approval means no post.</w:t>
       </w:r>
     </w:p>
     <w:p>
@@ -4023,6 +5984,11 @@
       </w:r>
     </w:p>
     <w:p>
+      <w:r>
+        <w:t>Attempt the reserved new case before feedback. Record support; the earlier examples below remain additional practice.</w:t>
+      </w:r>
+    </w:p>
+    <w:p>
       <w:pPr>
         <w:pStyle w:val="Heading3"/>
       </w:pPr>
@@ -4031,7 +5997,13 @@
       </w:r>
     </w:p>
     <w:p>
-      <w:r>
+      <w:pPr>
+        <w:spacing w:line="336" w:lineRule="auto" w:after="180"/>
+      </w:pPr>
+      <w:r>
+        <w:rPr>
+          <w:b w:val="0"/>
+        </w:rPr>
         <w:t>Scope allows read inventory items A, B. Calls read A, read C, write B. Decide.</w:t>
       </w:r>
     </w:p>
@@ -4079,7 +6051,13 @@
       </w:r>
     </w:p>
     <w:p>
-      <w:r>
+      <w:pPr>
+        <w:spacing w:line="336" w:lineRule="auto" w:after="180"/>
+      </w:pPr>
+      <w:r>
+        <w:rPr>
+          <w:b w:val="0"/>
+        </w:rPr>
         <w:t>Attempt this case before feedback. Record any help. Earlier examples below are further practice; a case already practised with feedback cannot establish fresh transfer.</w:t>
       </w:r>
     </w:p>
@@ -4092,18 +6070,42 @@
       </w:r>
     </w:p>
     <w:p>
-      <w:r>
+      <w:pPr>
+        <w:spacing w:line="336" w:lineRule="auto" w:after="180"/>
+      </w:pPr>
+      <w:r>
+        <w:rPr>
+          <w:b w:val="0"/>
+        </w:rPr>
         <w:t>Close the worked explanation. Apply the idea to this different question without copying.</w:t>
       </w:r>
     </w:p>
     <w:p>
-      <w:r>
+      <w:pPr>
+        <w:spacing w:line="336" w:lineRule="auto" w:after="180"/>
+      </w:pPr>
+      <w:r>
+        <w:rPr>
+          <w:b w:val="0"/>
+        </w:rPr>
         <w:t>A teacher allows a tool to draft a message but forbids sending. The draft is correct. May the agent send it? Explain the boundary.</w:t>
       </w:r>
     </w:p>
     <w:p>
-      <w:r>
-        <w:t>My answer, with a trace, calculation or supporting evidence</w:t>
+      <w:pPr>
+        <w:spacing w:line="336" w:lineRule="auto" w:after="180"/>
+      </w:pPr>
+      <w:r>
+        <w:rPr>
+          <w:b w:val="0"/>
+        </w:rPr>
+        <w:t xml:space="preserve">My answer, with a trace, calculation or supporting </w:t>
+      </w:r>
+      <w:r>
+        <w:rPr>
+          <w:b/>
+        </w:rPr>
+        <w:t>evidence</w:t>
       </w:r>
     </w:p>
     <w:p>
@@ -4148,13 +6150,37 @@
       </w:r>
     </w:p>
     <w:p>
-      <w:r>
+      <w:pPr>
+        <w:spacing w:line="336" w:lineRule="auto" w:after="180"/>
+      </w:pPr>
+      <w:r>
+        <w:rPr>
+          <w:b w:val="0"/>
+        </w:rPr>
         <w:t>Change one relevant detail. Predict the result before testing. Include a boundary or missing-information case when it helps reveal a limit.</w:t>
       </w:r>
     </w:p>
     <w:p>
-      <w:r>
-        <w:t>My changed input and expected result</w:t>
+      <w:pPr>
+        <w:spacing w:line="336" w:lineRule="auto" w:after="180"/>
+      </w:pPr>
+      <w:r>
+        <w:rPr>
+          <w:b w:val="0"/>
+        </w:rPr>
+        <w:t xml:space="preserve">My changed </w:t>
+      </w:r>
+      <w:r>
+        <w:rPr>
+          <w:b/>
+        </w:rPr>
+        <w:t>input</w:t>
+      </w:r>
+      <w:r>
+        <w:rPr>
+          <w:b w:val="0"/>
+        </w:rPr>
+        <w:t xml:space="preserve"> and expected result</w:t>
       </w:r>
     </w:p>
     <w:p>
@@ -4199,13 +6225,37 @@
       </w:r>
     </w:p>
     <w:p>
-      <w:r>
+      <w:pPr>
+        <w:spacing w:line="336" w:lineRule="auto" w:after="180"/>
+      </w:pPr>
+      <w:r>
+        <w:rPr>
+          <w:b w:val="0"/>
+        </w:rPr>
         <w:t>The recommender may suggest and explain; people decide, borrow, purchase, or share data.</w:t>
       </w:r>
     </w:p>
     <w:p>
-      <w:r>
-        <w:t>The evidence I will keep</w:t>
+      <w:pPr>
+        <w:spacing w:line="336" w:lineRule="auto" w:after="180"/>
+      </w:pPr>
+      <w:r>
+        <w:rPr>
+          <w:b w:val="0"/>
+        </w:rPr>
+        <w:t xml:space="preserve">The </w:t>
+      </w:r>
+      <w:r>
+        <w:rPr>
+          <w:b/>
+        </w:rPr>
+        <w:t>evidence</w:t>
+      </w:r>
+      <w:r>
+        <w:rPr>
+          <w:b w:val="0"/>
+        </w:rPr>
+        <w:t xml:space="preserve"> I will keep</w:t>
       </w:r>
     </w:p>
     <w:p>
@@ -4242,8 +6292,26 @@
       </w:r>
     </w:p>
     <w:p>
-      <w:r>
-        <w:t>Your teacher has the independent answer and scoring criteria. Complete the matching workbook week to keep your practice evidence together.</w:t>
+      <w:pPr>
+        <w:spacing w:line="336" w:lineRule="auto" w:after="180"/>
+      </w:pPr>
+      <w:r>
+        <w:rPr>
+          <w:b w:val="0"/>
+        </w:rPr>
+        <w:t xml:space="preserve">Your teacher has the independent answer and scoring criteria. Complete the matching workbook week to keep your practice </w:t>
+      </w:r>
+      <w:r>
+        <w:rPr>
+          <w:b/>
+        </w:rPr>
+        <w:t>evidence</w:t>
+      </w:r>
+      <w:r>
+        <w:rPr>
+          <w:b w:val="0"/>
+        </w:rPr>
+        <w:t xml:space="preserve"> together.</w:t>
       </w:r>
     </w:p>
     <w:p>
@@ -4255,7 +6323,13 @@
       </w:r>
     </w:p>
     <w:p>
-      <w:r>
+      <w:pPr>
+        <w:spacing w:line="336" w:lineRule="auto" w:after="180"/>
+      </w:pPr>
+      <w:r>
+        <w:rPr>
+          <w:b w:val="0"/>
+        </w:rPr>
         <w:t>A teacher approves posting version 1 to a class board. The assistant changes the text and destination to a public board. Does the old approval cover the new action? Define what must be reviewed.</w:t>
       </w:r>
     </w:p>
@@ -4311,8 +6385,25 @@
       </w:r>
     </w:p>
     <w:p>
-      <w:r>
-        <w:t>Attempt the independent case before hints. Record whether you worked alone, used a hint or followed a model. After feedback, fix the first unsupported step and explain why it changed. A later check uses a changed case, not a copied answer.</w:t>
+      <w:pPr>
+        <w:spacing w:line="336" w:lineRule="auto" w:after="180"/>
+      </w:pPr>
+      <w:r>
+        <w:rPr>
+          <w:b w:val="0"/>
+        </w:rPr>
+        <w:t>Attempt the independent case before hints. Record whether you worked alone, used a hint or followed a model. After feedback, fix the first unsupported step and explain why it changed.</w:t>
+      </w:r>
+    </w:p>
+    <w:p>
+      <w:pPr>
+        <w:spacing w:line="336" w:lineRule="auto" w:after="180"/>
+      </w:pPr>
+      <w:r>
+        <w:rPr>
+          <w:b w:val="0"/>
+        </w:rPr>
+        <w:t>A later check uses a changed case, not a copied answer.</w:t>
       </w:r>
     </w:p>
     <w:p>
@@ -4325,6 +6416,17 @@
     </w:p>
     <w:p>
       <w:r>
+        <w:t>Use this map to navigate Permissions and Human Review, connect the goals to tasks and keep one evidence record for each attempt.</w:t>
+      </w:r>
+    </w:p>
+    <w:p>
+      <w:pPr>
+        <w:spacing w:line="336" w:lineRule="auto" w:after="180"/>
+      </w:pPr>
+      <w:r>
+        <w:rPr>
+          <w:b w:val="0"/>
+        </w:rPr>
         <w:t>Start with this question: A fictional catalogue helper receives a narrowly scoped tool token.</w:t>
       </w:r>
     </w:p>
@@ -4431,13 +6533,61 @@
       </w:tr>
     </w:tbl>
     <w:p>
-      <w:r>
-        <w:t>Remember → watch and explain → try with help → investigate → try independently → keep project evidence. Your teacher may spread this lesson across several classes.</w:t>
-      </w:r>
-    </w:p>
-    <w:p>
-      <w:r>
-        <w:t>Keep your first prediction. Compare it with what the evidence shows and explain any change.</w:t>
+      <w:pPr>
+        <w:spacing w:line="336" w:lineRule="auto" w:after="180"/>
+      </w:pPr>
+      <w:r>
+        <w:rPr>
+          <w:b w:val="0"/>
+        </w:rPr>
+        <w:t xml:space="preserve">Remember → watch and explain → try with help → investigate → try independently → keep project </w:t>
+      </w:r>
+      <w:r>
+        <w:rPr>
+          <w:b/>
+        </w:rPr>
+        <w:t>evidence</w:t>
+      </w:r>
+      <w:r>
+        <w:rPr>
+          <w:b w:val="0"/>
+        </w:rPr>
+        <w:t>. Your teacher may spread this lesson across several classes.</w:t>
+      </w:r>
+    </w:p>
+    <w:p>
+      <w:pPr>
+        <w:spacing w:line="336" w:lineRule="auto" w:after="180"/>
+      </w:pPr>
+      <w:r>
+        <w:rPr>
+          <w:b w:val="0"/>
+        </w:rPr>
+        <w:t xml:space="preserve">Keep your first </w:t>
+      </w:r>
+      <w:r>
+        <w:rPr>
+          <w:b/>
+        </w:rPr>
+        <w:t>prediction</w:t>
+      </w:r>
+      <w:r>
+        <w:rPr>
+          <w:b w:val="0"/>
+        </w:rPr>
+        <w:t xml:space="preserve">. Compare it with what the </w:t>
+      </w:r>
+      <w:r>
+        <w:rPr>
+          <w:b/>
+        </w:rPr>
+        <w:t>evidence</w:t>
+      </w:r>
+      <w:r>
+        <w:rPr>
+          <w:b w:val="0"/>
+        </w:rPr>
+        <w:t xml:space="preserve"> shows and explain any change.</w:t>
       </w:r>
     </w:p>
     <w:p>
@@ -4450,7 +6600,42 @@
     </w:p>
     <w:p>
       <w:r>
-        <w:t>Close your notes. Explain this goal in your own words: Explain the mechanism and terminology of least privilege and tool scopes</w:t>
+        <w:t>Explain Permissions and Human Review without notes, identify a remaining question and plan a later check with a changed case.</w:t>
+      </w:r>
+    </w:p>
+    <w:p>
+      <w:pPr>
+        <w:spacing w:line="336" w:lineRule="auto" w:after="180"/>
+      </w:pPr>
+      <w:r>
+        <w:rPr>
+          <w:b w:val="0"/>
+        </w:rPr>
+        <w:t xml:space="preserve">Close your notes. Explain this goal in your own words: Explain the </w:t>
+      </w:r>
+      <w:r>
+        <w:rPr>
+          <w:b/>
+        </w:rPr>
+        <w:t>mechanism</w:t>
+      </w:r>
+      <w:r>
+        <w:rPr>
+          <w:b w:val="0"/>
+        </w:rPr>
+        <w:t xml:space="preserve"> and terminology of </w:t>
+      </w:r>
+      <w:r>
+        <w:rPr>
+          <w:b/>
+        </w:rPr>
+        <w:t>least privilege</w:t>
+      </w:r>
+      <w:r>
+        <w:rPr>
+          <w:b w:val="0"/>
+        </w:rPr>
+        <w:t xml:space="preserve"> and tool scopes</w:t>
       </w:r>
     </w:p>
     <w:p>
@@ -4487,13 +6672,61 @@
       </w:r>
     </w:p>
     <w:p>
-      <w:r>
-        <w:t>If you are unsure, return to the worked picture and explain one arrow. If you are ready, change an input or assumption and justify your prediction.</w:t>
-      </w:r>
-    </w:p>
-    <w:p>
-      <w:r>
-        <w:t>Save your workbook evidence. At the next review, try a different case before opening your old answer.</w:t>
+      <w:pPr>
+        <w:spacing w:line="336" w:lineRule="auto" w:after="180"/>
+      </w:pPr>
+      <w:r>
+        <w:rPr>
+          <w:b w:val="0"/>
+        </w:rPr>
+        <w:t xml:space="preserve">If you are unsure, return to the worked picture and explain one arrow. If you are ready, change an </w:t>
+      </w:r>
+      <w:r>
+        <w:rPr>
+          <w:b/>
+        </w:rPr>
+        <w:t>input</w:t>
+      </w:r>
+      <w:r>
+        <w:rPr>
+          <w:b w:val="0"/>
+        </w:rPr>
+        <w:t xml:space="preserve"> or assumption and justify your </w:t>
+      </w:r>
+      <w:r>
+        <w:rPr>
+          <w:b/>
+        </w:rPr>
+        <w:t>prediction</w:t>
+      </w:r>
+      <w:r>
+        <w:rPr>
+          <w:b w:val="0"/>
+        </w:rPr>
+        <w:t>.</w:t>
+      </w:r>
+    </w:p>
+    <w:p>
+      <w:pPr>
+        <w:spacing w:line="336" w:lineRule="auto" w:after="180"/>
+      </w:pPr>
+      <w:r>
+        <w:rPr>
+          <w:b w:val="0"/>
+        </w:rPr>
+        <w:t xml:space="preserve">Save your workbook </w:t>
+      </w:r>
+      <w:r>
+        <w:rPr>
+          <w:b/>
+        </w:rPr>
+        <w:t>evidence</w:t>
+      </w:r>
+      <w:r>
+        <w:rPr>
+          <w:b w:val="0"/>
+        </w:rPr>
+        <w:t>. At the next review, try a different case before opening your old answer.</w:t>
       </w:r>
     </w:p>
     <w:p>
@@ -4506,11 +6739,28 @@
     </w:p>
     <w:p>
       <w:r>
+        <w:t>Attempt supported questions before using hints or feedback. Review a missing building block, then keep the completed work.</w:t>
+      </w:r>
+    </w:p>
+    <w:p>
+      <w:pPr>
+        <w:spacing w:line="336" w:lineRule="auto" w:after="180"/>
+      </w:pPr>
+      <w:r>
+        <w:rPr>
+          <w:b w:val="0"/>
+        </w:rPr>
         <w:t>Use this supported practice once, in the browser or on paper. Keep the reserved independent assessment for a separate first attempt before teacher feedback.</w:t>
       </w:r>
     </w:p>
     <w:p>
-      <w:r>
+      <w:pPr>
+        <w:spacing w:line="336" w:lineRule="auto" w:after="180"/>
+      </w:pPr>
+      <w:r>
+        <w:rPr>
+          <w:b w:val="0"/>
+        </w:rPr>
         <w:t>A fictional catalogue helper receives a narrowly scoped tool token.</w:t>
       </w:r>
     </w:p>
@@ -4523,27 +6773,61 @@
       </w:r>
     </w:p>
     <w:p>
-      <w:r>
+      <w:pPr>
+        <w:spacing w:line="336" w:lineRule="auto" w:after="180"/>
+      </w:pPr>
+      <w:r>
+        <w:rPr>
+          <w:b w:val="0"/>
+        </w:rPr>
         <w:t>Which labelled step matches this detail? write R5 fails operation scope: deny even for an allowed record.</w:t>
       </w:r>
     </w:p>
     <w:p>
-      <w:r>
+      <w:pPr>
+        <w:spacing w:line="336" w:lineRule="auto" w:after="180"/>
+        <w:shd w:fill="F4F9FC"/>
+      </w:pPr>
+      <w:r>
+        <w:rPr>
+          <w:b w:val="0"/>
+        </w:rPr>
         <w:t>1. Wrong operation</w:t>
       </w:r>
     </w:p>
     <w:p>
-      <w:r>
+      <w:pPr>
+        <w:spacing w:line="336" w:lineRule="auto" w:after="180"/>
+        <w:shd w:fill="F4F9FC"/>
+      </w:pPr>
+      <w:r>
+        <w:rPr>
+          <w:b w:val="0"/>
+        </w:rPr>
         <w:t>2. Read token</w:t>
       </w:r>
     </w:p>
     <w:p>
-      <w:r>
+      <w:pPr>
+        <w:spacing w:line="336" w:lineRule="auto" w:after="180"/>
+        <w:shd w:fill="F4F9FC"/>
+      </w:pPr>
+      <w:r>
+        <w:rPr>
+          <w:b w:val="0"/>
+        </w:rPr>
         <w:t>3. Wrong object</w:t>
       </w:r>
     </w:p>
     <w:p>
-      <w:r>
+      <w:pPr>
+        <w:spacing w:line="336" w:lineRule="auto" w:after="180"/>
+        <w:shd w:fill="F4F9FC"/>
+      </w:pPr>
+      <w:r>
+        <w:rPr>
+          <w:b w:val="0"/>
+        </w:rPr>
         <w:t>4. Allowed call</w:t>
       </w:r>
     </w:p>
@@ -4581,40 +6865,160 @@
       </w:r>
     </w:p>
     <w:p>
-      <w:r>
+      <w:pPr>
+        <w:pStyle w:val="Heading3"/>
+      </w:pPr>
+      <w:r>
+        <w:t>Hint · try first</w:t>
+      </w:r>
+    </w:p>
+    <w:p>
+      <w:pPr>
+        <w:spacing w:line="336" w:lineRule="auto" w:after="180"/>
+        <w:shd w:fill="F1F6F8"/>
+      </w:pPr>
+      <w:r>
+        <w:rPr>
+          <w:b w:val="0"/>
+        </w:rPr>
         <w:t>Hint if needed: Read the steps in the pictorial case. Match the supplied detail to the stage that performs or records it.</w:t>
       </w:r>
     </w:p>
     <w:p>
-      <w:r>
-        <w:t>After your attempt, compare with the supported explanation: Wrong operation write R5 fails operation scope: deny even for an allowed record. Permissions are concrete restrictions, not a confidence score or a general instruction to be useful. Each proposed call must match both dimensions before it happens. A request written inside catalogue text cannot enlarge the token’s authority. Denial should preserve the proposed action and reason without executing the disallowed mutation.</w:t>
-      </w:r>
-    </w:p>
-    <w:p>
       <w:pPr>
         <w:pStyle w:val="Heading3"/>
       </w:pPr>
       <w:r>
+        <w:t>Feedback · compare after trying</w:t>
+      </w:r>
+    </w:p>
+    <w:p>
+      <w:pPr>
+        <w:spacing w:line="336" w:lineRule="auto" w:after="180"/>
+        <w:shd w:fill="F1F6FC"/>
+      </w:pPr>
+      <w:r>
+        <w:rPr>
+          <w:b w:val="0"/>
+        </w:rPr>
+        <w:t>After your attempt, compare with the supported explanation: Wrong operation write R5 fails operation scope: deny even for an allowed record.</w:t>
+      </w:r>
+    </w:p>
+    <w:p>
+      <w:pPr>
+        <w:spacing w:line="336" w:lineRule="auto" w:after="180"/>
+        <w:shd w:fill="F1F6FC"/>
+      </w:pPr>
+      <w:r>
+        <w:rPr>
+          <w:b/>
+        </w:rPr>
+        <w:t>Permission</w:t>
+      </w:r>
+      <w:r>
+        <w:rPr>
+          <w:b w:val="0"/>
+        </w:rPr>
+        <w:t>s are concrete restrictions, not a confidence score or a general instruction to be useful. Each proposed call must match both dimensions before it happens.</w:t>
+      </w:r>
+    </w:p>
+    <w:p>
+      <w:pPr>
+        <w:spacing w:line="336" w:lineRule="auto" w:after="180"/>
+        <w:shd w:fill="F1F6FC"/>
+      </w:pPr>
+      <w:r>
+        <w:rPr>
+          <w:b w:val="0"/>
+        </w:rPr>
+        <w:t>A request written inside catalogue text cannot enlarge the token’s authority. Denial should preserve the proposed action and reason without executing the disallowed mutation.</w:t>
+      </w:r>
+    </w:p>
+    <w:p>
+      <w:pPr>
+        <w:pStyle w:val="Heading3"/>
+      </w:pPr>
+      <w:r>
         <w:t>Practice 2: explain the deciding evidence</w:t>
       </w:r>
     </w:p>
     <w:p>
-      <w:r>
+      <w:pPr>
+        <w:pStyle w:val="Heading3"/>
+      </w:pPr>
+      <w:r>
+        <w:t>Changed case · predict first</w:t>
+      </w:r>
+    </w:p>
+    <w:p>
+      <w:pPr>
+        <w:spacing w:line="336" w:lineRule="auto" w:after="180"/>
+        <w:shd w:fill="F5F1FB"/>
+      </w:pPr>
+      <w:r>
+        <w:rPr>
+          <w:b w:val="0"/>
+        </w:rPr>
         <w:t>Changed-case practice: The helper says it needs write R5 to correct an apparent typo. Which conclusion is supported by the supplied facts?</w:t>
       </w:r>
     </w:p>
     <w:p>
-      <w:r>
-        <w:t>1. We can decide the result without examining the changed input or the procedure.</w:t>
-      </w:r>
-    </w:p>
-    <w:p>
-      <w:r>
-        <w:t>2. This one example guarantees correct results for every future input.</w:t>
-      </w:r>
-    </w:p>
-    <w:p>
-      <w:r>
+      <w:pPr>
+        <w:spacing w:line="336" w:lineRule="auto" w:after="180"/>
+        <w:shd w:fill="F4F9FC"/>
+      </w:pPr>
+      <w:r>
+        <w:rPr>
+          <w:b w:val="0"/>
+        </w:rPr>
+        <w:t xml:space="preserve">1. We can decide the result without examining the changed </w:t>
+      </w:r>
+      <w:r>
+        <w:rPr>
+          <w:b/>
+        </w:rPr>
+        <w:t>input</w:t>
+      </w:r>
+      <w:r>
+        <w:rPr>
+          <w:b w:val="0"/>
+        </w:rPr>
+        <w:t xml:space="preserve"> or the procedure.</w:t>
+      </w:r>
+    </w:p>
+    <w:p>
+      <w:pPr>
+        <w:spacing w:line="336" w:lineRule="auto" w:after="180"/>
+        <w:shd w:fill="F4F9FC"/>
+      </w:pPr>
+      <w:r>
+        <w:rPr>
+          <w:b w:val="0"/>
+        </w:rPr>
+        <w:t xml:space="preserve">2. This one example guarantees correct results for every future </w:t>
+      </w:r>
+      <w:r>
+        <w:rPr>
+          <w:b/>
+        </w:rPr>
+        <w:t>input</w:t>
+      </w:r>
+      <w:r>
+        <w:rPr>
+          <w:b w:val="0"/>
+        </w:rPr>
+        <w:t>.</w:t>
+      </w:r>
+    </w:p>
+    <w:p>
+      <w:pPr>
+        <w:spacing w:line="336" w:lineRule="auto" w:after="180"/>
+        <w:shd w:fill="F4F9FC"/>
+      </w:pPr>
+      <w:r>
+        <w:rPr>
+          <w:b w:val="0"/>
+        </w:rPr>
         <w:t>3. The write remains denied under the existing token.</w:t>
       </w:r>
     </w:p>
@@ -4652,12 +7056,42 @@
       </w:r>
     </w:p>
     <w:p>
-      <w:r>
+      <w:pPr>
+        <w:pStyle w:val="Heading3"/>
+      </w:pPr>
+      <w:r>
+        <w:t>Hint · try first</w:t>
+      </w:r>
+    </w:p>
+    <w:p>
+      <w:pPr>
+        <w:spacing w:line="336" w:lineRule="auto" w:after="180"/>
+        <w:shd w:fill="F1F6F8"/>
+      </w:pPr>
+      <w:r>
+        <w:rPr>
+          <w:b w:val="0"/>
+        </w:rPr>
         <w:t>Hint if needed: Use the changed condition and the deciding step in the pictorial trace. The answer must say what follows from those facts.</w:t>
       </w:r>
     </w:p>
     <w:p>
-      <w:r>
+      <w:pPr>
+        <w:pStyle w:val="Heading3"/>
+      </w:pPr>
+      <w:r>
+        <w:t>Feedback · compare after trying</w:t>
+      </w:r>
+    </w:p>
+    <w:p>
+      <w:pPr>
+        <w:spacing w:line="336" w:lineRule="auto" w:after="180"/>
+        <w:shd w:fill="F1F6FC"/>
+      </w:pPr>
+      <w:r>
+        <w:rPr>
+          <w:b w:val="0"/>
+        </w:rPr>
         <w:t>After your attempt, compare with the supported explanation: The write remains denied under the existing token. A useful purpose does not create an authorised operation; an authorised owner must review any scope change.</w:t>
       </w:r>
     </w:p>
@@ -4670,17 +7104,81 @@
       </w:r>
     </w:p>
     <w:p>
-      <w:r>
-        <w:t>Review Agents and Tools (ai-2/30). Goal: Explain the mechanism and terminology of state machines for bounded agents. Short practice: Can the assistant accept Trace B because its final state is done?. Return to this week and explain what you changed.</w:t>
-      </w:r>
-    </w:p>
-    <w:p>
-      <w:r>
-        <w:t>Review Prompt Experiments (ai-2/28). Goal: Explain the mechanism and terminology of controlled prompt experiments. Short practice: Name the case P passes and Q fails, and explain why it matters.. Return to this week and explain what you changed.</w:t>
-      </w:r>
-    </w:p>
-    <w:p>
-      <w:r>
+      <w:pPr>
+        <w:spacing w:line="336" w:lineRule="auto" w:after="180"/>
+      </w:pPr>
+      <w:r>
+        <w:rPr>
+          <w:b w:val="0"/>
+        </w:rPr>
+        <w:t xml:space="preserve">Review Agents and Tools (ai-2/30). Goal: Explain the </w:t>
+      </w:r>
+      <w:r>
+        <w:rPr>
+          <w:b/>
+        </w:rPr>
+        <w:t>mechanism</w:t>
+      </w:r>
+      <w:r>
+        <w:rPr>
+          <w:b w:val="0"/>
+        </w:rPr>
+        <w:t xml:space="preserve"> and terminology of state machines for bounded agents. Short practice: Can the assistant accept Trace B because its final state is done?.</w:t>
+      </w:r>
+    </w:p>
+    <w:p>
+      <w:pPr>
+        <w:spacing w:line="336" w:lineRule="auto" w:after="180"/>
+      </w:pPr>
+      <w:r>
+        <w:rPr>
+          <w:b w:val="0"/>
+        </w:rPr>
+        <w:t>Return to this week and explain what you changed.</w:t>
+      </w:r>
+    </w:p>
+    <w:p>
+      <w:pPr>
+        <w:spacing w:line="336" w:lineRule="auto" w:after="180"/>
+      </w:pPr>
+      <w:r>
+        <w:rPr>
+          <w:b w:val="0"/>
+        </w:rPr>
+        <w:t xml:space="preserve">Review Prompt Experiments (ai-2/28). Goal: Explain the </w:t>
+      </w:r>
+      <w:r>
+        <w:rPr>
+          <w:b/>
+        </w:rPr>
+        <w:t>mechanism</w:t>
+      </w:r>
+      <w:r>
+        <w:rPr>
+          <w:b w:val="0"/>
+        </w:rPr>
+        <w:t xml:space="preserve"> and terminology of controlled prompt experiments. Short practice: Name the case P passes and Q fails, and explain why it matters..</w:t>
+      </w:r>
+    </w:p>
+    <w:p>
+      <w:pPr>
+        <w:spacing w:line="336" w:lineRule="auto" w:after="180"/>
+      </w:pPr>
+      <w:r>
+        <w:rPr>
+          <w:b w:val="0"/>
+        </w:rPr>
+        <w:t>Return to this week and explain what you changed.</w:t>
+      </w:r>
+    </w:p>
+    <w:p>
+      <w:pPr>
+        <w:spacing w:line="336" w:lineRule="auto" w:after="180"/>
+      </w:pPr>
+      <w:r>
+        <w:rPr>
+          <w:b w:val="0"/>
+        </w:rPr>
         <w:t>Review Text as Pieces (ai-2/25). Goal: Encode and decode text under an explicit toy vocabulary. Short practice: Why is the unknown ! at position 10 rather than position 9?. Return to this week and explain what you changed.</w:t>
       </w:r>
     </w:p>
@@ -4693,8 +7191,61 @@
       </w:r>
     </w:p>
     <w:p>
-      <w:r>
-        <w:t>The browser lab lets you edit the supported Python examples already included in this lesson. Predict first, run, inspect the actual output or error, change one input, then run again. Keep code, predictions, actual results and a reasoned revision together. On paper, label your result as a trace rather than an execution.</w:t>
+      <w:pPr>
+        <w:spacing w:line="336" w:lineRule="auto" w:after="180"/>
+      </w:pPr>
+      <w:r>
+        <w:rPr>
+          <w:b w:val="0"/>
+        </w:rPr>
+        <w:t xml:space="preserve">The browser lab lets you edit the supported Python examples already included in this lesson. Predict first, run, inspect the actual </w:t>
+      </w:r>
+      <w:r>
+        <w:rPr>
+          <w:b/>
+        </w:rPr>
+        <w:t>output</w:t>
+      </w:r>
+      <w:r>
+        <w:rPr>
+          <w:b w:val="0"/>
+        </w:rPr>
+        <w:t xml:space="preserve"> or error, change one </w:t>
+      </w:r>
+      <w:r>
+        <w:rPr>
+          <w:b/>
+        </w:rPr>
+        <w:t>input</w:t>
+      </w:r>
+      <w:r>
+        <w:rPr>
+          <w:b w:val="0"/>
+        </w:rPr>
+        <w:t>, then run again.</w:t>
+      </w:r>
+    </w:p>
+    <w:p>
+      <w:pPr>
+        <w:spacing w:line="336" w:lineRule="auto" w:after="180"/>
+      </w:pPr>
+      <w:r>
+        <w:rPr>
+          <w:b w:val="0"/>
+        </w:rPr>
+        <w:t xml:space="preserve">Keep code, </w:t>
+      </w:r>
+      <w:r>
+        <w:rPr>
+          <w:b/>
+        </w:rPr>
+        <w:t>prediction</w:t>
+      </w:r>
+      <w:r>
+        <w:rPr>
+          <w:b w:val="0"/>
+        </w:rPr>
+        <w:t>s, actual results and a reasoned revision together. On paper, label your result as a trace rather than an execution.</w:t>
       </w:r>
     </w:p>
     <w:p>
@@ -4706,8 +7257,613 @@
       </w:r>
     </w:p>
     <w:p>
-      <w:r>
-        <w:t>Use Download completed work in the hosted lesson to export your answers, reflections, practice feedback and code-run evidence. Open the HTML copy to read or print it. Drafts stay in this browser when storage is available; clear drafts on a shared device.</w:t>
+      <w:pPr>
+        <w:spacing w:line="336" w:lineRule="auto" w:after="180"/>
+      </w:pPr>
+      <w:r>
+        <w:rPr>
+          <w:b w:val="0"/>
+        </w:rPr>
+        <w:t xml:space="preserve">Use Download completed work in the hosted lesson to export your answers, reflections, practice feedback and code-run </w:t>
+      </w:r>
+      <w:r>
+        <w:rPr>
+          <w:b/>
+        </w:rPr>
+        <w:t>evidence</w:t>
+      </w:r>
+      <w:r>
+        <w:rPr>
+          <w:b w:val="0"/>
+        </w:rPr>
+        <w:t>. Open the HTML copy to read or print it.</w:t>
+      </w:r>
+    </w:p>
+    <w:p>
+      <w:pPr>
+        <w:spacing w:line="336" w:lineRule="auto" w:after="180"/>
+      </w:pPr>
+      <w:r>
+        <w:rPr>
+          <w:b w:val="0"/>
+        </w:rPr>
+        <w:t>Drafts stay in this browser when storage is available; clear drafts on a shared device.</w:t>
+      </w:r>
+    </w:p>
+    <w:p>
+      <w:pPr>
+        <w:pStyle w:val="Heading1"/>
+      </w:pPr>
+      <w:r>
+        <w:t>18. Visual concept journey</w:t>
+      </w:r>
+    </w:p>
+    <w:p>
+      <w:r>
+        <w:t>Explain each Permissions and Human Review graphic using its labels, deciding evidence and relevant limitation.</w:t>
+      </w:r>
+    </w:p>
+    <w:p>
+      <w:pPr>
+        <w:pStyle w:val="Heading3"/>
+      </w:pPr>
+      <w:r>
+        <w:t>01. Permissions and Human Review: the case</w:t>
+      </w:r>
+    </w:p>
+    <w:p>
+      <w:r>
+        <w:drawing>
+          <wp:inline xmlns:a="http://schemas.openxmlformats.org/drawingml/2006/main" xmlns:pic="http://schemas.openxmlformats.org/drawingml/2006/picture">
+            <wp:extent cx="5486400" cy="2834640"/>
+            <wp:docPr id="22" name="Picture 22" descr="A fictional catalogue helper receives a narrowly scoped tool token. Supplied facts: Token allows read on catalogue records R2 and R5 only. No write permission is granted. Proposals: read R2; read R8; write R5. Generated text claims all are helpful."/>
+            <wp:cNvGraphicFramePr>
+              <a:graphicFrameLocks noChangeAspect="1"/>
+            </wp:cNvGraphicFramePr>
+            <a:graphic>
+              <a:graphicData uri="http://schemas.openxmlformats.org/drawingml/2006/picture">
+                <pic:pic>
+                  <pic:nvPicPr>
+                    <pic:cNvPr id="0" name="academy-story-ai-2-31-01.png"/>
+                    <pic:cNvPicPr/>
+                  </pic:nvPicPr>
+                  <pic:blipFill>
+                    <a:blip r:embed="rId29"/>
+                    <a:stretch>
+                      <a:fillRect/>
+                    </a:stretch>
+                  </pic:blipFill>
+                  <pic:spPr>
+                    <a:xfrm>
+                      <a:off x="0" y="0"/>
+                      <a:ext cx="5486400" cy="2834640"/>
+                    </a:xfrm>
+                    <a:prstGeom prst="rect"/>
+                  </pic:spPr>
+                </pic:pic>
+              </a:graphicData>
+            </a:graphic>
+          </wp:inline>
+        </w:drawing>
+      </w:r>
+    </w:p>
+    <w:p>
+      <w:pPr>
+        <w:spacing w:line="336" w:lineRule="auto" w:after="180"/>
+      </w:pPr>
+      <w:r>
+        <w:rPr>
+          <w:b w:val="0"/>
+        </w:rPr>
+        <w:t xml:space="preserve">A fictional catalogue helper receives a narrowly scoped tool token. Supplied facts: Token allows read on catalogue records R2 and R5 only. No write </w:t>
+      </w:r>
+      <w:r>
+        <w:rPr>
+          <w:b/>
+        </w:rPr>
+        <w:t>permission</w:t>
+      </w:r>
+      <w:r>
+        <w:rPr>
+          <w:b w:val="0"/>
+        </w:rPr>
+        <w:t xml:space="preserve"> is granted. Proposals: read R2; read R8; write R5.</w:t>
+      </w:r>
+    </w:p>
+    <w:p>
+      <w:pPr>
+        <w:spacing w:line="336" w:lineRule="auto" w:after="180"/>
+      </w:pPr>
+      <w:r>
+        <w:rPr>
+          <w:b w:val="0"/>
+        </w:rPr>
+        <w:t>Generated text claims all are helpful.</w:t>
+      </w:r>
+    </w:p>
+    <w:p>
+      <w:pPr>
+        <w:spacing w:line="336" w:lineRule="auto" w:after="180"/>
+        <w:shd w:fill="F5F1FB"/>
+      </w:pPr>
+      <w:r>
+        <w:rPr>
+          <w:b w:val="0"/>
+        </w:rPr>
+        <w:t>Point to the given fact that matters most. Explain why it matters.</w:t>
+      </w:r>
+    </w:p>
+    <w:p>
+      <w:pPr>
+        <w:pStyle w:val="Heading3"/>
+      </w:pPr>
+      <w:r>
+        <w:t>02. Follow the deciding steps</w:t>
+      </w:r>
+    </w:p>
+    <w:p>
+      <w:r>
+        <w:drawing>
+          <wp:inline xmlns:a="http://schemas.openxmlformats.org/drawingml/2006/main" xmlns:pic="http://schemas.openxmlformats.org/drawingml/2006/picture">
+            <wp:extent cx="5486400" cy="4005072"/>
+            <wp:docPr id="23" name="Picture 23" descr="Read token: Authorised operation is read; authorised objects are R2,R5. → Allowed call: read R2 matches both operation and object: allow. → Wrong object: read R8 fails object scope: deny. → Wrong operation: write R5 fails operation scope: deny even for an allowed record."/>
+            <wp:cNvGraphicFramePr>
+              <a:graphicFrameLocks noChangeAspect="1"/>
+            </wp:cNvGraphicFramePr>
+            <a:graphic>
+              <a:graphicData uri="http://schemas.openxmlformats.org/drawingml/2006/picture">
+                <pic:pic>
+                  <pic:nvPicPr>
+                    <pic:cNvPr id="0" name="academy-story-ai-2-31-02.png"/>
+                    <pic:cNvPicPr/>
+                  </pic:nvPicPr>
+                  <pic:blipFill>
+                    <a:blip r:embed="rId30"/>
+                    <a:stretch>
+                      <a:fillRect/>
+                    </a:stretch>
+                  </pic:blipFill>
+                  <pic:spPr>
+                    <a:xfrm>
+                      <a:off x="0" y="0"/>
+                      <a:ext cx="5486400" cy="4005072"/>
+                    </a:xfrm>
+                    <a:prstGeom prst="rect"/>
+                  </pic:spPr>
+                </pic:pic>
+              </a:graphicData>
+            </a:graphic>
+          </wp:inline>
+        </w:drawing>
+      </w:r>
+    </w:p>
+    <w:p>
+      <w:pPr>
+        <w:spacing w:line="336" w:lineRule="auto" w:after="180"/>
+      </w:pPr>
+      <w:r>
+        <w:rPr>
+          <w:b w:val="0"/>
+        </w:rPr>
+        <w:t>Read token: Authorised operation is read; authorised objects are R2,R5. → Allowed call: read R2 matches both operation and object: allow. → Wrong object: read R8 fails object scope: deny. → Wrong operation: write R5 fails operation scope: deny even for an allowed record.</w:t>
+      </w:r>
+    </w:p>
+    <w:p>
+      <w:pPr>
+        <w:spacing w:line="336" w:lineRule="auto" w:after="180"/>
+        <w:shd w:fill="F5F1FB"/>
+      </w:pPr>
+      <w:r>
+        <w:rPr>
+          <w:b w:val="0"/>
+        </w:rPr>
+        <w:t xml:space="preserve">Point to each numbered stage and explain which recorded </w:t>
+      </w:r>
+      <w:r>
+        <w:rPr>
+          <w:b/>
+        </w:rPr>
+        <w:t>input</w:t>
+      </w:r>
+      <w:r>
+        <w:rPr>
+          <w:b w:val="0"/>
+        </w:rPr>
+        <w:t xml:space="preserve"> it uses.</w:t>
+      </w:r>
+    </w:p>
+    <w:p>
+      <w:pPr>
+        <w:pStyle w:val="Heading3"/>
+      </w:pPr>
+      <w:r>
+        <w:t>03. Least privilege and tool scopes — evidence trace</w:t>
+      </w:r>
+    </w:p>
+    <w:p>
+      <w:r>
+        <w:drawing>
+          <wp:inline xmlns:a="http://schemas.openxmlformats.org/drawingml/2006/main" xmlns:pic="http://schemas.openxmlformats.org/drawingml/2006/picture">
+            <wp:extent cx="5486400" cy="2996184"/>
+            <wp:docPr id="24" name="Picture 24" descr="Least privilege and tool scopes — evidence trace. Tool token permits lookup(public-room). A proposed call writes teacher notes. | A reporting assistant may lookup public rooms but may not write records, send messages or read teacher notes. Check actor, operation and resource before executing a proposed call. | Both operation and resource exceed scope; deny before execution, regardless of generated confidence."/>
+            <wp:cNvGraphicFramePr>
+              <a:graphicFrameLocks noChangeAspect="1"/>
+            </wp:cNvGraphicFramePr>
+            <a:graphic>
+              <a:graphicData uri="http://schemas.openxmlformats.org/drawingml/2006/picture">
+                <pic:pic>
+                  <pic:nvPicPr>
+                    <pic:cNvPr id="0" name="academy-story-ai-2-31-03.png"/>
+                    <pic:cNvPicPr/>
+                  </pic:nvPicPr>
+                  <pic:blipFill>
+                    <a:blip r:embed="rId31"/>
+                    <a:stretch>
+                      <a:fillRect/>
+                    </a:stretch>
+                  </pic:blipFill>
+                  <pic:spPr>
+                    <a:xfrm>
+                      <a:off x="0" y="0"/>
+                      <a:ext cx="5486400" cy="2996184"/>
+                    </a:xfrm>
+                    <a:prstGeom prst="rect"/>
+                  </pic:spPr>
+                </pic:pic>
+              </a:graphicData>
+            </a:graphic>
+          </wp:inline>
+        </w:drawing>
+      </w:r>
+    </w:p>
+    <w:p>
+      <w:pPr>
+        <w:spacing w:line="336" w:lineRule="auto" w:after="180"/>
+      </w:pPr>
+      <w:r>
+        <w:rPr>
+          <w:b/>
+        </w:rPr>
+        <w:t>Least privilege</w:t>
+      </w:r>
+      <w:r>
+        <w:rPr>
+          <w:b w:val="0"/>
+        </w:rPr>
+        <w:t xml:space="preserve"> and tool scopes — </w:t>
+      </w:r>
+      <w:r>
+        <w:rPr>
+          <w:b/>
+        </w:rPr>
+        <w:t>evidence</w:t>
+      </w:r>
+      <w:r>
+        <w:rPr>
+          <w:b w:val="0"/>
+        </w:rPr>
+        <w:t xml:space="preserve"> trace. Tool token permits lookup(public-room).</w:t>
+      </w:r>
+    </w:p>
+    <w:p>
+      <w:pPr>
+        <w:spacing w:line="336" w:lineRule="auto" w:after="180"/>
+      </w:pPr>
+      <w:r>
+        <w:rPr>
+          <w:b w:val="0"/>
+        </w:rPr>
+        <w:t>A proposed call writes teacher notes. | A reporting assistant may lookup public rooms but may not write records, send messages or read teacher notes.</w:t>
+      </w:r>
+    </w:p>
+    <w:p>
+      <w:pPr>
+        <w:spacing w:line="336" w:lineRule="auto" w:after="180"/>
+      </w:pPr>
+      <w:r>
+        <w:rPr>
+          <w:b w:val="0"/>
+        </w:rPr>
+        <w:t>Check actor, operation and resource before executing a proposed call. | Both operation and resource exceed scope; deny before execution, regardless of generated confidence.</w:t>
+      </w:r>
+    </w:p>
+    <w:p>
+      <w:pPr>
+        <w:spacing w:line="336" w:lineRule="auto" w:after="180"/>
+        <w:shd w:fill="F5F1FB"/>
+      </w:pPr>
+      <w:r>
+        <w:rPr>
+          <w:b w:val="0"/>
+        </w:rPr>
+        <w:t>Read the labels and values. Explain the relationship the model shows.</w:t>
+      </w:r>
+    </w:p>
+    <w:p>
+      <w:pPr>
+        <w:pStyle w:val="Heading3"/>
+      </w:pPr>
+      <w:r>
+        <w:t>04. Change one thing. Trace what follows.</w:t>
+      </w:r>
+    </w:p>
+    <w:p>
+      <w:r>
+        <w:drawing>
+          <wp:inline xmlns:a="http://schemas.openxmlformats.org/drawingml/2006/main" xmlns:pic="http://schemas.openxmlformats.org/drawingml/2006/picture">
+            <wp:extent cx="5486400" cy="3179064"/>
+            <wp:docPr id="25" name="Picture 25" descr="Original case: write R5 fails operation scope: deny even for an allowed record. Changed condition: The helper says it needs write R5 to correct an apparent typo. Expected result: The write remains denied under the existing token. Reason: A useful purpose does not create an authorised operation; an authorised owner must review any scope change."/>
+            <wp:cNvGraphicFramePr>
+              <a:graphicFrameLocks noChangeAspect="1"/>
+            </wp:cNvGraphicFramePr>
+            <a:graphic>
+              <a:graphicData uri="http://schemas.openxmlformats.org/drawingml/2006/picture">
+                <pic:pic>
+                  <pic:nvPicPr>
+                    <pic:cNvPr id="0" name="academy-story-ai-2-31-04.png"/>
+                    <pic:cNvPicPr/>
+                  </pic:nvPicPr>
+                  <pic:blipFill>
+                    <a:blip r:embed="rId32"/>
+                    <a:stretch>
+                      <a:fillRect/>
+                    </a:stretch>
+                  </pic:blipFill>
+                  <pic:spPr>
+                    <a:xfrm>
+                      <a:off x="0" y="0"/>
+                      <a:ext cx="5486400" cy="3179064"/>
+                    </a:xfrm>
+                    <a:prstGeom prst="rect"/>
+                  </pic:spPr>
+                </pic:pic>
+              </a:graphicData>
+            </a:graphic>
+          </wp:inline>
+        </w:drawing>
+      </w:r>
+    </w:p>
+    <w:p>
+      <w:pPr>
+        <w:spacing w:line="336" w:lineRule="auto" w:after="180"/>
+      </w:pPr>
+      <w:r>
+        <w:rPr>
+          <w:b w:val="0"/>
+        </w:rPr>
+        <w:t>Original case: write R5 fails operation scope: deny even for an allowed record. Changed condition: The helper says it needs write R5 to correct an apparent typo.</w:t>
+      </w:r>
+    </w:p>
+    <w:p>
+      <w:pPr>
+        <w:spacing w:line="336" w:lineRule="auto" w:after="180"/>
+      </w:pPr>
+      <w:r>
+        <w:rPr>
+          <w:b w:val="0"/>
+        </w:rPr>
+        <w:t>Expected result: The write remains denied under the existing token. Reason: A useful purpose does not create an authorised operation; an authorised owner must review any scope change.</w:t>
+      </w:r>
+    </w:p>
+    <w:p>
+      <w:pPr>
+        <w:spacing w:line="336" w:lineRule="auto" w:after="180"/>
+        <w:shd w:fill="F5F1FB"/>
+      </w:pPr>
+      <w:r>
+        <w:rPr>
+          <w:b w:val="0"/>
+        </w:rPr>
+        <w:t>Predict before checking the worked changed-case result. Name what changed and what the supplied facts allow you to conclude.</w:t>
+      </w:r>
+    </w:p>
+    <w:p>
+      <w:pPr>
+        <w:pStyle w:val="Heading3"/>
+      </w:pPr>
+      <w:r>
+        <w:t>05. Connect the explanation to its limit</w:t>
+      </w:r>
+    </w:p>
+    <w:p>
+      <w:r>
+        <w:drawing>
+          <wp:inline xmlns:a="http://schemas.openxmlformats.org/drawingml/2006/main" xmlns:pic="http://schemas.openxmlformats.org/drawingml/2006/picture">
+            <wp:extent cx="5486400" cy="2834640"/>
+            <wp:docPr id="26" name="Picture 26" descr="Permissions are concrete restrictions, not a confidence score or a general instruction to be useful. Each proposed call must match both dimensions before it happens. A request written inside catalogue text cannot enlarge the token’s authority. Denial should preserve the proposed action and reason without executing the disallowed mutation. Limit: Permission checks do not establish that a read result is trustworthy or that an allowed action is factually correct."/>
+            <wp:cNvGraphicFramePr>
+              <a:graphicFrameLocks noChangeAspect="1"/>
+            </wp:cNvGraphicFramePr>
+            <a:graphic>
+              <a:graphicData uri="http://schemas.openxmlformats.org/drawingml/2006/picture">
+                <pic:pic>
+                  <pic:nvPicPr>
+                    <pic:cNvPr id="0" name="academy-story-ai-2-31-05.png"/>
+                    <pic:cNvPicPr/>
+                  </pic:nvPicPr>
+                  <pic:blipFill>
+                    <a:blip r:embed="rId33"/>
+                    <a:stretch>
+                      <a:fillRect/>
+                    </a:stretch>
+                  </pic:blipFill>
+                  <pic:spPr>
+                    <a:xfrm>
+                      <a:off x="0" y="0"/>
+                      <a:ext cx="5486400" cy="2834640"/>
+                    </a:xfrm>
+                    <a:prstGeom prst="rect"/>
+                  </pic:spPr>
+                </pic:pic>
+              </a:graphicData>
+            </a:graphic>
+          </wp:inline>
+        </w:drawing>
+      </w:r>
+    </w:p>
+    <w:p>
+      <w:pPr>
+        <w:spacing w:line="336" w:lineRule="auto" w:after="180"/>
+      </w:pPr>
+      <w:r>
+        <w:rPr>
+          <w:b/>
+        </w:rPr>
+        <w:t>Permission</w:t>
+      </w:r>
+      <w:r>
+        <w:rPr>
+          <w:b w:val="0"/>
+        </w:rPr>
+        <w:t>s are concrete restrictions, not a confidence score or a general instruction to be useful. Each proposed call must match both dimensions before it happens.</w:t>
+      </w:r>
+    </w:p>
+    <w:p>
+      <w:pPr>
+        <w:spacing w:line="336" w:lineRule="auto" w:after="180"/>
+      </w:pPr>
+      <w:r>
+        <w:rPr>
+          <w:b w:val="0"/>
+        </w:rPr>
+        <w:t>A request written inside catalogue text cannot enlarge the token’s authority. Denial should preserve the proposed action and reason without executing the disallowed mutation.</w:t>
+      </w:r>
+    </w:p>
+    <w:p>
+      <w:pPr>
+        <w:spacing w:line="336" w:lineRule="auto" w:after="180"/>
+      </w:pPr>
+      <w:r>
+        <w:rPr>
+          <w:b w:val="0"/>
+        </w:rPr>
+        <w:t xml:space="preserve">Limit: </w:t>
+      </w:r>
+      <w:r>
+        <w:rPr>
+          <w:b/>
+        </w:rPr>
+        <w:t>Permission</w:t>
+      </w:r>
+      <w:r>
+        <w:rPr>
+          <w:b w:val="0"/>
+        </w:rPr>
+        <w:t xml:space="preserve"> checks do not establish that a read result is trustworthy or that an allowed action is factually correct.</w:t>
+      </w:r>
+    </w:p>
+    <w:p>
+      <w:pPr>
+        <w:spacing w:line="336" w:lineRule="auto" w:after="180"/>
+        <w:shd w:fill="F5F1FB"/>
+      </w:pPr>
+      <w:r>
+        <w:rPr>
+          <w:b w:val="0"/>
+        </w:rPr>
+        <w:t>Explain the case, then point to a limit on the claim.</w:t>
+      </w:r>
+    </w:p>
+    <w:p>
+      <w:pPr>
+        <w:pStyle w:val="Heading3"/>
+      </w:pPr>
+      <w:r>
+        <w:t>06. Make the idea visible in your project</w:t>
+      </w:r>
+    </w:p>
+    <w:p>
+      <w:r>
+        <w:drawing>
+          <wp:inline xmlns:a="http://schemas.openxmlformats.org/drawingml/2006/main" xmlns:pic="http://schemas.openxmlformats.org/drawingml/2006/picture">
+            <wp:extent cx="5486400" cy="3380232"/>
+            <wp:docPr id="27" name="Picture 27" descr="Give the recommender read-only access wherever sufficient, and require explicit owner review for catalogue edits or publication. Draw your input, deciding step, result and limit. Supported question: Which proposal is allowed, and why is an authorised object alone insufficient?"/>
+            <wp:cNvGraphicFramePr>
+              <a:graphicFrameLocks noChangeAspect="1"/>
+            </wp:cNvGraphicFramePr>
+            <a:graphic>
+              <a:graphicData uri="http://schemas.openxmlformats.org/drawingml/2006/picture">
+                <pic:pic>
+                  <pic:nvPicPr>
+                    <pic:cNvPr id="0" name="academy-story-ai-2-31-06.png"/>
+                    <pic:cNvPicPr/>
+                  </pic:nvPicPr>
+                  <pic:blipFill>
+                    <a:blip r:embed="rId34"/>
+                    <a:stretch>
+                      <a:fillRect/>
+                    </a:stretch>
+                  </pic:blipFill>
+                  <pic:spPr>
+                    <a:xfrm>
+                      <a:off x="0" y="0"/>
+                      <a:ext cx="5486400" cy="3380232"/>
+                    </a:xfrm>
+                    <a:prstGeom prst="rect"/>
+                  </pic:spPr>
+                </pic:pic>
+              </a:graphicData>
+            </a:graphic>
+          </wp:inline>
+        </w:drawing>
+      </w:r>
+    </w:p>
+    <w:p>
+      <w:pPr>
+        <w:spacing w:line="336" w:lineRule="auto" w:after="180"/>
+      </w:pPr>
+      <w:r>
+        <w:rPr>
+          <w:b w:val="0"/>
+        </w:rPr>
+        <w:t xml:space="preserve">Give the recommender read-only access wherever sufficient, and require explicit owner review for catalogue edits or publication. Draw your </w:t>
+      </w:r>
+      <w:r>
+        <w:rPr>
+          <w:b/>
+        </w:rPr>
+        <w:t>input</w:t>
+      </w:r>
+      <w:r>
+        <w:rPr>
+          <w:b w:val="0"/>
+        </w:rPr>
+        <w:t>, deciding step, result and limit.</w:t>
+      </w:r>
+    </w:p>
+    <w:p>
+      <w:pPr>
+        <w:spacing w:line="336" w:lineRule="auto" w:after="180"/>
+      </w:pPr>
+      <w:r>
+        <w:rPr>
+          <w:b w:val="0"/>
+        </w:rPr>
+        <w:t>Supported question: Which proposal is allowed, and why is an authorised object alone insufficient?</w:t>
+      </w:r>
+    </w:p>
+    <w:p>
+      <w:pPr>
+        <w:spacing w:line="336" w:lineRule="auto" w:after="180"/>
+        <w:shd w:fill="F5F1FB"/>
+      </w:pPr>
+      <w:r>
+        <w:rPr>
+          <w:b w:val="0"/>
+        </w:rPr>
+        <w:t xml:space="preserve">Draw your project trace and justify the deciding step using </w:t>
+      </w:r>
+      <w:r>
+        <w:rPr>
+          <w:b/>
+        </w:rPr>
+        <w:t>evidence</w:t>
+      </w:r>
+      <w:r>
+        <w:rPr>
+          <w:b w:val="0"/>
+        </w:rPr>
+        <w:t>.</w:t>
       </w:r>
     </w:p>
     <w:sectPr>

--- a/downloads/student/ai-2-week-31.docx
+++ b/downloads/student/ai-2-week-31.docx
@@ -25,12 +25,17 @@
         <w:pStyle w:val="Heading1"/>
       </w:pPr>
       <w:r>
-        <w:t>Before you start</w:t>
-      </w:r>
-    </w:p>
-    <w:p>
-      <w:r>
-        <w:t>Week 30: a tool action has a defined permission scope.</w:t>
+        <w:t>Check the actor. Check the operation. Check the object.</w:t>
+      </w:r>
+    </w:p>
+    <w:p>
+      <w:r>
+        <w:t>Apply least privilege and place human review before consequential actions.</w:t>
+      </w:r>
+    </w:p>
+    <w:p>
+      <w:r>
+        <w:t>Scoped policy → proposed call → two scope checks → decision → evidence and review.</w:t>
       </w:r>
     </w:p>
     <w:p>
@@ -38,20 +43,20 @@
         <w:pStyle w:val="Heading1"/>
       </w:pPr>
       <w:r>
-        <w:t>01. Your mission</w:t>
-      </w:r>
-    </w:p>
-    <w:p>
-      <w:r>
-        <w:t>Start with the target: Explain the mechanism and terminology of least privilege and tool scopes. Try the recall before opening notes.</w:t>
-      </w:r>
-    </w:p>
-    <w:p>
-      <w:pPr>
-        <w:pStyle w:val="Heading3"/>
-      </w:pPr>
-      <w:r>
-        <w:t>Your learning target</w:t>
+        <w:t>01. Who may do what to which record?</w:t>
+      </w:r>
+    </w:p>
+    <w:p>
+      <w:r>
+        <w:t>Check operation and object before a call, then preserve the human review boundary.</w:t>
+      </w:r>
+    </w:p>
+    <w:p>
+      <w:pPr>
+        <w:pStyle w:val="Heading2"/>
+      </w:pPr>
+      <w:r>
+        <w:t>Your learning goals</w:t>
       </w:r>
     </w:p>
     <w:p>
@@ -113,10 +118,34 @@
     </w:p>
     <w:p>
       <w:pPr>
-        <w:pStyle w:val="Heading3"/>
-      </w:pPr>
-      <w:r>
-        <w:t>Remember before reading</w:t>
+        <w:pStyle w:val="Heading2"/>
+      </w:pPr>
+      <w:r>
+        <w:t>Recall control flow and authority</w:t>
+      </w:r>
+    </w:p>
+    <w:p>
+      <w:pPr>
+        <w:pStyle w:val="ListBullet"/>
+      </w:pPr>
+      <w:r>
+        <w:t>Close your notes first. A rough first answer helps us choose the right starting point; it is not a score for your ability.</w:t>
+      </w:r>
+    </w:p>
+    <w:p>
+      <w:pPr>
+        <w:pStyle w:val="ListBullet"/>
+      </w:pPr>
+      <w:r>
+        <w:t>Recall Agents and Tools: a valid state transition does not itself authorise an operation. This week, check who may do what to which resource before execution.</w:t>
+      </w:r>
+    </w:p>
+    <w:p>
+      <w:pPr>
+        <w:pStyle w:val="Heading2"/>
+      </w:pPr>
+      <w:r>
+        <w:t>Your end goal</w:t>
       </w:r>
     </w:p>
     <w:p>
@@ -127,7 +156,93 @@
         <w:rPr>
           <w:b w:val="0"/>
         </w:rPr>
-        <w:t>Close your notes first. A rough first answer helps us choose the right starting point; it is not a score for your ability.</w:t>
+        <w:t xml:space="preserve">By the end, I can enforce </w:t>
+      </w:r>
+      <w:r>
+        <w:rPr>
+          <w:b/>
+        </w:rPr>
+        <w:t>least privilege</w:t>
+      </w:r>
+      <w:r>
+        <w:rPr>
+          <w:b w:val="0"/>
+        </w:rPr>
+        <w:t xml:space="preserve"> by checking operation and object before execution.</w:t>
+      </w:r>
+    </w:p>
+    <w:p>
+      <w:pPr>
+        <w:pStyle w:val="Heading2"/>
+      </w:pPr>
+      <w:r>
+        <w:t>Privacy extension · Is a name needed? · reference / check after trying</w:t>
+      </w:r>
+    </w:p>
+    <w:p>
+      <w:pPr>
+        <w:pStyle w:val="Heading3"/>
+      </w:pPr>
+      <w:r>
+        <w:t>Readiness for Privacy and least privilege</w:t>
+      </w:r>
+    </w:p>
+    <w:p>
+      <w:pPr>
+        <w:spacing w:line="336" w:lineRule="auto" w:after="180"/>
+      </w:pPr>
+      <w:r>
+        <w:rPr>
+          <w:b w:val="0"/>
+        </w:rPr>
+        <w:t>Does a duration summary need student names to calculate a total?</w:t>
+      </w:r>
+    </w:p>
+    <w:p>
+      <w:pPr>
+        <w:pStyle w:val="Heading3"/>
+      </w:pPr>
+      <w:r>
+        <w:t>My readiness explanation</w:t>
+      </w:r>
+    </w:p>
+    <w:p>
+      <w:r>
+        <w:t>________________________________________________________________</w:t>
+      </w:r>
+    </w:p>
+    <w:p>
+      <w:r>
+        <w:t>________________________________________________________________</w:t>
+      </w:r>
+    </w:p>
+    <w:p>
+      <w:r>
+        <w:t>________________________________________________________________</w:t>
+      </w:r>
+    </w:p>
+    <w:p>
+      <w:pPr>
+        <w:pStyle w:val="Heading2"/>
+      </w:pPr>
+      <w:r>
+        <w:t>Earlier wording, alternatives and picture transcripts · reference / check after trying</w:t>
+      </w:r>
+    </w:p>
+    <w:p>
+      <w:pPr>
+        <w:pStyle w:val="Heading3"/>
+      </w:pPr>
+      <w:r>
+        <w:t>Your learning target</w:t>
+      </w:r>
+    </w:p>
+    <w:p>
+      <w:pPr>
+        <w:pStyle w:val="Heading3"/>
+      </w:pPr>
+      <w:r>
+        <w:t>Remember before reading</w:t>
       </w:r>
     </w:p>
     <w:p>
@@ -286,7 +401,7 @@
       </w:pPr>
       <w:r>
         <w:rPr>
-          <w:b/>
+          <w:b w:val="0"/>
         </w:rPr>
         <w:t>THINKER MISSION</w:t>
       </w:r>
@@ -368,133 +483,137 @@
     </w:p>
     <w:p>
       <w:pPr>
+        <w:pStyle w:val="Heading3"/>
+      </w:pPr>
+      <w:r>
+        <w:t>This week’s end goal</w:t>
+      </w:r>
+    </w:p>
+    <w:p>
+      <w:pPr>
+        <w:pStyle w:val="Heading1"/>
+      </w:pPr>
+      <w:r>
+        <w:t>02. Grant only the capabilities the task requires</w:t>
+      </w:r>
+    </w:p>
+    <w:p>
+      <w:r>
+        <w:t>A broad tool name does not specify a permission.</w:t>
+      </w:r>
+    </w:p>
+    <w:p>
+      <w:pPr>
+        <w:pStyle w:val="Heading2"/>
+      </w:pPr>
+      <w:r>
+        <w:t>The least-privilege idea</w:t>
+      </w:r>
+    </w:p>
+    <w:p>
+      <w:pPr>
         <w:spacing w:line="336" w:lineRule="auto" w:after="180"/>
       </w:pPr>
+      <w:r>
+        <w:rPr>
+          <w:b/>
+        </w:rPr>
+        <w:t>Least privilege</w:t>
+      </w:r>
       <w:r>
         <w:rPr>
           <w:b w:val="0"/>
         </w:rPr>
-        <w:t xml:space="preserve">Recall Authentication and authorisation. Explain why a recorded result needs its </w:t>
+        <w:t xml:space="preserve"> grants only capabilities required by the task. Tool access should include resource and operation scope, not merely a broad tool name.</w:t>
+      </w:r>
+    </w:p>
+    <w:p>
+      <w:pPr>
+        <w:pStyle w:val="Heading2"/>
+      </w:pPr>
+      <w:r>
+        <w:t>Use invented records and policies</w:t>
+      </w:r>
+    </w:p>
+    <w:p>
+      <w:pPr>
+        <w:spacing w:line="336" w:lineRule="auto" w:after="180"/>
+      </w:pPr>
+      <w:r>
+        <w:rPr>
+          <w:b w:val="0"/>
+        </w:rPr>
+        <w:t>Begin by writing the question the procedure is intended to answer. Identify the information already supplied, the information it will produce and the information still missing.</w:t>
+      </w:r>
+    </w:p>
+    <w:p>
+      <w:pPr>
+        <w:spacing w:line="336" w:lineRule="auto" w:after="180"/>
+      </w:pPr>
+      <w:r>
+        <w:rPr>
+          <w:b w:val="0"/>
+        </w:rPr>
+        <w:t>These are constructed classroom examples; they do not require live accounts, private records or an external service. Do not treat a plausible explanation as a measured outcome.</w:t>
+      </w:r>
+    </w:p>
+    <w:p>
+      <w:pPr>
+        <w:pStyle w:val="Heading2"/>
+      </w:pPr>
+      <w:r>
+        <w:t>Privacy extension · A fictional dashboard · reference / check after trying</w:t>
+      </w:r>
+    </w:p>
+    <w:p>
+      <w:pPr>
+        <w:spacing w:line="336" w:lineRule="auto" w:after="180"/>
+      </w:pPr>
+      <w:r>
+        <w:rPr>
+          <w:b w:val="0"/>
+        </w:rPr>
+        <w:t xml:space="preserve">A fictional class activity dashboard needs category counts, not names or personal messages. Design its data and role </w:t>
       </w:r>
       <w:r>
         <w:rPr>
           <w:b/>
         </w:rPr>
-        <w:t>input</w:t>
+        <w:t>permission</w:t>
       </w:r>
       <w:r>
         <w:rPr>
           <w:b w:val="0"/>
         </w:rPr>
-        <w:t xml:space="preserve"> conditions and </w:t>
-      </w:r>
-      <w:r>
-        <w:rPr>
-          <w:b/>
-        </w:rPr>
-        <w:t>evidence</w:t>
-      </w:r>
+        <w:t>s before collection.</w:t>
+      </w:r>
+    </w:p>
+    <w:p>
+      <w:pPr>
+        <w:spacing w:line="336" w:lineRule="auto" w:after="180"/>
+      </w:pPr>
       <w:r>
         <w:rPr>
           <w:b w:val="0"/>
         </w:rPr>
-        <w:t xml:space="preserve"> source before it can support a claim.</w:t>
-      </w:r>
-    </w:p>
-    <w:p>
-      <w:pPr>
-        <w:pStyle w:val="Heading3"/>
-      </w:pPr>
-      <w:r>
-        <w:t>Readiness for Privacy and least privilege</w:t>
+        <w:t>This exercise uses invented data and policy cards; do not change the Academy's actual authentication settings.</w:t>
+      </w:r>
+    </w:p>
+    <w:p>
+      <w:pPr>
+        <w:pStyle w:val="Heading2"/>
+      </w:pPr>
+      <w:r>
+        <w:t>Earlier wording, alternatives and picture transcripts · reference / check after trying</w:t>
       </w:r>
     </w:p>
     <w:p>
       <w:pPr>
         <w:spacing w:line="336" w:lineRule="auto" w:after="180"/>
-        <w:shd w:fill="F5F1FB"/>
       </w:pPr>
       <w:r>
         <w:rPr>
           <w:b w:val="0"/>
-        </w:rPr>
-        <w:t>Does a duration summary need student names to calculate a total?</w:t>
-      </w:r>
-    </w:p>
-    <w:p>
-      <w:pPr>
-        <w:pStyle w:val="Heading3"/>
-      </w:pPr>
-      <w:r>
-        <w:t>My readiness explanation</w:t>
-      </w:r>
-    </w:p>
-    <w:p>
-      <w:r>
-        <w:t>________________________________________________________________</w:t>
-      </w:r>
-    </w:p>
-    <w:p>
-      <w:r>
-        <w:t>________________________________________________________________</w:t>
-      </w:r>
-    </w:p>
-    <w:p>
-      <w:r>
-        <w:t>________________________________________________________________</w:t>
-      </w:r>
-    </w:p>
-    <w:p>
-      <w:pPr>
-        <w:pStyle w:val="Heading3"/>
-      </w:pPr>
-      <w:r>
-        <w:t>This week’s end goal</w:t>
-      </w:r>
-    </w:p>
-    <w:p>
-      <w:pPr>
-        <w:spacing w:line="336" w:lineRule="auto" w:after="180"/>
-      </w:pPr>
-      <w:r>
-        <w:rPr>
-          <w:b w:val="0"/>
-        </w:rPr>
-        <w:t xml:space="preserve">By the end, I can enforce </w:t>
-      </w:r>
-      <w:r>
-        <w:rPr>
-          <w:b/>
-        </w:rPr>
-        <w:t>least privilege</w:t>
-      </w:r>
-      <w:r>
-        <w:rPr>
-          <w:b w:val="0"/>
-        </w:rPr>
-        <w:t xml:space="preserve"> by checking operation and object before execution.</w:t>
-      </w:r>
-    </w:p>
-    <w:p>
-      <w:pPr>
-        <w:pStyle w:val="Heading1"/>
-      </w:pPr>
-      <w:r>
-        <w:t>02. Notice the evidence</w:t>
-      </w:r>
-    </w:p>
-    <w:p>
-      <w:r>
-        <w:t>Investigate the supplied Permissions and Human Review case. Separate observations, given facts and assumptions before choosing an explanation.</w:t>
-      </w:r>
-    </w:p>
-    <w:p>
-      <w:pPr>
-        <w:spacing w:line="336" w:lineRule="auto" w:after="180"/>
-      </w:pPr>
-      <w:r>
-        <w:rPr>
-          <w:b/>
         </w:rPr>
         <w:t>PICTURE STORY</w:t>
       </w:r>
@@ -571,16 +690,7 @@
     </w:p>
     <w:p>
       <w:pPr>
-        <w:pStyle w:val="Heading3"/>
-      </w:pPr>
-      <w:r>
-        <w:t>Start with this puzzle</w:t>
-      </w:r>
-    </w:p>
-    <w:p>
-      <w:pPr>
         <w:spacing w:line="336" w:lineRule="auto" w:after="180"/>
-        <w:shd w:fill="F1F6FC"/>
       </w:pPr>
       <w:r>
         <w:rPr>
@@ -592,7 +702,6 @@
     <w:p>
       <w:pPr>
         <w:spacing w:line="336" w:lineRule="auto" w:after="180"/>
-        <w:shd w:fill="F5F1FB"/>
       </w:pPr>
       <w:r>
         <w:rPr>
@@ -747,45 +856,6 @@
     </w:p>
     <w:p>
       <w:pPr>
-        <w:spacing w:line="336" w:lineRule="auto" w:after="180"/>
-      </w:pPr>
-      <w:r>
-        <w:rPr>
-          <w:b/>
-        </w:rPr>
-        <w:t>Least privilege</w:t>
-      </w:r>
-      <w:r>
-        <w:rPr>
-          <w:b w:val="0"/>
-        </w:rPr>
-        <w:t xml:space="preserve"> grants only capabilities required by the task. Tool access should include resource and operation scope, not merely a broad tool name.</w:t>
-      </w:r>
-    </w:p>
-    <w:p>
-      <w:pPr>
-        <w:spacing w:line="336" w:lineRule="auto" w:after="180"/>
-      </w:pPr>
-      <w:r>
-        <w:rPr>
-          <w:b w:val="0"/>
-        </w:rPr>
-        <w:t>Begin by writing the question the procedure is intended to answer. Identify the information already supplied, the information it will produce and the information still missing.</w:t>
-      </w:r>
-    </w:p>
-    <w:p>
-      <w:pPr>
-        <w:spacing w:line="336" w:lineRule="auto" w:after="180"/>
-      </w:pPr>
-      <w:r>
-        <w:rPr>
-          <w:b w:val="0"/>
-        </w:rPr>
-        <w:t>These are constructed classroom examples; they do not require live accounts, private records or an external service. Do not treat a plausible explanation as a measured outcome.</w:t>
-      </w:r>
-    </w:p>
-    <w:p>
-      <w:pPr>
         <w:pStyle w:val="Heading3"/>
       </w:pPr>
       <w:r>
@@ -794,294 +864,23 @@
     </w:p>
     <w:p>
       <w:pPr>
-        <w:spacing w:line="336" w:lineRule="auto" w:after="180"/>
-      </w:pPr>
-      <w:r>
-        <w:rPr>
-          <w:b w:val="0"/>
-        </w:rPr>
-        <w:t xml:space="preserve">A fictional class activity dashboard needs category counts, not names or personal messages. Design its data and role </w:t>
-      </w:r>
-      <w:r>
-        <w:rPr>
-          <w:b/>
-        </w:rPr>
-        <w:t>permission</w:t>
-      </w:r>
-      <w:r>
-        <w:rPr>
-          <w:b w:val="0"/>
-        </w:rPr>
-        <w:t>s before collection.</w:t>
-      </w:r>
-    </w:p>
-    <w:p>
-      <w:pPr>
-        <w:spacing w:line="336" w:lineRule="auto" w:after="180"/>
-      </w:pPr>
-      <w:r>
-        <w:rPr>
-          <w:b w:val="0"/>
-        </w:rPr>
-        <w:t>This exercise uses invented data and policy cards; do not change the Academy's actual authentication settings.</w:t>
-      </w:r>
-    </w:p>
-    <w:p>
-      <w:pPr>
         <w:pStyle w:val="Heading1"/>
       </w:pPr>
       <w:r>
-        <w:t>03. See how it works</w:t>
-      </w:r>
-    </w:p>
-    <w:p>
-      <w:r>
-        <w:t>Follow the mechanism for Permissions and Human Review. Connect each labelled input, deciding step and result.</w:t>
-      </w:r>
-    </w:p>
-    <w:p>
-      <w:pPr>
-        <w:spacing w:line="336" w:lineRule="auto" w:after="180"/>
-      </w:pPr>
-      <w:r>
-        <w:rPr>
-          <w:b/>
-        </w:rPr>
-        <w:t xml:space="preserve">VISUAL </w:t>
-      </w:r>
-      <w:r>
-        <w:rPr>
-          <w:b/>
-        </w:rPr>
-        <w:t>MECHANISM</w:t>
-      </w:r>
-    </w:p>
-    <w:p>
-      <w:pPr>
-        <w:spacing w:line="336" w:lineRule="auto" w:after="180"/>
-      </w:pPr>
-      <w:r>
-        <w:rPr>
-          <w:b/>
-        </w:rPr>
-        <w:t>Input</w:t>
-      </w:r>
-      <w:r>
-        <w:rPr>
-          <w:b w:val="0"/>
-        </w:rPr>
-        <w:t xml:space="preserve"> → </w:t>
-      </w:r>
-      <w:r>
-        <w:rPr>
-          <w:b/>
-        </w:rPr>
-        <w:t>Process</w:t>
-      </w:r>
-      <w:r>
-        <w:rPr>
-          <w:b w:val="0"/>
-        </w:rPr>
-        <w:t xml:space="preserve"> → </w:t>
-      </w:r>
-      <w:r>
-        <w:rPr>
-          <w:b/>
-        </w:rPr>
-        <w:t>Output</w:t>
-      </w:r>
-    </w:p>
-    <w:p>
-      <w:pPr>
-        <w:spacing w:line="336" w:lineRule="auto" w:after="180"/>
-      </w:pPr>
-      <w:r>
-        <w:rPr>
-          <w:b w:val="0"/>
-        </w:rPr>
-        <w:t>Trace the information. At each stage, ask what changed and how you could test it.</w:t>
-      </w:r>
-    </w:p>
-    <w:p>
-      <w:r>
-        <w:drawing>
-          <wp:inline xmlns:a="http://schemas.openxmlformats.org/drawingml/2006/main" xmlns:pic="http://schemas.openxmlformats.org/drawingml/2006/picture">
-            <wp:extent cx="5486400" cy="3145536"/>
-            <wp:docPr id="3" name="Picture 3" descr="INPUT stage for Permissions and Human Review"/>
-            <wp:cNvGraphicFramePr>
-              <a:graphicFrameLocks noChangeAspect="1"/>
-            </wp:cNvGraphicFramePr>
-            <a:graphic>
-              <a:graphicData uri="http://schemas.openxmlformats.org/drawingml/2006/picture">
-                <pic:pic>
-                  <pic:nvPicPr>
-                    <pic:cNvPr id="0" name="f0a2b916a6385a7bbdac3b53614c229fbc540b68f265e6a42e8bf2022470642d.png"/>
-                    <pic:cNvPicPr/>
-                  </pic:nvPicPr>
-                  <pic:blipFill>
-                    <a:blip r:embed="rId10"/>
-                    <a:stretch>
-                      <a:fillRect/>
-                    </a:stretch>
-                  </pic:blipFill>
-                  <pic:spPr>
-                    <a:xfrm>
-                      <a:off x="0" y="0"/>
-                      <a:ext cx="5486400" cy="3145536"/>
-                    </a:xfrm>
-                    <a:prstGeom prst="rect"/>
-                  </pic:spPr>
-                </pic:pic>
-              </a:graphicData>
-            </a:graphic>
-          </wp:inline>
-        </w:drawing>
-      </w:r>
-    </w:p>
-    <w:p>
-      <w:pPr>
-        <w:spacing w:line="336" w:lineRule="auto" w:after="180"/>
-      </w:pPr>
-      <w:r>
-        <w:rPr>
-          <w:b w:val="0"/>
-        </w:rPr>
-        <w:t>↓</w:t>
-      </w:r>
-    </w:p>
-    <w:p>
-      <w:r>
-        <w:drawing>
-          <wp:inline xmlns:a="http://schemas.openxmlformats.org/drawingml/2006/main" xmlns:pic="http://schemas.openxmlformats.org/drawingml/2006/picture">
-            <wp:extent cx="5486400" cy="3145536"/>
-            <wp:docPr id="4" name="Picture 4" descr="PROCESS stage for Permissions and Human Review"/>
-            <wp:cNvGraphicFramePr>
-              <a:graphicFrameLocks noChangeAspect="1"/>
-            </wp:cNvGraphicFramePr>
-            <a:graphic>
-              <a:graphicData uri="http://schemas.openxmlformats.org/drawingml/2006/picture">
-                <pic:pic>
-                  <pic:nvPicPr>
-                    <pic:cNvPr id="0" name="d511d562940a42e01d4d47f48c472e46f3891a9dbfa538fcefb57d4bb784d63f.png"/>
-                    <pic:cNvPicPr/>
-                  </pic:nvPicPr>
-                  <pic:blipFill>
-                    <a:blip r:embed="rId11"/>
-                    <a:stretch>
-                      <a:fillRect/>
-                    </a:stretch>
-                  </pic:blipFill>
-                  <pic:spPr>
-                    <a:xfrm>
-                      <a:off x="0" y="0"/>
-                      <a:ext cx="5486400" cy="3145536"/>
-                    </a:xfrm>
-                    <a:prstGeom prst="rect"/>
-                  </pic:spPr>
-                </pic:pic>
-              </a:graphicData>
-            </a:graphic>
-          </wp:inline>
-        </w:drawing>
-      </w:r>
-    </w:p>
-    <w:p>
-      <w:pPr>
-        <w:spacing w:line="336" w:lineRule="auto" w:after="180"/>
-      </w:pPr>
-      <w:r>
-        <w:rPr>
-          <w:b w:val="0"/>
-        </w:rPr>
-        <w:t>↓</w:t>
-      </w:r>
-    </w:p>
-    <w:p>
-      <w:r>
-        <w:drawing>
-          <wp:inline xmlns:a="http://schemas.openxmlformats.org/drawingml/2006/main" xmlns:pic="http://schemas.openxmlformats.org/drawingml/2006/picture">
-            <wp:extent cx="5486400" cy="3145536"/>
-            <wp:docPr id="5" name="Picture 5" descr="OUTPUT stage for Permissions and Human Review"/>
-            <wp:cNvGraphicFramePr>
-              <a:graphicFrameLocks noChangeAspect="1"/>
-            </wp:cNvGraphicFramePr>
-            <a:graphic>
-              <a:graphicData uri="http://schemas.openxmlformats.org/drawingml/2006/picture">
-                <pic:pic>
-                  <pic:nvPicPr>
-                    <pic:cNvPr id="0" name="10f9375809ad3a6cc70ab25582fe04d2ff6f9d35a997ebe9cdd77ed13082c808.png"/>
-                    <pic:cNvPicPr/>
-                  </pic:nvPicPr>
-                  <pic:blipFill>
-                    <a:blip r:embed="rId12"/>
-                    <a:stretch>
-                      <a:fillRect/>
-                    </a:stretch>
-                  </pic:blipFill>
-                  <pic:spPr>
-                    <a:xfrm>
-                      <a:off x="0" y="0"/>
-                      <a:ext cx="5486400" cy="3145536"/>
-                    </a:xfrm>
-                    <a:prstGeom prst="rect"/>
-                  </pic:spPr>
-                </pic:pic>
-              </a:graphicData>
-            </a:graphic>
-          </wp:inline>
-        </w:drawing>
-      </w:r>
-    </w:p>
-    <w:p>
-      <w:pPr>
-        <w:spacing w:line="336" w:lineRule="auto" w:after="180"/>
-      </w:pPr>
-      <w:r>
-        <w:rPr>
-          <w:b w:val="0"/>
-        </w:rPr>
-        <w:t>Which stage could fail even when the other two are correct? Explain:</w:t>
-      </w:r>
-    </w:p>
-    <w:p>
-      <w:pPr>
-        <w:pStyle w:val="Heading3"/>
-      </w:pPr>
-      <w:r>
-        <w:t>Write or draw your reasoning and evidence.</w:t>
-      </w:r>
-    </w:p>
-    <w:p>
-      <w:r>
-        <w:t>________________________________________________________________</w:t>
-      </w:r>
-    </w:p>
-    <w:p>
-      <w:r>
-        <w:t>________________________________________________________________</w:t>
-      </w:r>
-    </w:p>
-    <w:p>
-      <w:r>
-        <w:t>________________________________________________________________</w:t>
-      </w:r>
-    </w:p>
-    <w:p>
-      <w:r>
-        <w:t>________________________________________________________________</w:t>
-      </w:r>
-    </w:p>
-    <w:p>
-      <w:r>
-        <w:t>________________________________________________________________</w:t>
-      </w:r>
-    </w:p>
-    <w:p>
-      <w:pPr>
-        <w:pStyle w:val="Heading3"/>
-      </w:pPr>
-      <w:r>
-        <w:t>A closer explanation</w:t>
+        <w:t>03. Trace a scoped request before execution</w:t>
+      </w:r>
+    </w:p>
+    <w:p>
+      <w:r>
+        <w:t>A request must satisfy both the operation and resource restrictions.</w:t>
+      </w:r>
+    </w:p>
+    <w:p>
+      <w:pPr>
+        <w:pStyle w:val="Heading2"/>
+      </w:pPr>
+      <w:r>
+        <w:t>The reporting-assistant contract</w:t>
       </w:r>
     </w:p>
     <w:p>
@@ -1097,10 +896,10 @@
     </w:p>
     <w:p>
       <w:pPr>
-        <w:pStyle w:val="Heading3"/>
-      </w:pPr>
-      <w:r>
-        <w:t>Least privilege and tool scopes — evidence trace</w:t>
+        <w:pStyle w:val="Heading2"/>
+      </w:pPr>
+      <w:r>
+        <w:t>Read the policy as separate dimensions</w:t>
       </w:r>
     </w:p>
     <w:tbl>
@@ -1110,9 +909,8 @@
         <w:tblLook w:firstColumn="1" w:firstRow="1" w:lastColumn="0" w:lastRow="0" w:noHBand="0" w:noVBand="1" w:val="04A0"/>
       </w:tblPr>
       <w:tblGrid>
-        <w:gridCol w:w="3408"/>
-        <w:gridCol w:w="3408"/>
-        <w:gridCol w:w="3408"/>
+        <w:gridCol w:w="5112"/>
+        <w:gridCol w:w="5112"/>
       </w:tblGrid>
       <w:tr>
         <w:trPr>
@@ -1120,31 +918,21 @@
         </w:trPr>
         <w:tc>
           <w:tcPr>
-            <w:tcW w:type="dxa" w:w="3408"/>
+            <w:tcW w:type="dxa" w:w="5112"/>
           </w:tcPr>
           <w:p>
             <w:r>
-              <w:t>Input and scope</w:t>
+              <w:t>Policy dimension</w:t>
             </w:r>
           </w:p>
         </w:tc>
         <w:tc>
           <w:tcPr>
-            <w:tcW w:type="dxa" w:w="3408"/>
+            <w:tcW w:type="dxa" w:w="5112"/>
           </w:tcPr>
           <w:p>
             <w:r>
-              <w:t>Check or calculation</w:t>
-            </w:r>
-          </w:p>
-        </w:tc>
-        <w:tc>
-          <w:tcPr>
-            <w:tcW w:type="dxa" w:w="3408"/>
-          </w:tcPr>
-          <w:p>
-            <w:r>
-              <w:t>Conclusion and limit</w:t>
+              <w:t>Reporting assistant</w:t>
             </w:r>
           </w:p>
         </w:tc>
@@ -1152,93 +940,98 @@
       <w:tr>
         <w:tc>
           <w:tcPr>
-            <w:tcW w:type="dxa" w:w="3408"/>
+            <w:tcW w:type="dxa" w:w="5112"/>
           </w:tcPr>
           <w:p>
             <w:r>
-              <w:t>Tool token permits lookup(public-room). A proposed call writes teacher notes.</w:t>
+              <w:t>Actor</w:t>
             </w:r>
           </w:p>
         </w:tc>
         <w:tc>
           <w:tcPr>
-            <w:tcW w:type="dxa" w:w="3408"/>
+            <w:tcW w:type="dxa" w:w="5112"/>
           </w:tcPr>
           <w:p>
             <w:r>
-              <w:t>A reporting assistant may lookup public rooms but may not write records, send messages or read teacher notes. Check actor, operation and resource before executing a proposed call.</w:t>
+              <w:t>The stated reporting assistant with its supplied trusted scope</w:t>
+            </w:r>
+          </w:p>
+        </w:tc>
+      </w:tr>
+      <w:tr>
+        <w:tc>
+          <w:tcPr>
+            <w:tcW w:type="dxa" w:w="5112"/>
+          </w:tcPr>
+          <w:p>
+            <w:r>
+              <w:t>Operation</w:t>
             </w:r>
           </w:p>
         </w:tc>
         <w:tc>
           <w:tcPr>
-            <w:tcW w:type="dxa" w:w="3408"/>
+            <w:tcW w:type="dxa" w:w="5112"/>
           </w:tcPr>
           <w:p>
             <w:r>
-              <w:t>Both operation and resource exceed scope; deny before execution, regardless of generated confidence.</w:t>
+              <w:t>lookup only</w:t>
+            </w:r>
+          </w:p>
+        </w:tc>
+      </w:tr>
+      <w:tr>
+        <w:tc>
+          <w:tcPr>
+            <w:tcW w:type="dxa" w:w="5112"/>
+          </w:tcPr>
+          <w:p>
+            <w:r>
+              <w:t>Resource</w:t>
+            </w:r>
+          </w:p>
+        </w:tc>
+        <w:tc>
+          <w:tcPr>
+            <w:tcW w:type="dxa" w:w="5112"/>
+          </w:tcPr>
+          <w:p>
+            <w:r>
+              <w:t>public-room records only</w:t>
+            </w:r>
+          </w:p>
+        </w:tc>
+      </w:tr>
+      <w:tr>
+        <w:tc>
+          <w:tcPr>
+            <w:tcW w:type="dxa" w:w="5112"/>
+          </w:tcPr>
+          <w:p>
+            <w:r>
+              <w:t>Other operations or resources</w:t>
+            </w:r>
+          </w:p>
+        </w:tc>
+        <w:tc>
+          <w:tcPr>
+            <w:tcW w:type="dxa" w:w="5112"/>
+          </w:tcPr>
+          <w:p>
+            <w:r>
+              <w:t>not permitted under this policy</w:t>
             </w:r>
           </w:p>
         </w:tc>
       </w:tr>
     </w:tbl>
     <w:p>
-      <w:r>
-        <w:t>The figure connects this chapter's worked input, declared procedure and result. Read the complete worked reasoning for qualifiers and intermediate steps; the abbreviated labels do not replace that reasoning.</w:t>
-      </w:r>
-    </w:p>
-    <w:p>
-      <w:pPr>
-        <w:spacing w:line="336" w:lineRule="auto" w:after="180"/>
-      </w:pPr>
-      <w:r>
-        <w:rPr>
-          <w:b w:val="0"/>
-        </w:rPr>
-        <w:t xml:space="preserve">Before applying the procedure, write its units, denominator or decision boundary where relevant. A partner should be able to repeat each step using the same </w:t>
-      </w:r>
-      <w:r>
-        <w:rPr>
-          <w:b/>
-        </w:rPr>
-        <w:t>input</w:t>
-      </w:r>
-      <w:r>
-        <w:rPr>
-          <w:b w:val="0"/>
-        </w:rPr>
-        <w:t>s.</w:t>
-      </w:r>
-    </w:p>
-    <w:p>
-      <w:pPr>
-        <w:spacing w:line="336" w:lineRule="auto" w:after="180"/>
-      </w:pPr>
-      <w:r>
-        <w:rPr>
-          <w:b w:val="0"/>
-        </w:rPr>
-        <w:t xml:space="preserve">If a required </w:t>
-      </w:r>
-      <w:r>
-        <w:rPr>
-          <w:b/>
-        </w:rPr>
-        <w:t>input</w:t>
-      </w:r>
-      <w:r>
-        <w:rPr>
-          <w:b w:val="0"/>
-        </w:rPr>
-        <w:t xml:space="preserve"> is absent or violates the stated contract, record that condition explicitly instead of quietly replacing it with a convenient value.</w:t>
-      </w:r>
-    </w:p>
-    <w:p>
-      <w:pPr>
-        <w:pStyle w:val="Heading3"/>
-      </w:pPr>
-      <w:r>
-        <w:t>Apply the connected idea: Privacy and least privilege</w:t>
+      <w:pPr>
+        <w:pStyle w:val="Heading2"/>
+      </w:pPr>
+      <w:r>
+        <w:t>Privacy extension · Trace role permissions in complete code · reference / check after trying</w:t>
       </w:r>
     </w:p>
     <w:p>
@@ -1467,14 +1260,6 @@
     </w:p>
     <w:p>
       <w:pPr>
-        <w:pStyle w:val="Heading3"/>
-      </w:pPr>
-      <w:r>
-        <w:t>Ask what each role actually needs</w:t>
-      </w:r>
-    </w:p>
-    <w:p>
-      <w:pPr>
         <w:spacing w:line="336" w:lineRule="auto" w:after="180"/>
       </w:pPr>
       <w:r>
@@ -1526,10 +1311,26 @@
     </w:p>
     <w:p>
       <w:pPr>
-        <w:pStyle w:val="Heading3"/>
-      </w:pPr>
-      <w:r>
-        <w:t>Connect the picture and the explanation</w:t>
+        <w:pStyle w:val="Heading2"/>
+      </w:pPr>
+      <w:r>
+        <w:t>Explain the deciding evidence</w:t>
+      </w:r>
+    </w:p>
+    <w:p>
+      <w:pPr>
+        <w:pStyle w:val="ListBullet"/>
+      </w:pPr>
+      <w:r>
+        <w:t>Point to the input, the deciding step and the result in this week’s visual. Explain the same step in ordinary words. A picture helps when you can say what each part represents.</w:t>
+      </w:r>
+    </w:p>
+    <w:p>
+      <w:pPr>
+        <w:pStyle w:val="Heading2"/>
+      </w:pPr>
+      <w:r>
+        <w:t>Earlier wording, alternatives and picture transcripts · reference / check after trying</w:t>
       </w:r>
     </w:p>
     <w:p>
@@ -1540,7 +1341,344 @@
         <w:rPr>
           <w:b w:val="0"/>
         </w:rPr>
-        <w:t xml:space="preserve">Point to the </w:t>
+        <w:t xml:space="preserve">VISUAL </w:t>
+      </w:r>
+      <w:r>
+        <w:rPr>
+          <w:b/>
+        </w:rPr>
+        <w:t>MECHANISM</w:t>
+      </w:r>
+    </w:p>
+    <w:p>
+      <w:pPr>
+        <w:spacing w:line="336" w:lineRule="auto" w:after="180"/>
+      </w:pPr>
+      <w:r>
+        <w:rPr>
+          <w:b/>
+        </w:rPr>
+        <w:t>Input</w:t>
+      </w:r>
+      <w:r>
+        <w:rPr>
+          <w:b w:val="0"/>
+        </w:rPr>
+        <w:t xml:space="preserve"> → </w:t>
+      </w:r>
+      <w:r>
+        <w:rPr>
+          <w:b/>
+        </w:rPr>
+        <w:t>Process</w:t>
+      </w:r>
+      <w:r>
+        <w:rPr>
+          <w:b w:val="0"/>
+        </w:rPr>
+        <w:t xml:space="preserve"> → </w:t>
+      </w:r>
+      <w:r>
+        <w:rPr>
+          <w:b/>
+        </w:rPr>
+        <w:t>Output</w:t>
+      </w:r>
+    </w:p>
+    <w:p>
+      <w:pPr>
+        <w:spacing w:line="336" w:lineRule="auto" w:after="180"/>
+      </w:pPr>
+      <w:r>
+        <w:rPr>
+          <w:b w:val="0"/>
+        </w:rPr>
+        <w:t>Trace the information. At each stage, ask what changed and how you could test it.</w:t>
+      </w:r>
+    </w:p>
+    <w:p>
+      <w:r>
+        <w:drawing>
+          <wp:inline xmlns:a="http://schemas.openxmlformats.org/drawingml/2006/main" xmlns:pic="http://schemas.openxmlformats.org/drawingml/2006/picture">
+            <wp:extent cx="5486400" cy="3145536"/>
+            <wp:docPr id="3" name="Picture 3" descr="INPUT stage for Permissions and Human Review"/>
+            <wp:cNvGraphicFramePr>
+              <a:graphicFrameLocks noChangeAspect="1"/>
+            </wp:cNvGraphicFramePr>
+            <a:graphic>
+              <a:graphicData uri="http://schemas.openxmlformats.org/drawingml/2006/picture">
+                <pic:pic>
+                  <pic:nvPicPr>
+                    <pic:cNvPr id="0" name="f0a2b916a6385a7bbdac3b53614c229fbc540b68f265e6a42e8bf2022470642d.png"/>
+                    <pic:cNvPicPr/>
+                  </pic:nvPicPr>
+                  <pic:blipFill>
+                    <a:blip r:embed="rId10"/>
+                    <a:stretch>
+                      <a:fillRect/>
+                    </a:stretch>
+                  </pic:blipFill>
+                  <pic:spPr>
+                    <a:xfrm>
+                      <a:off x="0" y="0"/>
+                      <a:ext cx="5486400" cy="3145536"/>
+                    </a:xfrm>
+                    <a:prstGeom prst="rect"/>
+                  </pic:spPr>
+                </pic:pic>
+              </a:graphicData>
+            </a:graphic>
+          </wp:inline>
+        </w:drawing>
+      </w:r>
+    </w:p>
+    <w:p>
+      <w:pPr>
+        <w:spacing w:line="336" w:lineRule="auto" w:after="180"/>
+      </w:pPr>
+      <w:r>
+        <w:rPr>
+          <w:b w:val="0"/>
+        </w:rPr>
+        <w:t>↓</w:t>
+      </w:r>
+    </w:p>
+    <w:p>
+      <w:r>
+        <w:drawing>
+          <wp:inline xmlns:a="http://schemas.openxmlformats.org/drawingml/2006/main" xmlns:pic="http://schemas.openxmlformats.org/drawingml/2006/picture">
+            <wp:extent cx="5486400" cy="3145536"/>
+            <wp:docPr id="4" name="Picture 4" descr="PROCESS stage for Permissions and Human Review"/>
+            <wp:cNvGraphicFramePr>
+              <a:graphicFrameLocks noChangeAspect="1"/>
+            </wp:cNvGraphicFramePr>
+            <a:graphic>
+              <a:graphicData uri="http://schemas.openxmlformats.org/drawingml/2006/picture">
+                <pic:pic>
+                  <pic:nvPicPr>
+                    <pic:cNvPr id="0" name="d511d562940a42e01d4d47f48c472e46f3891a9dbfa538fcefb57d4bb784d63f.png"/>
+                    <pic:cNvPicPr/>
+                  </pic:nvPicPr>
+                  <pic:blipFill>
+                    <a:blip r:embed="rId11"/>
+                    <a:stretch>
+                      <a:fillRect/>
+                    </a:stretch>
+                  </pic:blipFill>
+                  <pic:spPr>
+                    <a:xfrm>
+                      <a:off x="0" y="0"/>
+                      <a:ext cx="5486400" cy="3145536"/>
+                    </a:xfrm>
+                    <a:prstGeom prst="rect"/>
+                  </pic:spPr>
+                </pic:pic>
+              </a:graphicData>
+            </a:graphic>
+          </wp:inline>
+        </w:drawing>
+      </w:r>
+    </w:p>
+    <w:p>
+      <w:pPr>
+        <w:spacing w:line="336" w:lineRule="auto" w:after="180"/>
+      </w:pPr>
+      <w:r>
+        <w:rPr>
+          <w:b w:val="0"/>
+        </w:rPr>
+        <w:t>↓</w:t>
+      </w:r>
+    </w:p>
+    <w:p>
+      <w:r>
+        <w:drawing>
+          <wp:inline xmlns:a="http://schemas.openxmlformats.org/drawingml/2006/main" xmlns:pic="http://schemas.openxmlformats.org/drawingml/2006/picture">
+            <wp:extent cx="5486400" cy="3145536"/>
+            <wp:docPr id="5" name="Picture 5" descr="OUTPUT stage for Permissions and Human Review"/>
+            <wp:cNvGraphicFramePr>
+              <a:graphicFrameLocks noChangeAspect="1"/>
+            </wp:cNvGraphicFramePr>
+            <a:graphic>
+              <a:graphicData uri="http://schemas.openxmlformats.org/drawingml/2006/picture">
+                <pic:pic>
+                  <pic:nvPicPr>
+                    <pic:cNvPr id="0" name="10f9375809ad3a6cc70ab25582fe04d2ff6f9d35a997ebe9cdd77ed13082c808.png"/>
+                    <pic:cNvPicPr/>
+                  </pic:nvPicPr>
+                  <pic:blipFill>
+                    <a:blip r:embed="rId12"/>
+                    <a:stretch>
+                      <a:fillRect/>
+                    </a:stretch>
+                  </pic:blipFill>
+                  <pic:spPr>
+                    <a:xfrm>
+                      <a:off x="0" y="0"/>
+                      <a:ext cx="5486400" cy="3145536"/>
+                    </a:xfrm>
+                    <a:prstGeom prst="rect"/>
+                  </pic:spPr>
+                </pic:pic>
+              </a:graphicData>
+            </a:graphic>
+          </wp:inline>
+        </w:drawing>
+      </w:r>
+    </w:p>
+    <w:p>
+      <w:pPr>
+        <w:spacing w:line="336" w:lineRule="auto" w:after="180"/>
+      </w:pPr>
+      <w:r>
+        <w:rPr>
+          <w:b w:val="0"/>
+        </w:rPr>
+        <w:t>Which stage could fail even when the other two are correct? Explain:</w:t>
+      </w:r>
+    </w:p>
+    <w:p>
+      <w:pPr>
+        <w:pStyle w:val="Heading3"/>
+      </w:pPr>
+      <w:r>
+        <w:t>Write or draw your reasoning and evidence.</w:t>
+      </w:r>
+    </w:p>
+    <w:p>
+      <w:r>
+        <w:t>________________________________________________________________</w:t>
+      </w:r>
+    </w:p>
+    <w:p>
+      <w:r>
+        <w:t>________________________________________________________________</w:t>
+      </w:r>
+    </w:p>
+    <w:p>
+      <w:r>
+        <w:t>________________________________________________________________</w:t>
+      </w:r>
+    </w:p>
+    <w:p>
+      <w:r>
+        <w:t>________________________________________________________________</w:t>
+      </w:r>
+    </w:p>
+    <w:p>
+      <w:r>
+        <w:t>________________________________________________________________</w:t>
+      </w:r>
+    </w:p>
+    <w:p>
+      <w:pPr>
+        <w:pStyle w:val="Heading3"/>
+      </w:pPr>
+      <w:r>
+        <w:t>A closer explanation</w:t>
+      </w:r>
+    </w:p>
+    <w:p>
+      <w:pPr>
+        <w:pStyle w:val="Heading3"/>
+      </w:pPr>
+      <w:r>
+        <w:t>Least privilege and tool scopes — evidence trace</w:t>
+      </w:r>
+    </w:p>
+    <w:tbl>
+      <w:tblPr>
+        <w:tblStyle w:val="LightShading-Accent1"/>
+        <w:tblW w:type="auto" w:w="0"/>
+        <w:tblLook w:firstColumn="1" w:firstRow="1" w:lastColumn="0" w:lastRow="0" w:noHBand="0" w:noVBand="1" w:val="04A0"/>
+      </w:tblPr>
+      <w:tblGrid>
+        <w:gridCol w:w="3408"/>
+        <w:gridCol w:w="3408"/>
+        <w:gridCol w:w="3408"/>
+      </w:tblGrid>
+      <w:tr>
+        <w:trPr>
+          <w:tblHeader/>
+        </w:trPr>
+        <w:tc>
+          <w:tcPr>
+            <w:tcW w:type="dxa" w:w="3408"/>
+          </w:tcPr>
+          <w:p>
+            <w:r>
+              <w:t>Input and scope</w:t>
+            </w:r>
+          </w:p>
+        </w:tc>
+        <w:tc>
+          <w:tcPr>
+            <w:tcW w:type="dxa" w:w="3408"/>
+          </w:tcPr>
+          <w:p>
+            <w:r>
+              <w:t>Check or calculation</w:t>
+            </w:r>
+          </w:p>
+        </w:tc>
+        <w:tc>
+          <w:tcPr>
+            <w:tcW w:type="dxa" w:w="3408"/>
+          </w:tcPr>
+          <w:p>
+            <w:r>
+              <w:t>Conclusion and limit</w:t>
+            </w:r>
+          </w:p>
+        </w:tc>
+      </w:tr>
+      <w:tr>
+        <w:tc>
+          <w:tcPr>
+            <w:tcW w:type="dxa" w:w="3408"/>
+          </w:tcPr>
+          <w:p>
+            <w:r>
+              <w:t>Tool token permits lookup(public-room). A proposed call writes teacher notes.</w:t>
+            </w:r>
+          </w:p>
+        </w:tc>
+        <w:tc>
+          <w:tcPr>
+            <w:tcW w:type="dxa" w:w="3408"/>
+          </w:tcPr>
+          <w:p>
+            <w:r>
+              <w:t>A reporting assistant may lookup public rooms but may not write records, send messages or read teacher notes. Check actor, operation and resource before executing a proposed call.</w:t>
+            </w:r>
+          </w:p>
+        </w:tc>
+        <w:tc>
+          <w:tcPr>
+            <w:tcW w:type="dxa" w:w="3408"/>
+          </w:tcPr>
+          <w:p>
+            <w:r>
+              <w:t>Both operation and resource exceed scope; deny before execution, regardless of generated confidence.</w:t>
+            </w:r>
+          </w:p>
+        </w:tc>
+      </w:tr>
+    </w:tbl>
+    <w:p>
+      <w:r>
+        <w:t>The figure connects this chapter's worked input, declared procedure and result. Read the complete worked reasoning for qualifiers and intermediate steps; the abbreviated labels do not replace that reasoning.</w:t>
+      </w:r>
+    </w:p>
+    <w:p>
+      <w:pPr>
+        <w:spacing w:line="336" w:lineRule="auto" w:after="180"/>
+      </w:pPr>
+      <w:r>
+        <w:rPr>
+          <w:b w:val="0"/>
+        </w:rPr>
+        <w:t xml:space="preserve">Before applying the procedure, write its units, denominator or decision boundary where relevant. A partner should be able to repeat each step using the same </w:t>
       </w:r>
       <w:r>
         <w:rPr>
@@ -1552,68 +1690,75 @@
         <w:rPr>
           <w:b w:val="0"/>
         </w:rPr>
-        <w:t>, the deciding step and the result in this week’s visual. Explain the same step in ordinary words. A picture helps when you can say what each part represents.</w:t>
-      </w:r>
-    </w:p>
-    <w:p>
-      <w:pPr>
-        <w:pStyle w:val="Heading1"/>
-      </w:pPr>
-      <w:r>
-        <w:t>04. Compare the cases</w:t>
-      </w:r>
-    </w:p>
-    <w:p>
-      <w:r>
-        <w:t>Compare the supplied cases for Permissions and Human Review. Identify the detail that changes the conclusion.</w:t>
-      </w:r>
-    </w:p>
-    <w:p>
-      <w:pPr>
-        <w:pStyle w:val="Heading3"/>
-      </w:pPr>
-      <w:r>
-        <w:t>The case to investigate</w:t>
+        <w:t>s.</w:t>
       </w:r>
     </w:p>
     <w:p>
       <w:pPr>
         <w:spacing w:line="336" w:lineRule="auto" w:after="180"/>
-        <w:shd w:fill="F1F6FC"/>
       </w:pPr>
       <w:r>
         <w:rPr>
           <w:b w:val="0"/>
         </w:rPr>
-        <w:t>CASE GALLERY</w:t>
-      </w:r>
-    </w:p>
-    <w:p>
-      <w:pPr>
-        <w:spacing w:line="336" w:lineRule="auto" w:after="180"/>
-      </w:pPr>
+        <w:t xml:space="preserve">If a required </w:t>
+      </w:r>
+      <w:r>
+        <w:rPr>
+          <w:b/>
+        </w:rPr>
+        <w:t>input</w:t>
+      </w:r>
       <w:r>
         <w:rPr>
           <w:b w:val="0"/>
         </w:rPr>
-        <w:t xml:space="preserve">Four Tests, Four Kinds of </w:t>
-      </w:r>
-      <w:r>
-        <w:rPr>
-          <w:b/>
-        </w:rPr>
-        <w:t>Evidence</w:t>
-      </w:r>
-    </w:p>
-    <w:p>
-      <w:pPr>
-        <w:spacing w:line="336" w:lineRule="auto" w:after="180"/>
-      </w:pPr>
-      <w:r>
-        <w:rPr>
-          <w:b w:val="0"/>
-        </w:rPr>
-        <w:t>A system is not understood until it survives more than one comfortable example.</w:t>
+        <w:t xml:space="preserve"> is absent or violates the stated contract, record that condition explicitly instead of quietly replacing it with a convenient value.</w:t>
+      </w:r>
+    </w:p>
+    <w:p>
+      <w:pPr>
+        <w:pStyle w:val="Heading3"/>
+      </w:pPr>
+      <w:r>
+        <w:t>Apply the connected idea: Privacy and least privilege</w:t>
+      </w:r>
+    </w:p>
+    <w:p>
+      <w:pPr>
+        <w:pStyle w:val="Heading3"/>
+      </w:pPr>
+      <w:r>
+        <w:t>Ask what each role actually needs</w:t>
+      </w:r>
+    </w:p>
+    <w:p>
+      <w:pPr>
+        <w:pStyle w:val="Heading3"/>
+      </w:pPr>
+      <w:r>
+        <w:t>Connect the picture and the explanation</w:t>
+      </w:r>
+    </w:p>
+    <w:p>
+      <w:pPr>
+        <w:pStyle w:val="Heading1"/>
+      </w:pPr>
+      <w:r>
+        <w:t>04. Compare permitted reads and denied operations</w:t>
+      </w:r>
+    </w:p>
+    <w:p>
+      <w:r>
+        <w:t>A useful purpose does not expand the granted scope.</w:t>
+      </w:r>
+    </w:p>
+    <w:p>
+      <w:pPr>
+        <w:pStyle w:val="Heading2"/>
+      </w:pPr>
+      <w:r>
+        <w:t>Four pictures with a purpose</w:t>
       </w:r>
     </w:p>
     <w:p>
@@ -1654,6 +1799,11 @@
     </w:p>
     <w:p>
       <w:r>
+        <w:t>Normal case: predict the result and deciding evidence.</w:t>
+      </w:r>
+    </w:p>
+    <w:p>
+      <w:r>
         <w:drawing>
           <wp:inline xmlns:a="http://schemas.openxmlformats.org/drawingml/2006/main" xmlns:pic="http://schemas.openxmlformats.org/drawingml/2006/picture">
             <wp:extent cx="5486400" cy="3200400"/>
@@ -1689,47 +1839,8 @@
       </w:r>
     </w:p>
     <w:p>
-      <w:pPr>
-        <w:pStyle w:val="Heading3"/>
-      </w:pPr>
-      <w:r>
-        <w:t>The normal case</w:t>
-      </w:r>
-    </w:p>
-    <w:p>
-      <w:pPr>
-        <w:spacing w:line="336" w:lineRule="auto" w:after="180"/>
-        <w:shd w:fill="F1F6FC"/>
-      </w:pPr>
-      <w:r>
-        <w:rPr>
-          <w:b w:val="0"/>
-        </w:rPr>
-        <w:t xml:space="preserve">NORMAL CASE: predict and name </w:t>
-      </w:r>
-      <w:r>
-        <w:rPr>
-          <w:b/>
-        </w:rPr>
-        <w:t>evidence</w:t>
-      </w:r>
-      <w:r>
-        <w:rPr>
-          <w:b w:val="0"/>
-        </w:rPr>
-        <w:t xml:space="preserve">.     BOUNDARY CASE: predict and name </w:t>
-      </w:r>
-      <w:r>
-        <w:rPr>
-          <w:b/>
-        </w:rPr>
-        <w:t>evidence</w:t>
-      </w:r>
-      <w:r>
-        <w:rPr>
-          <w:b w:val="0"/>
-        </w:rPr>
-        <w:t>.</w:t>
+      <w:r>
+        <w:t>Boundary case: identify the exact limit.</w:t>
       </w:r>
     </w:p>
     <w:p>
@@ -1770,6 +1881,11 @@
     </w:p>
     <w:p>
       <w:r>
+        <w:t>Missing information: name what must be clarified.</w:t>
+      </w:r>
+    </w:p>
+    <w:p>
+      <w:r>
         <w:drawing>
           <wp:inline xmlns:a="http://schemas.openxmlformats.org/drawingml/2006/main" xmlns:pic="http://schemas.openxmlformats.org/drawingml/2006/picture">
             <wp:extent cx="5486400" cy="3200400"/>
@@ -1805,134 +1921,86 @@
       </w:r>
     </w:p>
     <w:p>
+      <w:r>
+        <w:t>Transfer case: explain which procedure still applies.</w:t>
+      </w:r>
+    </w:p>
+    <w:p>
+      <w:pPr>
+        <w:pStyle w:val="Heading2"/>
+      </w:pPr>
+      <w:r>
+        <w:t>Choose a revealing case</w:t>
+      </w:r>
+    </w:p>
+    <w:p>
+      <w:pPr>
+        <w:pStyle w:val="ListBullet"/>
+      </w:pPr>
+      <w:r>
+        <w:t>Which case is most likely to reveal a hidden assumption? Why?</w:t>
+      </w:r>
+    </w:p>
+    <w:p>
       <w:pPr>
         <w:pStyle w:val="Heading3"/>
       </w:pPr>
       <w:r>
-        <w:t>Check missing information</w:t>
+        <w:t>Write or draw your reasoning and evidence.</w:t>
+      </w:r>
+    </w:p>
+    <w:p>
+      <w:r>
+        <w:t>________________________________________________________________</w:t>
+      </w:r>
+    </w:p>
+    <w:p>
+      <w:r>
+        <w:t>________________________________________________________________</w:t>
+      </w:r>
+    </w:p>
+    <w:p>
+      <w:r>
+        <w:t>________________________________________________________________</w:t>
+      </w:r>
+    </w:p>
+    <w:p>
+      <w:r>
+        <w:t>________________________________________________________________</w:t>
+      </w:r>
+    </w:p>
+    <w:p>
+      <w:r>
+        <w:t>________________________________________________________________</w:t>
+      </w:r>
+    </w:p>
+    <w:p>
+      <w:pPr>
+        <w:pStyle w:val="Heading2"/>
+      </w:pPr>
+      <w:r>
+        <w:t>Predict the supplied changed case</w:t>
+      </w:r>
+    </w:p>
+    <w:p>
+      <w:pPr>
+        <w:pStyle w:val="ListBullet"/>
+      </w:pPr>
+      <w:r>
+        <w:t>Change: The helper says it needs write R5 to correct an apparent typo.</w:t>
+      </w:r>
+    </w:p>
+    <w:p>
+      <w:pPr>
+        <w:pStyle w:val="Heading2"/>
+      </w:pPr>
+      <w:r>
+        <w:t>Check after predicting · reference / check after trying</w:t>
       </w:r>
     </w:p>
     <w:p>
       <w:pPr>
         <w:spacing w:line="336" w:lineRule="auto" w:after="180"/>
-        <w:shd w:fill="FFF5E6"/>
-      </w:pPr>
-      <w:r>
-        <w:rPr>
-          <w:b w:val="0"/>
-        </w:rPr>
-        <w:t xml:space="preserve">MISSING INFORMATION: predict and name </w:t>
-      </w:r>
-      <w:r>
-        <w:rPr>
-          <w:b/>
-        </w:rPr>
-        <w:t>evidence</w:t>
-      </w:r>
-      <w:r>
-        <w:rPr>
-          <w:b w:val="0"/>
-        </w:rPr>
-        <w:t xml:space="preserve">.     TRANSFER CASE: predict and name </w:t>
-      </w:r>
-      <w:r>
-        <w:rPr>
-          <w:b/>
-        </w:rPr>
-        <w:t>evidence</w:t>
-      </w:r>
-      <w:r>
-        <w:rPr>
-          <w:b w:val="0"/>
-        </w:rPr>
-        <w:t>.</w:t>
-      </w:r>
-    </w:p>
-    <w:p>
-      <w:pPr>
-        <w:spacing w:line="336" w:lineRule="auto" w:after="180"/>
-        <w:shd w:fill="F5F1FB"/>
-      </w:pPr>
-      <w:r>
-        <w:rPr>
-          <w:b w:val="0"/>
-        </w:rPr>
-        <w:t>Which case is most likely to reveal a hidden assumption? Why?</w:t>
-      </w:r>
-    </w:p>
-    <w:p>
-      <w:pPr>
-        <w:pStyle w:val="Heading3"/>
-      </w:pPr>
-      <w:r>
-        <w:t>Write or draw your reasoning and evidence.</w:t>
-      </w:r>
-    </w:p>
-    <w:p>
-      <w:r>
-        <w:t>________________________________________________________________</w:t>
-      </w:r>
-    </w:p>
-    <w:p>
-      <w:r>
-        <w:t>________________________________________________________________</w:t>
-      </w:r>
-    </w:p>
-    <w:p>
-      <w:r>
-        <w:t>________________________________________________________________</w:t>
-      </w:r>
-    </w:p>
-    <w:p>
-      <w:r>
-        <w:t>________________________________________________________________</w:t>
-      </w:r>
-    </w:p>
-    <w:p>
-      <w:r>
-        <w:t>________________________________________________________________</w:t>
-      </w:r>
-    </w:p>
-    <w:p>
-      <w:pPr>
-        <w:pStyle w:val="Heading3"/>
-      </w:pPr>
-      <w:r>
-        <w:t>Change one thing in the pictured case</w:t>
-      </w:r>
-    </w:p>
-    <w:p>
-      <w:pPr>
-        <w:pStyle w:val="Heading3"/>
-      </w:pPr>
-      <w:r>
-        <w:t>Change one thing</w:t>
-      </w:r>
-    </w:p>
-    <w:p>
-      <w:pPr>
-        <w:spacing w:line="336" w:lineRule="auto" w:after="180"/>
-        <w:shd w:fill="F5F1FB"/>
-      </w:pPr>
-      <w:r>
-        <w:rPr>
-          <w:b w:val="0"/>
-        </w:rPr>
-        <w:t>Change: The helper says it needs write R5 to correct an apparent typo.</w:t>
-      </w:r>
-    </w:p>
-    <w:p>
-      <w:pPr>
-        <w:pStyle w:val="Heading3"/>
-      </w:pPr>
-      <w:r>
-        <w:t>Predicted result</w:t>
-      </w:r>
-    </w:p>
-    <w:p>
-      <w:pPr>
-        <w:spacing w:line="336" w:lineRule="auto" w:after="180"/>
-        <w:shd w:fill="F1F6FC"/>
       </w:pPr>
       <w:r>
         <w:rPr>
@@ -1949,16 +2017,7 @@
     </w:p>
     <w:p>
       <w:pPr>
-        <w:pStyle w:val="Heading3"/>
-      </w:pPr>
-      <w:r>
-        <w:t>Why the result follows</w:t>
-      </w:r>
-    </w:p>
-    <w:p>
-      <w:pPr>
         <w:spacing w:line="336" w:lineRule="auto" w:after="180"/>
-        <w:shd w:fill="F1F6FC"/>
       </w:pPr>
       <w:r>
         <w:rPr>
@@ -1969,26 +2028,38 @@
     </w:p>
     <w:p>
       <w:pPr>
-        <w:pStyle w:val="Heading1"/>
-      </w:pPr>
-      <w:r>
-        <w:t>05. Words that unlock the idea</w:t>
-      </w:r>
-    </w:p>
-    <w:p>
-      <w:r>
-        <w:t>Use the vocabulary of Permissions and Human Review to explain a concrete decision, rather than only memorising definitions.</w:t>
+        <w:pStyle w:val="Heading2"/>
+      </w:pPr>
+      <w:r>
+        <w:t>Earlier wording, alternatives and picture transcripts · reference / check after trying</w:t>
       </w:r>
     </w:p>
     <w:p>
       <w:pPr>
         <w:spacing w:line="336" w:lineRule="auto" w:after="180"/>
       </w:pPr>
+      <w:r>
+        <w:rPr>
+          <w:b w:val="0"/>
+        </w:rPr>
+        <w:t>CASE GALLERY</w:t>
+      </w:r>
+    </w:p>
+    <w:p>
+      <w:pPr>
+        <w:spacing w:line="336" w:lineRule="auto" w:after="180"/>
+      </w:pPr>
+      <w:r>
+        <w:rPr>
+          <w:b w:val="0"/>
+        </w:rPr>
+        <w:t xml:space="preserve">Four Tests, Four Kinds of </w:t>
+      </w:r>
       <w:r>
         <w:rPr>
           <w:b/>
         </w:rPr>
-        <w:t>VOCABULARY LAB</w:t>
+        <w:t>Evidence</w:t>
       </w:r>
     </w:p>
     <w:p>
@@ -1999,18 +2070,7 @@
         <w:rPr>
           <w:b w:val="0"/>
         </w:rPr>
-        <w:t>Words You Can Use to Reason</w:t>
-      </w:r>
-    </w:p>
-    <w:p>
-      <w:pPr>
-        <w:spacing w:line="336" w:lineRule="auto" w:after="180"/>
-      </w:pPr>
-      <w:r>
-        <w:rPr>
-          <w:b w:val="0"/>
-        </w:rPr>
-        <w:t>A definition matters when you can recognize the idea, use it, and contrast it with a near-miss.</w:t>
+        <w:t>A system is not understood until it survives more than one comfortable example.</w:t>
       </w:r>
     </w:p>
     <w:p>
@@ -2018,7 +2078,7 @@
         <w:drawing>
           <wp:inline xmlns:a="http://schemas.openxmlformats.org/drawingml/2006/main" xmlns:pic="http://schemas.openxmlformats.org/drawingml/2006/picture">
             <wp:extent cx="5486400" cy="3200400"/>
-            <wp:docPr id="10" name="Picture 10" descr="Vocabulary badge: permission"/>
+            <wp:docPr id="10" name="Picture 10" descr="NORMAL CASE illustration"/>
             <wp:cNvGraphicFramePr>
               <a:graphicFrameLocks noChangeAspect="1"/>
             </wp:cNvGraphicFramePr>
@@ -2026,11 +2086,11 @@
               <a:graphicData uri="http://schemas.openxmlformats.org/drawingml/2006/picture">
                 <pic:pic>
                   <pic:nvPicPr>
-                    <pic:cNvPr id="0" name="d683a027fb8a379c671c29dcb90a27d0b95aee96d03b0c3b753ecaf1dab1e6e5.png"/>
+                    <pic:cNvPr id="0" name="1f18213ba3d74c99072fa04ad7520b53eee0b2e9e845b0d8a61ccdda1b41f3f1.png"/>
                     <pic:cNvPicPr/>
                   </pic:nvPicPr>
                   <pic:blipFill>
-                    <a:blip r:embed="rId17"/>
+                    <a:blip r:embed="rId13"/>
                     <a:stretch>
                       <a:fillRect/>
                     </a:stretch>
@@ -2054,7 +2114,7 @@
         <w:drawing>
           <wp:inline xmlns:a="http://schemas.openxmlformats.org/drawingml/2006/main" xmlns:pic="http://schemas.openxmlformats.org/drawingml/2006/picture">
             <wp:extent cx="5486400" cy="3200400"/>
-            <wp:docPr id="11" name="Picture 11" descr="Vocabulary badge: approval gate"/>
+            <wp:docPr id="11" name="Picture 11" descr="BOUNDARY CASE illustration"/>
             <wp:cNvGraphicFramePr>
               <a:graphicFrameLocks noChangeAspect="1"/>
             </wp:cNvGraphicFramePr>
@@ -2062,11 +2122,11 @@
               <a:graphicData uri="http://schemas.openxmlformats.org/drawingml/2006/picture">
                 <pic:pic>
                   <pic:nvPicPr>
-                    <pic:cNvPr id="0" name="b1f04c13a8ce93f1603da792d96538be0121ee0e3296923f9d714f1ea662ffbe.png"/>
+                    <pic:cNvPr id="0" name="fed8318cf337134a2c31a8d2c90831db67a27a43d3c6f85b25079c53ec37ff9a.png"/>
                     <pic:cNvPicPr/>
                   </pic:nvPicPr>
                   <pic:blipFill>
-                    <a:blip r:embed="rId18"/>
+                    <a:blip r:embed="rId14"/>
                     <a:stretch>
                       <a:fillRect/>
                     </a:stretch>
@@ -2086,11 +2146,46 @@
       </w:r>
     </w:p>
     <w:p>
+      <w:pPr>
+        <w:spacing w:line="336" w:lineRule="auto" w:after="180"/>
+      </w:pPr>
+      <w:r>
+        <w:rPr>
+          <w:b w:val="0"/>
+        </w:rPr>
+        <w:t xml:space="preserve">NORMAL CASE: predict and name </w:t>
+      </w:r>
+      <w:r>
+        <w:rPr>
+          <w:b/>
+        </w:rPr>
+        <w:t>evidence</w:t>
+      </w:r>
+      <w:r>
+        <w:rPr>
+          <w:b w:val="0"/>
+        </w:rPr>
+        <w:t xml:space="preserve">.     BOUNDARY CASE: predict and name </w:t>
+      </w:r>
+      <w:r>
+        <w:rPr>
+          <w:b/>
+        </w:rPr>
+        <w:t>evidence</w:t>
+      </w:r>
+      <w:r>
+        <w:rPr>
+          <w:b w:val="0"/>
+        </w:rPr>
+        <w:t>.</w:t>
+      </w:r>
+    </w:p>
+    <w:p>
       <w:r>
         <w:drawing>
           <wp:inline xmlns:a="http://schemas.openxmlformats.org/drawingml/2006/main" xmlns:pic="http://schemas.openxmlformats.org/drawingml/2006/picture">
             <wp:extent cx="5486400" cy="3200400"/>
-            <wp:docPr id="12" name="Picture 12" descr="Vocabulary badge: consequence"/>
+            <wp:docPr id="12" name="Picture 12" descr="MISSING INFORMATION illustration"/>
             <wp:cNvGraphicFramePr>
               <a:graphicFrameLocks noChangeAspect="1"/>
             </wp:cNvGraphicFramePr>
@@ -2098,11 +2193,11 @@
               <a:graphicData uri="http://schemas.openxmlformats.org/drawingml/2006/picture">
                 <pic:pic>
                   <pic:nvPicPr>
-                    <pic:cNvPr id="0" name="905e276fd0c2162d04339ea9ab1f3845adc40df8d28c099f438b6953c0460f6e.png"/>
+                    <pic:cNvPr id="0" name="75f964dbe29000347e518a59e2717387d7109bd1f947abdafa07e931a61cf754.png"/>
                     <pic:cNvPicPr/>
                   </pic:nvPicPr>
                   <pic:blipFill>
-                    <a:blip r:embed="rId19"/>
+                    <a:blip r:embed="rId15"/>
                     <a:stretch>
                       <a:fillRect/>
                     </a:stretch>
@@ -2126,7 +2221,7 @@
         <w:drawing>
           <wp:inline xmlns:a="http://schemas.openxmlformats.org/drawingml/2006/main" xmlns:pic="http://schemas.openxmlformats.org/drawingml/2006/picture">
             <wp:extent cx="5486400" cy="3200400"/>
-            <wp:docPr id="13" name="Picture 13" descr="Vocabulary badge: least privilege"/>
+            <wp:docPr id="13" name="Picture 13" descr="TRANSFER CASE illustration"/>
             <wp:cNvGraphicFramePr>
               <a:graphicFrameLocks noChangeAspect="1"/>
             </wp:cNvGraphicFramePr>
@@ -2134,11 +2229,11 @@
               <a:graphicData uri="http://schemas.openxmlformats.org/drawingml/2006/picture">
                 <pic:pic>
                   <pic:nvPicPr>
-                    <pic:cNvPr id="0" name="27d158d31ff25c6219b03b232d24887dd8fed5fb4842d9fe439ca4c50c6b4c69.png"/>
+                    <pic:cNvPr id="0" name="4d936b6648b81ac897fc99370c2788f8e0b135d8fc31cfd77afceee66a92128c.png"/>
                     <pic:cNvPicPr/>
                   </pic:nvPicPr>
                   <pic:blipFill>
-                    <a:blip r:embed="rId20"/>
+                    <a:blip r:embed="rId16"/>
                     <a:stretch>
                       <a:fillRect/>
                     </a:stretch>
@@ -2157,423 +2252,6 @@
         </w:drawing>
       </w:r>
     </w:p>
-    <w:tbl>
-      <w:tblPr>
-        <w:tblStyle w:val="LightShading-Accent1"/>
-        <w:tblW w:type="auto" w:w="0"/>
-        <w:tblLook w:firstColumn="1" w:firstRow="1" w:lastColumn="0" w:lastRow="0" w:noHBand="0" w:noVBand="1" w:val="04A0"/>
-      </w:tblPr>
-      <w:tblGrid>
-        <w:gridCol w:w="3408"/>
-        <w:gridCol w:w="3408"/>
-        <w:gridCol w:w="3408"/>
-      </w:tblGrid>
-      <w:tr>
-        <w:trPr>
-          <w:tblHeader/>
-        </w:trPr>
-        <w:tc>
-          <w:tcPr>
-            <w:tcW w:type="dxa" w:w="3408"/>
-          </w:tcPr>
-          <w:p>
-            <w:r>
-              <w:t>Word</w:t>
-            </w:r>
-          </w:p>
-        </w:tc>
-        <w:tc>
-          <w:tcPr>
-            <w:tcW w:type="dxa" w:w="3408"/>
-          </w:tcPr>
-          <w:p>
-            <w:r>
-              <w:t>My own example</w:t>
-            </w:r>
-          </w:p>
-        </w:tc>
-        <w:tc>
-          <w:tcPr>
-            <w:tcW w:type="dxa" w:w="3408"/>
-          </w:tcPr>
-          <w:p>
-            <w:r>
-              <w:t>Not this / boundary</w:t>
-            </w:r>
-          </w:p>
-        </w:tc>
-      </w:tr>
-      <w:tr>
-        <w:tc>
-          <w:tcPr>
-            <w:tcW w:type="dxa" w:w="3408"/>
-          </w:tcPr>
-          <w:p>
-            <w:r>
-              <w:t>permission</w:t>
-            </w:r>
-          </w:p>
-        </w:tc>
-        <w:tc>
-          <w:tcPr>
-            <w:tcW w:type="dxa" w:w="3408"/>
-          </w:tcPr>
-          <w:p>
-            <w:r>
-              <w:t>Authorisation to perform a specified action on specified information or resources.</w:t>
-            </w:r>
-          </w:p>
-        </w:tc>
-        <w:tc>
-          <w:tcPr>
-            <w:tcW w:type="dxa" w:w="3408"/>
-          </w:tcPr>
-          <w:p>
-            <w:r/>
-          </w:p>
-        </w:tc>
-      </w:tr>
-      <w:tr>
-        <w:tc>
-          <w:tcPr>
-            <w:tcW w:type="dxa" w:w="3408"/>
-          </w:tcPr>
-          <w:p>
-            <w:r>
-              <w:t>approval gate</w:t>
-            </w:r>
-          </w:p>
-        </w:tc>
-        <w:tc>
-          <w:tcPr>
-            <w:tcW w:type="dxa" w:w="3408"/>
-          </w:tcPr>
-          <w:p>
-            <w:r>
-              <w:t>A point where a specified action must wait for explicit authorisation.</w:t>
-            </w:r>
-          </w:p>
-        </w:tc>
-        <w:tc>
-          <w:tcPr>
-            <w:tcW w:type="dxa" w:w="3408"/>
-          </w:tcPr>
-          <w:p>
-            <w:r/>
-          </w:p>
-        </w:tc>
-      </w:tr>
-      <w:tr>
-        <w:tc>
-          <w:tcPr>
-            <w:tcW w:type="dxa" w:w="3408"/>
-          </w:tcPr>
-          <w:p>
-            <w:r>
-              <w:t>consequence</w:t>
-            </w:r>
-          </w:p>
-        </w:tc>
-        <w:tc>
-          <w:tcPr>
-            <w:tcW w:type="dxa" w:w="3408"/>
-          </w:tcPr>
-          <w:p>
-            <w:r>
-              <w:t>An outcome or effect of a decision, including who benefits or is harmed.</w:t>
-            </w:r>
-          </w:p>
-        </w:tc>
-        <w:tc>
-          <w:tcPr>
-            <w:tcW w:type="dxa" w:w="3408"/>
-          </w:tcPr>
-          <w:p>
-            <w:r/>
-          </w:p>
-        </w:tc>
-      </w:tr>
-      <w:tr>
-        <w:tc>
-          <w:tcPr>
-            <w:tcW w:type="dxa" w:w="3408"/>
-          </w:tcPr>
-          <w:p>
-            <w:r>
-              <w:t>least privilege</w:t>
-            </w:r>
-          </w:p>
-        </w:tc>
-        <w:tc>
-          <w:tcPr>
-            <w:tcW w:type="dxa" w:w="3408"/>
-          </w:tcPr>
-          <w:p>
-            <w:r>
-              <w:t>Giving a user or system only the permissions needed for its authorised task.</w:t>
-            </w:r>
-          </w:p>
-        </w:tc>
-        <w:tc>
-          <w:tcPr>
-            <w:tcW w:type="dxa" w:w="3408"/>
-          </w:tcPr>
-          <w:p>
-            <w:r/>
-          </w:p>
-        </w:tc>
-      </w:tr>
-    </w:tbl>
-    <w:p>
-      <w:pPr>
-        <w:pStyle w:val="Heading3"/>
-      </w:pPr>
-      <w:r>
-        <w:t>Words used in the closer explanation</w:t>
-      </w:r>
-    </w:p>
-    <w:tbl>
-      <w:tblPr>
-        <w:tblStyle w:val="LightShading-Accent1"/>
-        <w:tblW w:type="auto" w:w="0"/>
-        <w:tblLook w:firstColumn="1" w:firstRow="1" w:lastColumn="0" w:lastRow="0" w:noHBand="0" w:noVBand="1" w:val="04A0"/>
-      </w:tblPr>
-      <w:tblGrid>
-        <w:gridCol w:w="5112"/>
-        <w:gridCol w:w="5112"/>
-      </w:tblGrid>
-      <w:tr>
-        <w:trPr>
-          <w:tblHeader/>
-        </w:trPr>
-        <w:tc>
-          <w:tcPr>
-            <w:tcW w:type="dxa" w:w="5112"/>
-          </w:tcPr>
-          <w:p>
-            <w:r>
-              <w:t>Word</w:t>
-            </w:r>
-          </w:p>
-        </w:tc>
-        <w:tc>
-          <w:tcPr>
-            <w:tcW w:type="dxa" w:w="5112"/>
-          </w:tcPr>
-          <w:p>
-            <w:r>
-              <w:t>Meaning</w:t>
-            </w:r>
-          </w:p>
-        </w:tc>
-      </w:tr>
-      <w:tr>
-        <w:tc>
-          <w:tcPr>
-            <w:tcW w:type="dxa" w:w="5112"/>
-          </w:tcPr>
-          <w:p>
-            <w:r>
-              <w:t>Capability</w:t>
-            </w:r>
-          </w:p>
-        </w:tc>
-        <w:tc>
-          <w:tcPr>
-            <w:tcW w:type="dxa" w:w="5112"/>
-          </w:tcPr>
-          <w:p>
-            <w:r>
-              <w:t>A scoped permission to perform an operation</w:t>
-            </w:r>
-          </w:p>
-        </w:tc>
-      </w:tr>
-      <w:tr>
-        <w:tc>
-          <w:tcPr>
-            <w:tcW w:type="dxa" w:w="5112"/>
-          </w:tcPr>
-          <w:p>
-            <w:r>
-              <w:t>Resource scope</w:t>
-            </w:r>
-          </w:p>
-        </w:tc>
-        <w:tc>
-          <w:tcPr>
-            <w:tcW w:type="dxa" w:w="5112"/>
-          </w:tcPr>
-          <w:p>
-            <w:r>
-              <w:t>The specific records an operation may address</w:t>
-            </w:r>
-          </w:p>
-        </w:tc>
-      </w:tr>
-    </w:tbl>
-    <w:p>
-      <w:pPr>
-        <w:pStyle w:val="Heading3"/>
-      </w:pPr>
-      <w:r>
-        <w:t>Terms for Privacy and least privilege</w:t>
-      </w:r>
-    </w:p>
-    <w:tbl>
-      <w:tblPr>
-        <w:tblStyle w:val="LightShading-Accent1"/>
-        <w:tblW w:type="auto" w:w="0"/>
-        <w:tblLook w:firstColumn="1" w:firstRow="1" w:lastColumn="0" w:lastRow="0" w:noHBand="0" w:noVBand="1" w:val="04A0"/>
-      </w:tblPr>
-      <w:tblGrid>
-        <w:gridCol w:w="5112"/>
-        <w:gridCol w:w="5112"/>
-      </w:tblGrid>
-      <w:tr>
-        <w:trPr>
-          <w:tblHeader/>
-        </w:trPr>
-        <w:tc>
-          <w:tcPr>
-            <w:tcW w:type="dxa" w:w="5112"/>
-          </w:tcPr>
-          <w:p>
-            <w:r>
-              <w:t>Term</w:t>
-            </w:r>
-          </w:p>
-        </w:tc>
-        <w:tc>
-          <w:tcPr>
-            <w:tcW w:type="dxa" w:w="5112"/>
-          </w:tcPr>
-          <w:p>
-            <w:r>
-              <w:t>Meaning</w:t>
-            </w:r>
-          </w:p>
-        </w:tc>
-      </w:tr>
-      <w:tr>
-        <w:tc>
-          <w:tcPr>
-            <w:tcW w:type="dxa" w:w="5112"/>
-          </w:tcPr>
-          <w:p>
-            <w:r>
-              <w:t>Data minimization</w:t>
-            </w:r>
-          </w:p>
-        </w:tc>
-        <w:tc>
-          <w:tcPr>
-            <w:tcW w:type="dxa" w:w="5112"/>
-          </w:tcPr>
-          <w:p>
-            <w:r>
-              <w:t>Keeping only data needed for the stated purpose</w:t>
-            </w:r>
-          </w:p>
-        </w:tc>
-      </w:tr>
-      <w:tr>
-        <w:tc>
-          <w:tcPr>
-            <w:tcW w:type="dxa" w:w="5112"/>
-          </w:tcPr>
-          <w:p>
-            <w:r>
-              <w:t>Least privilege</w:t>
-            </w:r>
-          </w:p>
-        </w:tc>
-        <w:tc>
-          <w:tcPr>
-            <w:tcW w:type="dxa" w:w="5112"/>
-          </w:tcPr>
-          <w:p>
-            <w:r>
-              <w:t>Giving a role only the access it needs</w:t>
-            </w:r>
-          </w:p>
-        </w:tc>
-      </w:tr>
-      <w:tr>
-        <w:tc>
-          <w:tcPr>
-            <w:tcW w:type="dxa" w:w="5112"/>
-          </w:tcPr>
-          <w:p>
-            <w:r>
-              <w:t>Retention</w:t>
-            </w:r>
-          </w:p>
-        </w:tc>
-        <w:tc>
-          <w:tcPr>
-            <w:tcW w:type="dxa" w:w="5112"/>
-          </w:tcPr>
-          <w:p>
-            <w:r>
-              <w:t>How long data is kept</w:t>
-            </w:r>
-          </w:p>
-        </w:tc>
-      </w:tr>
-      <w:tr>
-        <w:tc>
-          <w:tcPr>
-            <w:tcW w:type="dxa" w:w="5112"/>
-          </w:tcPr>
-          <w:p>
-            <w:r>
-              <w:t>Authorization</w:t>
-            </w:r>
-          </w:p>
-        </w:tc>
-        <w:tc>
-          <w:tcPr>
-            <w:tcW w:type="dxa" w:w="5112"/>
-          </w:tcPr>
-          <w:p>
-            <w:r>
-              <w:t>Permission to perform a particular action</w:t>
-            </w:r>
-          </w:p>
-        </w:tc>
-      </w:tr>
-    </w:tbl>
-    <w:p>
-      <w:pPr>
-        <w:pStyle w:val="Heading1"/>
-      </w:pPr>
-      <w:r>
-        <w:t>06. Follow a worked example</w:t>
-      </w:r>
-    </w:p>
-    <w:p>
-      <w:r>
-        <w:t>Follow the worked trace for Permissions and Human Review, predict a step, then compare with its explanation.</w:t>
-      </w:r>
-    </w:p>
-    <w:p>
-      <w:pPr>
-        <w:spacing w:line="336" w:lineRule="auto" w:after="180"/>
-      </w:pPr>
-      <w:r>
-        <w:rPr>
-          <w:b/>
-        </w:rPr>
-        <w:t xml:space="preserve">WORKED </w:t>
-      </w:r>
-      <w:r>
-        <w:rPr>
-          <w:b/>
-        </w:rPr>
-        <w:t>EVIDENCE</w:t>
-      </w:r>
-    </w:p>
     <w:p>
       <w:pPr>
         <w:spacing w:line="336" w:lineRule="auto" w:after="180"/>
@@ -2582,18 +2260,7 @@
         <w:rPr>
           <w:b w:val="0"/>
         </w:rPr>
-        <w:t>Reason Step by Step</w:t>
-      </w:r>
-    </w:p>
-    <w:p>
-      <w:pPr>
-        <w:spacing w:line="336" w:lineRule="auto" w:after="180"/>
-      </w:pPr>
-      <w:r>
-        <w:rPr>
-          <w:b w:val="0"/>
-        </w:rPr>
-        <w:t xml:space="preserve">Predict first. Then check each step. A correct answer without visible reasoning is incomplete </w:t>
+        <w:t xml:space="preserve">MISSING INFORMATION: predict and name </w:t>
       </w:r>
       <w:r>
         <w:rPr>
@@ -2605,15 +2272,144 @@
         <w:rPr>
           <w:b w:val="0"/>
         </w:rPr>
+        <w:t xml:space="preserve">.     TRANSFER CASE: predict and name </w:t>
+      </w:r>
+      <w:r>
+        <w:rPr>
+          <w:b/>
+        </w:rPr>
+        <w:t>evidence</w:t>
+      </w:r>
+      <w:r>
+        <w:rPr>
+          <w:b w:val="0"/>
+        </w:rPr>
         <w:t>.</w:t>
+      </w:r>
+    </w:p>
+    <w:p>
+      <w:pPr>
+        <w:pStyle w:val="Heading3"/>
+      </w:pPr>
+      <w:r>
+        <w:t>Change one thing in the pictured case</w:t>
+      </w:r>
+    </w:p>
+    <w:p>
+      <w:pPr>
+        <w:pStyle w:val="Heading1"/>
+      </w:pPr>
+      <w:r>
+        <w:t>06. Compare a public-room policy and a separate catalogue token</w:t>
+      </w:r>
+    </w:p>
+    <w:p>
+      <w:r>
+        <w:t>Keep the resources and operations for each policy distinct.</w:t>
+      </w:r>
+    </w:p>
+    <w:p>
+      <w:pPr>
+        <w:pStyle w:val="Heading2"/>
+      </w:pPr>
+      <w:r>
+        <w:t>Try the reporting-assistant proposal</w:t>
+      </w:r>
+    </w:p>
+    <w:p>
+      <w:pPr>
+        <w:pStyle w:val="ListBullet"/>
+      </w:pPr>
+      <w:r>
+        <w:t>Tool token permits lookup(public-room). A proposed call writes teacher notes.</w:t>
+      </w:r>
+    </w:p>
+    <w:p>
+      <w:pPr>
+        <w:pStyle w:val="Heading2"/>
+      </w:pPr>
+      <w:r>
+        <w:t>Check both scope violations · reference / check after trying</w:t>
+      </w:r>
+    </w:p>
+    <w:p>
+      <w:pPr>
+        <w:spacing w:line="336" w:lineRule="auto" w:after="180"/>
+      </w:pPr>
+      <w:r>
+        <w:rPr>
+          <w:b w:val="0"/>
+        </w:rPr>
+        <w:t>Both operation and resource exceed scope; deny before execution, regardless of generated confidence.</w:t>
+      </w:r>
+    </w:p>
+    <w:p>
+      <w:pPr>
+        <w:pStyle w:val="Heading2"/>
+      </w:pPr>
+      <w:r>
+        <w:t>Read the separate catalogue token</w:t>
+      </w:r>
+    </w:p>
+    <w:p>
+      <w:pPr>
+        <w:spacing w:line="336" w:lineRule="auto" w:after="180"/>
+      </w:pPr>
+      <w:r>
+        <w:rPr>
+          <w:b w:val="0"/>
+        </w:rPr>
+        <w:t>A fictional catalogue helper receives a narrowly scoped tool token.</w:t>
+      </w:r>
+    </w:p>
+    <w:p>
+      <w:pPr>
+        <w:spacing w:line="336" w:lineRule="auto" w:after="180"/>
+      </w:pPr>
+      <w:r>
+        <w:rPr>
+          <w:b w:val="0"/>
+        </w:rPr>
+        <w:t xml:space="preserve">Token allows read on catalogue records R2 and R5 only. No write </w:t>
+      </w:r>
+      <w:r>
+        <w:rPr>
+          <w:b/>
+        </w:rPr>
+        <w:t>permission</w:t>
+      </w:r>
+      <w:r>
+        <w:rPr>
+          <w:b w:val="0"/>
+        </w:rPr>
+        <w:t xml:space="preserve"> is granted.</w:t>
+      </w:r>
+    </w:p>
+    <w:p>
+      <w:pPr>
+        <w:spacing w:line="336" w:lineRule="auto" w:after="180"/>
+      </w:pPr>
+      <w:r>
+        <w:rPr>
+          <w:b w:val="0"/>
+        </w:rPr>
+        <w:t>Proposals: read R2; read R8; write R5. Generated text claims all are helpful.</w:t>
+      </w:r>
+    </w:p>
+    <w:p>
+      <w:pPr>
+        <w:pStyle w:val="Heading2"/>
+      </w:pPr>
+      <w:r>
+        <w:t>Trace its three proposals</w:t>
       </w:r>
     </w:p>
     <w:p>
       <w:r>
         <w:drawing>
           <wp:inline xmlns:a="http://schemas.openxmlformats.org/drawingml/2006/main" xmlns:pic="http://schemas.openxmlformats.org/drawingml/2006/picture">
-            <wp:extent cx="5486400" cy="2377440"/>
-            <wp:docPr id="14" name="Picture 14" descr="Worked evidence for Permissions and Human Review"/>
+            <wp:extent cx="5486400" cy="4005072"/>
+            <wp:docPr id="14" name="Picture 14" descr="Read token: Authorised operation is read; authorised objects are R2,R5. → Allowed call: read R2 matches both operation and object: allow. → Wrong object: read R8 fails object scope: deny. → Wrong operation: write R5 fails operation scope: deny even for an allowed record."/>
             <wp:cNvGraphicFramePr>
               <a:graphicFrameLocks noChangeAspect="1"/>
             </wp:cNvGraphicFramePr>
@@ -2621,11 +2417,11 @@
               <a:graphicData uri="http://schemas.openxmlformats.org/drawingml/2006/picture">
                 <pic:pic>
                   <pic:nvPicPr>
-                    <pic:cNvPr id="0" name="087dcf830d4b378c0feddff356bc31f62ae8612a9189739da0f000e963cd79a7.png"/>
+                    <pic:cNvPr id="0" name="academy-story-ai-2-31-02.png"/>
                     <pic:cNvPicPr/>
                   </pic:nvPicPr>
                   <pic:blipFill>
-                    <a:blip r:embed="rId21"/>
+                    <a:blip r:embed="rId17"/>
                     <a:stretch>
                       <a:fillRect/>
                     </a:stretch>
@@ -2633,425 +2429,7 @@
                   <pic:spPr>
                     <a:xfrm>
                       <a:off x="0" y="0"/>
-                      <a:ext cx="5486400" cy="2377440"/>
-                    </a:xfrm>
-                    <a:prstGeom prst="rect"/>
-                  </pic:spPr>
-                </pic:pic>
-              </a:graphicData>
-            </a:graphic>
-          </wp:inline>
-        </w:drawing>
-      </w:r>
-    </w:p>
-    <w:p>
-      <w:pPr>
-        <w:spacing w:line="336" w:lineRule="auto" w:after="180"/>
-        <w:shd w:fill="F4F9FC"/>
-      </w:pPr>
-      <w:r>
-        <w:rPr>
-          <w:b w:val="0"/>
-        </w:rPr>
-        <w:t xml:space="preserve">1. Low </w:t>
-      </w:r>
-      <w:r>
-        <w:rPr>
-          <w:b/>
-        </w:rPr>
-        <w:t>consequence</w:t>
-      </w:r>
-      <w:r>
-        <w:rPr>
-          <w:b w:val="0"/>
-        </w:rPr>
-        <w:t>: suggest three destinations.</w:t>
-      </w:r>
-    </w:p>
-    <w:p>
-      <w:pPr>
-        <w:spacing w:line="336" w:lineRule="auto" w:after="180"/>
-        <w:shd w:fill="F4F9FC"/>
-      </w:pPr>
-      <w:r>
-        <w:rPr>
-          <w:b w:val="0"/>
-        </w:rPr>
-        <w:t xml:space="preserve">2. Higher </w:t>
-      </w:r>
-      <w:r>
-        <w:rPr>
-          <w:b/>
-        </w:rPr>
-        <w:t>consequence</w:t>
-      </w:r>
-      <w:r>
-        <w:rPr>
-          <w:b w:val="0"/>
-        </w:rPr>
-        <w:t>: contact families, spend money, or submit forms.</w:t>
-      </w:r>
-    </w:p>
-    <w:p>
-      <w:pPr>
-        <w:spacing w:line="336" w:lineRule="auto" w:after="180"/>
-        <w:shd w:fill="F4F9FC"/>
-      </w:pPr>
-      <w:r>
-        <w:rPr>
-          <w:b w:val="0"/>
-        </w:rPr>
-        <w:t>3. The system drafts; an authorized adult reviews and decides.</w:t>
-      </w:r>
-    </w:p>
-    <w:p>
-      <w:pPr>
-        <w:spacing w:line="336" w:lineRule="auto" w:after="180"/>
-        <w:shd w:fill="F4F9FC"/>
-      </w:pPr>
-      <w:r>
-        <w:rPr>
-          <w:b w:val="0"/>
-        </w:rPr>
-        <w:t>4. Log what was approved, rejected, or changed, then stop after the approved scope.</w:t>
-      </w:r>
-    </w:p>
-    <w:p>
-      <w:pPr>
-        <w:spacing w:line="336" w:lineRule="auto" w:after="180"/>
-      </w:pPr>
-      <w:r>
-        <w:rPr>
-          <w:b w:val="0"/>
-        </w:rPr>
-        <w:t>Recalculate, retrace, or restate the reasoning in your own representation:</w:t>
-      </w:r>
-    </w:p>
-    <w:p>
-      <w:pPr>
-        <w:pStyle w:val="Heading3"/>
-      </w:pPr>
-      <w:r>
-        <w:t>Write or draw your reasoning and evidence.</w:t>
-      </w:r>
-    </w:p>
-    <w:p>
-      <w:r>
-        <w:t>________________________________________________________________</w:t>
-      </w:r>
-    </w:p>
-    <w:p>
-      <w:r>
-        <w:t>________________________________________________________________</w:t>
-      </w:r>
-    </w:p>
-    <w:p>
-      <w:r>
-        <w:t>________________________________________________________________</w:t>
-      </w:r>
-    </w:p>
-    <w:p>
-      <w:r>
-        <w:t>________________________________________________________________</w:t>
-      </w:r>
-    </w:p>
-    <w:p>
-      <w:r>
-        <w:t>________________________________________________________________</w:t>
-      </w:r>
-    </w:p>
-    <w:p>
-      <w:pPr>
-        <w:spacing w:line="336" w:lineRule="auto" w:after="180"/>
-        <w:shd w:fill="F5F1FB"/>
-      </w:pPr>
-      <w:r>
-        <w:rPr>
-          <w:b w:val="0"/>
-        </w:rPr>
-        <w:t xml:space="preserve">CHECK  Did the </w:t>
-      </w:r>
-      <w:r>
-        <w:rPr>
-          <w:b/>
-        </w:rPr>
-        <w:t>evidence</w:t>
-      </w:r>
-      <w:r>
-        <w:rPr>
-          <w:b w:val="0"/>
-        </w:rPr>
-        <w:t xml:space="preserve"> answer the exact question? Did the total, path, or source record stay consistent?</w:t>
-      </w:r>
-    </w:p>
-    <w:p>
-      <w:pPr>
-        <w:pStyle w:val="Heading3"/>
-      </w:pPr>
-      <w:r>
-        <w:t>A closer explanation</w:t>
-      </w:r>
-    </w:p>
-    <w:p>
-      <w:pPr>
-        <w:spacing w:line="336" w:lineRule="auto" w:after="180"/>
-      </w:pPr>
-      <w:r>
-        <w:rPr>
-          <w:b w:val="0"/>
-        </w:rPr>
-        <w:t>Tool token permits lookup(public-room). A proposed call writes teacher notes.</w:t>
-      </w:r>
-    </w:p>
-    <w:p>
-      <w:pPr>
-        <w:spacing w:line="336" w:lineRule="auto" w:after="180"/>
-      </w:pPr>
-      <w:r>
-        <w:rPr>
-          <w:b w:val="0"/>
-        </w:rPr>
-        <w:t>Both operation and resource exceed scope; deny before execution, regardless of generated confidence.</w:t>
-      </w:r>
-    </w:p>
-    <w:p>
-      <w:pPr>
-        <w:pStyle w:val="Heading3"/>
-      </w:pPr>
-      <w:r>
-        <w:t>Worked explanation · Permissions and Human Review</w:t>
-      </w:r>
-    </w:p>
-    <w:p>
-      <w:pPr>
-        <w:spacing w:line="336" w:lineRule="auto" w:after="180"/>
-        <w:shd w:fill="F1F6FC"/>
-      </w:pPr>
-      <w:r>
-        <w:rPr>
-          <w:b w:val="0"/>
-        </w:rPr>
-        <w:t xml:space="preserve">Compare the intermediate </w:t>
-      </w:r>
-      <w:r>
-        <w:rPr>
-          <w:b/>
-        </w:rPr>
-        <w:t>evidence</w:t>
-      </w:r>
-      <w:r>
-        <w:rPr>
-          <w:b w:val="0"/>
-        </w:rPr>
-        <w:t xml:space="preserve"> with the final statement. Explain why each number or decision follows from the stated </w:t>
-      </w:r>
-      <w:r>
-        <w:rPr>
-          <w:b/>
-        </w:rPr>
-        <w:t>input</w:t>
-      </w:r>
-      <w:r>
-        <w:rPr>
-          <w:b w:val="0"/>
-        </w:rPr>
-        <w:t>s.</w:t>
-      </w:r>
-    </w:p>
-    <w:p>
-      <w:pPr>
-        <w:spacing w:line="336" w:lineRule="auto" w:after="180"/>
-        <w:shd w:fill="F1F6FC"/>
-      </w:pPr>
-      <w:r>
-        <w:rPr>
-          <w:b w:val="0"/>
-        </w:rPr>
-        <w:t xml:space="preserve">The conclusion belongs to this scenario and procedure; changing the </w:t>
-      </w:r>
-      <w:r>
-        <w:rPr>
-          <w:b/>
-        </w:rPr>
-        <w:t>input</w:t>
-      </w:r>
-      <w:r>
-        <w:rPr>
-          <w:b w:val="0"/>
-        </w:rPr>
-        <w:t>s, evaluation population or authority can change what it establishes. Retain the raw record so a later revision can be compared honestly.</w:t>
-      </w:r>
-    </w:p>
-    <w:p>
-      <w:pPr>
-        <w:pStyle w:val="Heading3"/>
-      </w:pPr>
-      <w:r>
-        <w:t>Apply the connected idea: Privacy and least privilege</w:t>
-      </w:r>
-    </w:p>
-    <w:p>
-      <w:pPr>
-        <w:pStyle w:val="Heading3"/>
-      </w:pPr>
-      <w:r>
-        <w:t>If a student manually requests the review endpoint, should hiding its menu link be enough?</w:t>
-      </w:r>
-    </w:p>
-    <w:p>
-      <w:r>
-        <w:t>________________________________________________________________</w:t>
-      </w:r>
-    </w:p>
-    <w:p>
-      <w:r>
-        <w:t>________________________________________________________________</w:t>
-      </w:r>
-    </w:p>
-    <w:p>
-      <w:r>
-        <w:t>________________________________________________________________</w:t>
-      </w:r>
-    </w:p>
-    <w:p>
-      <w:r>
-        <w:t>________________________________________________________________</w:t>
-      </w:r>
-    </w:p>
-    <w:p>
-      <w:r>
-        <w:t>________________________________________________________________</w:t>
-      </w:r>
-    </w:p>
-    <w:p>
-      <w:r>
-        <w:t>________________________________________________________________</w:t>
-      </w:r>
-    </w:p>
-    <w:p>
-      <w:pPr>
-        <w:pStyle w:val="Heading3"/>
-      </w:pPr>
-      <w:r>
-        <w:t>Learn from the worked case</w:t>
-      </w:r>
-    </w:p>
-    <w:p>
-      <w:pPr>
-        <w:spacing w:line="336" w:lineRule="auto" w:after="180"/>
-      </w:pPr>
-      <w:r>
-        <w:rPr>
-          <w:b w:val="0"/>
-        </w:rPr>
-        <w:t>Cover the result before checking it. Say what is given, choose the procedure, and follow one step at a time. Then uncover the result and explain your first mismatch. Ask why a step is allowed, not only what number it produces.</w:t>
-      </w:r>
-    </w:p>
-    <w:p>
-      <w:pPr>
-        <w:pStyle w:val="Heading3"/>
-      </w:pPr>
-      <w:r>
-        <w:t>A pictorial worked case: Permissions and Human Review</w:t>
-      </w:r>
-    </w:p>
-    <w:p>
-      <w:pPr>
-        <w:spacing w:line="336" w:lineRule="auto" w:after="180"/>
-      </w:pPr>
-      <w:r>
-        <w:rPr>
-          <w:b w:val="0"/>
-        </w:rPr>
-        <w:t>A fictional catalogue helper receives a narrowly scoped tool token.</w:t>
-      </w:r>
-    </w:p>
-    <w:p>
-      <w:pPr>
-        <w:pStyle w:val="Heading3"/>
-      </w:pPr>
-      <w:r>
-        <w:t>The facts we will use</w:t>
-      </w:r>
-    </w:p>
-    <w:p>
-      <w:pPr>
-        <w:pStyle w:val="Heading3"/>
-      </w:pPr>
-      <w:r>
-        <w:t>Supplied facts</w:t>
-      </w:r>
-    </w:p>
-    <w:p>
-      <w:pPr>
-        <w:spacing w:line="336" w:lineRule="auto" w:after="180"/>
-        <w:shd w:fill="F1F6FC"/>
-      </w:pPr>
-      <w:r>
-        <w:rPr>
-          <w:b w:val="0"/>
-        </w:rPr>
-        <w:t xml:space="preserve">Token allows read on catalogue records R2 and R5 only. No write </w:t>
-      </w:r>
-      <w:r>
-        <w:rPr>
-          <w:b/>
-        </w:rPr>
-        <w:t>permission</w:t>
-      </w:r>
-      <w:r>
-        <w:rPr>
-          <w:b w:val="0"/>
-        </w:rPr>
-        <w:t xml:space="preserve"> is granted.</w:t>
-      </w:r>
-    </w:p>
-    <w:p>
-      <w:pPr>
-        <w:pStyle w:val="Heading3"/>
-      </w:pPr>
-      <w:r>
-        <w:t>Supplied facts</w:t>
-      </w:r>
-    </w:p>
-    <w:p>
-      <w:pPr>
-        <w:spacing w:line="336" w:lineRule="auto" w:after="180"/>
-        <w:shd w:fill="F1F6FC"/>
-      </w:pPr>
-      <w:r>
-        <w:rPr>
-          <w:b w:val="0"/>
-        </w:rPr>
-        <w:t>Proposals: read R2; read R8; write R5. Generated text claims all are helpful.</w:t>
-      </w:r>
-    </w:p>
-    <w:p>
-      <w:r>
-        <w:drawing>
-          <wp:inline xmlns:a="http://schemas.openxmlformats.org/drawingml/2006/main" xmlns:pic="http://schemas.openxmlformats.org/drawingml/2006/picture">
-            <wp:extent cx="5311302" cy="5943600"/>
-            <wp:docPr id="15" name="Picture 15" descr="Permissions and Human Review. Read token: Authorised operation is read; authorised objects are R2,R5.. Allowed call: read R2 matches both operation and object: allow.. Wrong object: read R8 fails object scope: deny.. Wrong operation: write R5 fails operation scope: deny even for an allowed record."/>
-            <wp:cNvGraphicFramePr>
-              <a:graphicFrameLocks noChangeAspect="1"/>
-            </wp:cNvGraphicFramePr>
-            <a:graphic>
-              <a:graphicData uri="http://schemas.openxmlformats.org/drawingml/2006/picture">
-                <pic:pic>
-                  <pic:nvPicPr>
-                    <pic:cNvPr id="0" name="academy-visual-ai-2-31.png"/>
-                    <pic:cNvPicPr/>
-                  </pic:nvPicPr>
-                  <pic:blipFill>
-                    <a:blip r:embed="rId22"/>
-                    <a:stretch>
-                      <a:fillRect/>
-                    </a:stretch>
-                  </pic:blipFill>
-                  <pic:spPr>
-                    <a:xfrm>
-                      <a:off x="0" y="0"/>
-                      <a:ext cx="5311302" cy="5943600"/>
+                      <a:ext cx="5486400" cy="4005072"/>
                     </a:xfrm>
                     <a:prstGeom prst="rect"/>
                   </pic:spPr>
@@ -3201,24 +2579,7 @@
     </w:p>
     <w:p>
       <w:pPr>
-        <w:pStyle w:val="Heading3"/>
-      </w:pPr>
-      <w:r>
-        <w:t>Why this result follows</w:t>
-      </w:r>
-    </w:p>
-    <w:p>
-      <w:pPr>
-        <w:pStyle w:val="Heading3"/>
-      </w:pPr>
-      <w:r>
-        <w:t>Why the result follows</w:t>
-      </w:r>
-    </w:p>
-    <w:p>
-      <w:pPr>
         <w:spacing w:line="336" w:lineRule="auto" w:after="180"/>
-        <w:shd w:fill="F1F6FC"/>
       </w:pPr>
       <w:r>
         <w:rPr>
@@ -3236,7 +2597,6 @@
     <w:p>
       <w:pPr>
         <w:spacing w:line="336" w:lineRule="auto" w:after="180"/>
-        <w:shd w:fill="F1F6FC"/>
       </w:pPr>
       <w:r>
         <w:rPr>
@@ -3247,76 +2607,523 @@
     </w:p>
     <w:p>
       <w:pPr>
+        <w:pStyle w:val="Heading2"/>
+      </w:pPr>
+      <w:r>
+        <w:t>Predict the proposed typo correction</w:t>
+      </w:r>
+    </w:p>
+    <w:p>
+      <w:pPr>
+        <w:pStyle w:val="ListBullet"/>
+      </w:pPr>
+      <w:r>
+        <w:t>Change one thing: The helper says it needs write R5 to correct an apparent typo. Predict the result before checking the explanation. What remains the same?</w:t>
+      </w:r>
+    </w:p>
+    <w:p>
+      <w:pPr>
+        <w:pStyle w:val="Heading2"/>
+      </w:pPr>
+      <w:r>
+        <w:t>Check after predicting · reference / check after trying</w:t>
+      </w:r>
+    </w:p>
+    <w:p>
+      <w:r>
+        <w:drawing>
+          <wp:inline xmlns:a="http://schemas.openxmlformats.org/drawingml/2006/main" xmlns:pic="http://schemas.openxmlformats.org/drawingml/2006/picture">
+            <wp:extent cx="5486400" cy="3179064"/>
+            <wp:docPr id="15" name="Picture 15" descr="Original case: write R5 fails operation scope: deny even for an allowed record. Changed condition: The helper says it needs write R5 to correct an apparent typo. Expected result: The write remains denied under the existing token. Reason: A useful purpose does not create an authorised operation; an authorised owner must review any scope change."/>
+            <wp:cNvGraphicFramePr>
+              <a:graphicFrameLocks noChangeAspect="1"/>
+            </wp:cNvGraphicFramePr>
+            <a:graphic>
+              <a:graphicData uri="http://schemas.openxmlformats.org/drawingml/2006/picture">
+                <pic:pic>
+                  <pic:nvPicPr>
+                    <pic:cNvPr id="0" name="academy-story-ai-2-31-04.png"/>
+                    <pic:cNvPicPr/>
+                  </pic:nvPicPr>
+                  <pic:blipFill>
+                    <a:blip r:embed="rId18"/>
+                    <a:stretch>
+                      <a:fillRect/>
+                    </a:stretch>
+                  </pic:blipFill>
+                  <pic:spPr>
+                    <a:xfrm>
+                      <a:off x="0" y="0"/>
+                      <a:ext cx="5486400" cy="3179064"/>
+                    </a:xfrm>
+                    <a:prstGeom prst="rect"/>
+                  </pic:spPr>
+                </pic:pic>
+              </a:graphicData>
+            </a:graphic>
+          </wp:inline>
+        </w:drawing>
+      </w:r>
+    </w:p>
+    <w:p>
+      <w:pPr>
+        <w:pStyle w:val="Heading2"/>
+      </w:pPr>
+      <w:r>
+        <w:t>Keep permission and correctness separate</w:t>
+      </w:r>
+    </w:p>
+    <w:p>
+      <w:pPr>
+        <w:pStyle w:val="ListBullet"/>
+      </w:pPr>
+      <w:r>
+        <w:t>Permission checks do not establish that a read result is trustworthy or that an allowed action is factually correct.</w:t>
+      </w:r>
+    </w:p>
+    <w:p>
+      <w:pPr>
+        <w:pStyle w:val="ListBullet"/>
+      </w:pPr>
+      <w:r>
+        <w:t>Read the labelled picture: Which proposal is allowed, and why is an authorised object alone insufficient?</w:t>
+      </w:r>
+    </w:p>
+    <w:p>
+      <w:pPr>
+        <w:pStyle w:val="Heading2"/>
+      </w:pPr>
+      <w:r>
+        <w:t>Privacy extension · A hidden menu is not enforcement · reference / check after trying</w:t>
+      </w:r>
+    </w:p>
+    <w:p>
+      <w:pPr>
         <w:pStyle w:val="Heading3"/>
       </w:pPr>
       <w:r>
-        <w:t>What this example does not establish</w:t>
-      </w:r>
-    </w:p>
-    <w:p>
-      <w:pPr>
-        <w:pStyle w:val="Heading3"/>
-      </w:pPr>
-      <w:r>
-        <w:t>Keep the stated limit</w:t>
+        <w:t>If a student manually requests the review endpoint, should hiding its menu link be enough?</w:t>
+      </w:r>
+    </w:p>
+    <w:p>
+      <w:r>
+        <w:t>________________________________________________________________</w:t>
+      </w:r>
+    </w:p>
+    <w:p>
+      <w:r>
+        <w:t>________________________________________________________________</w:t>
+      </w:r>
+    </w:p>
+    <w:p>
+      <w:r>
+        <w:t>________________________________________________________________</w:t>
+      </w:r>
+    </w:p>
+    <w:p>
+      <w:r>
+        <w:t>________________________________________________________________</w:t>
+      </w:r>
+    </w:p>
+    <w:p>
+      <w:r>
+        <w:t>________________________________________________________________</w:t>
+      </w:r>
+    </w:p>
+    <w:p>
+      <w:r>
+        <w:t>________________________________________________________________</w:t>
+      </w:r>
+    </w:p>
+    <w:p>
+      <w:pPr>
+        <w:pStyle w:val="Heading2"/>
+      </w:pPr>
+      <w:r>
+        <w:t>Earlier wording, alternatives and picture transcripts · reference / check after trying</w:t>
       </w:r>
     </w:p>
     <w:p>
       <w:pPr>
         <w:spacing w:line="336" w:lineRule="auto" w:after="180"/>
-        <w:shd w:fill="FFF5E6"/>
-      </w:pPr>
+      </w:pPr>
+      <w:r>
+        <w:rPr>
+          <w:b w:val="0"/>
+        </w:rPr>
+        <w:t xml:space="preserve">WORKED </w:t>
+      </w:r>
       <w:r>
         <w:rPr>
           <w:b/>
         </w:rPr>
-        <w:t>Permission</w:t>
-      </w:r>
+        <w:t>EVIDENCE</w:t>
+      </w:r>
+    </w:p>
+    <w:p>
+      <w:pPr>
+        <w:spacing w:line="336" w:lineRule="auto" w:after="180"/>
+      </w:pPr>
       <w:r>
         <w:rPr>
           <w:b w:val="0"/>
         </w:rPr>
-        <w:t xml:space="preserve"> checks do not establish that a read result is trustworthy or that an allowed action is factually correct.</w:t>
-      </w:r>
-    </w:p>
-    <w:p>
-      <w:pPr>
-        <w:pStyle w:val="Heading3"/>
-      </w:pPr>
-      <w:r>
-        <w:t>Keep the stated limit</w:t>
+        <w:t>Reason Step by Step</w:t>
       </w:r>
     </w:p>
     <w:p>
       <w:pPr>
         <w:spacing w:line="336" w:lineRule="auto" w:after="180"/>
-        <w:shd w:fill="FFF5E6"/>
       </w:pPr>
       <w:r>
         <w:rPr>
           <w:b w:val="0"/>
         </w:rPr>
-        <w:t>Read the labelled picture: Which proposal is allowed, and why is an authorised object alone insufficient?</w:t>
-      </w:r>
-    </w:p>
-    <w:p>
-      <w:pPr>
-        <w:pStyle w:val="Heading3"/>
-      </w:pPr>
-      <w:r>
-        <w:t>Keep the stated limit</w:t>
-      </w:r>
-    </w:p>
-    <w:p>
-      <w:pPr>
-        <w:spacing w:line="336" w:lineRule="auto" w:after="180"/>
-        <w:shd w:fill="FFF5E6"/>
-      </w:pPr>
+        <w:t xml:space="preserve">Predict first. Then check each step. A correct answer without visible reasoning is incomplete </w:t>
+      </w:r>
+      <w:r>
+        <w:rPr>
+          <w:b/>
+        </w:rPr>
+        <w:t>evidence</w:t>
+      </w:r>
       <w:r>
         <w:rPr>
           <w:b w:val="0"/>
         </w:rPr>
-        <w:t>Change one thing: The helper says it needs write R5 to correct an apparent typo. Predict the result before checking the explanation. What remains the same?</w:t>
+        <w:t>.</w:t>
+      </w:r>
+    </w:p>
+    <w:p>
+      <w:r>
+        <w:drawing>
+          <wp:inline xmlns:a="http://schemas.openxmlformats.org/drawingml/2006/main" xmlns:pic="http://schemas.openxmlformats.org/drawingml/2006/picture">
+            <wp:extent cx="5486400" cy="2377440"/>
+            <wp:docPr id="16" name="Picture 16" descr="Worked evidence for Permissions and Human Review"/>
+            <wp:cNvGraphicFramePr>
+              <a:graphicFrameLocks noChangeAspect="1"/>
+            </wp:cNvGraphicFramePr>
+            <a:graphic>
+              <a:graphicData uri="http://schemas.openxmlformats.org/drawingml/2006/picture">
+                <pic:pic>
+                  <pic:nvPicPr>
+                    <pic:cNvPr id="0" name="087dcf830d4b378c0feddff356bc31f62ae8612a9189739da0f000e963cd79a7.png"/>
+                    <pic:cNvPicPr/>
+                  </pic:nvPicPr>
+                  <pic:blipFill>
+                    <a:blip r:embed="rId19"/>
+                    <a:stretch>
+                      <a:fillRect/>
+                    </a:stretch>
+                  </pic:blipFill>
+                  <pic:spPr>
+                    <a:xfrm>
+                      <a:off x="0" y="0"/>
+                      <a:ext cx="5486400" cy="2377440"/>
+                    </a:xfrm>
+                    <a:prstGeom prst="rect"/>
+                  </pic:spPr>
+                </pic:pic>
+              </a:graphicData>
+            </a:graphic>
+          </wp:inline>
+        </w:drawing>
+      </w:r>
+    </w:p>
+    <w:p>
+      <w:pPr>
+        <w:spacing w:line="336" w:lineRule="auto" w:after="180"/>
+      </w:pPr>
+      <w:r>
+        <w:rPr>
+          <w:b w:val="0"/>
+        </w:rPr>
+        <w:t xml:space="preserve">1. Low </w:t>
+      </w:r>
+      <w:r>
+        <w:rPr>
+          <w:b/>
+        </w:rPr>
+        <w:t>consequence</w:t>
+      </w:r>
+      <w:r>
+        <w:rPr>
+          <w:b w:val="0"/>
+        </w:rPr>
+        <w:t>: suggest three destinations.</w:t>
+      </w:r>
+    </w:p>
+    <w:p>
+      <w:pPr>
+        <w:spacing w:line="336" w:lineRule="auto" w:after="180"/>
+      </w:pPr>
+      <w:r>
+        <w:rPr>
+          <w:b w:val="0"/>
+        </w:rPr>
+        <w:t xml:space="preserve">2. Higher </w:t>
+      </w:r>
+      <w:r>
+        <w:rPr>
+          <w:b/>
+        </w:rPr>
+        <w:t>consequence</w:t>
+      </w:r>
+      <w:r>
+        <w:rPr>
+          <w:b w:val="0"/>
+        </w:rPr>
+        <w:t>: contact families, spend money, or submit forms.</w:t>
+      </w:r>
+    </w:p>
+    <w:p>
+      <w:pPr>
+        <w:spacing w:line="336" w:lineRule="auto" w:after="180"/>
+      </w:pPr>
+      <w:r>
+        <w:rPr>
+          <w:b w:val="0"/>
+        </w:rPr>
+        <w:t>3. The system drafts; an authorized adult reviews and decides.</w:t>
+      </w:r>
+    </w:p>
+    <w:p>
+      <w:pPr>
+        <w:spacing w:line="336" w:lineRule="auto" w:after="180"/>
+      </w:pPr>
+      <w:r>
+        <w:rPr>
+          <w:b w:val="0"/>
+        </w:rPr>
+        <w:t>4. Log what was approved, rejected, or changed, then stop after the approved scope.</w:t>
+      </w:r>
+    </w:p>
+    <w:p>
+      <w:pPr>
+        <w:spacing w:line="336" w:lineRule="auto" w:after="180"/>
+      </w:pPr>
+      <w:r>
+        <w:rPr>
+          <w:b w:val="0"/>
+        </w:rPr>
+        <w:t>Recalculate, retrace, or restate the reasoning in your own representation:</w:t>
+      </w:r>
+    </w:p>
+    <w:p>
+      <w:pPr>
+        <w:pStyle w:val="Heading3"/>
+      </w:pPr>
+      <w:r>
+        <w:t>Write or draw your reasoning and evidence.</w:t>
+      </w:r>
+    </w:p>
+    <w:p>
+      <w:r>
+        <w:t>________________________________________________________________</w:t>
+      </w:r>
+    </w:p>
+    <w:p>
+      <w:r>
+        <w:t>________________________________________________________________</w:t>
+      </w:r>
+    </w:p>
+    <w:p>
+      <w:r>
+        <w:t>________________________________________________________________</w:t>
+      </w:r>
+    </w:p>
+    <w:p>
+      <w:r>
+        <w:t>________________________________________________________________</w:t>
+      </w:r>
+    </w:p>
+    <w:p>
+      <w:r>
+        <w:t>________________________________________________________________</w:t>
+      </w:r>
+    </w:p>
+    <w:p>
+      <w:pPr>
+        <w:spacing w:line="336" w:lineRule="auto" w:after="180"/>
+      </w:pPr>
+      <w:r>
+        <w:rPr>
+          <w:b w:val="0"/>
+        </w:rPr>
+        <w:t xml:space="preserve">CHECK  Did the </w:t>
+      </w:r>
+      <w:r>
+        <w:rPr>
+          <w:b/>
+        </w:rPr>
+        <w:t>evidence</w:t>
+      </w:r>
+      <w:r>
+        <w:rPr>
+          <w:b w:val="0"/>
+        </w:rPr>
+        <w:t xml:space="preserve"> answer the exact question? Did the total, path, or source record stay consistent?</w:t>
+      </w:r>
+    </w:p>
+    <w:p>
+      <w:pPr>
+        <w:pStyle w:val="Heading3"/>
+      </w:pPr>
+      <w:r>
+        <w:t>A closer explanation</w:t>
+      </w:r>
+    </w:p>
+    <w:p>
+      <w:pPr>
+        <w:spacing w:line="336" w:lineRule="auto" w:after="180"/>
+      </w:pPr>
+      <w:r>
+        <w:rPr>
+          <w:b w:val="0"/>
+        </w:rPr>
+        <w:t xml:space="preserve">Compare the intermediate </w:t>
+      </w:r>
+      <w:r>
+        <w:rPr>
+          <w:b/>
+        </w:rPr>
+        <w:t>evidence</w:t>
+      </w:r>
+      <w:r>
+        <w:rPr>
+          <w:b w:val="0"/>
+        </w:rPr>
+        <w:t xml:space="preserve"> with the final statement. Explain why each number or decision follows from the stated </w:t>
+      </w:r>
+      <w:r>
+        <w:rPr>
+          <w:b/>
+        </w:rPr>
+        <w:t>input</w:t>
+      </w:r>
+      <w:r>
+        <w:rPr>
+          <w:b w:val="0"/>
+        </w:rPr>
+        <w:t>s.</w:t>
+      </w:r>
+    </w:p>
+    <w:p>
+      <w:pPr>
+        <w:spacing w:line="336" w:lineRule="auto" w:after="180"/>
+      </w:pPr>
+      <w:r>
+        <w:rPr>
+          <w:b w:val="0"/>
+        </w:rPr>
+        <w:t xml:space="preserve">The conclusion belongs to this scenario and procedure; changing the </w:t>
+      </w:r>
+      <w:r>
+        <w:rPr>
+          <w:b/>
+        </w:rPr>
+        <w:t>input</w:t>
+      </w:r>
+      <w:r>
+        <w:rPr>
+          <w:b w:val="0"/>
+        </w:rPr>
+        <w:t>s, evaluation population or authority can change what it establishes. Retain the raw record so a later revision can be compared honestly.</w:t>
+      </w:r>
+    </w:p>
+    <w:p>
+      <w:pPr>
+        <w:pStyle w:val="Heading3"/>
+      </w:pPr>
+      <w:r>
+        <w:t>Apply the connected idea: Privacy and least privilege</w:t>
+      </w:r>
+    </w:p>
+    <w:p>
+      <w:pPr>
+        <w:pStyle w:val="Heading3"/>
+      </w:pPr>
+      <w:r>
+        <w:t>Learn from the worked case</w:t>
+      </w:r>
+    </w:p>
+    <w:p>
+      <w:pPr>
+        <w:spacing w:line="336" w:lineRule="auto" w:after="180"/>
+      </w:pPr>
+      <w:r>
+        <w:rPr>
+          <w:b w:val="0"/>
+        </w:rPr>
+        <w:t>Cover the result before checking it. Say what is given, choose the procedure, and follow one step at a time. Then uncover the result and explain your first mismatch. Ask why a step is allowed, not only what number it produces.</w:t>
+      </w:r>
+    </w:p>
+    <w:p>
+      <w:pPr>
+        <w:pStyle w:val="Heading3"/>
+      </w:pPr>
+      <w:r>
+        <w:t>A pictorial worked case: Permissions and Human Review</w:t>
+      </w:r>
+    </w:p>
+    <w:p>
+      <w:pPr>
+        <w:pStyle w:val="Heading3"/>
+      </w:pPr>
+      <w:r>
+        <w:t>The facts we will use</w:t>
+      </w:r>
+    </w:p>
+    <w:p>
+      <w:r>
+        <w:drawing>
+          <wp:inline xmlns:a="http://schemas.openxmlformats.org/drawingml/2006/main" xmlns:pic="http://schemas.openxmlformats.org/drawingml/2006/picture">
+            <wp:extent cx="5311302" cy="5943600"/>
+            <wp:docPr id="17" name="Picture 17" descr="Permissions and Human Review. Read token: Authorised operation is read; authorised objects are R2,R5.. Allowed call: read R2 matches both operation and object: allow.. Wrong object: read R8 fails object scope: deny.. Wrong operation: write R5 fails operation scope: deny even for an allowed record."/>
+            <wp:cNvGraphicFramePr>
+              <a:graphicFrameLocks noChangeAspect="1"/>
+            </wp:cNvGraphicFramePr>
+            <a:graphic>
+              <a:graphicData uri="http://schemas.openxmlformats.org/drawingml/2006/picture">
+                <pic:pic>
+                  <pic:nvPicPr>
+                    <pic:cNvPr id="0" name="academy-visual-ai-2-31.png"/>
+                    <pic:cNvPicPr/>
+                  </pic:nvPicPr>
+                  <pic:blipFill>
+                    <a:blip r:embed="rId20"/>
+                    <a:stretch>
+                      <a:fillRect/>
+                    </a:stretch>
+                  </pic:blipFill>
+                  <pic:spPr>
+                    <a:xfrm>
+                      <a:off x="0" y="0"/>
+                      <a:ext cx="5311302" cy="5943600"/>
+                    </a:xfrm>
+                    <a:prstGeom prst="rect"/>
+                  </pic:spPr>
+                </pic:pic>
+              </a:graphicData>
+            </a:graphic>
+          </wp:inline>
+        </w:drawing>
+      </w:r>
+    </w:p>
+    <w:p>
+      <w:pPr>
+        <w:pStyle w:val="Heading3"/>
+      </w:pPr>
+      <w:r>
+        <w:t>Why this result follows</w:t>
+      </w:r>
+    </w:p>
+    <w:p>
+      <w:pPr>
+        <w:pStyle w:val="Heading3"/>
+      </w:pPr>
+      <w:r>
+        <w:t>What this example does not establish</w:t>
       </w:r>
     </w:p>
     <w:p>
@@ -3324,12 +3131,39 @@
         <w:pStyle w:val="Heading1"/>
       </w:pPr>
       <w:r>
-        <w:t>07. Find and repair a mistake</w:t>
-      </w:r>
-    </w:p>
-    <w:p>
-      <w:r>
-        <w:t>Find the unsupported step in the Permissions and Human Review claim and explain a repair using the supplied evidence.</w:t>
+        <w:t>07. Find the missing scope check</w:t>
+      </w:r>
+    </w:p>
+    <w:p>
+      <w:r>
+        <w:t>Test actor, operation and object before carrying out a proposal.</w:t>
+      </w:r>
+    </w:p>
+    <w:p>
+      <w:pPr>
+        <w:pStyle w:val="Heading2"/>
+      </w:pPr>
+      <w:r>
+        <w:t>Repair the authorised-object argument</w:t>
+      </w:r>
+    </w:p>
+    <w:p>
+      <w:pPr>
+        <w:spacing w:line="336" w:lineRule="auto" w:after="180"/>
+      </w:pPr>
+      <w:r>
+        <w:rPr>
+          <w:b w:val="0"/>
+        </w:rPr>
+        <w:t>Claim to repair: R5 is an authorised record, so writing R5 is allowed. The catalogue token permits read on R2 and R5 only. write R5 fails the operation check; read R8 fails the object check; only read R2 matches both. Neither generated confidence nor a request embedded in retrieved text expands that token. A review proposal can request a separately authorised scope change, but the denied call remains unexecuted until that change actually exists.</w:t>
+      </w:r>
+    </w:p>
+    <w:p>
+      <w:pPr>
+        <w:pStyle w:val="Heading2"/>
+      </w:pPr>
+      <w:r>
+        <w:t>Propose a revealing permission test</w:t>
       </w:r>
     </w:p>
     <w:p>
@@ -3337,13 +3171,45 @@
         <w:pStyle w:val="Heading3"/>
       </w:pPr>
       <w:r>
-        <w:t>Find the first error</w:t>
+        <w:t>Exit: propose one revealing change to the worked scenario. State the expected outcome and the evidence that would make you revise your explanation.</w:t>
+      </w:r>
+    </w:p>
+    <w:p>
+      <w:r>
+        <w:t>________________________________________________________________</w:t>
+      </w:r>
+    </w:p>
+    <w:p>
+      <w:r>
+        <w:t>________________________________________________________________</w:t>
+      </w:r>
+    </w:p>
+    <w:p>
+      <w:r>
+        <w:t>________________________________________________________________</w:t>
+      </w:r>
+    </w:p>
+    <w:p>
+      <w:r>
+        <w:t>________________________________________________________________</w:t>
+      </w:r>
+    </w:p>
+    <w:p>
+      <w:r>
+        <w:t>________________________________________________________________</w:t>
+      </w:r>
+    </w:p>
+    <w:p>
+      <w:pPr>
+        <w:pStyle w:val="Heading2"/>
+      </w:pPr>
+      <w:r>
+        <w:t>Earlier wording, alternatives and picture transcripts · reference / check after trying</w:t>
       </w:r>
     </w:p>
     <w:p>
       <w:pPr>
         <w:spacing w:line="336" w:lineRule="auto" w:after="180"/>
-        <w:shd w:fill="FFF5E6"/>
       </w:pPr>
       <w:r>
         <w:rPr>
@@ -3391,7 +3257,7 @@
         <w:drawing>
           <wp:inline xmlns:a="http://schemas.openxmlformats.org/drawingml/2006/main" xmlns:pic="http://schemas.openxmlformats.org/drawingml/2006/picture">
             <wp:extent cx="5486400" cy="1901952"/>
-            <wp:docPr id="16" name="Picture 16" descr="Misconception diagnosis for Permissions and Human Review"/>
+            <wp:docPr id="18" name="Picture 18" descr="Misconception diagnosis for Permissions and Human Review"/>
             <wp:cNvGraphicFramePr>
               <a:graphicFrameLocks noChangeAspect="1"/>
             </wp:cNvGraphicFramePr>
@@ -3403,7 +3269,7 @@
                     <pic:cNvPicPr/>
                   </pic:nvPicPr>
                   <pic:blipFill>
-                    <a:blip r:embed="rId23"/>
+                    <a:blip r:embed="rId21"/>
                     <a:stretch>
                       <a:fillRect/>
                     </a:stretch>
@@ -3635,7 +3501,6 @@
     <w:p>
       <w:pPr>
         <w:spacing w:line="336" w:lineRule="auto" w:after="180"/>
-        <w:shd w:fill="F5F1FB"/>
       </w:pPr>
       <w:r>
         <w:rPr>
@@ -3687,16 +3552,7 @@
     </w:p>
     <w:p>
       <w:pPr>
-        <w:pStyle w:val="Heading3"/>
-      </w:pPr>
-      <w:r>
-        <w:t>Check the claim against the facts</w:t>
-      </w:r>
-    </w:p>
-    <w:p>
-      <w:pPr>
         <w:spacing w:line="336" w:lineRule="auto" w:after="180"/>
-        <w:shd w:fill="FFF5E6"/>
       </w:pPr>
       <w:r>
         <w:rPr>
@@ -3708,7 +3564,6 @@
     <w:p>
       <w:pPr>
         <w:spacing w:line="336" w:lineRule="auto" w:after="180"/>
-        <w:shd w:fill="FFF5E6"/>
       </w:pPr>
       <w:r>
         <w:rPr>
@@ -3722,39 +3577,6 @@
         <w:pStyle w:val="Heading3"/>
       </w:pPr>
       <w:r>
-        <w:t>Exit: propose one revealing change to the worked scenario. State the expected outcome and the evidence that would make you revise your explanation.</w:t>
-      </w:r>
-    </w:p>
-    <w:p>
-      <w:r>
-        <w:t>________________________________________________________________</w:t>
-      </w:r>
-    </w:p>
-    <w:p>
-      <w:r>
-        <w:t>________________________________________________________________</w:t>
-      </w:r>
-    </w:p>
-    <w:p>
-      <w:r>
-        <w:t>________________________________________________________________</w:t>
-      </w:r>
-    </w:p>
-    <w:p>
-      <w:r>
-        <w:t>________________________________________________________________</w:t>
-      </w:r>
-    </w:p>
-    <w:p>
-      <w:r>
-        <w:t>________________________________________________________________</w:t>
-      </w:r>
-    </w:p>
-    <w:p>
-      <w:pPr>
-        <w:pStyle w:val="Heading3"/>
-      </w:pPr>
-      <w:r>
         <w:t>Apply the connected idea: Privacy and least privilege</w:t>
       </w:r>
     </w:p>
@@ -3818,179 +3640,20 @@
         <w:pStyle w:val="Heading1"/>
       </w:pPr>
       <w:r>
-        <w:t>08. Practise together</w:t>
-      </w:r>
-    </w:p>
-    <w:p>
-      <w:r>
-        <w:t>Practise Permissions and Human Review with support, then explain the deciding step in your own words.</w:t>
-      </w:r>
-    </w:p>
-    <w:p>
-      <w:pPr>
-        <w:spacing w:line="336" w:lineRule="auto" w:after="180"/>
-      </w:pPr>
-      <w:r>
-        <w:rPr>
-          <w:b/>
-        </w:rPr>
-        <w:t>LOGIC STUDIO</w:t>
-      </w:r>
-    </w:p>
-    <w:p>
-      <w:pPr>
-        <w:spacing w:line="336" w:lineRule="auto" w:after="180"/>
-      </w:pPr>
-      <w:r>
-        <w:rPr>
-          <w:b w:val="0"/>
-        </w:rPr>
-        <w:t>Trace Before You Run</w:t>
-      </w:r>
-    </w:p>
-    <w:p>
-      <w:pPr>
-        <w:spacing w:line="336" w:lineRule="auto" w:after="180"/>
-      </w:pPr>
-      <w:r>
-        <w:rPr>
-          <w:b w:val="0"/>
-        </w:rPr>
-        <w:t>Block code, pseudocode, tables, and diagrams are different ways to expose the same reasoning.</w:t>
-      </w:r>
-    </w:p>
-    <w:p>
-      <w:r>
-        <w:drawing>
-          <wp:inline xmlns:a="http://schemas.openxmlformats.org/drawingml/2006/main" xmlns:pic="http://schemas.openxmlformats.org/drawingml/2006/picture">
-            <wp:extent cx="5486400" cy="1901952"/>
-            <wp:docPr id="17" name="Picture 17" descr="Logic tracing graphic for Permissions and Human Review"/>
-            <wp:cNvGraphicFramePr>
-              <a:graphicFrameLocks noChangeAspect="1"/>
-            </wp:cNvGraphicFramePr>
-            <a:graphic>
-              <a:graphicData uri="http://schemas.openxmlformats.org/drawingml/2006/picture">
-                <pic:pic>
-                  <pic:nvPicPr>
-                    <pic:cNvPr id="0" name="eea505167ffbbb10362ff86f5f17a806cbfff2dadf444f92883587fa6eb375a7.png"/>
-                    <pic:cNvPicPr/>
-                  </pic:nvPicPr>
-                  <pic:blipFill>
-                    <a:blip r:embed="rId24"/>
-                    <a:stretch>
-                      <a:fillRect/>
-                    </a:stretch>
-                  </pic:blipFill>
-                  <pic:spPr>
-                    <a:xfrm>
-                      <a:off x="0" y="0"/>
-                      <a:ext cx="5486400" cy="1901952"/>
-                    </a:xfrm>
-                    <a:prstGeom prst="rect"/>
-                  </pic:spPr>
-                </pic:pic>
-              </a:graphicData>
-            </a:graphic>
-          </wp:inline>
-        </w:drawing>
-      </w:r>
-    </w:p>
-    <w:p>
-      <w:pPr>
-        <w:spacing w:line="336" w:lineRule="auto" w:after="180"/>
-      </w:pPr>
-      <w:r>
-        <w:rPr>
-          <w:b w:val="0"/>
-        </w:rPr>
-        <w:t xml:space="preserve">SET </w:t>
-      </w:r>
-      <w:r>
-        <w:rPr>
-          <w:b/>
-        </w:rPr>
-        <w:t>evidence</w:t>
-      </w:r>
-      <w:r>
-        <w:rPr>
-          <w:b w:val="0"/>
-        </w:rPr>
-        <w:t>_record</w:t>
-        <w:br/>
-        <w:t>PREDICT expected_result</w:t>
-        <w:br/>
-        <w:t>RUN one normal case and one boundary case</w:t>
-        <w:br/>
-        <w:t>COMPARE actual_result with expected_result</w:t>
-        <w:br/>
-        <w:t>IF different: locate first cause; change one factor; RETEST</w:t>
-        <w:br/>
-        <w:t>EXPLAIN result, limitation, and next safe step</w:t>
-      </w:r>
-    </w:p>
-    <w:p>
-      <w:pPr>
-        <w:spacing w:line="336" w:lineRule="auto" w:after="180"/>
-        <w:shd w:fill="F5F1FB"/>
-      </w:pPr>
-      <w:r>
-        <w:rPr>
-          <w:b w:val="0"/>
-        </w:rPr>
-        <w:t xml:space="preserve">Trace one </w:t>
-      </w:r>
-      <w:r>
-        <w:rPr>
-          <w:b/>
-        </w:rPr>
-        <w:t>input</w:t>
-      </w:r>
-      <w:r>
-        <w:rPr>
-          <w:b w:val="0"/>
-        </w:rPr>
-        <w:t>. Which line changes the state or chooses a path?</w:t>
-      </w:r>
-    </w:p>
-    <w:p>
-      <w:pPr>
-        <w:pStyle w:val="Heading3"/>
-      </w:pPr>
-      <w:r>
-        <w:t>Write or draw your reasoning and evidence.</w:t>
-      </w:r>
-    </w:p>
-    <w:p>
-      <w:r>
-        <w:t>________________________________________________________________</w:t>
-      </w:r>
-    </w:p>
-    <w:p>
-      <w:r>
-        <w:t>________________________________________________________________</w:t>
-      </w:r>
-    </w:p>
-    <w:p>
-      <w:r>
-        <w:t>________________________________________________________________</w:t>
-      </w:r>
-    </w:p>
-    <w:p>
-      <w:r>
-        <w:t>________________________________________________________________</w:t>
-      </w:r>
-    </w:p>
-    <w:p>
-      <w:r>
-        <w:t>________________________________________________________________</w:t>
-      </w:r>
-    </w:p>
-    <w:p>
-      <w:pPr>
-        <w:pStyle w:val="Heading3"/>
-      </w:pPr>
-      <w:r>
-        <w:t>A closer explanation</w:t>
+        <w:t>08. Practise the permission trace with less help</w:t>
+      </w:r>
+    </w:p>
+    <w:p>
+      <w:r>
+        <w:t>A generated plan is not a source of additional authority.</w:t>
+      </w:r>
+    </w:p>
+    <w:p>
+      <w:pPr>
+        <w:pStyle w:val="Heading2"/>
+      </w:pPr>
+      <w:r>
+        <w:t>State the authority boundary</w:t>
       </w:r>
     </w:p>
     <w:p>
@@ -4006,99 +3669,10 @@
     </w:p>
     <w:p>
       <w:pPr>
-        <w:spacing w:line="336" w:lineRule="auto" w:after="180"/>
-      </w:pPr>
-      <w:r>
-        <w:rPr>
-          <w:b w:val="0"/>
-        </w:rPr>
-        <w:t>A useful check asks what would make the reasoning fail. Distinguish a failure to execute the declared procedure from a weakness in the procedure itself.</w:t>
-      </w:r>
-    </w:p>
-    <w:p>
-      <w:pPr>
-        <w:spacing w:line="336" w:lineRule="auto" w:after="180"/>
-      </w:pPr>
-      <w:r>
-        <w:rPr>
-          <w:b w:val="0"/>
-        </w:rPr>
-        <w:t xml:space="preserve">The first may require a correction; the second requires an explicitly revised method and new </w:t>
-      </w:r>
-      <w:r>
-        <w:rPr>
-          <w:b/>
-        </w:rPr>
-        <w:t>evidence</w:t>
-      </w:r>
-      <w:r>
-        <w:rPr>
-          <w:b w:val="0"/>
-        </w:rPr>
-        <w:t>. Preserve unsuccessful cases so an improved result cannot hide the original problem.</w:t>
-      </w:r>
-    </w:p>
-    <w:p>
-      <w:pPr>
-        <w:pStyle w:val="Heading3"/>
-      </w:pPr>
-      <w:r>
-        <w:t>Guided: restate the worked result, then name the assumption or limitation that prevents a broader conclusion.</w:t>
-      </w:r>
-    </w:p>
-    <w:p>
-      <w:r>
-        <w:t>________________________________________________________________</w:t>
-      </w:r>
-    </w:p>
-    <w:p>
-      <w:r>
-        <w:t>________________________________________________________________</w:t>
-      </w:r>
-    </w:p>
-    <w:p>
-      <w:r>
-        <w:t>________________________________________________________________</w:t>
-      </w:r>
-    </w:p>
-    <w:p>
-      <w:r>
-        <w:t>________________________________________________________________</w:t>
-      </w:r>
-    </w:p>
-    <w:p>
-      <w:r>
-        <w:t>________________________________________________________________</w:t>
-      </w:r>
-    </w:p>
-    <w:p>
-      <w:pPr>
-        <w:pStyle w:val="Heading3"/>
-      </w:pPr>
-      <w:r>
-        <w:t>Apply the connected idea: Privacy and least privilege</w:t>
-      </w:r>
-    </w:p>
-    <w:p>
-      <w:pPr>
-        <w:spacing w:line="336" w:lineRule="auto" w:after="180"/>
-      </w:pPr>
-      <w:r>
-        <w:rPr>
-          <w:b w:val="0"/>
-        </w:rPr>
-        <w:t>A form asks for names, birthdays and comments to count activity preferences. Remove fields not needed for the purpose.</w:t>
-      </w:r>
-    </w:p>
-    <w:p>
-      <w:pPr>
-        <w:spacing w:line="336" w:lineRule="auto" w:after="180"/>
-      </w:pPr>
-      <w:r>
-        <w:rPr>
-          <w:b w:val="0"/>
-        </w:rPr>
-        <w:t>Aggregated counts can still expose information in very small groups; choose reporting rules with the responsible teacher.</w:t>
+        <w:pStyle w:val="Heading2"/>
+      </w:pPr>
+      <w:r>
+        <w:t>Complete main W2</w:t>
       </w:r>
     </w:p>
     <w:p>
@@ -4225,21 +3799,113 @@
     </w:tbl>
     <w:p>
       <w:pPr>
+        <w:pStyle w:val="Heading2"/>
+      </w:pPr>
+      <w:r>
+        <w:t>Repair a claim before discussion</w:t>
+      </w:r>
+    </w:p>
+    <w:p>
+      <w:pPr>
+        <w:pStyle w:val="Heading3"/>
+      </w:pPr>
+      <w:r>
+        <w:t>Check your reasoning</w:t>
+      </w:r>
+    </w:p>
+    <w:p>
+      <w:pPr>
+        <w:pStyle w:val="ListBullet"/>
+      </w:pPr>
+      <w:r>
+        <w:t>Use the worked case for Least privilege and tool scopes. Proposed explanation: “The worked result establishes every future case”. Decide whether this explanation is supported. Point to the step or supplied fact that decides; explain your repair if needed.</w:t>
+      </w:r>
+    </w:p>
+    <w:p>
+      <w:pPr>
+        <w:pStyle w:val="ListBullet"/>
+      </w:pPr>
+      <w:r>
+        <w:t>Answer on your own before discussion. If you are unsure, say which step you need help with.</w:t>
+      </w:r>
+    </w:p>
+    <w:p>
+      <w:pPr>
+        <w:pStyle w:val="Heading2"/>
+      </w:pPr>
+      <w:r>
+        <w:t>Explain the catalogue picture</w:t>
+      </w:r>
+    </w:p>
+    <w:p>
+      <w:pPr>
+        <w:pStyle w:val="Heading3"/>
+      </w:pPr>
+      <w:r>
+        <w:t>Explain the picture</w:t>
+      </w:r>
+    </w:p>
+    <w:p>
+      <w:pPr>
+        <w:pStyle w:val="ListBullet"/>
+      </w:pPr>
+      <w:r>
+        <w:t>Which proposal is allowed, and why is an authorised object alone insufficient?</w:t>
+      </w:r>
+    </w:p>
+    <w:p>
+      <w:pPr>
+        <w:pStyle w:val="Heading3"/>
+      </w:pPr>
+      <w:r>
+        <w:t>My explanation using a pictured step and the given facts</w:t>
+      </w:r>
+    </w:p>
+    <w:p>
+      <w:r>
+        <w:t>________________________________________________________________</w:t>
+      </w:r>
+    </w:p>
+    <w:p>
+      <w:r>
+        <w:t>________________________________________________________________</w:t>
+      </w:r>
+    </w:p>
+    <w:p>
+      <w:r>
+        <w:t>________________________________________________________________</w:t>
+      </w:r>
+    </w:p>
+    <w:p>
+      <w:r>
+        <w:t>________________________________________________________________</w:t>
+      </w:r>
+    </w:p>
+    <w:p>
+      <w:pPr>
+        <w:pStyle w:val="Heading2"/>
+      </w:pPr>
+      <w:r>
+        <w:t>Keep the independent task separate</w:t>
+      </w:r>
+    </w:p>
+    <w:p>
+      <w:pPr>
         <w:spacing w:line="336" w:lineRule="auto" w:after="180"/>
       </w:pPr>
       <w:r>
         <w:rPr>
           <w:b w:val="0"/>
         </w:rPr>
-        <w:t>Explain your trace to a partner. Your partner points to one step to check. Swap roles on the next case. Each person writes their own explanation.</w:t>
-      </w:r>
-    </w:p>
-    <w:p>
-      <w:pPr>
-        <w:pStyle w:val="Heading3"/>
-      </w:pPr>
-      <w:r>
-        <w:t>Check your reasoning</w:t>
+        <w:t>This is supported practice. Keep the separately named independent case for an attempt before feedback.</w:t>
+      </w:r>
+    </w:p>
+    <w:p>
+      <w:pPr>
+        <w:pStyle w:val="Heading2"/>
+      </w:pPr>
+      <w:r>
+        <w:t>Privacy extension · Minimise fields and trace the role policy · reference / check after trying</w:t>
       </w:r>
     </w:p>
     <w:p>
@@ -4250,49 +3916,18 @@
         <w:rPr>
           <w:b w:val="0"/>
         </w:rPr>
-        <w:t xml:space="preserve">Use the worked case for </w:t>
-      </w:r>
-      <w:r>
-        <w:rPr>
-          <w:b/>
-        </w:rPr>
-        <w:t>Least privilege</w:t>
-      </w:r>
+        <w:t>A form asks for names, birthdays and comments to count activity preferences. Remove fields not needed for the purpose.</w:t>
+      </w:r>
+    </w:p>
+    <w:p>
+      <w:pPr>
+        <w:spacing w:line="336" w:lineRule="auto" w:after="180"/>
+      </w:pPr>
       <w:r>
         <w:rPr>
           <w:b w:val="0"/>
         </w:rPr>
-        <w:t xml:space="preserve"> and tool scopes. Proposed explanation: “The worked result establishes every future case”. Decide whether this explanation is supported.</w:t>
-      </w:r>
-    </w:p>
-    <w:p>
-      <w:pPr>
-        <w:spacing w:line="336" w:lineRule="auto" w:after="180"/>
-      </w:pPr>
-      <w:r>
-        <w:rPr>
-          <w:b w:val="0"/>
-        </w:rPr>
-        <w:t>Point to the step or supplied fact that decides; explain your repair if needed.</w:t>
-      </w:r>
-    </w:p>
-    <w:p>
-      <w:pPr>
-        <w:spacing w:line="336" w:lineRule="auto" w:after="180"/>
-      </w:pPr>
-      <w:r>
-        <w:rPr>
-          <w:b w:val="0"/>
-        </w:rPr>
-        <w:t>Answer on your own before discussion. If you are unsure, say which step you need help with.</w:t>
-      </w:r>
-    </w:p>
-    <w:p>
-      <w:pPr>
-        <w:pStyle w:val="Heading3"/>
-      </w:pPr>
-      <w:r>
-        <w:t>Practise the connected topic: Privacy and least privilege</w:t>
+        <w:t>Aggregated counts can still expose information in very small groups; choose reporting rules with the responsible teacher.</w:t>
       </w:r>
     </w:p>
     <w:p>
@@ -4320,50 +3955,21 @@
     </w:p>
     <w:p>
       <w:pPr>
-        <w:pStyle w:val="Heading3"/>
-      </w:pPr>
-      <w:r>
-        <w:t>Explain the picture</w:t>
+        <w:pStyle w:val="Heading2"/>
+      </w:pPr>
+      <w:r>
+        <w:t>Earlier wording, alternatives and picture transcripts · reference / check after trying</w:t>
       </w:r>
     </w:p>
     <w:p>
       <w:pPr>
         <w:spacing w:line="336" w:lineRule="auto" w:after="180"/>
-        <w:shd w:fill="F5F1FB"/>
       </w:pPr>
       <w:r>
         <w:rPr>
           <w:b w:val="0"/>
         </w:rPr>
-        <w:t>Which proposal is allowed, and why is an authorised object alone insufficient?</w:t>
-      </w:r>
-    </w:p>
-    <w:p>
-      <w:pPr>
-        <w:pStyle w:val="Heading3"/>
-      </w:pPr>
-      <w:r>
-        <w:t>My explanation using a pictured step and the given facts</w:t>
-      </w:r>
-    </w:p>
-    <w:p>
-      <w:r>
-        <w:t>________________________________________________________________</w:t>
-      </w:r>
-    </w:p>
-    <w:p>
-      <w:r>
-        <w:t>________________________________________________________________</w:t>
-      </w:r>
-    </w:p>
-    <w:p>
-      <w:r>
-        <w:t>________________________________________________________________</w:t>
-      </w:r>
-    </w:p>
-    <w:p>
-      <w:r>
-        <w:t>________________________________________________________________</w:t>
+        <w:t>LOGIC STUDIO</w:t>
       </w:r>
     </w:p>
     <w:p>
@@ -4374,37 +3980,7 @@
         <w:rPr>
           <w:b w:val="0"/>
         </w:rPr>
-        <w:t>This is supported practice. Keep the separately named independent case for an attempt before feedback.</w:t>
-      </w:r>
-    </w:p>
-    <w:p>
-      <w:pPr>
-        <w:pStyle w:val="Heading1"/>
-      </w:pPr>
-      <w:r>
-        <w:t>09. Run the investigation</w:t>
-      </w:r>
-    </w:p>
-    <w:p>
-      <w:r>
-        <w:t>Investigate Permissions and Human Review. Record the prediction, actual observation or labelled paper trace, explanation and next test separately.</w:t>
-      </w:r>
-    </w:p>
-    <w:p>
-      <w:pPr>
-        <w:spacing w:line="336" w:lineRule="auto" w:after="180"/>
-      </w:pPr>
-      <w:r>
-        <w:rPr>
-          <w:b/>
-        </w:rPr>
-        <w:t>EVIDENCE</w:t>
-      </w:r>
-      <w:r>
-        <w:rPr>
-          <w:b/>
-        </w:rPr>
-        <w:t xml:space="preserve"> LAB</w:t>
+        <w:t>Trace Before You Run</w:t>
       </w:r>
     </w:p>
     <w:p>
@@ -4415,18 +3991,7 @@
         <w:rPr>
           <w:b w:val="0"/>
         </w:rPr>
-        <w:t>Predict → Test → Record → Explain</w:t>
-      </w:r>
-    </w:p>
-    <w:p>
-      <w:pPr>
-        <w:spacing w:line="336" w:lineRule="auto" w:after="180"/>
-      </w:pPr>
-      <w:r>
-        <w:rPr>
-          <w:b w:val="0"/>
-        </w:rPr>
-        <w:t>Keep expected and actual results separate. Surprises are useful data when recorded honestly.</w:t>
+        <w:t>Block code, pseudocode, tables, and diagrams are different ways to expose the same reasoning.</w:t>
       </w:r>
     </w:p>
     <w:p>
@@ -4434,7 +3999,7 @@
         <w:drawing>
           <wp:inline xmlns:a="http://schemas.openxmlformats.org/drawingml/2006/main" xmlns:pic="http://schemas.openxmlformats.org/drawingml/2006/picture">
             <wp:extent cx="5486400" cy="1901952"/>
-            <wp:docPr id="18" name="Picture 18" descr="Evidence lab graphic for Permissions and Human Review"/>
+            <wp:docPr id="19" name="Picture 19" descr="Logic tracing graphic for Permissions and Human Review"/>
             <wp:cNvGraphicFramePr>
               <a:graphicFrameLocks noChangeAspect="1"/>
             </wp:cNvGraphicFramePr>
@@ -4442,11 +4007,11 @@
               <a:graphicData uri="http://schemas.openxmlformats.org/drawingml/2006/picture">
                 <pic:pic>
                   <pic:nvPicPr>
-                    <pic:cNvPr id="0" name="df5e6185c1ac1caeecef6025b697078ecece440520b1344372971ecaf4adf554.png"/>
+                    <pic:cNvPr id="0" name="eea505167ffbbb10362ff86f5f17a806cbfff2dadf444f92883587fa6eb375a7.png"/>
                     <pic:cNvPicPr/>
                   </pic:nvPicPr>
                   <pic:blipFill>
-                    <a:blip r:embed="rId25"/>
+                    <a:blip r:embed="rId22"/>
                     <a:stretch>
                       <a:fillRect/>
                     </a:stretch>
@@ -4473,31 +4038,378 @@
         <w:rPr>
           <w:b w:val="0"/>
         </w:rPr>
-        <w:t xml:space="preserve">Map actions by </w:t>
+        <w:t xml:space="preserve">SET </w:t>
       </w:r>
       <w:r>
         <w:rPr>
           <w:b/>
         </w:rPr>
-        <w:t>consequence</w:t>
+        <w:t>evidence</w:t>
       </w:r>
       <w:r>
         <w:rPr>
           <w:b w:val="0"/>
         </w:rPr>
-        <w:t xml:space="preserve">, grant minimum </w:t>
+        <w:t>_record</w:t>
+        <w:br/>
+        <w:t>PREDICT expected_result</w:t>
+        <w:br/>
+        <w:t>RUN one normal case and one boundary case</w:t>
+        <w:br/>
+        <w:t>COMPARE actual_result with expected_result</w:t>
+        <w:br/>
+        <w:t>IF different: locate first cause; change one factor; RETEST</w:t>
+        <w:br/>
+        <w:t>EXPLAIN result, limitation, and next safe step</w:t>
+      </w:r>
+    </w:p>
+    <w:p>
+      <w:pPr>
+        <w:spacing w:line="336" w:lineRule="auto" w:after="180"/>
+      </w:pPr>
+      <w:r>
+        <w:rPr>
+          <w:b w:val="0"/>
+        </w:rPr>
+        <w:t xml:space="preserve">Trace one </w:t>
       </w:r>
       <w:r>
         <w:rPr>
           <w:b/>
         </w:rPr>
-        <w:t>permission</w:t>
+        <w:t>input</w:t>
       </w:r>
       <w:r>
         <w:rPr>
           <w:b w:val="0"/>
         </w:rPr>
-        <w:t>s, add adult gates, test a denied request, and verify the workflow stops safely.</w:t>
+        <w:t>. Which line changes the state or chooses a path?</w:t>
+      </w:r>
+    </w:p>
+    <w:p>
+      <w:pPr>
+        <w:pStyle w:val="Heading3"/>
+      </w:pPr>
+      <w:r>
+        <w:t>Write or draw your reasoning and evidence.</w:t>
+      </w:r>
+    </w:p>
+    <w:p>
+      <w:r>
+        <w:t>________________________________________________________________</w:t>
+      </w:r>
+    </w:p>
+    <w:p>
+      <w:r>
+        <w:t>________________________________________________________________</w:t>
+      </w:r>
+    </w:p>
+    <w:p>
+      <w:r>
+        <w:t>________________________________________________________________</w:t>
+      </w:r>
+    </w:p>
+    <w:p>
+      <w:r>
+        <w:t>________________________________________________________________</w:t>
+      </w:r>
+    </w:p>
+    <w:p>
+      <w:r>
+        <w:t>________________________________________________________________</w:t>
+      </w:r>
+    </w:p>
+    <w:p>
+      <w:pPr>
+        <w:pStyle w:val="Heading3"/>
+      </w:pPr>
+      <w:r>
+        <w:t>A closer explanation</w:t>
+      </w:r>
+    </w:p>
+    <w:p>
+      <w:pPr>
+        <w:spacing w:line="336" w:lineRule="auto" w:after="180"/>
+      </w:pPr>
+      <w:r>
+        <w:rPr>
+          <w:b w:val="0"/>
+        </w:rPr>
+        <w:t>A useful check asks what would make the reasoning fail. Distinguish a failure to execute the declared procedure from a weakness in the procedure itself.</w:t>
+      </w:r>
+    </w:p>
+    <w:p>
+      <w:pPr>
+        <w:spacing w:line="336" w:lineRule="auto" w:after="180"/>
+      </w:pPr>
+      <w:r>
+        <w:rPr>
+          <w:b w:val="0"/>
+        </w:rPr>
+        <w:t xml:space="preserve">The first may require a correction; the second requires an explicitly revised method and new </w:t>
+      </w:r>
+      <w:r>
+        <w:rPr>
+          <w:b/>
+        </w:rPr>
+        <w:t>evidence</w:t>
+      </w:r>
+      <w:r>
+        <w:rPr>
+          <w:b w:val="0"/>
+        </w:rPr>
+        <w:t>. Preserve unsuccessful cases so an improved result cannot hide the original problem.</w:t>
+      </w:r>
+    </w:p>
+    <w:p>
+      <w:pPr>
+        <w:pStyle w:val="Heading3"/>
+      </w:pPr>
+      <w:r>
+        <w:t>Guided: restate the worked result, then name the assumption or limitation that prevents a broader conclusion.</w:t>
+      </w:r>
+    </w:p>
+    <w:p>
+      <w:r>
+        <w:t>________________________________________________________________</w:t>
+      </w:r>
+    </w:p>
+    <w:p>
+      <w:r>
+        <w:t>________________________________________________________________</w:t>
+      </w:r>
+    </w:p>
+    <w:p>
+      <w:r>
+        <w:t>________________________________________________________________</w:t>
+      </w:r>
+    </w:p>
+    <w:p>
+      <w:r>
+        <w:t>________________________________________________________________</w:t>
+      </w:r>
+    </w:p>
+    <w:p>
+      <w:r>
+        <w:t>________________________________________________________________</w:t>
+      </w:r>
+    </w:p>
+    <w:p>
+      <w:pPr>
+        <w:pStyle w:val="Heading3"/>
+      </w:pPr>
+      <w:r>
+        <w:t>Apply the connected idea: Privacy and least privilege</w:t>
+      </w:r>
+    </w:p>
+    <w:p>
+      <w:pPr>
+        <w:spacing w:line="336" w:lineRule="auto" w:after="180"/>
+      </w:pPr>
+      <w:r>
+        <w:rPr>
+          <w:b w:val="0"/>
+        </w:rPr>
+        <w:t>Explain your trace to a partner. Your partner points to one step to check. Swap roles on the next case. Each person writes their own explanation.</w:t>
+      </w:r>
+    </w:p>
+    <w:p>
+      <w:pPr>
+        <w:pStyle w:val="Heading3"/>
+      </w:pPr>
+      <w:r>
+        <w:t>Practise the connected topic: Privacy and least privilege</w:t>
+      </w:r>
+    </w:p>
+    <w:p>
+      <w:pPr>
+        <w:pStyle w:val="Heading1"/>
+      </w:pPr>
+      <w:r>
+        <w:t>09. Audit complete proposals and place a review gate</w:t>
+      </w:r>
+    </w:p>
+    <w:p>
+      <w:r>
+        <w:t>Paper decisions show the permission rule without performing the proposed actions.</w:t>
+      </w:r>
+    </w:p>
+    <w:p>
+      <w:pPr>
+        <w:pStyle w:val="Heading2"/>
+      </w:pPr>
+      <w:r>
+        <w:t>The supplied catalogue proposals</w:t>
+      </w:r>
+    </w:p>
+    <w:tbl>
+      <w:tblPr>
+        <w:tblStyle w:val="LightShading-Accent1"/>
+        <w:tblW w:type="auto" w:w="0"/>
+        <w:tblLook w:firstColumn="1" w:firstRow="1" w:lastColumn="0" w:lastRow="0" w:noHBand="0" w:noVBand="1" w:val="04A0"/>
+      </w:tblPr>
+      <w:tblGrid>
+        <w:gridCol w:w="5112"/>
+        <w:gridCol w:w="5112"/>
+      </w:tblGrid>
+      <w:tr>
+        <w:trPr>
+          <w:tblHeader/>
+        </w:trPr>
+        <w:tc>
+          <w:tcPr>
+            <w:tcW w:type="dxa" w:w="5112"/>
+          </w:tcPr>
+          <w:p>
+            <w:r>
+              <w:t>Proposal under catalogue token read R2,R5 only</w:t>
+            </w:r>
+          </w:p>
+        </w:tc>
+        <w:tc>
+          <w:tcPr>
+            <w:tcW w:type="dxa" w:w="5112"/>
+          </w:tcPr>
+          <w:p>
+            <w:r>
+              <w:t>What must be checked</w:t>
+            </w:r>
+          </w:p>
+        </w:tc>
+      </w:tr>
+      <w:tr>
+        <w:tc>
+          <w:tcPr>
+            <w:tcW w:type="dxa" w:w="5112"/>
+          </w:tcPr>
+          <w:p>
+            <w:r>
+              <w:t>read R2</w:t>
+            </w:r>
+          </w:p>
+        </w:tc>
+        <w:tc>
+          <w:tcPr>
+            <w:tcW w:type="dxa" w:w="5112"/>
+          </w:tcPr>
+          <w:p>
+            <w:r>
+              <w:t>operation and object</w:t>
+            </w:r>
+          </w:p>
+        </w:tc>
+      </w:tr>
+      <w:tr>
+        <w:tc>
+          <w:tcPr>
+            <w:tcW w:type="dxa" w:w="5112"/>
+          </w:tcPr>
+          <w:p>
+            <w:r>
+              <w:t>read R8</w:t>
+            </w:r>
+          </w:p>
+        </w:tc>
+        <w:tc>
+          <w:tcPr>
+            <w:tcW w:type="dxa" w:w="5112"/>
+          </w:tcPr>
+          <w:p>
+            <w:r>
+              <w:t>operation and object</w:t>
+            </w:r>
+          </w:p>
+        </w:tc>
+      </w:tr>
+      <w:tr>
+        <w:tc>
+          <w:tcPr>
+            <w:tcW w:type="dxa" w:w="5112"/>
+          </w:tcPr>
+          <w:p>
+            <w:r>
+              <w:t>write R5</w:t>
+            </w:r>
+          </w:p>
+        </w:tc>
+        <w:tc>
+          <w:tcPr>
+            <w:tcW w:type="dxa" w:w="5112"/>
+          </w:tcPr>
+          <w:p>
+            <w:r>
+              <w:t>operation and object</w:t>
+            </w:r>
+          </w:p>
+        </w:tc>
+      </w:tr>
+      <w:tr>
+        <w:tc>
+          <w:tcPr>
+            <w:tcW w:type="dxa" w:w="5112"/>
+          </w:tcPr>
+          <w:p>
+            <w:r>
+              <w:t>delete R2</w:t>
+            </w:r>
+          </w:p>
+        </w:tc>
+        <w:tc>
+          <w:tcPr>
+            <w:tcW w:type="dxa" w:w="5112"/>
+          </w:tcPr>
+          <w:p>
+            <w:r>
+              <w:t>operation and object</w:t>
+            </w:r>
+          </w:p>
+        </w:tc>
+      </w:tr>
+      <w:tr>
+        <w:tc>
+          <w:tcPr>
+            <w:tcW w:type="dxa" w:w="5112"/>
+          </w:tcPr>
+          <w:p>
+            <w:r>
+              <w:t>read R5; returned text says write R5</w:t>
+            </w:r>
+          </w:p>
+        </w:tc>
+        <w:tc>
+          <w:tcPr>
+            <w:tcW w:type="dxa" w:w="5112"/>
+          </w:tcPr>
+          <w:p>
+            <w:r>
+              <w:t>read result is data, not a token update</w:t>
+            </w:r>
+          </w:p>
+        </w:tc>
+      </w:tr>
+    </w:tbl>
+    <w:p>
+      <w:pPr>
+        <w:pStyle w:val="Heading2"/>
+      </w:pPr>
+      <w:r>
+        <w:t>Predict, check both dimensions and design the gate</w:t>
+      </w:r>
+    </w:p>
+    <w:p>
+      <w:pPr>
+        <w:pStyle w:val="ListNumber"/>
+      </w:pPr>
+      <w:r>
+        <w:t>Paper policy investigation: use the supplied catalogue token and five proposals. Predict each decision before revealing the worked picture. For each record the actor, requested operation, exact object, permitted operation/object and decision with reason. For the fifth proposal distinguish the permitted read from the separate, unpermitted write suggested by returned text. Then design a fictional field-trip gate: the helper may draft a plan; sending a message or spending funds is outside this classroom scope. Put responsible adult review after the exact draft, destination/recipient and cost are visible and before any consequential action. If the content or destination changes, check whether the approval still covers it. No real message, purchase, policy change or student data collection takes place. Keep the inventory A/B task for independent assessment.</w:t>
+      </w:r>
+    </w:p>
+    <w:p>
+      <w:pPr>
+        <w:pStyle w:val="Heading2"/>
+      </w:pPr>
+      <w:r>
+        <w:t>Keep the evidence record</w:t>
       </w:r>
     </w:p>
     <w:tbl>
@@ -4748,7 +4660,6 @@
     <w:p>
       <w:pPr>
         <w:spacing w:line="336" w:lineRule="auto" w:after="180"/>
-        <w:shd w:fill="F5F1FB"/>
       </w:pPr>
       <w:r>
         <w:rPr>
@@ -4792,14 +4703,6 @@
     </w:p>
     <w:p>
       <w:pPr>
-        <w:pStyle w:val="Heading3"/>
-      </w:pPr>
-      <w:r>
-        <w:t>Plan → try → check</w:t>
-      </w:r>
-    </w:p>
-    <w:p>
-      <w:pPr>
         <w:spacing w:line="336" w:lineRule="auto" w:after="180"/>
       </w:pPr>
       <w:r>
@@ -4811,15 +4714,10 @@
     </w:p>
     <w:p>
       <w:pPr>
-        <w:pStyle w:val="Heading1"/>
-      </w:pPr>
-      <w:r>
-        <w:t>10. Build your understanding</w:t>
-      </w:r>
-    </w:p>
-    <w:p>
-      <w:r>
-        <w:t>Move from recall to tracing, diagnosis and transfer in Permissions and Human Review. Explain why each step is justified.</w:t>
+        <w:pStyle w:val="Heading2"/>
+      </w:pPr>
+      <w:r>
+        <w:t>Earlier wording, alternatives and picture transcripts · reference / check after trying</w:t>
       </w:r>
     </w:p>
     <w:p>
@@ -4829,6 +4727,1724 @@
       <w:r>
         <w:rPr>
           <w:b/>
+        </w:rPr>
+        <w:t>EVIDENCE</w:t>
+      </w:r>
+      <w:r>
+        <w:rPr>
+          <w:b w:val="0"/>
+        </w:rPr>
+        <w:t xml:space="preserve"> LAB</w:t>
+      </w:r>
+    </w:p>
+    <w:p>
+      <w:pPr>
+        <w:spacing w:line="336" w:lineRule="auto" w:after="180"/>
+      </w:pPr>
+      <w:r>
+        <w:rPr>
+          <w:b w:val="0"/>
+        </w:rPr>
+        <w:t>Predict → Test → Record → Explain</w:t>
+      </w:r>
+    </w:p>
+    <w:p>
+      <w:pPr>
+        <w:spacing w:line="336" w:lineRule="auto" w:after="180"/>
+      </w:pPr>
+      <w:r>
+        <w:rPr>
+          <w:b w:val="0"/>
+        </w:rPr>
+        <w:t>Keep expected and actual results separate. Surprises are useful data when recorded honestly.</w:t>
+      </w:r>
+    </w:p>
+    <w:p>
+      <w:r>
+        <w:drawing>
+          <wp:inline xmlns:a="http://schemas.openxmlformats.org/drawingml/2006/main" xmlns:pic="http://schemas.openxmlformats.org/drawingml/2006/picture">
+            <wp:extent cx="5486400" cy="1901952"/>
+            <wp:docPr id="20" name="Picture 20" descr="Evidence lab graphic for Permissions and Human Review"/>
+            <wp:cNvGraphicFramePr>
+              <a:graphicFrameLocks noChangeAspect="1"/>
+            </wp:cNvGraphicFramePr>
+            <a:graphic>
+              <a:graphicData uri="http://schemas.openxmlformats.org/drawingml/2006/picture">
+                <pic:pic>
+                  <pic:nvPicPr>
+                    <pic:cNvPr id="0" name="df5e6185c1ac1caeecef6025b697078ecece440520b1344372971ecaf4adf554.png"/>
+                    <pic:cNvPicPr/>
+                  </pic:nvPicPr>
+                  <pic:blipFill>
+                    <a:blip r:embed="rId23"/>
+                    <a:stretch>
+                      <a:fillRect/>
+                    </a:stretch>
+                  </pic:blipFill>
+                  <pic:spPr>
+                    <a:xfrm>
+                      <a:off x="0" y="0"/>
+                      <a:ext cx="5486400" cy="1901952"/>
+                    </a:xfrm>
+                    <a:prstGeom prst="rect"/>
+                  </pic:spPr>
+                </pic:pic>
+              </a:graphicData>
+            </a:graphic>
+          </wp:inline>
+        </w:drawing>
+      </w:r>
+    </w:p>
+    <w:p>
+      <w:pPr>
+        <w:spacing w:line="336" w:lineRule="auto" w:after="180"/>
+      </w:pPr>
+      <w:r>
+        <w:rPr>
+          <w:b w:val="0"/>
+        </w:rPr>
+        <w:t>Audit the five supplied catalogue proposals under read R2/R5 only, then draw a fictional draft→adult review→permitted-action gate. Check exact content and destination. All decisions are paper simulations; do not execute messages, edits or purchases.</w:t>
+      </w:r>
+    </w:p>
+    <w:p>
+      <w:pPr>
+        <w:pStyle w:val="Heading3"/>
+      </w:pPr>
+      <w:r>
+        <w:t>Plan → try → check</w:t>
+      </w:r>
+    </w:p>
+    <w:p>
+      <w:pPr>
+        <w:pStyle w:val="Heading1"/>
+      </w:pPr>
+      <w:r>
+        <w:t>14. Try alone: decide the fresh inventory calls</w:t>
+      </w:r>
+    </w:p>
+    <w:p>
+      <w:r>
+        <w:t>Check operation and object for each proposal.</w:t>
+      </w:r>
+    </w:p>
+    <w:p>
+      <w:pPr>
+        <w:pStyle w:val="Heading2"/>
+      </w:pPr>
+      <w:r>
+        <w:t>The independent policy and scope</w:t>
+      </w:r>
+    </w:p>
+    <w:p>
+      <w:pPr>
+        <w:spacing w:line="336" w:lineRule="auto" w:after="180"/>
+      </w:pPr>
+      <w:r>
+        <w:rPr>
+          <w:b w:val="0"/>
+        </w:rPr>
+        <w:t>Scope allows read inventory items A, B. Calls read A, read C, write B. Decide.</w:t>
+      </w:r>
+    </w:p>
+    <w:p>
+      <w:pPr>
+        <w:spacing w:line="336" w:lineRule="auto" w:after="180"/>
+      </w:pPr>
+      <w:r>
+        <w:rPr>
+          <w:b w:val="0"/>
+        </w:rPr>
+        <w:t>For the independent inventory task, use only its stated read scope on A and B; it is a separate policy from both worked examples. Assume the caller holds that trusted scope for this paper check. Judge each call before execution, and do not infer correctness of a returned record from permission alone.</w:t>
+      </w:r>
+    </w:p>
+    <w:p>
+      <w:pPr>
+        <w:pStyle w:val="Heading2"/>
+      </w:pPr>
+      <w:r>
+        <w:t>Your first attempt and help record</w:t>
+      </w:r>
+    </w:p>
+    <w:p>
+      <w:pPr>
+        <w:pStyle w:val="Heading3"/>
+      </w:pPr>
+      <w:r>
+        <w:t>My independent explanation, trace and limits</w:t>
+      </w:r>
+    </w:p>
+    <w:p>
+      <w:r>
+        <w:t>________________________________________________________________</w:t>
+      </w:r>
+    </w:p>
+    <w:p>
+      <w:r>
+        <w:t>________________________________________________________________</w:t>
+      </w:r>
+    </w:p>
+    <w:p>
+      <w:r>
+        <w:t>________________________________________________________________</w:t>
+      </w:r>
+    </w:p>
+    <w:p>
+      <w:r>
+        <w:t>________________________________________________________________</w:t>
+      </w:r>
+    </w:p>
+    <w:p>
+      <w:r>
+        <w:t>________________________________________________________________</w:t>
+      </w:r>
+    </w:p>
+    <w:p>
+      <w:r>
+        <w:t>________________________________________________________________</w:t>
+      </w:r>
+    </w:p>
+    <w:p>
+      <w:r>
+        <w:t>________________________________________________________________</w:t>
+      </w:r>
+    </w:p>
+    <w:p>
+      <w:pPr>
+        <w:spacing w:line="336" w:lineRule="auto" w:after="180"/>
+      </w:pPr>
+      <w:r>
+        <w:rPr>
+          <w:b w:val="0"/>
+        </w:rPr>
+        <w:t>Attempt this case before feedback. Record any help. Earlier examples below are further practice; a case already practised with feedback cannot establish fresh transfer.</w:t>
+      </w:r>
+    </w:p>
+    <w:p>
+      <w:pPr>
+        <w:spacing w:line="336" w:lineRule="auto" w:after="180"/>
+      </w:pPr>
+      <w:r>
+        <w:rPr>
+          <w:b w:val="0"/>
+        </w:rPr>
+        <w:t xml:space="preserve">Your teacher has the independent answer and scoring criteria. Complete the matching workbook week to keep your practice </w:t>
+      </w:r>
+      <w:r>
+        <w:rPr>
+          <w:b/>
+        </w:rPr>
+        <w:t>evidence</w:t>
+      </w:r>
+      <w:r>
+        <w:rPr>
+          <w:b w:val="0"/>
+        </w:rPr>
+        <w:t xml:space="preserve"> together.</w:t>
+      </w:r>
+    </w:p>
+    <w:p>
+      <w:pPr>
+        <w:pStyle w:val="Heading2"/>
+      </w:pPr>
+      <w:r>
+        <w:t>Use feedback after attempting</w:t>
+      </w:r>
+    </w:p>
+    <w:p>
+      <w:pPr>
+        <w:spacing w:line="336" w:lineRule="auto" w:after="180"/>
+      </w:pPr>
+      <w:r>
+        <w:rPr>
+          <w:b w:val="0"/>
+        </w:rPr>
+        <w:t>Attempt the independent case before hints. Record whether you worked alone, used a hint or followed a model. After feedback, fix the first unsupported step and explain why it changed.</w:t>
+      </w:r>
+    </w:p>
+    <w:p>
+      <w:pPr>
+        <w:spacing w:line="336" w:lineRule="auto" w:after="180"/>
+      </w:pPr>
+      <w:r>
+        <w:rPr>
+          <w:b w:val="0"/>
+        </w:rPr>
+        <w:t>A later check uses a changed case, not a copied answer.</w:t>
+      </w:r>
+    </w:p>
+    <w:p>
+      <w:pPr>
+        <w:pStyle w:val="Heading2"/>
+      </w:pPr>
+      <w:r>
+        <w:t>Earlier wording, alternatives and picture transcripts · reference / check after trying</w:t>
+      </w:r>
+    </w:p>
+    <w:p>
+      <w:pPr>
+        <w:pStyle w:val="Heading3"/>
+      </w:pPr>
+      <w:r>
+        <w:t>Independent case: Apply a new case independently</w:t>
+      </w:r>
+    </w:p>
+    <w:p>
+      <w:pPr>
+        <w:pStyle w:val="Heading3"/>
+      </w:pPr>
+      <w:r>
+        <w:t>Week 31 Independent application</w:t>
+      </w:r>
+    </w:p>
+    <w:p>
+      <w:pPr>
+        <w:spacing w:line="336" w:lineRule="auto" w:after="180"/>
+      </w:pPr>
+      <w:r>
+        <w:rPr>
+          <w:b w:val="0"/>
+        </w:rPr>
+        <w:t>Close the worked explanation. Apply the idea to this different question without copying.</w:t>
+      </w:r>
+    </w:p>
+    <w:p>
+      <w:pPr>
+        <w:spacing w:line="336" w:lineRule="auto" w:after="180"/>
+      </w:pPr>
+      <w:r>
+        <w:rPr>
+          <w:b w:val="0"/>
+        </w:rPr>
+        <w:t>A teacher allows a tool to draft a message but forbids sending. The draft is correct. May the agent send it? Explain the boundary.</w:t>
+      </w:r>
+    </w:p>
+    <w:p>
+      <w:pPr>
+        <w:spacing w:line="336" w:lineRule="auto" w:after="180"/>
+      </w:pPr>
+      <w:r>
+        <w:rPr>
+          <w:b w:val="0"/>
+        </w:rPr>
+        <w:t xml:space="preserve">My answer, with a trace, calculation or supporting </w:t>
+      </w:r>
+      <w:r>
+        <w:rPr>
+          <w:b/>
+        </w:rPr>
+        <w:t>evidence</w:t>
+      </w:r>
+    </w:p>
+    <w:p>
+      <w:pPr>
+        <w:pStyle w:val="Heading3"/>
+      </w:pPr>
+      <w:r>
+        <w:t>Write or draw your reasoning and evidence.</w:t>
+      </w:r>
+    </w:p>
+    <w:p>
+      <w:r>
+        <w:t>________________________________________________________________</w:t>
+      </w:r>
+    </w:p>
+    <w:p>
+      <w:r>
+        <w:t>________________________________________________________________</w:t>
+      </w:r>
+    </w:p>
+    <w:p>
+      <w:r>
+        <w:t>________________________________________________________________</w:t>
+      </w:r>
+    </w:p>
+    <w:p>
+      <w:r>
+        <w:t>________________________________________________________________</w:t>
+      </w:r>
+    </w:p>
+    <w:p>
+      <w:r>
+        <w:t>________________________________________________________________</w:t>
+      </w:r>
+    </w:p>
+    <w:p>
+      <w:pPr>
+        <w:pStyle w:val="Heading3"/>
+      </w:pPr>
+      <w:r>
+        <w:t>Create and test</w:t>
+      </w:r>
+    </w:p>
+    <w:p>
+      <w:pPr>
+        <w:spacing w:line="336" w:lineRule="auto" w:after="180"/>
+      </w:pPr>
+      <w:r>
+        <w:rPr>
+          <w:b w:val="0"/>
+        </w:rPr>
+        <w:t>Change one relevant detail. Predict the result before testing. Include a boundary or missing-information case when it helps reveal a limit.</w:t>
+      </w:r>
+    </w:p>
+    <w:p>
+      <w:pPr>
+        <w:spacing w:line="336" w:lineRule="auto" w:after="180"/>
+      </w:pPr>
+      <w:r>
+        <w:rPr>
+          <w:b w:val="0"/>
+        </w:rPr>
+        <w:t xml:space="preserve">My changed </w:t>
+      </w:r>
+      <w:r>
+        <w:rPr>
+          <w:b/>
+        </w:rPr>
+        <w:t>input</w:t>
+      </w:r>
+      <w:r>
+        <w:rPr>
+          <w:b w:val="0"/>
+        </w:rPr>
+        <w:t xml:space="preserve"> and expected result</w:t>
+      </w:r>
+    </w:p>
+    <w:p>
+      <w:pPr>
+        <w:pStyle w:val="Heading3"/>
+      </w:pPr>
+      <w:r>
+        <w:t>Write or draw your reasoning and evidence.</w:t>
+      </w:r>
+    </w:p>
+    <w:p>
+      <w:r>
+        <w:t>________________________________________________________________</w:t>
+      </w:r>
+    </w:p>
+    <w:p>
+      <w:r>
+        <w:t>________________________________________________________________</w:t>
+      </w:r>
+    </w:p>
+    <w:p>
+      <w:r>
+        <w:t>________________________________________________________________</w:t>
+      </w:r>
+    </w:p>
+    <w:p>
+      <w:r>
+        <w:t>________________________________________________________________</w:t>
+      </w:r>
+    </w:p>
+    <w:p>
+      <w:r>
+        <w:t>________________________________________________________________</w:t>
+      </w:r>
+    </w:p>
+    <w:p>
+      <w:pPr>
+        <w:pStyle w:val="Heading3"/>
+      </w:pPr>
+      <w:r>
+        <w:t>Connect to your project</w:t>
+      </w:r>
+    </w:p>
+    <w:p>
+      <w:pPr>
+        <w:spacing w:line="336" w:lineRule="auto" w:after="180"/>
+      </w:pPr>
+      <w:r>
+        <w:rPr>
+          <w:b w:val="0"/>
+        </w:rPr>
+        <w:t>The recommender may suggest and explain; people decide, borrow, purchase, or share data.</w:t>
+      </w:r>
+    </w:p>
+    <w:p>
+      <w:pPr>
+        <w:spacing w:line="336" w:lineRule="auto" w:after="180"/>
+      </w:pPr>
+      <w:r>
+        <w:rPr>
+          <w:b w:val="0"/>
+        </w:rPr>
+        <w:t xml:space="preserve">The </w:t>
+      </w:r>
+      <w:r>
+        <w:rPr>
+          <w:b/>
+        </w:rPr>
+        <w:t>evidence</w:t>
+      </w:r>
+      <w:r>
+        <w:rPr>
+          <w:b w:val="0"/>
+        </w:rPr>
+        <w:t xml:space="preserve"> I will keep</w:t>
+      </w:r>
+    </w:p>
+    <w:p>
+      <w:pPr>
+        <w:pStyle w:val="Heading3"/>
+      </w:pPr>
+      <w:r>
+        <w:t>Write or draw your reasoning and evidence.</w:t>
+      </w:r>
+    </w:p>
+    <w:p>
+      <w:r>
+        <w:t>________________________________________________________________</w:t>
+      </w:r>
+    </w:p>
+    <w:p>
+      <w:r>
+        <w:t>________________________________________________________________</w:t>
+      </w:r>
+    </w:p>
+    <w:p>
+      <w:r>
+        <w:t>________________________________________________________________</w:t>
+      </w:r>
+    </w:p>
+    <w:p>
+      <w:r>
+        <w:t>________________________________________________________________</w:t>
+      </w:r>
+    </w:p>
+    <w:p>
+      <w:r>
+        <w:t>________________________________________________________________</w:t>
+      </w:r>
+    </w:p>
+    <w:p>
+      <w:pPr>
+        <w:pStyle w:val="Heading3"/>
+      </w:pPr>
+      <w:r>
+        <w:t>Transfer practice from the original programme</w:t>
+      </w:r>
+    </w:p>
+    <w:p>
+      <w:pPr>
+        <w:spacing w:line="336" w:lineRule="auto" w:after="180"/>
+      </w:pPr>
+      <w:r>
+        <w:rPr>
+          <w:b w:val="0"/>
+        </w:rPr>
+        <w:t>A teacher approves posting version 1 to a class board. The assistant changes the text and destination to a public board. Does the old approval cover the new action? Define what must be reviewed.</w:t>
+      </w:r>
+    </w:p>
+    <w:p>
+      <w:pPr>
+        <w:pStyle w:val="Heading3"/>
+      </w:pPr>
+      <w:r>
+        <w:t>Explain the mechanism, evidence and one limit.</w:t>
+      </w:r>
+    </w:p>
+    <w:p>
+      <w:r>
+        <w:t>________________________________________________________________</w:t>
+      </w:r>
+    </w:p>
+    <w:p>
+      <w:r>
+        <w:t>________________________________________________________________</w:t>
+      </w:r>
+    </w:p>
+    <w:p>
+      <w:r>
+        <w:t>________________________________________________________________</w:t>
+      </w:r>
+    </w:p>
+    <w:p>
+      <w:r>
+        <w:t>________________________________________________________________</w:t>
+      </w:r>
+    </w:p>
+    <w:p>
+      <w:r>
+        <w:t>________________________________________________________________</w:t>
+      </w:r>
+    </w:p>
+    <w:p>
+      <w:r>
+        <w:t>________________________________________________________________</w:t>
+      </w:r>
+    </w:p>
+    <w:p>
+      <w:r>
+        <w:t>________________________________________________________________</w:t>
+      </w:r>
+    </w:p>
+    <w:p>
+      <w:pPr>
+        <w:pStyle w:val="Heading3"/>
+      </w:pPr>
+      <w:r>
+        <w:t>Use feedback to improve</w:t>
+      </w:r>
+    </w:p>
+    <w:p>
+      <w:pPr>
+        <w:pStyle w:val="Heading1"/>
+      </w:pPr>
+      <w:r>
+        <w:t>11. Keep recommendation, review and execution distinct</w:t>
+      </w:r>
+    </w:p>
+    <w:p>
+      <w:r>
+        <w:t>An accurate draft does not grant publication permission.</w:t>
+      </w:r>
+    </w:p>
+    <w:p>
+      <w:pPr>
+        <w:pStyle w:val="Heading2"/>
+      </w:pPr>
+      <w:r>
+        <w:t>This week’s concrete project contribution</w:t>
+      </w:r>
+    </w:p>
+    <w:p>
+      <w:pPr>
+        <w:spacing w:line="336" w:lineRule="auto" w:after="180"/>
+      </w:pPr>
+      <w:r>
+        <w:rPr>
+          <w:b w:val="0"/>
+        </w:rPr>
+        <w:t>Give the recommender only the read operations and specific catalogue objects it needs. Store a proposed edit or publication separately from an executed action. The responsible owner reviews exact content, destination and scope before any scope change or external action. Keep evidence checks separate: a permitted read can still return incorrect or irrelevant data. For the privacy extension, use invented category counts and purpose-limited role/action cards rather than real student records.</w:t>
+      </w:r>
+    </w:p>
+    <w:p>
+      <w:pPr>
+        <w:pStyle w:val="Heading2"/>
+      </w:pPr>
+      <w:r>
+        <w:t>Keep the checkpoint and human choice</w:t>
+      </w:r>
+    </w:p>
+    <w:p>
+      <w:pPr>
+        <w:spacing w:line="336" w:lineRule="auto" w:after="180"/>
+      </w:pPr>
+      <w:r>
+        <w:rPr>
+          <w:b w:val="0"/>
+        </w:rPr>
+        <w:t>THIS WEEK’S CHECKPOINT  The recommender may suggest and explain; people decide, borrow, purchase, or share data.</w:t>
+      </w:r>
+    </w:p>
+    <w:p>
+      <w:pPr>
+        <w:spacing w:line="336" w:lineRule="auto" w:after="180"/>
+      </w:pPr>
+      <w:r>
+        <w:rPr>
+          <w:b w:val="0"/>
+        </w:rPr>
+        <w:t xml:space="preserve">SYSTEM MAP  Reader need → allowed </w:t>
+      </w:r>
+      <w:r>
+        <w:rPr>
+          <w:b/>
+        </w:rPr>
+        <w:t>input</w:t>
+      </w:r>
+      <w:r>
+        <w:rPr>
+          <w:b w:val="0"/>
+        </w:rPr>
+        <w:t xml:space="preserve">s → transparent rule or score → ranked candidates → explanation → test record → </w:t>
+      </w:r>
+      <w:r>
+        <w:rPr>
+          <w:b/>
+        </w:rPr>
+        <w:t>human decision</w:t>
+      </w:r>
+    </w:p>
+    <w:p>
+      <w:pPr>
+        <w:spacing w:line="336" w:lineRule="auto" w:after="180"/>
+      </w:pPr>
+      <w:r>
+        <w:rPr>
+          <w:b w:val="0"/>
+        </w:rPr>
+        <w:t>What will you add, change, or verify in the project this week?</w:t>
+      </w:r>
+    </w:p>
+    <w:p>
+      <w:pPr>
+        <w:pStyle w:val="Heading3"/>
+      </w:pPr>
+      <w:r>
+        <w:t>Write or draw your reasoning and evidence.</w:t>
+      </w:r>
+    </w:p>
+    <w:p>
+      <w:r>
+        <w:t>________________________________________________________________</w:t>
+      </w:r>
+    </w:p>
+    <w:p>
+      <w:r>
+        <w:t>________________________________________________________________</w:t>
+      </w:r>
+    </w:p>
+    <w:p>
+      <w:r>
+        <w:t>________________________________________________________________</w:t>
+      </w:r>
+    </w:p>
+    <w:p>
+      <w:r>
+        <w:t>________________________________________________________________</w:t>
+      </w:r>
+    </w:p>
+    <w:p>
+      <w:r>
+        <w:t>________________________________________________________________</w:t>
+      </w:r>
+    </w:p>
+    <w:p>
+      <w:pPr>
+        <w:spacing w:line="336" w:lineRule="auto" w:after="180"/>
+      </w:pPr>
+      <w:r>
+        <w:rPr>
+          <w:b w:val="0"/>
+        </w:rPr>
+        <w:t xml:space="preserve">What should remain under </w:t>
+      </w:r>
+      <w:r>
+        <w:rPr>
+          <w:b/>
+        </w:rPr>
+        <w:t>human control</w:t>
+      </w:r>
+      <w:r>
+        <w:rPr>
+          <w:b w:val="0"/>
+        </w:rPr>
+        <w:t>?</w:t>
+      </w:r>
+    </w:p>
+    <w:p>
+      <w:pPr>
+        <w:pStyle w:val="Heading3"/>
+      </w:pPr>
+      <w:r>
+        <w:t>Write or draw your reasoning and evidence.</w:t>
+      </w:r>
+    </w:p>
+    <w:p>
+      <w:r>
+        <w:t>________________________________________________________________</w:t>
+      </w:r>
+    </w:p>
+    <w:p>
+      <w:r>
+        <w:t>________________________________________________________________</w:t>
+      </w:r>
+    </w:p>
+    <w:p>
+      <w:r>
+        <w:t>________________________________________________________________</w:t>
+      </w:r>
+    </w:p>
+    <w:p>
+      <w:r>
+        <w:t>________________________________________________________________</w:t>
+      </w:r>
+    </w:p>
+    <w:p>
+      <w:r>
+        <w:t>________________________________________________________________</w:t>
+      </w:r>
+    </w:p>
+    <w:p>
+      <w:pPr>
+        <w:spacing w:line="336" w:lineRule="auto" w:after="180"/>
+      </w:pPr>
+      <w:r>
+        <w:rPr>
+          <w:b w:val="0"/>
+        </w:rPr>
+        <w:t>RESPONSIBLE DESIGN  Collect only necessary information. Show uncertainty and limits. Never confuse a ranking with a fact about a person.</w:t>
+      </w:r>
+    </w:p>
+    <w:p>
+      <w:pPr>
+        <w:pStyle w:val="Heading2"/>
+      </w:pPr>
+      <w:r>
+        <w:t>Record the permission milestone</w:t>
+      </w:r>
+    </w:p>
+    <w:p>
+      <w:pPr>
+        <w:spacing w:line="336" w:lineRule="auto" w:after="180"/>
+      </w:pPr>
+      <w:r>
+        <w:rPr>
+          <w:b w:val="0"/>
+        </w:rPr>
+        <w:t>Give the recommender read-only access wherever sufficient, and require explicit owner review for catalogue edits or publication.</w:t>
+      </w:r>
+    </w:p>
+    <w:p>
+      <w:pPr>
+        <w:pStyle w:val="Heading2"/>
+      </w:pPr>
+      <w:r>
+        <w:t>Earlier wording, alternatives and picture transcripts · reference / check after trying</w:t>
+      </w:r>
+    </w:p>
+    <w:p>
+      <w:pPr>
+        <w:spacing w:line="336" w:lineRule="auto" w:after="180"/>
+      </w:pPr>
+      <w:r>
+        <w:rPr>
+          <w:b w:val="0"/>
+        </w:rPr>
+        <w:t>CUMULATIVE PROJECT</w:t>
+      </w:r>
+    </w:p>
+    <w:p>
+      <w:pPr>
+        <w:spacing w:line="336" w:lineRule="auto" w:after="180"/>
+      </w:pPr>
+      <w:r>
+        <w:rPr>
+          <w:b w:val="0"/>
+        </w:rPr>
+        <w:t>Transparent Book Recommender</w:t>
+      </w:r>
+    </w:p>
+    <w:p>
+      <w:pPr>
+        <w:spacing w:line="336" w:lineRule="auto" w:after="180"/>
+      </w:pPr>
+      <w:r>
+        <w:rPr>
+          <w:b w:val="0"/>
+        </w:rPr>
+        <w:t>Every week adds one inspectable piece. The system must show how it reached a result.</w:t>
+      </w:r>
+    </w:p>
+    <w:p>
+      <w:r>
+        <w:drawing>
+          <wp:inline xmlns:a="http://schemas.openxmlformats.org/drawingml/2006/main" xmlns:pic="http://schemas.openxmlformats.org/drawingml/2006/picture">
+            <wp:extent cx="5486400" cy="1901952"/>
+            <wp:docPr id="21" name="Picture 21" descr="Book recommender connection for Permissions and Human Review"/>
+            <wp:cNvGraphicFramePr>
+              <a:graphicFrameLocks noChangeAspect="1"/>
+            </wp:cNvGraphicFramePr>
+            <a:graphic>
+              <a:graphicData uri="http://schemas.openxmlformats.org/drawingml/2006/picture">
+                <pic:pic>
+                  <pic:nvPicPr>
+                    <pic:cNvPr id="0" name="afbf5a9f64d11fae5e75cd64932620dc6b5b698cf28b0dc5be50631c04e7769b.png"/>
+                    <pic:cNvPicPr/>
+                  </pic:nvPicPr>
+                  <pic:blipFill>
+                    <a:blip r:embed="rId24"/>
+                    <a:stretch>
+                      <a:fillRect/>
+                    </a:stretch>
+                  </pic:blipFill>
+                  <pic:spPr>
+                    <a:xfrm>
+                      <a:off x="0" y="0"/>
+                      <a:ext cx="5486400" cy="1901952"/>
+                    </a:xfrm>
+                    <a:prstGeom prst="rect"/>
+                  </pic:spPr>
+                </pic:pic>
+              </a:graphicData>
+            </a:graphic>
+          </wp:inline>
+        </w:drawing>
+      </w:r>
+    </w:p>
+    <w:p>
+      <w:pPr>
+        <w:pStyle w:val="Heading3"/>
+      </w:pPr>
+      <w:r>
+        <w:t>Evidence for your project</w:t>
+      </w:r>
+    </w:p>
+    <w:p>
+      <w:pPr>
+        <w:pStyle w:val="Heading1"/>
+      </w:pPr>
+      <w:r>
+        <w:t>16. Finish: identify the authorised action and the missing authority</w:t>
+      </w:r>
+    </w:p>
+    <w:p>
+      <w:r>
+        <w:t>State the evidence behind the permission decision.</w:t>
+      </w:r>
+    </w:p>
+    <w:p>
+      <w:pPr>
+        <w:pStyle w:val="Heading2"/>
+      </w:pPr>
+      <w:r>
+        <w:t>Explain without notes</w:t>
+      </w:r>
+    </w:p>
+    <w:p>
+      <w:pPr>
+        <w:pStyle w:val="ListBullet"/>
+      </w:pPr>
+      <w:r>
+        <w:t>Close your notes. Explain this goal in your own words: Explain the mechanism and terminology of least privilege and tool scopes</w:t>
+      </w:r>
+    </w:p>
+    <w:p>
+      <w:pPr>
+        <w:pStyle w:val="Heading3"/>
+      </w:pPr>
+      <w:r>
+        <w:t>My deciding step, evidence and one remaining question</w:t>
+      </w:r>
+    </w:p>
+    <w:p>
+      <w:r>
+        <w:t>________________________________________________________________</w:t>
+      </w:r>
+    </w:p>
+    <w:p>
+      <w:r>
+        <w:t>________________________________________________________________</w:t>
+      </w:r>
+    </w:p>
+    <w:p>
+      <w:r>
+        <w:t>________________________________________________________________</w:t>
+      </w:r>
+    </w:p>
+    <w:p>
+      <w:r>
+        <w:t>________________________________________________________________</w:t>
+      </w:r>
+    </w:p>
+    <w:p>
+      <w:r>
+        <w:t>________________________________________________________________</w:t>
+      </w:r>
+    </w:p>
+    <w:p>
+      <w:pPr>
+        <w:pStyle w:val="Heading2"/>
+      </w:pPr>
+      <w:r>
+        <w:t>Plan a changed-case return</w:t>
+      </w:r>
+    </w:p>
+    <w:p>
+      <w:pPr>
+        <w:spacing w:line="336" w:lineRule="auto" w:after="180"/>
+      </w:pPr>
+      <w:r>
+        <w:rPr>
+          <w:b w:val="0"/>
+        </w:rPr>
+        <w:t xml:space="preserve">If you are unsure, return to the worked picture and explain one arrow. If you are ready, change an </w:t>
+      </w:r>
+      <w:r>
+        <w:rPr>
+          <w:b/>
+        </w:rPr>
+        <w:t>input</w:t>
+      </w:r>
+      <w:r>
+        <w:rPr>
+          <w:b w:val="0"/>
+        </w:rPr>
+        <w:t xml:space="preserve"> or assumption and justify your </w:t>
+      </w:r>
+      <w:r>
+        <w:rPr>
+          <w:b/>
+        </w:rPr>
+        <w:t>prediction</w:t>
+      </w:r>
+      <w:r>
+        <w:rPr>
+          <w:b w:val="0"/>
+        </w:rPr>
+        <w:t>.</w:t>
+      </w:r>
+    </w:p>
+    <w:p>
+      <w:pPr>
+        <w:spacing w:line="336" w:lineRule="auto" w:after="180"/>
+      </w:pPr>
+      <w:r>
+        <w:rPr>
+          <w:b w:val="0"/>
+        </w:rPr>
+        <w:t xml:space="preserve">Save your workbook </w:t>
+      </w:r>
+      <w:r>
+        <w:rPr>
+          <w:b/>
+        </w:rPr>
+        <w:t>evidence</w:t>
+      </w:r>
+      <w:r>
+        <w:rPr>
+          <w:b w:val="0"/>
+        </w:rPr>
+        <w:t>. At the next review, try a different case before opening your old answer.</w:t>
+      </w:r>
+    </w:p>
+    <w:p>
+      <w:pPr>
+        <w:pStyle w:val="Heading1"/>
+      </w:pPr>
+      <w:r>
+        <w:t>Reference bank and extra practice</w:t>
+      </w:r>
+    </w:p>
+    <w:p>
+      <w:pPr>
+        <w:pStyle w:val="Heading1"/>
+      </w:pPr>
+      <w:r>
+        <w:t>05. Reference · Words for the main lesson and extension</w:t>
+      </w:r>
+    </w:p>
+    <w:p>
+      <w:r>
+        <w:t>Use each word with a concrete record or calculation.</w:t>
+      </w:r>
+    </w:p>
+    <w:p>
+      <w:pPr>
+        <w:pStyle w:val="Heading2"/>
+      </w:pPr>
+      <w:r>
+        <w:t>Core words</w:t>
+      </w:r>
+    </w:p>
+    <w:tbl>
+      <w:tblPr>
+        <w:tblStyle w:val="LightShading-Accent1"/>
+        <w:tblW w:type="auto" w:w="0"/>
+        <w:tblLook w:firstColumn="1" w:firstRow="1" w:lastColumn="0" w:lastRow="0" w:noHBand="0" w:noVBand="1" w:val="04A0"/>
+      </w:tblPr>
+      <w:tblGrid>
+        <w:gridCol w:w="3408"/>
+        <w:gridCol w:w="3408"/>
+        <w:gridCol w:w="3408"/>
+      </w:tblGrid>
+      <w:tr>
+        <w:trPr>
+          <w:tblHeader/>
+        </w:trPr>
+        <w:tc>
+          <w:tcPr>
+            <w:tcW w:type="dxa" w:w="3408"/>
+          </w:tcPr>
+          <w:p>
+            <w:r>
+              <w:t>Word</w:t>
+            </w:r>
+          </w:p>
+        </w:tc>
+        <w:tc>
+          <w:tcPr>
+            <w:tcW w:type="dxa" w:w="3408"/>
+          </w:tcPr>
+          <w:p>
+            <w:r>
+              <w:t>My own example</w:t>
+            </w:r>
+          </w:p>
+        </w:tc>
+        <w:tc>
+          <w:tcPr>
+            <w:tcW w:type="dxa" w:w="3408"/>
+          </w:tcPr>
+          <w:p>
+            <w:r>
+              <w:t>Not this / boundary</w:t>
+            </w:r>
+          </w:p>
+        </w:tc>
+      </w:tr>
+      <w:tr>
+        <w:tc>
+          <w:tcPr>
+            <w:tcW w:type="dxa" w:w="3408"/>
+          </w:tcPr>
+          <w:p>
+            <w:r>
+              <w:t>permission</w:t>
+            </w:r>
+          </w:p>
+        </w:tc>
+        <w:tc>
+          <w:tcPr>
+            <w:tcW w:type="dxa" w:w="3408"/>
+          </w:tcPr>
+          <w:p>
+            <w:r>
+              <w:t>Authorisation to perform a specified action on specified information or resources.</w:t>
+            </w:r>
+          </w:p>
+        </w:tc>
+        <w:tc>
+          <w:tcPr>
+            <w:tcW w:type="dxa" w:w="3408"/>
+          </w:tcPr>
+          <w:p>
+            <w:r/>
+          </w:p>
+        </w:tc>
+      </w:tr>
+      <w:tr>
+        <w:tc>
+          <w:tcPr>
+            <w:tcW w:type="dxa" w:w="3408"/>
+          </w:tcPr>
+          <w:p>
+            <w:r>
+              <w:t>approval gate</w:t>
+            </w:r>
+          </w:p>
+        </w:tc>
+        <w:tc>
+          <w:tcPr>
+            <w:tcW w:type="dxa" w:w="3408"/>
+          </w:tcPr>
+          <w:p>
+            <w:r>
+              <w:t>A point where a specified action must wait for explicit authorisation.</w:t>
+            </w:r>
+          </w:p>
+        </w:tc>
+        <w:tc>
+          <w:tcPr>
+            <w:tcW w:type="dxa" w:w="3408"/>
+          </w:tcPr>
+          <w:p>
+            <w:r/>
+          </w:p>
+        </w:tc>
+      </w:tr>
+      <w:tr>
+        <w:tc>
+          <w:tcPr>
+            <w:tcW w:type="dxa" w:w="3408"/>
+          </w:tcPr>
+          <w:p>
+            <w:r>
+              <w:t>consequence</w:t>
+            </w:r>
+          </w:p>
+        </w:tc>
+        <w:tc>
+          <w:tcPr>
+            <w:tcW w:type="dxa" w:w="3408"/>
+          </w:tcPr>
+          <w:p>
+            <w:r>
+              <w:t>An outcome or effect of a decision, including who benefits or is harmed.</w:t>
+            </w:r>
+          </w:p>
+        </w:tc>
+        <w:tc>
+          <w:tcPr>
+            <w:tcW w:type="dxa" w:w="3408"/>
+          </w:tcPr>
+          <w:p>
+            <w:r/>
+          </w:p>
+        </w:tc>
+      </w:tr>
+      <w:tr>
+        <w:tc>
+          <w:tcPr>
+            <w:tcW w:type="dxa" w:w="3408"/>
+          </w:tcPr>
+          <w:p>
+            <w:r>
+              <w:t>least privilege</w:t>
+            </w:r>
+          </w:p>
+        </w:tc>
+        <w:tc>
+          <w:tcPr>
+            <w:tcW w:type="dxa" w:w="3408"/>
+          </w:tcPr>
+          <w:p>
+            <w:r>
+              <w:t>Giving a user or system only the permissions needed for its authorised task.</w:t>
+            </w:r>
+          </w:p>
+        </w:tc>
+        <w:tc>
+          <w:tcPr>
+            <w:tcW w:type="dxa" w:w="3408"/>
+          </w:tcPr>
+          <w:p>
+            <w:r/>
+          </w:p>
+        </w:tc>
+      </w:tr>
+    </w:tbl>
+    <w:p>
+      <w:pPr>
+        <w:pStyle w:val="Heading2"/>
+      </w:pPr>
+      <w:r>
+        <w:t>Main explanation terms</w:t>
+      </w:r>
+    </w:p>
+    <w:tbl>
+      <w:tblPr>
+        <w:tblStyle w:val="LightShading-Accent1"/>
+        <w:tblW w:type="auto" w:w="0"/>
+        <w:tblLook w:firstColumn="1" w:firstRow="1" w:lastColumn="0" w:lastRow="0" w:noHBand="0" w:noVBand="1" w:val="04A0"/>
+      </w:tblPr>
+      <w:tblGrid>
+        <w:gridCol w:w="5112"/>
+        <w:gridCol w:w="5112"/>
+      </w:tblGrid>
+      <w:tr>
+        <w:trPr>
+          <w:tblHeader/>
+        </w:trPr>
+        <w:tc>
+          <w:tcPr>
+            <w:tcW w:type="dxa" w:w="5112"/>
+          </w:tcPr>
+          <w:p>
+            <w:r>
+              <w:t>Word</w:t>
+            </w:r>
+          </w:p>
+        </w:tc>
+        <w:tc>
+          <w:tcPr>
+            <w:tcW w:type="dxa" w:w="5112"/>
+          </w:tcPr>
+          <w:p>
+            <w:r>
+              <w:t>Meaning</w:t>
+            </w:r>
+          </w:p>
+        </w:tc>
+      </w:tr>
+      <w:tr>
+        <w:tc>
+          <w:tcPr>
+            <w:tcW w:type="dxa" w:w="5112"/>
+          </w:tcPr>
+          <w:p>
+            <w:r>
+              <w:t>Capability</w:t>
+            </w:r>
+          </w:p>
+        </w:tc>
+        <w:tc>
+          <w:tcPr>
+            <w:tcW w:type="dxa" w:w="5112"/>
+          </w:tcPr>
+          <w:p>
+            <w:r>
+              <w:t>A scoped permission to perform an operation</w:t>
+            </w:r>
+          </w:p>
+        </w:tc>
+      </w:tr>
+      <w:tr>
+        <w:tc>
+          <w:tcPr>
+            <w:tcW w:type="dxa" w:w="5112"/>
+          </w:tcPr>
+          <w:p>
+            <w:r>
+              <w:t>Resource scope</w:t>
+            </w:r>
+          </w:p>
+        </w:tc>
+        <w:tc>
+          <w:tcPr>
+            <w:tcW w:type="dxa" w:w="5112"/>
+          </w:tcPr>
+          <w:p>
+            <w:r>
+              <w:t>The specific records an operation may address</w:t>
+            </w:r>
+          </w:p>
+        </w:tc>
+      </w:tr>
+    </w:tbl>
+    <w:p>
+      <w:pPr>
+        <w:pStyle w:val="Heading2"/>
+      </w:pPr>
+      <w:r>
+        <w:t>Extension terms</w:t>
+      </w:r>
+    </w:p>
+    <w:tbl>
+      <w:tblPr>
+        <w:tblStyle w:val="LightShading-Accent1"/>
+        <w:tblW w:type="auto" w:w="0"/>
+        <w:tblLook w:firstColumn="1" w:firstRow="1" w:lastColumn="0" w:lastRow="0" w:noHBand="0" w:noVBand="1" w:val="04A0"/>
+      </w:tblPr>
+      <w:tblGrid>
+        <w:gridCol w:w="5112"/>
+        <w:gridCol w:w="5112"/>
+      </w:tblGrid>
+      <w:tr>
+        <w:trPr>
+          <w:tblHeader/>
+        </w:trPr>
+        <w:tc>
+          <w:tcPr>
+            <w:tcW w:type="dxa" w:w="5112"/>
+          </w:tcPr>
+          <w:p>
+            <w:r>
+              <w:t>Term</w:t>
+            </w:r>
+          </w:p>
+        </w:tc>
+        <w:tc>
+          <w:tcPr>
+            <w:tcW w:type="dxa" w:w="5112"/>
+          </w:tcPr>
+          <w:p>
+            <w:r>
+              <w:t>Meaning</w:t>
+            </w:r>
+          </w:p>
+        </w:tc>
+      </w:tr>
+      <w:tr>
+        <w:tc>
+          <w:tcPr>
+            <w:tcW w:type="dxa" w:w="5112"/>
+          </w:tcPr>
+          <w:p>
+            <w:r>
+              <w:t>Data minimization</w:t>
+            </w:r>
+          </w:p>
+        </w:tc>
+        <w:tc>
+          <w:tcPr>
+            <w:tcW w:type="dxa" w:w="5112"/>
+          </w:tcPr>
+          <w:p>
+            <w:r>
+              <w:t>Keeping only data needed for the stated purpose</w:t>
+            </w:r>
+          </w:p>
+        </w:tc>
+      </w:tr>
+      <w:tr>
+        <w:tc>
+          <w:tcPr>
+            <w:tcW w:type="dxa" w:w="5112"/>
+          </w:tcPr>
+          <w:p>
+            <w:r>
+              <w:t>Least privilege</w:t>
+            </w:r>
+          </w:p>
+        </w:tc>
+        <w:tc>
+          <w:tcPr>
+            <w:tcW w:type="dxa" w:w="5112"/>
+          </w:tcPr>
+          <w:p>
+            <w:r>
+              <w:t>Giving a role only the access it needs</w:t>
+            </w:r>
+          </w:p>
+        </w:tc>
+      </w:tr>
+      <w:tr>
+        <w:tc>
+          <w:tcPr>
+            <w:tcW w:type="dxa" w:w="5112"/>
+          </w:tcPr>
+          <w:p>
+            <w:r>
+              <w:t>Retention</w:t>
+            </w:r>
+          </w:p>
+        </w:tc>
+        <w:tc>
+          <w:tcPr>
+            <w:tcW w:type="dxa" w:w="5112"/>
+          </w:tcPr>
+          <w:p>
+            <w:r>
+              <w:t>How long data is kept</w:t>
+            </w:r>
+          </w:p>
+        </w:tc>
+      </w:tr>
+      <w:tr>
+        <w:tc>
+          <w:tcPr>
+            <w:tcW w:type="dxa" w:w="5112"/>
+          </w:tcPr>
+          <w:p>
+            <w:r>
+              <w:t>Authorization</w:t>
+            </w:r>
+          </w:p>
+        </w:tc>
+        <w:tc>
+          <w:tcPr>
+            <w:tcW w:type="dxa" w:w="5112"/>
+          </w:tcPr>
+          <w:p>
+            <w:r>
+              <w:t>Permission to perform a particular action</w:t>
+            </w:r>
+          </w:p>
+        </w:tc>
+      </w:tr>
+    </w:tbl>
+    <w:p>
+      <w:pPr>
+        <w:pStyle w:val="Heading2"/>
+      </w:pPr>
+      <w:r>
+        <w:t>Earlier wording, alternatives and picture transcripts · reference / check after trying</w:t>
+      </w:r>
+    </w:p>
+    <w:p>
+      <w:pPr>
+        <w:spacing w:line="336" w:lineRule="auto" w:after="180"/>
+      </w:pPr>
+      <w:r>
+        <w:rPr>
+          <w:b w:val="0"/>
+        </w:rPr>
+        <w:t>VOCABULARY LAB</w:t>
+      </w:r>
+    </w:p>
+    <w:p>
+      <w:pPr>
+        <w:spacing w:line="336" w:lineRule="auto" w:after="180"/>
+      </w:pPr>
+      <w:r>
+        <w:rPr>
+          <w:b w:val="0"/>
+        </w:rPr>
+        <w:t>Words You Can Use to Reason</w:t>
+      </w:r>
+    </w:p>
+    <w:p>
+      <w:pPr>
+        <w:spacing w:line="336" w:lineRule="auto" w:after="180"/>
+      </w:pPr>
+      <w:r>
+        <w:rPr>
+          <w:b w:val="0"/>
+        </w:rPr>
+        <w:t>A definition matters when you can recognize the idea, use it, and contrast it with a near-miss.</w:t>
+      </w:r>
+    </w:p>
+    <w:p>
+      <w:r>
+        <w:drawing>
+          <wp:inline xmlns:a="http://schemas.openxmlformats.org/drawingml/2006/main" xmlns:pic="http://schemas.openxmlformats.org/drawingml/2006/picture">
+            <wp:extent cx="5486400" cy="3200400"/>
+            <wp:docPr id="22" name="Picture 22" descr="Vocabulary badge: permission"/>
+            <wp:cNvGraphicFramePr>
+              <a:graphicFrameLocks noChangeAspect="1"/>
+            </wp:cNvGraphicFramePr>
+            <a:graphic>
+              <a:graphicData uri="http://schemas.openxmlformats.org/drawingml/2006/picture">
+                <pic:pic>
+                  <pic:nvPicPr>
+                    <pic:cNvPr id="0" name="d683a027fb8a379c671c29dcb90a27d0b95aee96d03b0c3b753ecaf1dab1e6e5.png"/>
+                    <pic:cNvPicPr/>
+                  </pic:nvPicPr>
+                  <pic:blipFill>
+                    <a:blip r:embed="rId25"/>
+                    <a:stretch>
+                      <a:fillRect/>
+                    </a:stretch>
+                  </pic:blipFill>
+                  <pic:spPr>
+                    <a:xfrm>
+                      <a:off x="0" y="0"/>
+                      <a:ext cx="5486400" cy="3200400"/>
+                    </a:xfrm>
+                    <a:prstGeom prst="rect"/>
+                  </pic:spPr>
+                </pic:pic>
+              </a:graphicData>
+            </a:graphic>
+          </wp:inline>
+        </w:drawing>
+      </w:r>
+    </w:p>
+    <w:p>
+      <w:r>
+        <w:drawing>
+          <wp:inline xmlns:a="http://schemas.openxmlformats.org/drawingml/2006/main" xmlns:pic="http://schemas.openxmlformats.org/drawingml/2006/picture">
+            <wp:extent cx="5486400" cy="3200400"/>
+            <wp:docPr id="23" name="Picture 23" descr="Vocabulary badge: approval gate"/>
+            <wp:cNvGraphicFramePr>
+              <a:graphicFrameLocks noChangeAspect="1"/>
+            </wp:cNvGraphicFramePr>
+            <a:graphic>
+              <a:graphicData uri="http://schemas.openxmlformats.org/drawingml/2006/picture">
+                <pic:pic>
+                  <pic:nvPicPr>
+                    <pic:cNvPr id="0" name="b1f04c13a8ce93f1603da792d96538be0121ee0e3296923f9d714f1ea662ffbe.png"/>
+                    <pic:cNvPicPr/>
+                  </pic:nvPicPr>
+                  <pic:blipFill>
+                    <a:blip r:embed="rId26"/>
+                    <a:stretch>
+                      <a:fillRect/>
+                    </a:stretch>
+                  </pic:blipFill>
+                  <pic:spPr>
+                    <a:xfrm>
+                      <a:off x="0" y="0"/>
+                      <a:ext cx="5486400" cy="3200400"/>
+                    </a:xfrm>
+                    <a:prstGeom prst="rect"/>
+                  </pic:spPr>
+                </pic:pic>
+              </a:graphicData>
+            </a:graphic>
+          </wp:inline>
+        </w:drawing>
+      </w:r>
+    </w:p>
+    <w:p>
+      <w:r>
+        <w:drawing>
+          <wp:inline xmlns:a="http://schemas.openxmlformats.org/drawingml/2006/main" xmlns:pic="http://schemas.openxmlformats.org/drawingml/2006/picture">
+            <wp:extent cx="5486400" cy="3200400"/>
+            <wp:docPr id="24" name="Picture 24" descr="Vocabulary badge: consequence"/>
+            <wp:cNvGraphicFramePr>
+              <a:graphicFrameLocks noChangeAspect="1"/>
+            </wp:cNvGraphicFramePr>
+            <a:graphic>
+              <a:graphicData uri="http://schemas.openxmlformats.org/drawingml/2006/picture">
+                <pic:pic>
+                  <pic:nvPicPr>
+                    <pic:cNvPr id="0" name="905e276fd0c2162d04339ea9ab1f3845adc40df8d28c099f438b6953c0460f6e.png"/>
+                    <pic:cNvPicPr/>
+                  </pic:nvPicPr>
+                  <pic:blipFill>
+                    <a:blip r:embed="rId27"/>
+                    <a:stretch>
+                      <a:fillRect/>
+                    </a:stretch>
+                  </pic:blipFill>
+                  <pic:spPr>
+                    <a:xfrm>
+                      <a:off x="0" y="0"/>
+                      <a:ext cx="5486400" cy="3200400"/>
+                    </a:xfrm>
+                    <a:prstGeom prst="rect"/>
+                  </pic:spPr>
+                </pic:pic>
+              </a:graphicData>
+            </a:graphic>
+          </wp:inline>
+        </w:drawing>
+      </w:r>
+    </w:p>
+    <w:p>
+      <w:r>
+        <w:drawing>
+          <wp:inline xmlns:a="http://schemas.openxmlformats.org/drawingml/2006/main" xmlns:pic="http://schemas.openxmlformats.org/drawingml/2006/picture">
+            <wp:extent cx="5486400" cy="3200400"/>
+            <wp:docPr id="25" name="Picture 25" descr="Vocabulary badge: least privilege"/>
+            <wp:cNvGraphicFramePr>
+              <a:graphicFrameLocks noChangeAspect="1"/>
+            </wp:cNvGraphicFramePr>
+            <a:graphic>
+              <a:graphicData uri="http://schemas.openxmlformats.org/drawingml/2006/picture">
+                <pic:pic>
+                  <pic:nvPicPr>
+                    <pic:cNvPr id="0" name="27d158d31ff25c6219b03b232d24887dd8fed5fb4842d9fe439ca4c50c6b4c69.png"/>
+                    <pic:cNvPicPr/>
+                  </pic:nvPicPr>
+                  <pic:blipFill>
+                    <a:blip r:embed="rId28"/>
+                    <a:stretch>
+                      <a:fillRect/>
+                    </a:stretch>
+                  </pic:blipFill>
+                  <pic:spPr>
+                    <a:xfrm>
+                      <a:off x="0" y="0"/>
+                      <a:ext cx="5486400" cy="3200400"/>
+                    </a:xfrm>
+                    <a:prstGeom prst="rect"/>
+                  </pic:spPr>
+                </pic:pic>
+              </a:graphicData>
+            </a:graphic>
+          </wp:inline>
+        </w:drawing>
+      </w:r>
+    </w:p>
+    <w:p>
+      <w:pPr>
+        <w:pStyle w:val="Heading3"/>
+      </w:pPr>
+      <w:r>
+        <w:t>Words used in the closer explanation</w:t>
+      </w:r>
+    </w:p>
+    <w:p>
+      <w:pPr>
+        <w:pStyle w:val="Heading3"/>
+      </w:pPr>
+      <w:r>
+        <w:t>Terms for Privacy and least privilege</w:t>
+      </w:r>
+    </w:p>
+    <w:p>
+      <w:pPr>
+        <w:pStyle w:val="Heading1"/>
+      </w:pPr>
+      <w:r>
+        <w:t>10. Extra challenge · Choose a stronger explanation</w:t>
+      </w:r>
+    </w:p>
+    <w:p>
+      <w:r>
+        <w:t>Choose the next useful challenge rather than repeating the ladder.</w:t>
+      </w:r>
+    </w:p>
+    <w:p>
+      <w:pPr>
+        <w:pStyle w:val="Heading2"/>
+      </w:pPr>
+      <w:r>
+        <w:t>Thinking ladder</w:t>
+      </w:r>
+    </w:p>
+    <w:p>
+      <w:pPr>
+        <w:pStyle w:val="ListBullet"/>
+      </w:pPr>
+      <w:r>
+        <w:t>1 • NAME: Define the concept without repeating the textbook.</w:t>
+      </w:r>
+    </w:p>
+    <w:p>
+      <w:pPr>
+        <w:pStyle w:val="ListBullet"/>
+      </w:pPr>
+      <w:r>
+        <w:t>2 • TRACE: Show the information, state, branch, calculation, or evidence path.</w:t>
+      </w:r>
+    </w:p>
+    <w:p>
+      <w:pPr>
+        <w:pStyle w:val="ListBullet"/>
+      </w:pPr>
+      <w:r>
+        <w:t>3 • APPLY: Solve a different example independently.</w:t>
+      </w:r>
+    </w:p>
+    <w:p>
+      <w:pPr>
+        <w:pStyle w:val="ListBullet"/>
+      </w:pPr>
+      <w:r>
+        <w:t>4 • CHALLENGE: Find a boundary case, counterexample, or unfair outcome.</w:t>
+      </w:r>
+    </w:p>
+    <w:p>
+      <w:pPr>
+        <w:pStyle w:val="ListBullet"/>
+      </w:pPr>
+      <w:r>
+        <w:t>5 • EXPLAIN LIMITS: Say when the result should not be trusted or used alone.</w:t>
+      </w:r>
+    </w:p>
+    <w:p>
+      <w:pPr>
+        <w:pStyle w:val="ListBullet"/>
+      </w:pPr>
+      <w:r>
+        <w:t>My strongest evidence of independent understanding:</w:t>
+      </w:r>
+    </w:p>
+    <w:p>
+      <w:pPr>
+        <w:pStyle w:val="Heading3"/>
+      </w:pPr>
+      <w:r>
+        <w:t>Write or draw your reasoning and evidence.</w:t>
+      </w:r>
+    </w:p>
+    <w:p>
+      <w:r>
+        <w:t>________________________________________________________________</w:t>
+      </w:r>
+    </w:p>
+    <w:p>
+      <w:r>
+        <w:t>________________________________________________________________</w:t>
+      </w:r>
+    </w:p>
+    <w:p>
+      <w:r>
+        <w:t>________________________________________________________________</w:t>
+      </w:r>
+    </w:p>
+    <w:p>
+      <w:r>
+        <w:t>________________________________________________________________</w:t>
+      </w:r>
+    </w:p>
+    <w:p>
+      <w:r>
+        <w:t>________________________________________________________________</w:t>
+      </w:r>
+    </w:p>
+    <w:p>
+      <w:pPr>
+        <w:pStyle w:val="Heading2"/>
+      </w:pPr>
+      <w:r>
+        <w:t>Earlier wording, alternatives and picture transcripts · reference / check after trying</w:t>
+      </w:r>
+    </w:p>
+    <w:p>
+      <w:pPr>
+        <w:spacing w:line="336" w:lineRule="auto" w:after="180"/>
+      </w:pPr>
+      <w:r>
+        <w:rPr>
+          <w:b w:val="0"/>
         </w:rPr>
         <w:t>MASTERY</w:t>
       </w:r>
@@ -4872,7 +6488,7 @@
         <w:drawing>
           <wp:inline xmlns:a="http://schemas.openxmlformats.org/drawingml/2006/main" xmlns:pic="http://schemas.openxmlformats.org/drawingml/2006/picture">
             <wp:extent cx="5486400" cy="1719072"/>
-            <wp:docPr id="19" name="Picture 19" descr="Mastery ladder for Permissions and Human Review"/>
+            <wp:docPr id="26" name="Picture 26" descr="Mastery ladder for Permissions and Human Review"/>
             <wp:cNvGraphicFramePr>
               <a:graphicFrameLocks noChangeAspect="1"/>
             </wp:cNvGraphicFramePr>
@@ -4884,7 +6500,7 @@
                     <pic:cNvPicPr/>
                   </pic:nvPicPr>
                   <pic:blipFill>
-                    <a:blip r:embed="rId26"/>
+                    <a:blip r:embed="rId29"/>
                     <a:stretch>
                       <a:fillRect/>
                     </a:stretch>
@@ -4905,24 +6521,177 @@
     </w:p>
     <w:p>
       <w:pPr>
+        <w:pStyle w:val="Heading1"/>
+      </w:pPr>
+      <w:r>
+        <w:t>12. Reference · Check your explanation</w:t>
+      </w:r>
+    </w:p>
+    <w:p>
+      <w:r>
+        <w:t>Use after practice; Decide inventory calls independently is the selected independent task.</w:t>
+      </w:r>
+    </w:p>
+    <w:p>
+      <w:pPr>
+        <w:pStyle w:val="Heading2"/>
+      </w:pPr>
+      <w:r>
+        <w:t>Evidence and limits</w:t>
+      </w:r>
+    </w:p>
+    <w:p>
+      <w:pPr>
+        <w:pStyle w:val="ListBullet"/>
+      </w:pPr>
+      <w:r>
+        <w:t>1. My fresh example, trace, calculation, or design:</w:t>
+      </w:r>
+    </w:p>
+    <w:p>
+      <w:pPr>
+        <w:pStyle w:val="Heading3"/>
+      </w:pPr>
+      <w:r>
+        <w:t>Write or draw your reasoning and evidence.</w:t>
+      </w:r>
+    </w:p>
+    <w:p>
+      <w:r>
+        <w:t>________________________________________________________________</w:t>
+      </w:r>
+    </w:p>
+    <w:p>
+      <w:r>
+        <w:t>________________________________________________________________</w:t>
+      </w:r>
+    </w:p>
+    <w:p>
+      <w:r>
+        <w:t>________________________________________________________________</w:t>
+      </w:r>
+    </w:p>
+    <w:p>
+      <w:r>
+        <w:t>________________________________________________________________</w:t>
+      </w:r>
+    </w:p>
+    <w:p>
+      <w:r>
+        <w:t>________________________________________________________________</w:t>
+      </w:r>
+    </w:p>
+    <w:p>
+      <w:pPr>
+        <w:pStyle w:val="ListBullet"/>
+      </w:pPr>
+      <w:r>
+        <w:t>2. My evidence that it works (include a boundary or missing-data case):</w:t>
+      </w:r>
+    </w:p>
+    <w:p>
+      <w:pPr>
+        <w:pStyle w:val="Heading3"/>
+      </w:pPr>
+      <w:r>
+        <w:t>Write or draw your reasoning and evidence.</w:t>
+      </w:r>
+    </w:p>
+    <w:p>
+      <w:r>
+        <w:t>________________________________________________________________</w:t>
+      </w:r>
+    </w:p>
+    <w:p>
+      <w:r>
+        <w:t>________________________________________________________________</w:t>
+      </w:r>
+    </w:p>
+    <w:p>
+      <w:r>
+        <w:t>________________________________________________________________</w:t>
+      </w:r>
+    </w:p>
+    <w:p>
+      <w:r>
+        <w:t>________________________________________________________________</w:t>
+      </w:r>
+    </w:p>
+    <w:p>
+      <w:r>
+        <w:t>________________________________________________________________</w:t>
+      </w:r>
+    </w:p>
+    <w:p>
+      <w:pPr>
+        <w:pStyle w:val="ListBullet"/>
+      </w:pPr>
+      <w:r>
+        <w:t>3. One limitation, fairness concern, or situation needing human review:</w:t>
+      </w:r>
+    </w:p>
+    <w:p>
+      <w:pPr>
+        <w:pStyle w:val="Heading3"/>
+      </w:pPr>
+      <w:r>
+        <w:t>Write or draw your reasoning and evidence.</w:t>
+      </w:r>
+    </w:p>
+    <w:p>
+      <w:r>
+        <w:t>________________________________________________________________</w:t>
+      </w:r>
+    </w:p>
+    <w:p>
+      <w:r>
+        <w:t>________________________________________________________________</w:t>
+      </w:r>
+    </w:p>
+    <w:p>
+      <w:r>
+        <w:t>________________________________________________________________</w:t>
+      </w:r>
+    </w:p>
+    <w:p>
+      <w:r>
+        <w:t>________________________________________________________________</w:t>
+      </w:r>
+    </w:p>
+    <w:p>
+      <w:r>
+        <w:t>________________________________________________________________</w:t>
+      </w:r>
+    </w:p>
+    <w:p>
+      <w:pPr>
+        <w:pStyle w:val="Heading2"/>
+      </w:pPr>
+      <w:r>
+        <w:t>Self-check</w:t>
+      </w:r>
+    </w:p>
+    <w:p>
+      <w:pPr>
         <w:spacing w:line="336" w:lineRule="auto" w:after="180"/>
       </w:pPr>
       <w:r>
         <w:rPr>
           <w:b w:val="0"/>
         </w:rPr>
-        <w:t>1 • NAME: Define the concept without repeating the textbook.</w:t>
-      </w:r>
-    </w:p>
-    <w:p>
-      <w:pPr>
-        <w:spacing w:line="336" w:lineRule="auto" w:after="180"/>
-      </w:pPr>
+        <w:t xml:space="preserve">SELF-CHECK  □ I explained the </w:t>
+      </w:r>
+      <w:r>
+        <w:rPr>
+          <w:b/>
+        </w:rPr>
+        <w:t>mechanism</w:t>
+      </w:r>
       <w:r>
         <w:rPr>
           <w:b w:val="0"/>
         </w:rPr>
-        <w:t xml:space="preserve">2 • TRACE: Show the information, state, branch, calculation, or </w:t>
+        <w:t xml:space="preserve">  □ I used </w:t>
       </w:r>
       <w:r>
         <w:rPr>
@@ -4934,7 +6703,15 @@
         <w:rPr>
           <w:b w:val="0"/>
         </w:rPr>
-        <w:t xml:space="preserve"> path.</w:t>
+        <w:t xml:space="preserve">  □ I tested a fresh case  □ I named a limitation  □ I can answer ‘why?’</w:t>
+      </w:r>
+    </w:p>
+    <w:p>
+      <w:pPr>
+        <w:pStyle w:val="Heading2"/>
+      </w:pPr>
+      <w:r>
+        <w:t>Earlier wording, alternatives and picture transcripts · reference / check after trying</w:t>
       </w:r>
     </w:p>
     <w:p>
@@ -4945,7 +6722,7 @@
         <w:rPr>
           <w:b w:val="0"/>
         </w:rPr>
-        <w:t>3 • APPLY: Solve a different example independently.</w:t>
+        <w:t>INDEPENDENT MASTERY PROOF</w:t>
       </w:r>
     </w:p>
     <w:p>
@@ -4956,7 +6733,7 @@
         <w:rPr>
           <w:b w:val="0"/>
         </w:rPr>
-        <w:t>4 • CHALLENGE: Find a boundary case, counterexample, or unfair outcome.</w:t>
+        <w:t>Checklist for this week’s explanation</w:t>
       </w:r>
     </w:p>
     <w:p>
@@ -4967,109 +6744,7 @@
         <w:rPr>
           <w:b w:val="0"/>
         </w:rPr>
-        <w:t>5 • EXPLAIN LIMITS: Say when the result should not be trusted or used alone.</w:t>
-      </w:r>
-    </w:p>
-    <w:p>
-      <w:pPr>
-        <w:spacing w:line="336" w:lineRule="auto" w:after="180"/>
-      </w:pPr>
-      <w:r>
-        <w:rPr>
-          <w:b w:val="0"/>
-        </w:rPr>
-        <w:t xml:space="preserve">My strongest </w:t>
-      </w:r>
-      <w:r>
-        <w:rPr>
-          <w:b/>
-        </w:rPr>
-        <w:t>evidence</w:t>
-      </w:r>
-      <w:r>
-        <w:rPr>
-          <w:b w:val="0"/>
-        </w:rPr>
-        <w:t xml:space="preserve"> of independent understanding:</w:t>
-      </w:r>
-    </w:p>
-    <w:p>
-      <w:pPr>
-        <w:pStyle w:val="Heading3"/>
-      </w:pPr>
-      <w:r>
-        <w:t>Write or draw your reasoning and evidence.</w:t>
-      </w:r>
-    </w:p>
-    <w:p>
-      <w:r>
-        <w:t>________________________________________________________________</w:t>
-      </w:r>
-    </w:p>
-    <w:p>
-      <w:r>
-        <w:t>________________________________________________________________</w:t>
-      </w:r>
-    </w:p>
-    <w:p>
-      <w:r>
-        <w:t>________________________________________________________________</w:t>
-      </w:r>
-    </w:p>
-    <w:p>
-      <w:r>
-        <w:t>________________________________________________________________</w:t>
-      </w:r>
-    </w:p>
-    <w:p>
-      <w:r>
-        <w:t>________________________________________________________________</w:t>
-      </w:r>
-    </w:p>
-    <w:p>
-      <w:pPr>
-        <w:pStyle w:val="Heading1"/>
-      </w:pPr>
-      <w:r>
-        <w:t>11. Connect your project</w:t>
-      </w:r>
-    </w:p>
-    <w:p>
-      <w:r>
-        <w:t>Apply this week’s idea to Transparent Book Recommender. Keep an annotated decision and the evidence supporting it.</w:t>
-      </w:r>
-    </w:p>
-    <w:p>
-      <w:pPr>
-        <w:spacing w:line="336" w:lineRule="auto" w:after="180"/>
-      </w:pPr>
-      <w:r>
-        <w:rPr>
-          <w:b/>
-        </w:rPr>
-        <w:t>CUMULATIVE PROJECT</w:t>
-      </w:r>
-    </w:p>
-    <w:p>
-      <w:pPr>
-        <w:spacing w:line="336" w:lineRule="auto" w:after="180"/>
-      </w:pPr>
-      <w:r>
-        <w:rPr>
-          <w:b w:val="0"/>
-        </w:rPr>
-        <w:t>Transparent Book Recommender</w:t>
-      </w:r>
-    </w:p>
-    <w:p>
-      <w:pPr>
-        <w:spacing w:line="336" w:lineRule="auto" w:after="180"/>
-      </w:pPr>
-      <w:r>
-        <w:rPr>
-          <w:b w:val="0"/>
-        </w:rPr>
-        <w:t>Every week adds one inspectable piece. The system must show how it reached a result.</w:t>
+        <w:t>Use after practice. Decide inventory calls independently is the selected independent task.</w:t>
       </w:r>
     </w:p>
     <w:p>
@@ -5077,7 +6752,7 @@
         <w:drawing>
           <wp:inline xmlns:a="http://schemas.openxmlformats.org/drawingml/2006/main" xmlns:pic="http://schemas.openxmlformats.org/drawingml/2006/picture">
             <wp:extent cx="5486400" cy="1901952"/>
-            <wp:docPr id="20" name="Picture 20" descr="Book recommender connection for Permissions and Human Review"/>
+            <wp:docPr id="27" name="Picture 27" descr="Independent proof graphic for Permissions and Human Review"/>
             <wp:cNvGraphicFramePr>
               <a:graphicFrameLocks noChangeAspect="1"/>
             </wp:cNvGraphicFramePr>
@@ -5085,11 +6760,11 @@
               <a:graphicData uri="http://schemas.openxmlformats.org/drawingml/2006/picture">
                 <pic:pic>
                   <pic:nvPicPr>
-                    <pic:cNvPr id="0" name="afbf5a9f64d11fae5e75cd64932620dc6b5b698cf28b0dc5be50631c04e7769b.png"/>
+                    <pic:cNvPr id="0" name="0e8e638fc1f0571843d530893a3fb31ff4f973f8f3506a6ad9be1e58f702f987.png"/>
                     <pic:cNvPicPr/>
                   </pic:nvPicPr>
                   <pic:blipFill>
-                    <a:blip r:embed="rId27"/>
+                    <a:blip r:embed="rId30"/>
                     <a:stretch>
                       <a:fillRect/>
                     </a:stretch>
@@ -5116,297 +6791,50 @@
         <w:rPr>
           <w:b w:val="0"/>
         </w:rPr>
-        <w:t>THIS WEEK’S CHECKPOINT  The recommender may suggest and explain; people decide, borrow, purchase, or share data.</w:t>
-      </w:r>
-    </w:p>
-    <w:p>
-      <w:pPr>
-        <w:pStyle w:val="Heading3"/>
-      </w:pPr>
-      <w:r>
-        <w:t>Trace the system</w:t>
+        <w:t>Require the permitted operation and object for each call; a generated plan cannot expand authority.</w:t>
+      </w:r>
+    </w:p>
+    <w:p>
+      <w:pPr>
+        <w:pStyle w:val="Heading1"/>
+      </w:pPr>
+      <w:r>
+        <w:t>13. Extra practice · The earlier complete case</w:t>
+      </w:r>
+    </w:p>
+    <w:p>
+      <w:r>
+        <w:t>Try the question before opening the worked explanation.</w:t>
+      </w:r>
+    </w:p>
+    <w:p>
+      <w:pPr>
+        <w:pStyle w:val="Heading2"/>
+      </w:pPr>
+      <w:r>
+        <w:t>Question and given facts</w:t>
       </w:r>
     </w:p>
     <w:p>
       <w:pPr>
         <w:spacing w:line="336" w:lineRule="auto" w:after="180"/>
-        <w:shd w:fill="EDF7F3"/>
       </w:pPr>
       <w:r>
         <w:rPr>
           <w:b w:val="0"/>
         </w:rPr>
-        <w:t xml:space="preserve">SYSTEM MAP  Reader need → allowed </w:t>
-      </w:r>
-      <w:r>
-        <w:rPr>
-          <w:b/>
-        </w:rPr>
-        <w:t>input</w:t>
-      </w:r>
+        <w:t>Posting a recommendation requires teacher review.</w:t>
+      </w:r>
+    </w:p>
+    <w:p>
+      <w:pPr>
+        <w:spacing w:line="336" w:lineRule="auto" w:after="180"/>
+      </w:pPr>
       <w:r>
         <w:rPr>
           <w:b w:val="0"/>
         </w:rPr>
-        <w:t xml:space="preserve">s → transparent rule or score → ranked candidates → explanation → test record → </w:t>
-      </w:r>
-      <w:r>
-        <w:rPr>
-          <w:b/>
-        </w:rPr>
-        <w:t>human decision</w:t>
-      </w:r>
-    </w:p>
-    <w:p>
-      <w:pPr>
-        <w:spacing w:line="336" w:lineRule="auto" w:after="180"/>
-        <w:shd w:fill="F5F1FB"/>
-      </w:pPr>
-      <w:r>
-        <w:rPr>
-          <w:b w:val="0"/>
-        </w:rPr>
-        <w:t>What will you add, change, or verify in the project this week?</w:t>
-      </w:r>
-    </w:p>
-    <w:p>
-      <w:pPr>
-        <w:pStyle w:val="Heading3"/>
-      </w:pPr>
-      <w:r>
-        <w:t>Write or draw your reasoning and evidence.</w:t>
-      </w:r>
-    </w:p>
-    <w:p>
-      <w:r>
-        <w:t>________________________________________________________________</w:t>
-      </w:r>
-    </w:p>
-    <w:p>
-      <w:r>
-        <w:t>________________________________________________________________</w:t>
-      </w:r>
-    </w:p>
-    <w:p>
-      <w:r>
-        <w:t>________________________________________________________________</w:t>
-      </w:r>
-    </w:p>
-    <w:p>
-      <w:r>
-        <w:t>________________________________________________________________</w:t>
-      </w:r>
-    </w:p>
-    <w:p>
-      <w:r>
-        <w:t>________________________________________________________________</w:t>
-      </w:r>
-    </w:p>
-    <w:p>
-      <w:pPr>
-        <w:spacing w:line="336" w:lineRule="auto" w:after="180"/>
-        <w:shd w:fill="F5F1FB"/>
-      </w:pPr>
-      <w:r>
-        <w:rPr>
-          <w:b w:val="0"/>
-        </w:rPr>
-        <w:t xml:space="preserve">What should remain under </w:t>
-      </w:r>
-      <w:r>
-        <w:rPr>
-          <w:b/>
-        </w:rPr>
-        <w:t>human control</w:t>
-      </w:r>
-      <w:r>
-        <w:rPr>
-          <w:b w:val="0"/>
-        </w:rPr>
-        <w:t>?</w:t>
-      </w:r>
-    </w:p>
-    <w:p>
-      <w:pPr>
-        <w:pStyle w:val="Heading3"/>
-      </w:pPr>
-      <w:r>
-        <w:t>Write or draw your reasoning and evidence.</w:t>
-      </w:r>
-    </w:p>
-    <w:p>
-      <w:r>
-        <w:t>________________________________________________________________</w:t>
-      </w:r>
-    </w:p>
-    <w:p>
-      <w:r>
-        <w:t>________________________________________________________________</w:t>
-      </w:r>
-    </w:p>
-    <w:p>
-      <w:r>
-        <w:t>________________________________________________________________</w:t>
-      </w:r>
-    </w:p>
-    <w:p>
-      <w:r>
-        <w:t>________________________________________________________________</w:t>
-      </w:r>
-    </w:p>
-    <w:p>
-      <w:r>
-        <w:t>________________________________________________________________</w:t>
-      </w:r>
-    </w:p>
-    <w:p>
-      <w:pPr>
-        <w:pStyle w:val="Heading3"/>
-      </w:pPr>
-      <w:r>
-        <w:t>Responsible design</w:t>
-      </w:r>
-    </w:p>
-    <w:p>
-      <w:pPr>
-        <w:spacing w:line="336" w:lineRule="auto" w:after="180"/>
-        <w:shd w:fill="FFF5E6"/>
-      </w:pPr>
-      <w:r>
-        <w:rPr>
-          <w:b w:val="0"/>
-        </w:rPr>
-        <w:t>RESPONSIBLE DESIGN  Collect only necessary information. Show uncertainty and limits. Never confuse a ranking with a fact about a person.</w:t>
-      </w:r>
-    </w:p>
-    <w:p>
-      <w:pPr>
-        <w:pStyle w:val="Heading3"/>
-      </w:pPr>
-      <w:r>
-        <w:t>Evidence for your project</w:t>
-      </w:r>
-    </w:p>
-    <w:p>
-      <w:pPr>
-        <w:spacing w:line="336" w:lineRule="auto" w:after="180"/>
-      </w:pPr>
-      <w:r>
-        <w:rPr>
-          <w:b w:val="0"/>
-        </w:rPr>
-        <w:t>Give the recommender read-only access wherever sufficient, and require explicit owner review for catalogue edits or publication.</w:t>
-      </w:r>
-    </w:p>
-    <w:p>
-      <w:pPr>
-        <w:pStyle w:val="Heading1"/>
-      </w:pPr>
-      <w:r>
-        <w:t>12. Show what you know</w:t>
-      </w:r>
-    </w:p>
-    <w:p>
-      <w:r>
-        <w:t>Use a genuinely new case for independent evidence. Previously discussed examples remain practice; use the separately named independent case before feedback.</w:t>
-      </w:r>
-    </w:p>
-    <w:p>
-      <w:pPr>
-        <w:pStyle w:val="Heading3"/>
-      </w:pPr>
-      <w:r>
-        <w:t>Independent evidence</w:t>
-      </w:r>
-    </w:p>
-    <w:p>
-      <w:pPr>
-        <w:spacing w:line="336" w:lineRule="auto" w:after="180"/>
-        <w:shd w:fill="FFF5E6"/>
-      </w:pPr>
-      <w:r>
-        <w:rPr>
-          <w:b w:val="0"/>
-        </w:rPr>
-        <w:t>INDEPENDENT MASTERY PROOF</w:t>
-      </w:r>
-    </w:p>
-    <w:p>
-      <w:pPr>
-        <w:spacing w:line="336" w:lineRule="auto" w:after="180"/>
-      </w:pPr>
-      <w:r>
-        <w:rPr>
-          <w:b w:val="0"/>
-        </w:rPr>
-        <w:t>Explain • Transfer • Test • Defend</w:t>
-      </w:r>
-    </w:p>
-    <w:p>
-      <w:pPr>
-        <w:spacing w:line="336" w:lineRule="auto" w:after="180"/>
-      </w:pPr>
-      <w:r>
-        <w:rPr>
-          <w:b w:val="0"/>
-        </w:rPr>
-        <w:t>Complete this page without copying the worked example. Your reasoning matters more than decoration.</w:t>
-      </w:r>
-    </w:p>
-    <w:p>
-      <w:r>
-        <w:drawing>
-          <wp:inline xmlns:a="http://schemas.openxmlformats.org/drawingml/2006/main" xmlns:pic="http://schemas.openxmlformats.org/drawingml/2006/picture">
-            <wp:extent cx="5486400" cy="1901952"/>
-            <wp:docPr id="21" name="Picture 21" descr="Independent proof graphic for Permissions and Human Review"/>
-            <wp:cNvGraphicFramePr>
-              <a:graphicFrameLocks noChangeAspect="1"/>
-            </wp:cNvGraphicFramePr>
-            <a:graphic>
-              <a:graphicData uri="http://schemas.openxmlformats.org/drawingml/2006/picture">
-                <pic:pic>
-                  <pic:nvPicPr>
-                    <pic:cNvPr id="0" name="0e8e638fc1f0571843d530893a3fb31ff4f973f8f3506a6ad9be1e58f702f987.png"/>
-                    <pic:cNvPicPr/>
-                  </pic:nvPicPr>
-                  <pic:blipFill>
-                    <a:blip r:embed="rId28"/>
-                    <a:stretch>
-                      <a:fillRect/>
-                    </a:stretch>
-                  </pic:blipFill>
-                  <pic:spPr>
-                    <a:xfrm>
-                      <a:off x="0" y="0"/>
-                      <a:ext cx="5486400" cy="1901952"/>
-                    </a:xfrm>
-                    <a:prstGeom prst="rect"/>
-                  </pic:spPr>
-                </pic:pic>
-              </a:graphicData>
-            </a:graphic>
-          </wp:inline>
-        </w:drawing>
-      </w:r>
-    </w:p>
-    <w:p>
-      <w:pPr>
-        <w:pStyle w:val="Heading3"/>
-      </w:pPr>
-      <w:r>
-        <w:t>Try a more demanding case</w:t>
-      </w:r>
-    </w:p>
-    <w:p>
-      <w:pPr>
-        <w:spacing w:line="336" w:lineRule="auto" w:after="180"/>
-        <w:shd w:fill="F5F1FB"/>
-      </w:pPr>
-      <w:r>
-        <w:rPr>
-          <w:b w:val="0"/>
-        </w:rPr>
-        <w:t xml:space="preserve">CHALLENGE  Place </w:t>
+        <w:t xml:space="preserve">Place the </w:t>
       </w:r>
       <w:r>
         <w:rPr>
@@ -5418,64 +6846,75 @@
         <w:rPr>
           <w:b w:val="0"/>
         </w:rPr>
-        <w:t>s in a field-trip planning workflow.</w:t>
+        <w:t>.</w:t>
+      </w:r>
+    </w:p>
+    <w:p>
+      <w:pPr>
+        <w:pStyle w:val="Heading2"/>
+      </w:pPr>
+      <w:r>
+        <w:t>Your explanation</w:t>
+      </w:r>
+    </w:p>
+    <w:p>
+      <w:pPr>
+        <w:pStyle w:val="ListBullet"/>
+      </w:pPr>
+      <w:r>
+        <w:t>Which detail supports the answer, and why does it matter?</w:t>
+      </w:r>
+    </w:p>
+    <w:p>
+      <w:pPr>
+        <w:pStyle w:val="Heading3"/>
+      </w:pPr>
+      <w:r>
+        <w:t>Write or draw your reasoning and evidence.</w:t>
+      </w:r>
+    </w:p>
+    <w:p>
+      <w:r>
+        <w:t>________________________________________________________________</w:t>
+      </w:r>
+    </w:p>
+    <w:p>
+      <w:r>
+        <w:t>________________________________________________________________</w:t>
+      </w:r>
+    </w:p>
+    <w:p>
+      <w:r>
+        <w:t>________________________________________________________________</w:t>
+      </w:r>
+    </w:p>
+    <w:p>
+      <w:r>
+        <w:t>________________________________________________________________</w:t>
+      </w:r>
+    </w:p>
+    <w:p>
+      <w:r>
+        <w:t>________________________________________________________________</w:t>
+      </w:r>
+    </w:p>
+    <w:p>
+      <w:pPr>
+        <w:pStyle w:val="Heading2"/>
+      </w:pPr>
+      <w:r>
+        <w:t>Check after trying · reference / check after trying</w:t>
       </w:r>
     </w:p>
     <w:p>
       <w:pPr>
         <w:spacing w:line="336" w:lineRule="auto" w:after="180"/>
-        <w:shd w:fill="F4F9FC"/>
       </w:pPr>
       <w:r>
         <w:rPr>
           <w:b w:val="0"/>
         </w:rPr>
-        <w:t>1. My fresh example, trace, calculation, or design:</w:t>
-      </w:r>
-    </w:p>
-    <w:p>
-      <w:pPr>
-        <w:pStyle w:val="Heading3"/>
-      </w:pPr>
-      <w:r>
-        <w:t>Write or draw your reasoning and evidence.</w:t>
-      </w:r>
-    </w:p>
-    <w:p>
-      <w:r>
-        <w:t>________________________________________________________________</w:t>
-      </w:r>
-    </w:p>
-    <w:p>
-      <w:r>
-        <w:t>________________________________________________________________</w:t>
-      </w:r>
-    </w:p>
-    <w:p>
-      <w:r>
-        <w:t>________________________________________________________________</w:t>
-      </w:r>
-    </w:p>
-    <w:p>
-      <w:r>
-        <w:t>________________________________________________________________</w:t>
-      </w:r>
-    </w:p>
-    <w:p>
-      <w:r>
-        <w:t>________________________________________________________________</w:t>
-      </w:r>
-    </w:p>
-    <w:p>
-      <w:pPr>
-        <w:spacing w:line="336" w:lineRule="auto" w:after="180"/>
-        <w:shd w:fill="F4F9FC"/>
-      </w:pPr>
-      <w:r>
-        <w:rPr>
-          <w:b w:val="0"/>
-        </w:rPr>
-        <w:t xml:space="preserve">2. My </w:t>
+        <w:t xml:space="preserve">After draft and </w:t>
       </w:r>
       <w:r>
         <w:rPr>
@@ -5487,311 +6926,7 @@
         <w:rPr>
           <w:b w:val="0"/>
         </w:rPr>
-        <w:t xml:space="preserve"> that it works (include a boundary or missing-data case):</w:t>
-      </w:r>
-    </w:p>
-    <w:p>
-      <w:pPr>
-        <w:pStyle w:val="Heading3"/>
-      </w:pPr>
-      <w:r>
-        <w:t>Write or draw your reasoning and evidence.</w:t>
-      </w:r>
-    </w:p>
-    <w:p>
-      <w:r>
-        <w:t>________________________________________________________________</w:t>
-      </w:r>
-    </w:p>
-    <w:p>
-      <w:r>
-        <w:t>________________________________________________________________</w:t>
-      </w:r>
-    </w:p>
-    <w:p>
-      <w:r>
-        <w:t>________________________________________________________________</w:t>
-      </w:r>
-    </w:p>
-    <w:p>
-      <w:r>
-        <w:t>________________________________________________________________</w:t>
-      </w:r>
-    </w:p>
-    <w:p>
-      <w:r>
-        <w:t>________________________________________________________________</w:t>
-      </w:r>
-    </w:p>
-    <w:p>
-      <w:pPr>
-        <w:spacing w:line="336" w:lineRule="auto" w:after="180"/>
-        <w:shd w:fill="F4F9FC"/>
-      </w:pPr>
-      <w:r>
-        <w:rPr>
-          <w:b w:val="0"/>
-        </w:rPr>
-        <w:t>3. One limitation, fairness concern, or situation needing human review:</w:t>
-      </w:r>
-    </w:p>
-    <w:p>
-      <w:pPr>
-        <w:pStyle w:val="Heading3"/>
-      </w:pPr>
-      <w:r>
-        <w:t>Write or draw your reasoning and evidence.</w:t>
-      </w:r>
-    </w:p>
-    <w:p>
-      <w:r>
-        <w:t>________________________________________________________________</w:t>
-      </w:r>
-    </w:p>
-    <w:p>
-      <w:r>
-        <w:t>________________________________________________________________</w:t>
-      </w:r>
-    </w:p>
-    <w:p>
-      <w:r>
-        <w:t>________________________________________________________________</w:t>
-      </w:r>
-    </w:p>
-    <w:p>
-      <w:r>
-        <w:t>________________________________________________________________</w:t>
-      </w:r>
-    </w:p>
-    <w:p>
-      <w:r>
-        <w:t>________________________________________________________________</w:t>
-      </w:r>
-    </w:p>
-    <w:p>
-      <w:pPr>
-        <w:pStyle w:val="Heading3"/>
-      </w:pPr>
-      <w:r>
-        <w:t>Check your explanation</w:t>
-      </w:r>
-    </w:p>
-    <w:p>
-      <w:pPr>
-        <w:spacing w:line="336" w:lineRule="auto" w:after="180"/>
-        <w:shd w:fill="F5F1FB"/>
-      </w:pPr>
-      <w:r>
-        <w:rPr>
-          <w:b w:val="0"/>
-        </w:rPr>
-        <w:t xml:space="preserve">SELF-CHECK  □ I explained the </w:t>
-      </w:r>
-      <w:r>
-        <w:rPr>
-          <w:b/>
-        </w:rPr>
-        <w:t>mechanism</w:t>
-      </w:r>
-      <w:r>
-        <w:rPr>
-          <w:b w:val="0"/>
-        </w:rPr>
-        <w:t xml:space="preserve">  □ I used </w:t>
-      </w:r>
-      <w:r>
-        <w:rPr>
-          <w:b/>
-        </w:rPr>
-        <w:t>evidence</w:t>
-      </w:r>
-      <w:r>
-        <w:rPr>
-          <w:b w:val="0"/>
-        </w:rPr>
-        <w:t xml:space="preserve">  □ I tested a fresh case  □ I named a limitation  □ I can answer ‘why?’</w:t>
-      </w:r>
-    </w:p>
-    <w:p>
-      <w:pPr>
-        <w:pStyle w:val="Heading1"/>
-      </w:pPr>
-      <w:r>
-        <w:t>13. Study a complete case</w:t>
-      </w:r>
-    </w:p>
-    <w:p>
-      <w:r>
-        <w:t>Revisit the complete Permissions and Human Review case for supported practice. Repeated examples do not become fresh assessments.</w:t>
-      </w:r>
-    </w:p>
-    <w:p>
-      <w:pPr>
-        <w:pStyle w:val="Heading3"/>
-      </w:pPr>
-      <w:r>
-        <w:t>Week 31 Worked case</w:t>
-      </w:r>
-    </w:p>
-    <w:p>
-      <w:pPr>
-        <w:spacing w:line="336" w:lineRule="auto" w:after="180"/>
-      </w:pPr>
-      <w:r>
-        <w:rPr>
-          <w:b w:val="0"/>
-        </w:rPr>
-        <w:t>Use the supplied details to practise the weekly concept before attempting the independent question. This case extends the illustrated lesson.</w:t>
-      </w:r>
-    </w:p>
-    <w:p>
-      <w:pPr>
-        <w:pStyle w:val="Heading3"/>
-      </w:pPr>
-      <w:r>
-        <w:t>The situation</w:t>
-      </w:r>
-    </w:p>
-    <w:p>
-      <w:pPr>
-        <w:spacing w:line="336" w:lineRule="auto" w:after="180"/>
-      </w:pPr>
-      <w:r>
-        <w:rPr>
-          <w:b w:val="0"/>
-        </w:rPr>
-        <w:t>Posting a recommendation requires teacher review.</w:t>
-      </w:r>
-    </w:p>
-    <w:p>
-      <w:pPr>
-        <w:pStyle w:val="Heading3"/>
-      </w:pPr>
-      <w:r>
-        <w:t>The question</w:t>
-      </w:r>
-    </w:p>
-    <w:p>
-      <w:pPr>
-        <w:spacing w:line="336" w:lineRule="auto" w:after="180"/>
-      </w:pPr>
-      <w:r>
-        <w:rPr>
-          <w:b w:val="0"/>
-        </w:rPr>
-        <w:t xml:space="preserve">Place the </w:t>
-      </w:r>
-      <w:r>
-        <w:rPr>
-          <w:b/>
-        </w:rPr>
-        <w:t>approval gate</w:t>
-      </w:r>
-      <w:r>
-        <w:rPr>
-          <w:b w:val="0"/>
-        </w:rPr>
-        <w:t>.</w:t>
-      </w:r>
-    </w:p>
-    <w:p>
-      <w:pPr>
-        <w:pStyle w:val="Heading3"/>
-      </w:pPr>
-      <w:r>
-        <w:t>Worked explanation</w:t>
-      </w:r>
-    </w:p>
-    <w:p>
-      <w:pPr>
-        <w:spacing w:line="336" w:lineRule="auto" w:after="180"/>
-      </w:pPr>
-      <w:r>
-        <w:rPr>
-          <w:b w:val="0"/>
-        </w:rPr>
-        <w:t xml:space="preserve">After draft and </w:t>
-      </w:r>
-      <w:r>
-        <w:rPr>
-          <w:b/>
-        </w:rPr>
-        <w:t>evidence</w:t>
-      </w:r>
-      <w:r>
-        <w:rPr>
-          <w:b w:val="0"/>
-        </w:rPr>
         <w:t xml:space="preserve"> are visible, before posting; include content and destination. No approval means no post.</w:t>
-      </w:r>
-    </w:p>
-    <w:p>
-      <w:pPr>
-        <w:pStyle w:val="Heading3"/>
-      </w:pPr>
-      <w:r>
-        <w:t>Explain it in your own words</w:t>
-      </w:r>
-    </w:p>
-    <w:p>
-      <w:pPr>
-        <w:spacing w:line="336" w:lineRule="auto" w:after="180"/>
-        <w:shd w:fill="F5F1FB"/>
-      </w:pPr>
-      <w:r>
-        <w:rPr>
-          <w:b w:val="0"/>
-        </w:rPr>
-        <w:t>Which detail supports the answer, and why does it matter?</w:t>
-      </w:r>
-    </w:p>
-    <w:p>
-      <w:pPr>
-        <w:pStyle w:val="Heading3"/>
-      </w:pPr>
-      <w:r>
-        <w:t>Write or draw your reasoning and evidence.</w:t>
-      </w:r>
-    </w:p>
-    <w:p>
-      <w:r>
-        <w:t>________________________________________________________________</w:t>
-      </w:r>
-    </w:p>
-    <w:p>
-      <w:r>
-        <w:t>________________________________________________________________</w:t>
-      </w:r>
-    </w:p>
-    <w:p>
-      <w:r>
-        <w:t>________________________________________________________________</w:t>
-      </w:r>
-    </w:p>
-    <w:p>
-      <w:r>
-        <w:t>________________________________________________________________</w:t>
-      </w:r>
-    </w:p>
-    <w:p>
-      <w:r>
-        <w:t>________________________________________________________________</w:t>
-      </w:r>
-    </w:p>
-    <w:p>
-      <w:pPr>
-        <w:pStyle w:val="Heading3"/>
-      </w:pPr>
-      <w:r>
-        <w:t>Trace the supplied case visually</w:t>
-      </w:r>
-    </w:p>
-    <w:p>
-      <w:pPr>
-        <w:pStyle w:val="Heading3"/>
-      </w:pPr>
-      <w:r>
-        <w:t>Put approval after evidence and before action</w:t>
       </w:r>
     </w:p>
     <w:tbl>
@@ -5920,6 +7055,81 @@
     </w:tbl>
     <w:p>
       <w:pPr>
+        <w:pStyle w:val="Heading2"/>
+      </w:pPr>
+      <w:r>
+        <w:t>Earlier wording, alternatives and picture transcripts · reference / check after trying</w:t>
+      </w:r>
+    </w:p>
+    <w:p>
+      <w:pPr>
+        <w:pStyle w:val="Heading3"/>
+      </w:pPr>
+      <w:r>
+        <w:t>Week 31 Worked case</w:t>
+      </w:r>
+    </w:p>
+    <w:p>
+      <w:pPr>
+        <w:spacing w:line="336" w:lineRule="auto" w:after="180"/>
+      </w:pPr>
+      <w:r>
+        <w:rPr>
+          <w:b w:val="0"/>
+        </w:rPr>
+        <w:t>Use the supplied details to practise the weekly concept before attempting the independent question. This case extends the illustrated lesson.</w:t>
+      </w:r>
+    </w:p>
+    <w:p>
+      <w:pPr>
+        <w:pStyle w:val="Heading3"/>
+      </w:pPr>
+      <w:r>
+        <w:t>The situation</w:t>
+      </w:r>
+    </w:p>
+    <w:p>
+      <w:pPr>
+        <w:pStyle w:val="Heading3"/>
+      </w:pPr>
+      <w:r>
+        <w:t>The question</w:t>
+      </w:r>
+    </w:p>
+    <w:p>
+      <w:pPr>
+        <w:pStyle w:val="Heading3"/>
+      </w:pPr>
+      <w:r>
+        <w:t>Worked explanation</w:t>
+      </w:r>
+    </w:p>
+    <w:p>
+      <w:pPr>
+        <w:pStyle w:val="Heading3"/>
+      </w:pPr>
+      <w:r>
+        <w:t>Explain it in your own words</w:t>
+      </w:r>
+    </w:p>
+    <w:p>
+      <w:pPr>
+        <w:pStyle w:val="Heading3"/>
+      </w:pPr>
+      <w:r>
+        <w:t>Trace the supplied case visually</w:t>
+      </w:r>
+    </w:p>
+    <w:p>
+      <w:pPr>
+        <w:pStyle w:val="Heading3"/>
+      </w:pPr>
+      <w:r>
+        <w:t>Put approval after evidence and before action</w:t>
+      </w:r>
+    </w:p>
+    <w:p>
+      <w:pPr>
         <w:spacing w:line="336" w:lineRule="auto" w:after="180"/>
       </w:pPr>
       <w:r>
@@ -5980,454 +7190,20 @@
         <w:pStyle w:val="Heading1"/>
       </w:pPr>
       <w:r>
-        <w:t>14. Try a new case independently</w:t>
-      </w:r>
-    </w:p>
-    <w:p>
-      <w:r>
-        <w:t>Attempt the reserved new case before feedback. Record support; the earlier examples below remain additional practice.</w:t>
-      </w:r>
-    </w:p>
-    <w:p>
-      <w:pPr>
-        <w:pStyle w:val="Heading3"/>
-      </w:pPr>
-      <w:r>
-        <w:t>Independent case: Apply a new case independently</w:t>
-      </w:r>
-    </w:p>
-    <w:p>
-      <w:pPr>
-        <w:spacing w:line="336" w:lineRule="auto" w:after="180"/>
-      </w:pPr>
-      <w:r>
-        <w:rPr>
-          <w:b w:val="0"/>
-        </w:rPr>
-        <w:t>Scope allows read inventory items A, B. Calls read A, read C, write B. Decide.</w:t>
-      </w:r>
-    </w:p>
-    <w:p>
-      <w:pPr>
-        <w:pStyle w:val="Heading3"/>
-      </w:pPr>
-      <w:r>
-        <w:t>My independent explanation, trace and limits</w:t>
-      </w:r>
-    </w:p>
-    <w:p>
-      <w:r>
-        <w:t>________________________________________________________________</w:t>
-      </w:r>
-    </w:p>
-    <w:p>
-      <w:r>
-        <w:t>________________________________________________________________</w:t>
-      </w:r>
-    </w:p>
-    <w:p>
-      <w:r>
-        <w:t>________________________________________________________________</w:t>
-      </w:r>
-    </w:p>
-    <w:p>
-      <w:r>
-        <w:t>________________________________________________________________</w:t>
-      </w:r>
-    </w:p>
-    <w:p>
-      <w:r>
-        <w:t>________________________________________________________________</w:t>
-      </w:r>
-    </w:p>
-    <w:p>
-      <w:r>
-        <w:t>________________________________________________________________</w:t>
-      </w:r>
-    </w:p>
-    <w:p>
-      <w:r>
-        <w:t>________________________________________________________________</w:t>
-      </w:r>
-    </w:p>
-    <w:p>
-      <w:pPr>
-        <w:spacing w:line="336" w:lineRule="auto" w:after="180"/>
-      </w:pPr>
-      <w:r>
-        <w:rPr>
-          <w:b w:val="0"/>
-        </w:rPr>
-        <w:t>Attempt this case before feedback. Record any help. Earlier examples below are further practice; a case already practised with feedback cannot establish fresh transfer.</w:t>
-      </w:r>
-    </w:p>
-    <w:p>
-      <w:pPr>
-        <w:pStyle w:val="Heading3"/>
-      </w:pPr>
-      <w:r>
-        <w:t>Week 31 Independent application</w:t>
-      </w:r>
-    </w:p>
-    <w:p>
-      <w:pPr>
-        <w:spacing w:line="336" w:lineRule="auto" w:after="180"/>
-      </w:pPr>
-      <w:r>
-        <w:rPr>
-          <w:b w:val="0"/>
-        </w:rPr>
-        <w:t>Close the worked explanation. Apply the idea to this different question without copying.</w:t>
-      </w:r>
-    </w:p>
-    <w:p>
-      <w:pPr>
-        <w:spacing w:line="336" w:lineRule="auto" w:after="180"/>
-      </w:pPr>
-      <w:r>
-        <w:rPr>
-          <w:b w:val="0"/>
-        </w:rPr>
-        <w:t>A teacher allows a tool to draft a message but forbids sending. The draft is correct. May the agent send it? Explain the boundary.</w:t>
-      </w:r>
-    </w:p>
-    <w:p>
-      <w:pPr>
-        <w:spacing w:line="336" w:lineRule="auto" w:after="180"/>
-      </w:pPr>
-      <w:r>
-        <w:rPr>
-          <w:b w:val="0"/>
-        </w:rPr>
-        <w:t xml:space="preserve">My answer, with a trace, calculation or supporting </w:t>
-      </w:r>
-      <w:r>
-        <w:rPr>
-          <w:b/>
-        </w:rPr>
-        <w:t>evidence</w:t>
-      </w:r>
-    </w:p>
-    <w:p>
-      <w:pPr>
-        <w:pStyle w:val="Heading3"/>
-      </w:pPr>
-      <w:r>
-        <w:t>Write or draw your reasoning and evidence.</w:t>
-      </w:r>
-    </w:p>
-    <w:p>
-      <w:r>
-        <w:t>________________________________________________________________</w:t>
-      </w:r>
-    </w:p>
-    <w:p>
-      <w:r>
-        <w:t>________________________________________________________________</w:t>
-      </w:r>
-    </w:p>
-    <w:p>
-      <w:r>
-        <w:t>________________________________________________________________</w:t>
-      </w:r>
-    </w:p>
-    <w:p>
-      <w:r>
-        <w:t>________________________________________________________________</w:t>
-      </w:r>
-    </w:p>
-    <w:p>
-      <w:r>
-        <w:t>________________________________________________________________</w:t>
-      </w:r>
-    </w:p>
-    <w:p>
-      <w:pPr>
-        <w:pStyle w:val="Heading3"/>
-      </w:pPr>
-      <w:r>
-        <w:t>Create and test</w:t>
-      </w:r>
-    </w:p>
-    <w:p>
-      <w:pPr>
-        <w:spacing w:line="336" w:lineRule="auto" w:after="180"/>
-      </w:pPr>
-      <w:r>
-        <w:rPr>
-          <w:b w:val="0"/>
-        </w:rPr>
-        <w:t>Change one relevant detail. Predict the result before testing. Include a boundary or missing-information case when it helps reveal a limit.</w:t>
-      </w:r>
-    </w:p>
-    <w:p>
-      <w:pPr>
-        <w:spacing w:line="336" w:lineRule="auto" w:after="180"/>
-      </w:pPr>
-      <w:r>
-        <w:rPr>
-          <w:b w:val="0"/>
-        </w:rPr>
-        <w:t xml:space="preserve">My changed </w:t>
-      </w:r>
-      <w:r>
-        <w:rPr>
-          <w:b/>
-        </w:rPr>
-        <w:t>input</w:t>
-      </w:r>
-      <w:r>
-        <w:rPr>
-          <w:b w:val="0"/>
-        </w:rPr>
-        <w:t xml:space="preserve"> and expected result</w:t>
-      </w:r>
-    </w:p>
-    <w:p>
-      <w:pPr>
-        <w:pStyle w:val="Heading3"/>
-      </w:pPr>
-      <w:r>
-        <w:t>Write or draw your reasoning and evidence.</w:t>
-      </w:r>
-    </w:p>
-    <w:p>
-      <w:r>
-        <w:t>________________________________________________________________</w:t>
-      </w:r>
-    </w:p>
-    <w:p>
-      <w:r>
-        <w:t>________________________________________________________________</w:t>
-      </w:r>
-    </w:p>
-    <w:p>
-      <w:r>
-        <w:t>________________________________________________________________</w:t>
-      </w:r>
-    </w:p>
-    <w:p>
-      <w:r>
-        <w:t>________________________________________________________________</w:t>
-      </w:r>
-    </w:p>
-    <w:p>
-      <w:r>
-        <w:t>________________________________________________________________</w:t>
-      </w:r>
-    </w:p>
-    <w:p>
-      <w:pPr>
-        <w:pStyle w:val="Heading3"/>
-      </w:pPr>
-      <w:r>
-        <w:t>Connect to your project</w:t>
-      </w:r>
-    </w:p>
-    <w:p>
-      <w:pPr>
-        <w:spacing w:line="336" w:lineRule="auto" w:after="180"/>
-      </w:pPr>
-      <w:r>
-        <w:rPr>
-          <w:b w:val="0"/>
-        </w:rPr>
-        <w:t>The recommender may suggest and explain; people decide, borrow, purchase, or share data.</w:t>
-      </w:r>
-    </w:p>
-    <w:p>
-      <w:pPr>
-        <w:spacing w:line="336" w:lineRule="auto" w:after="180"/>
-      </w:pPr>
-      <w:r>
-        <w:rPr>
-          <w:b w:val="0"/>
-        </w:rPr>
-        <w:t xml:space="preserve">The </w:t>
-      </w:r>
-      <w:r>
-        <w:rPr>
-          <w:b/>
-        </w:rPr>
-        <w:t>evidence</w:t>
-      </w:r>
-      <w:r>
-        <w:rPr>
-          <w:b w:val="0"/>
-        </w:rPr>
-        <w:t xml:space="preserve"> I will keep</w:t>
-      </w:r>
-    </w:p>
-    <w:p>
-      <w:pPr>
-        <w:pStyle w:val="Heading3"/>
-      </w:pPr>
-      <w:r>
-        <w:t>Write or draw your reasoning and evidence.</w:t>
-      </w:r>
-    </w:p>
-    <w:p>
-      <w:r>
-        <w:t>________________________________________________________________</w:t>
-      </w:r>
-    </w:p>
-    <w:p>
-      <w:r>
-        <w:t>________________________________________________________________</w:t>
-      </w:r>
-    </w:p>
-    <w:p>
-      <w:r>
-        <w:t>________________________________________________________________</w:t>
-      </w:r>
-    </w:p>
-    <w:p>
-      <w:r>
-        <w:t>________________________________________________________________</w:t>
-      </w:r>
-    </w:p>
-    <w:p>
-      <w:r>
-        <w:t>________________________________________________________________</w:t>
-      </w:r>
-    </w:p>
-    <w:p>
-      <w:pPr>
-        <w:spacing w:line="336" w:lineRule="auto" w:after="180"/>
-      </w:pPr>
-      <w:r>
-        <w:rPr>
-          <w:b w:val="0"/>
-        </w:rPr>
-        <w:t xml:space="preserve">Your teacher has the independent answer and scoring criteria. Complete the matching workbook week to keep your practice </w:t>
-      </w:r>
-      <w:r>
-        <w:rPr>
-          <w:b/>
-        </w:rPr>
-        <w:t>evidence</w:t>
-      </w:r>
-      <w:r>
-        <w:rPr>
-          <w:b w:val="0"/>
-        </w:rPr>
-        <w:t xml:space="preserve"> together.</w:t>
-      </w:r>
-    </w:p>
-    <w:p>
-      <w:pPr>
-        <w:pStyle w:val="Heading3"/>
-      </w:pPr>
-      <w:r>
-        <w:t>Transfer practice from the original programme</w:t>
-      </w:r>
-    </w:p>
-    <w:p>
-      <w:pPr>
-        <w:spacing w:line="336" w:lineRule="auto" w:after="180"/>
-      </w:pPr>
-      <w:r>
-        <w:rPr>
-          <w:b w:val="0"/>
-        </w:rPr>
-        <w:t>A teacher approves posting version 1 to a class board. The assistant changes the text and destination to a public board. Does the old approval cover the new action? Define what must be reviewed.</w:t>
-      </w:r>
-    </w:p>
-    <w:p>
-      <w:pPr>
-        <w:pStyle w:val="Heading3"/>
-      </w:pPr>
-      <w:r>
-        <w:t>Explain the mechanism, evidence and one limit.</w:t>
-      </w:r>
-    </w:p>
-    <w:p>
-      <w:r>
-        <w:t>________________________________________________________________</w:t>
-      </w:r>
-    </w:p>
-    <w:p>
-      <w:r>
-        <w:t>________________________________________________________________</w:t>
-      </w:r>
-    </w:p>
-    <w:p>
-      <w:r>
-        <w:t>________________________________________________________________</w:t>
-      </w:r>
-    </w:p>
-    <w:p>
-      <w:r>
-        <w:t>________________________________________________________________</w:t>
-      </w:r>
-    </w:p>
-    <w:p>
-      <w:r>
-        <w:t>________________________________________________________________</w:t>
-      </w:r>
-    </w:p>
-    <w:p>
-      <w:r>
-        <w:t>________________________________________________________________</w:t>
-      </w:r>
-    </w:p>
-    <w:p>
-      <w:r>
-        <w:t>________________________________________________________________</w:t>
-      </w:r>
-    </w:p>
-    <w:p>
-      <w:pPr>
-        <w:pStyle w:val="Heading3"/>
-      </w:pPr>
-      <w:r>
-        <w:t>Use feedback to improve</w:t>
-      </w:r>
-    </w:p>
-    <w:p>
-      <w:pPr>
-        <w:spacing w:line="336" w:lineRule="auto" w:after="180"/>
-      </w:pPr>
-      <w:r>
-        <w:rPr>
-          <w:b w:val="0"/>
-        </w:rPr>
-        <w:t>Attempt the independent case before hints. Record whether you worked alone, used a hint or followed a model. After feedback, fix the first unsupported step and explain why it changed.</w:t>
-      </w:r>
-    </w:p>
-    <w:p>
-      <w:pPr>
-        <w:spacing w:line="336" w:lineRule="auto" w:after="180"/>
-      </w:pPr>
-      <w:r>
-        <w:rPr>
-          <w:b w:val="0"/>
-        </w:rPr>
-        <w:t>A later check uses a changed case, not a copied answer.</w:t>
-      </w:r>
-    </w:p>
-    <w:p>
-      <w:pPr>
-        <w:pStyle w:val="Heading1"/>
-      </w:pPr>
-      <w:r>
-        <w:t>15. Your lesson route</w:t>
-      </w:r>
-    </w:p>
-    <w:p>
-      <w:r>
-        <w:t>Use this map to navigate Permissions and Human Review, connect the goals to tasks and keep one evidence record for each attempt.</w:t>
-      </w:r>
-    </w:p>
-    <w:p>
-      <w:pPr>
-        <w:spacing w:line="336" w:lineRule="auto" w:after="180"/>
-      </w:pPr>
-      <w:r>
-        <w:rPr>
-          <w:b w:val="0"/>
-        </w:rPr>
-        <w:t>Start with this question: A fictional catalogue helper receives a narrowly scoped tool token.</w:t>
+        <w:t>15. Reference · Earlier checklist</w:t>
+      </w:r>
+    </w:p>
+    <w:p>
+      <w:r>
+        <w:t>Use when it helps inspect the evidence.</w:t>
+      </w:r>
+    </w:p>
+    <w:p>
+      <w:pPr>
+        <w:pStyle w:val="Heading2"/>
+      </w:pPr>
+      <w:r>
+        <w:t>Checklist and first prediction</w:t>
       </w:r>
     </w:p>
     <w:tbl>
@@ -6592,15 +7368,10 @@
     </w:p>
     <w:p>
       <w:pPr>
-        <w:pStyle w:val="Heading1"/>
-      </w:pPr>
-      <w:r>
-        <w:t>16. Finish and return</w:t>
-      </w:r>
-    </w:p>
-    <w:p>
-      <w:r>
-        <w:t>Explain Permissions and Human Review without notes, identify a remaining question and plan a later check with a changed case.</w:t>
+        <w:pStyle w:val="Heading2"/>
+      </w:pPr>
+      <w:r>
+        <w:t>Earlier wording, alternatives and picture transcripts · reference / check after trying</w:t>
       </w:r>
     </w:p>
     <w:p>
@@ -6611,7 +7382,299 @@
         <w:rPr>
           <w:b w:val="0"/>
         </w:rPr>
-        <w:t xml:space="preserve">Close your notes. Explain this goal in your own words: Explain the </w:t>
+        <w:t>Start with this question: A fictional catalogue helper receives a narrowly scoped tool token.</w:t>
+      </w:r>
+    </w:p>
+    <w:p>
+      <w:pPr>
+        <w:pStyle w:val="Heading1"/>
+      </w:pPr>
+      <w:r>
+        <w:t>17. Extra practice · Pictures, feedback and repair</w:t>
+      </w:r>
+    </w:p>
+    <w:p>
+      <w:r>
+        <w:t>Try before opening feedback; keep the selected independent task separate.</w:t>
+      </w:r>
+    </w:p>
+    <w:p>
+      <w:pPr>
+        <w:pStyle w:val="Heading2"/>
+      </w:pPr>
+      <w:r>
+        <w:t>First supported question</w:t>
+      </w:r>
+    </w:p>
+    <w:p>
+      <w:pPr>
+        <w:pStyle w:val="ListBullet"/>
+      </w:pPr>
+      <w:r>
+        <w:t>A fictional catalogue helper receives a narrowly scoped tool token.</w:t>
+      </w:r>
+    </w:p>
+    <w:p>
+      <w:pPr>
+        <w:pStyle w:val="Heading3"/>
+      </w:pPr>
+      <w:r>
+        <w:t>Practice 1: explain the deciding evidence</w:t>
+      </w:r>
+    </w:p>
+    <w:p>
+      <w:pPr>
+        <w:pStyle w:val="ListBullet"/>
+      </w:pPr>
+      <w:r>
+        <w:t>Which labelled step matches this detail? write R5 fails operation scope: deny even for an allowed record.</w:t>
+      </w:r>
+    </w:p>
+    <w:p>
+      <w:pPr>
+        <w:pStyle w:val="ListBullet"/>
+      </w:pPr>
+      <w:r>
+        <w:t>1. Wrong operation</w:t>
+      </w:r>
+    </w:p>
+    <w:p>
+      <w:pPr>
+        <w:pStyle w:val="ListBullet"/>
+      </w:pPr>
+      <w:r>
+        <w:t>2. Read token</w:t>
+      </w:r>
+    </w:p>
+    <w:p>
+      <w:pPr>
+        <w:pStyle w:val="ListBullet"/>
+      </w:pPr>
+      <w:r>
+        <w:t>3. Wrong object</w:t>
+      </w:r>
+    </w:p>
+    <w:p>
+      <w:pPr>
+        <w:pStyle w:val="ListBullet"/>
+      </w:pPr>
+      <w:r>
+        <w:t>4. Allowed call</w:t>
+      </w:r>
+    </w:p>
+    <w:p>
+      <w:pPr>
+        <w:pStyle w:val="Heading3"/>
+      </w:pPr>
+      <w:r>
+        <w:t>My selected conclusion, deciding fact and explanation</w:t>
+      </w:r>
+    </w:p>
+    <w:p>
+      <w:r>
+        <w:t>________________________________________________________________</w:t>
+      </w:r>
+    </w:p>
+    <w:p>
+      <w:r>
+        <w:t>________________________________________________________________</w:t>
+      </w:r>
+    </w:p>
+    <w:p>
+      <w:r>
+        <w:t>________________________________________________________________</w:t>
+      </w:r>
+    </w:p>
+    <w:p>
+      <w:r>
+        <w:t>________________________________________________________________</w:t>
+      </w:r>
+    </w:p>
+    <w:p>
+      <w:r>
+        <w:t>________________________________________________________________</w:t>
+      </w:r>
+    </w:p>
+    <w:p>
+      <w:pPr>
+        <w:pStyle w:val="ListBullet"/>
+      </w:pPr>
+      <w:r>
+        <w:t>Hint if needed: Read the steps in the pictorial case. Match the supplied detail to the stage that performs or records it.</w:t>
+      </w:r>
+    </w:p>
+    <w:p>
+      <w:pPr>
+        <w:pStyle w:val="Heading2"/>
+      </w:pPr>
+      <w:r>
+        <w:t>Check after trying · reference / check after trying</w:t>
+      </w:r>
+    </w:p>
+    <w:p>
+      <w:pPr>
+        <w:spacing w:line="336" w:lineRule="auto" w:after="180"/>
+      </w:pPr>
+      <w:r>
+        <w:rPr>
+          <w:b w:val="0"/>
+        </w:rPr>
+        <w:t>After your attempt, compare with the supported explanation: Wrong operation write R5 fails operation scope: deny even for an allowed record.</w:t>
+      </w:r>
+    </w:p>
+    <w:p>
+      <w:pPr>
+        <w:spacing w:line="336" w:lineRule="auto" w:after="180"/>
+      </w:pPr>
+      <w:r>
+        <w:rPr>
+          <w:b/>
+        </w:rPr>
+        <w:t>Permission</w:t>
+      </w:r>
+      <w:r>
+        <w:rPr>
+          <w:b w:val="0"/>
+        </w:rPr>
+        <w:t>s are concrete restrictions, not a confidence score or a general instruction to be useful. Each proposed call must match both dimensions before it happens.</w:t>
+      </w:r>
+    </w:p>
+    <w:p>
+      <w:pPr>
+        <w:spacing w:line="336" w:lineRule="auto" w:after="180"/>
+      </w:pPr>
+      <w:r>
+        <w:rPr>
+          <w:b w:val="0"/>
+        </w:rPr>
+        <w:t>A request written inside catalogue text cannot enlarge the token’s authority. Denial should preserve the proposed action and reason without executing the disallowed mutation.</w:t>
+      </w:r>
+    </w:p>
+    <w:p>
+      <w:pPr>
+        <w:pStyle w:val="Heading2"/>
+      </w:pPr>
+      <w:r>
+        <w:t>Changed-case question</w:t>
+      </w:r>
+    </w:p>
+    <w:p>
+      <w:pPr>
+        <w:pStyle w:val="Heading3"/>
+      </w:pPr>
+      <w:r>
+        <w:t>Practice 2: explain the deciding evidence</w:t>
+      </w:r>
+    </w:p>
+    <w:p>
+      <w:pPr>
+        <w:pStyle w:val="ListBullet"/>
+      </w:pPr>
+      <w:r>
+        <w:t>Changed-case practice: The helper says it needs write R5 to correct an apparent typo. Which conclusion is supported by the supplied facts?</w:t>
+      </w:r>
+    </w:p>
+    <w:p>
+      <w:pPr>
+        <w:pStyle w:val="ListBullet"/>
+      </w:pPr>
+      <w:r>
+        <w:t>1. We can decide the result without examining the changed input or the procedure.</w:t>
+      </w:r>
+    </w:p>
+    <w:p>
+      <w:pPr>
+        <w:pStyle w:val="ListBullet"/>
+      </w:pPr>
+      <w:r>
+        <w:t>2. This one example guarantees correct results for every future input.</w:t>
+      </w:r>
+    </w:p>
+    <w:p>
+      <w:pPr>
+        <w:pStyle w:val="ListBullet"/>
+      </w:pPr>
+      <w:r>
+        <w:t>3. The write remains denied under the existing token.</w:t>
+      </w:r>
+    </w:p>
+    <w:p>
+      <w:pPr>
+        <w:pStyle w:val="Heading3"/>
+      </w:pPr>
+      <w:r>
+        <w:t>My selected conclusion, deciding fact and explanation</w:t>
+      </w:r>
+    </w:p>
+    <w:p>
+      <w:r>
+        <w:t>________________________________________________________________</w:t>
+      </w:r>
+    </w:p>
+    <w:p>
+      <w:r>
+        <w:t>________________________________________________________________</w:t>
+      </w:r>
+    </w:p>
+    <w:p>
+      <w:r>
+        <w:t>________________________________________________________________</w:t>
+      </w:r>
+    </w:p>
+    <w:p>
+      <w:r>
+        <w:t>________________________________________________________________</w:t>
+      </w:r>
+    </w:p>
+    <w:p>
+      <w:r>
+        <w:t>________________________________________________________________</w:t>
+      </w:r>
+    </w:p>
+    <w:p>
+      <w:pPr>
+        <w:pStyle w:val="ListBullet"/>
+      </w:pPr>
+      <w:r>
+        <w:t>Hint if needed: Use the changed condition and the deciding step in the pictorial trace. The answer must say what follows from those facts.</w:t>
+      </w:r>
+    </w:p>
+    <w:p>
+      <w:pPr>
+        <w:pStyle w:val="Heading2"/>
+      </w:pPr>
+      <w:r>
+        <w:t>Check changed case · reference / check after trying</w:t>
+      </w:r>
+    </w:p>
+    <w:p>
+      <w:pPr>
+        <w:spacing w:line="336" w:lineRule="auto" w:after="180"/>
+      </w:pPr>
+      <w:r>
+        <w:rPr>
+          <w:b w:val="0"/>
+        </w:rPr>
+        <w:t>After your attempt, compare with the supported explanation: The write remains denied under the existing token. A useful purpose does not create an authorised operation; an authorised owner must review any scope change.</w:t>
+      </w:r>
+    </w:p>
+    <w:p>
+      <w:pPr>
+        <w:pStyle w:val="Heading2"/>
+      </w:pPr>
+      <w:r>
+        <w:t>Repair and keep evidence</w:t>
+      </w:r>
+    </w:p>
+    <w:p>
+      <w:pPr>
+        <w:spacing w:line="336" w:lineRule="auto" w:after="180"/>
+      </w:pPr>
+      <w:r>
+        <w:rPr>
+          <w:b w:val="0"/>
+        </w:rPr>
+        <w:t xml:space="preserve">Review Agents and Tools (ai-2/30). Goal: Explain the </w:t>
       </w:r>
       <w:r>
         <w:rPr>
@@ -6623,52 +7686,41 @@
         <w:rPr>
           <w:b w:val="0"/>
         </w:rPr>
-        <w:t xml:space="preserve"> and terminology of </w:t>
+        <w:t xml:space="preserve"> and terminology of state machines for bounded agents. Short practice: Can the assistant accept Trace B because its final state is done?.</w:t>
+      </w:r>
+    </w:p>
+    <w:p>
+      <w:pPr>
+        <w:spacing w:line="336" w:lineRule="auto" w:after="180"/>
+      </w:pPr>
+      <w:r>
+        <w:rPr>
+          <w:b w:val="0"/>
+        </w:rPr>
+        <w:t>Return to this week and explain what you changed.</w:t>
+      </w:r>
+    </w:p>
+    <w:p>
+      <w:pPr>
+        <w:spacing w:line="336" w:lineRule="auto" w:after="180"/>
+      </w:pPr>
+      <w:r>
+        <w:rPr>
+          <w:b w:val="0"/>
+        </w:rPr>
+        <w:t xml:space="preserve">Review Prompt Experiments (ai-2/28). Goal: Explain the </w:t>
       </w:r>
       <w:r>
         <w:rPr>
           <w:b/>
         </w:rPr>
-        <w:t>least privilege</w:t>
+        <w:t>mechanism</w:t>
       </w:r>
       <w:r>
         <w:rPr>
           <w:b w:val="0"/>
         </w:rPr>
-        <w:t xml:space="preserve"> and tool scopes</w:t>
-      </w:r>
-    </w:p>
-    <w:p>
-      <w:pPr>
-        <w:pStyle w:val="Heading3"/>
-      </w:pPr>
-      <w:r>
-        <w:t>My deciding step, evidence and one remaining question</w:t>
-      </w:r>
-    </w:p>
-    <w:p>
-      <w:r>
-        <w:t>________________________________________________________________</w:t>
-      </w:r>
-    </w:p>
-    <w:p>
-      <w:r>
-        <w:t>________________________________________________________________</w:t>
-      </w:r>
-    </w:p>
-    <w:p>
-      <w:r>
-        <w:t>________________________________________________________________</w:t>
-      </w:r>
-    </w:p>
-    <w:p>
-      <w:r>
-        <w:t>________________________________________________________________</w:t>
-      </w:r>
-    </w:p>
-    <w:p>
-      <w:r>
-        <w:t>________________________________________________________________</w:t>
+        <w:t xml:space="preserve"> and terminology of controlled prompt experiments. Short practice: Name the case P passes and Q fails, and explain why it matters..</w:t>
       </w:r>
     </w:p>
     <w:p>
@@ -6679,7 +7731,41 @@
         <w:rPr>
           <w:b w:val="0"/>
         </w:rPr>
-        <w:t xml:space="preserve">If you are unsure, return to the worked picture and explain one arrow. If you are ready, change an </w:t>
+        <w:t>Return to this week and explain what you changed.</w:t>
+      </w:r>
+    </w:p>
+    <w:p>
+      <w:pPr>
+        <w:spacing w:line="336" w:lineRule="auto" w:after="180"/>
+      </w:pPr>
+      <w:r>
+        <w:rPr>
+          <w:b w:val="0"/>
+        </w:rPr>
+        <w:t>Review Text as Pieces (ai-2/25). Goal: Encode and decode text under an explicit toy vocabulary. Short practice: Why is the unknown ! at position 10 rather than position 9?. Return to this week and explain what you changed.</w:t>
+      </w:r>
+    </w:p>
+    <w:p>
+      <w:pPr>
+        <w:spacing w:line="336" w:lineRule="auto" w:after="180"/>
+      </w:pPr>
+      <w:r>
+        <w:rPr>
+          <w:b w:val="0"/>
+        </w:rPr>
+        <w:t xml:space="preserve">The browser lab lets you edit the supported Python examples already included in this lesson. Predict first, run, inspect the actual </w:t>
+      </w:r>
+      <w:r>
+        <w:rPr>
+          <w:b/>
+        </w:rPr>
+        <w:t>output</w:t>
+      </w:r>
+      <w:r>
+        <w:rPr>
+          <w:b w:val="0"/>
+        </w:rPr>
+        <w:t xml:space="preserve"> or error, change one </w:t>
       </w:r>
       <w:r>
         <w:rPr>
@@ -6691,7 +7777,18 @@
         <w:rPr>
           <w:b w:val="0"/>
         </w:rPr>
-        <w:t xml:space="preserve"> or assumption and justify your </w:t>
+        <w:t>, then run again.</w:t>
+      </w:r>
+    </w:p>
+    <w:p>
+      <w:pPr>
+        <w:spacing w:line="336" w:lineRule="auto" w:after="180"/>
+      </w:pPr>
+      <w:r>
+        <w:rPr>
+          <w:b w:val="0"/>
+        </w:rPr>
+        <w:t xml:space="preserve">Keep code, </w:t>
       </w:r>
       <w:r>
         <w:rPr>
@@ -6703,7 +7800,7 @@
         <w:rPr>
           <w:b w:val="0"/>
         </w:rPr>
-        <w:t>.</w:t>
+        <w:t>s, actual results and a reasoned revision together. On paper, label your result as a trace rather than an execution.</w:t>
       </w:r>
     </w:p>
     <w:p>
@@ -6714,7 +7811,7 @@
         <w:rPr>
           <w:b w:val="0"/>
         </w:rPr>
-        <w:t xml:space="preserve">Save your workbook </w:t>
+        <w:t xml:space="preserve">Use Download completed work in the hosted lesson to export your answers, reflections, practice feedback and code-run </w:t>
       </w:r>
       <w:r>
         <w:rPr>
@@ -6726,20 +7823,26 @@
         <w:rPr>
           <w:b w:val="0"/>
         </w:rPr>
-        <w:t>. At the next review, try a different case before opening your old answer.</w:t>
-      </w:r>
-    </w:p>
-    <w:p>
-      <w:pPr>
-        <w:pStyle w:val="Heading1"/>
-      </w:pPr>
-      <w:r>
-        <w:t>17. Supported practice, repair and portfolio</w:t>
-      </w:r>
-    </w:p>
-    <w:p>
-      <w:r>
-        <w:t>Attempt supported questions before using hints or feedback. Review a missing building block, then keep the completed work.</w:t>
+        <w:t>. Open the HTML copy to read or print it.</w:t>
+      </w:r>
+    </w:p>
+    <w:p>
+      <w:pPr>
+        <w:spacing w:line="336" w:lineRule="auto" w:after="180"/>
+      </w:pPr>
+      <w:r>
+        <w:rPr>
+          <w:b w:val="0"/>
+        </w:rPr>
+        <w:t>Drafts stay in this browser when storage is available; clear drafts on a shared device.</w:t>
+      </w:r>
+    </w:p>
+    <w:p>
+      <w:pPr>
+        <w:pStyle w:val="Heading2"/>
+      </w:pPr>
+      <w:r>
+        <w:t>Earlier wording, alternatives and picture transcripts · reference / check after trying</w:t>
       </w:r>
     </w:p>
     <w:p>
@@ -6755,80 +7858,10 @@
     </w:p>
     <w:p>
       <w:pPr>
-        <w:spacing w:line="336" w:lineRule="auto" w:after="180"/>
-      </w:pPr>
-      <w:r>
-        <w:rPr>
-          <w:b w:val="0"/>
-        </w:rPr>
-        <w:t>A fictional catalogue helper receives a narrowly scoped tool token.</w:t>
-      </w:r>
-    </w:p>
-    <w:p>
-      <w:pPr>
         <w:pStyle w:val="Heading3"/>
       </w:pPr>
       <w:r>
-        <w:t>Practice 1: explain the deciding evidence</w:t>
-      </w:r>
-    </w:p>
-    <w:p>
-      <w:pPr>
-        <w:spacing w:line="336" w:lineRule="auto" w:after="180"/>
-      </w:pPr>
-      <w:r>
-        <w:rPr>
-          <w:b w:val="0"/>
-        </w:rPr>
-        <w:t>Which labelled step matches this detail? write R5 fails operation scope: deny even for an allowed record.</w:t>
-      </w:r>
-    </w:p>
-    <w:p>
-      <w:pPr>
-        <w:spacing w:line="336" w:lineRule="auto" w:after="180"/>
-        <w:shd w:fill="F4F9FC"/>
-      </w:pPr>
-      <w:r>
-        <w:rPr>
-          <w:b w:val="0"/>
-        </w:rPr>
-        <w:t>1. Wrong operation</w:t>
-      </w:r>
-    </w:p>
-    <w:p>
-      <w:pPr>
-        <w:spacing w:line="336" w:lineRule="auto" w:after="180"/>
-        <w:shd w:fill="F4F9FC"/>
-      </w:pPr>
-      <w:r>
-        <w:rPr>
-          <w:b w:val="0"/>
-        </w:rPr>
-        <w:t>2. Read token</w:t>
-      </w:r>
-    </w:p>
-    <w:p>
-      <w:pPr>
-        <w:spacing w:line="336" w:lineRule="auto" w:after="180"/>
-        <w:shd w:fill="F4F9FC"/>
-      </w:pPr>
-      <w:r>
-        <w:rPr>
-          <w:b w:val="0"/>
-        </w:rPr>
-        <w:t>3. Wrong object</w:t>
-      </w:r>
-    </w:p>
-    <w:p>
-      <w:pPr>
-        <w:spacing w:line="336" w:lineRule="auto" w:after="180"/>
-        <w:shd w:fill="F4F9FC"/>
-      </w:pPr>
-      <w:r>
-        <w:rPr>
-          <w:b w:val="0"/>
-        </w:rPr>
-        <w:t>4. Allowed call</w:t>
+        <w:t>Repair a missing building block</w:t>
       </w:r>
     </w:p>
     <w:p>
@@ -6836,32 +7869,7 @@
         <w:pStyle w:val="Heading3"/>
       </w:pPr>
       <w:r>
-        <w:t>My selected conclusion, deciding fact and explanation</w:t>
-      </w:r>
-    </w:p>
-    <w:p>
-      <w:r>
-        <w:t>________________________________________________________________</w:t>
-      </w:r>
-    </w:p>
-    <w:p>
-      <w:r>
-        <w:t>________________________________________________________________</w:t>
-      </w:r>
-    </w:p>
-    <w:p>
-      <w:r>
-        <w:t>________________________________________________________________</w:t>
-      </w:r>
-    </w:p>
-    <w:p>
-      <w:r>
-        <w:t>________________________________________________________________</w:t>
-      </w:r>
-    </w:p>
-    <w:p>
-      <w:r>
-        <w:t>________________________________________________________________</w:t>
+        <w:t>Predict, run and debug</w:t>
       </w:r>
     </w:p>
     <w:p>
@@ -6869,443 +7877,25 @@
         <w:pStyle w:val="Heading3"/>
       </w:pPr>
       <w:r>
-        <w:t>Hint · try first</w:t>
-      </w:r>
-    </w:p>
-    <w:p>
-      <w:pPr>
-        <w:spacing w:line="336" w:lineRule="auto" w:after="180"/>
-        <w:shd w:fill="F1F6F8"/>
-      </w:pPr>
-      <w:r>
-        <w:rPr>
-          <w:b w:val="0"/>
-        </w:rPr>
-        <w:t>Hint if needed: Read the steps in the pictorial case. Match the supplied detail to the stage that performs or records it.</w:t>
-      </w:r>
-    </w:p>
-    <w:p>
-      <w:pPr>
-        <w:pStyle w:val="Heading3"/>
-      </w:pPr>
-      <w:r>
-        <w:t>Feedback · compare after trying</w:t>
-      </w:r>
-    </w:p>
-    <w:p>
-      <w:pPr>
-        <w:spacing w:line="336" w:lineRule="auto" w:after="180"/>
-        <w:shd w:fill="F1F6FC"/>
-      </w:pPr>
-      <w:r>
-        <w:rPr>
-          <w:b w:val="0"/>
-        </w:rPr>
-        <w:t>After your attempt, compare with the supported explanation: Wrong operation write R5 fails operation scope: deny even for an allowed record.</w:t>
-      </w:r>
-    </w:p>
-    <w:p>
-      <w:pPr>
-        <w:spacing w:line="336" w:lineRule="auto" w:after="180"/>
-        <w:shd w:fill="F1F6FC"/>
-      </w:pPr>
-      <w:r>
-        <w:rPr>
-          <w:b/>
-        </w:rPr>
-        <w:t>Permission</w:t>
-      </w:r>
-      <w:r>
-        <w:rPr>
-          <w:b w:val="0"/>
-        </w:rPr>
-        <w:t>s are concrete restrictions, not a confidence score or a general instruction to be useful. Each proposed call must match both dimensions before it happens.</w:t>
-      </w:r>
-    </w:p>
-    <w:p>
-      <w:pPr>
-        <w:spacing w:line="336" w:lineRule="auto" w:after="180"/>
-        <w:shd w:fill="F1F6FC"/>
-      </w:pPr>
-      <w:r>
-        <w:rPr>
-          <w:b w:val="0"/>
-        </w:rPr>
-        <w:t>A request written inside catalogue text cannot enlarge the token’s authority. Denial should preserve the proposed action and reason without executing the disallowed mutation.</w:t>
-      </w:r>
-    </w:p>
-    <w:p>
-      <w:pPr>
-        <w:pStyle w:val="Heading3"/>
-      </w:pPr>
-      <w:r>
-        <w:t>Practice 2: explain the deciding evidence</w:t>
-      </w:r>
-    </w:p>
-    <w:p>
-      <w:pPr>
-        <w:pStyle w:val="Heading3"/>
-      </w:pPr>
-      <w:r>
-        <w:t>Changed case · predict first</w:t>
-      </w:r>
-    </w:p>
-    <w:p>
-      <w:pPr>
-        <w:spacing w:line="336" w:lineRule="auto" w:after="180"/>
-        <w:shd w:fill="F5F1FB"/>
-      </w:pPr>
-      <w:r>
-        <w:rPr>
-          <w:b w:val="0"/>
-        </w:rPr>
-        <w:t>Changed-case practice: The helper says it needs write R5 to correct an apparent typo. Which conclusion is supported by the supplied facts?</w:t>
-      </w:r>
-    </w:p>
-    <w:p>
-      <w:pPr>
-        <w:spacing w:line="336" w:lineRule="auto" w:after="180"/>
-        <w:shd w:fill="F4F9FC"/>
-      </w:pPr>
-      <w:r>
-        <w:rPr>
-          <w:b w:val="0"/>
-        </w:rPr>
-        <w:t xml:space="preserve">1. We can decide the result without examining the changed </w:t>
-      </w:r>
-      <w:r>
-        <w:rPr>
-          <w:b/>
-        </w:rPr>
-        <w:t>input</w:t>
-      </w:r>
-      <w:r>
-        <w:rPr>
-          <w:b w:val="0"/>
-        </w:rPr>
-        <w:t xml:space="preserve"> or the procedure.</w:t>
-      </w:r>
-    </w:p>
-    <w:p>
-      <w:pPr>
-        <w:spacing w:line="336" w:lineRule="auto" w:after="180"/>
-        <w:shd w:fill="F4F9FC"/>
-      </w:pPr>
-      <w:r>
-        <w:rPr>
-          <w:b w:val="0"/>
-        </w:rPr>
-        <w:t xml:space="preserve">2. This one example guarantees correct results for every future </w:t>
-      </w:r>
-      <w:r>
-        <w:rPr>
-          <w:b/>
-        </w:rPr>
-        <w:t>input</w:t>
-      </w:r>
-      <w:r>
-        <w:rPr>
-          <w:b w:val="0"/>
-        </w:rPr>
-        <w:t>.</w:t>
-      </w:r>
-    </w:p>
-    <w:p>
-      <w:pPr>
-        <w:spacing w:line="336" w:lineRule="auto" w:after="180"/>
-        <w:shd w:fill="F4F9FC"/>
-      </w:pPr>
-      <w:r>
-        <w:rPr>
-          <w:b w:val="0"/>
-        </w:rPr>
-        <w:t>3. The write remains denied under the existing token.</w:t>
-      </w:r>
-    </w:p>
-    <w:p>
-      <w:pPr>
-        <w:pStyle w:val="Heading3"/>
-      </w:pPr>
-      <w:r>
-        <w:t>My selected conclusion, deciding fact and explanation</w:t>
-      </w:r>
-    </w:p>
-    <w:p>
-      <w:r>
-        <w:t>________________________________________________________________</w:t>
-      </w:r>
-    </w:p>
-    <w:p>
-      <w:r>
-        <w:t>________________________________________________________________</w:t>
-      </w:r>
-    </w:p>
-    <w:p>
-      <w:r>
-        <w:t>________________________________________________________________</w:t>
-      </w:r>
-    </w:p>
-    <w:p>
-      <w:r>
-        <w:t>________________________________________________________________</w:t>
-      </w:r>
-    </w:p>
-    <w:p>
-      <w:r>
-        <w:t>________________________________________________________________</w:t>
-      </w:r>
-    </w:p>
-    <w:p>
-      <w:pPr>
-        <w:pStyle w:val="Heading3"/>
-      </w:pPr>
-      <w:r>
-        <w:t>Hint · try first</w:t>
-      </w:r>
-    </w:p>
-    <w:p>
-      <w:pPr>
-        <w:spacing w:line="336" w:lineRule="auto" w:after="180"/>
-        <w:shd w:fill="F1F6F8"/>
-      </w:pPr>
-      <w:r>
-        <w:rPr>
-          <w:b w:val="0"/>
-        </w:rPr>
-        <w:t>Hint if needed: Use the changed condition and the deciding step in the pictorial trace. The answer must say what follows from those facts.</w:t>
-      </w:r>
-    </w:p>
-    <w:p>
-      <w:pPr>
-        <w:pStyle w:val="Heading3"/>
-      </w:pPr>
-      <w:r>
-        <w:t>Feedback · compare after trying</w:t>
-      </w:r>
-    </w:p>
-    <w:p>
-      <w:pPr>
-        <w:spacing w:line="336" w:lineRule="auto" w:after="180"/>
-        <w:shd w:fill="F1F6FC"/>
-      </w:pPr>
-      <w:r>
-        <w:rPr>
-          <w:b w:val="0"/>
-        </w:rPr>
-        <w:t>After your attempt, compare with the supported explanation: The write remains denied under the existing token. A useful purpose does not create an authorised operation; an authorised owner must review any scope change.</w:t>
-      </w:r>
-    </w:p>
-    <w:p>
-      <w:pPr>
-        <w:pStyle w:val="Heading3"/>
-      </w:pPr>
-      <w:r>
-        <w:t>Repair a missing building block</w:t>
-      </w:r>
-    </w:p>
-    <w:p>
-      <w:pPr>
-        <w:spacing w:line="336" w:lineRule="auto" w:after="180"/>
-      </w:pPr>
-      <w:r>
-        <w:rPr>
-          <w:b w:val="0"/>
-        </w:rPr>
-        <w:t xml:space="preserve">Review Agents and Tools (ai-2/30). Goal: Explain the </w:t>
-      </w:r>
-      <w:r>
-        <w:rPr>
-          <w:b/>
-        </w:rPr>
-        <w:t>mechanism</w:t>
-      </w:r>
-      <w:r>
-        <w:rPr>
-          <w:b w:val="0"/>
-        </w:rPr>
-        <w:t xml:space="preserve"> and terminology of state machines for bounded agents. Short practice: Can the assistant accept Trace B because its final state is done?.</w:t>
-      </w:r>
-    </w:p>
-    <w:p>
-      <w:pPr>
-        <w:spacing w:line="336" w:lineRule="auto" w:after="180"/>
-      </w:pPr>
-      <w:r>
-        <w:rPr>
-          <w:b w:val="0"/>
-        </w:rPr>
-        <w:t>Return to this week and explain what you changed.</w:t>
-      </w:r>
-    </w:p>
-    <w:p>
-      <w:pPr>
-        <w:spacing w:line="336" w:lineRule="auto" w:after="180"/>
-      </w:pPr>
-      <w:r>
-        <w:rPr>
-          <w:b w:val="0"/>
-        </w:rPr>
-        <w:t xml:space="preserve">Review Prompt Experiments (ai-2/28). Goal: Explain the </w:t>
-      </w:r>
-      <w:r>
-        <w:rPr>
-          <w:b/>
-        </w:rPr>
-        <w:t>mechanism</w:t>
-      </w:r>
-      <w:r>
-        <w:rPr>
-          <w:b w:val="0"/>
-        </w:rPr>
-        <w:t xml:space="preserve"> and terminology of controlled prompt experiments. Short practice: Name the case P passes and Q fails, and explain why it matters..</w:t>
-      </w:r>
-    </w:p>
-    <w:p>
-      <w:pPr>
-        <w:spacing w:line="336" w:lineRule="auto" w:after="180"/>
-      </w:pPr>
-      <w:r>
-        <w:rPr>
-          <w:b w:val="0"/>
-        </w:rPr>
-        <w:t>Return to this week and explain what you changed.</w:t>
-      </w:r>
-    </w:p>
-    <w:p>
-      <w:pPr>
-        <w:spacing w:line="336" w:lineRule="auto" w:after="180"/>
-      </w:pPr>
-      <w:r>
-        <w:rPr>
-          <w:b w:val="0"/>
-        </w:rPr>
-        <w:t>Review Text as Pieces (ai-2/25). Goal: Encode and decode text under an explicit toy vocabulary. Short practice: Why is the unknown ! at position 10 rather than position 9?. Return to this week and explain what you changed.</w:t>
-      </w:r>
-    </w:p>
-    <w:p>
-      <w:pPr>
-        <w:pStyle w:val="Heading3"/>
-      </w:pPr>
-      <w:r>
-        <w:t>Predict, run and debug</w:t>
-      </w:r>
-    </w:p>
-    <w:p>
-      <w:pPr>
-        <w:spacing w:line="336" w:lineRule="auto" w:after="180"/>
-      </w:pPr>
-      <w:r>
-        <w:rPr>
-          <w:b w:val="0"/>
-        </w:rPr>
-        <w:t xml:space="preserve">The browser lab lets you edit the supported Python examples already included in this lesson. Predict first, run, inspect the actual </w:t>
-      </w:r>
-      <w:r>
-        <w:rPr>
-          <w:b/>
-        </w:rPr>
-        <w:t>output</w:t>
-      </w:r>
-      <w:r>
-        <w:rPr>
-          <w:b w:val="0"/>
-        </w:rPr>
-        <w:t xml:space="preserve"> or error, change one </w:t>
-      </w:r>
-      <w:r>
-        <w:rPr>
-          <w:b/>
-        </w:rPr>
-        <w:t>input</w:t>
-      </w:r>
-      <w:r>
-        <w:rPr>
-          <w:b w:val="0"/>
-        </w:rPr>
-        <w:t>, then run again.</w:t>
-      </w:r>
-    </w:p>
-    <w:p>
-      <w:pPr>
-        <w:spacing w:line="336" w:lineRule="auto" w:after="180"/>
-      </w:pPr>
-      <w:r>
-        <w:rPr>
-          <w:b w:val="0"/>
-        </w:rPr>
-        <w:t xml:space="preserve">Keep code, </w:t>
-      </w:r>
-      <w:r>
-        <w:rPr>
-          <w:b/>
-        </w:rPr>
-        <w:t>prediction</w:t>
-      </w:r>
-      <w:r>
-        <w:rPr>
-          <w:b w:val="0"/>
-        </w:rPr>
-        <w:t>s, actual results and a reasoned revision together. On paper, label your result as a trace rather than an execution.</w:t>
-      </w:r>
-    </w:p>
-    <w:p>
-      <w:pPr>
-        <w:pStyle w:val="Heading3"/>
-      </w:pPr>
-      <w:r>
         <w:t>Keep your completed work</w:t>
       </w:r>
     </w:p>
     <w:p>
       <w:pPr>
-        <w:spacing w:line="336" w:lineRule="auto" w:after="180"/>
-      </w:pPr>
-      <w:r>
-        <w:rPr>
-          <w:b w:val="0"/>
-        </w:rPr>
-        <w:t xml:space="preserve">Use Download completed work in the hosted lesson to export your answers, reflections, practice feedback and code-run </w:t>
-      </w:r>
-      <w:r>
-        <w:rPr>
-          <w:b/>
-        </w:rPr>
-        <w:t>evidence</w:t>
-      </w:r>
-      <w:r>
-        <w:rPr>
-          <w:b w:val="0"/>
-        </w:rPr>
-        <w:t>. Open the HTML copy to read or print it.</w:t>
-      </w:r>
-    </w:p>
-    <w:p>
-      <w:pPr>
-        <w:spacing w:line="336" w:lineRule="auto" w:after="180"/>
-      </w:pPr>
-      <w:r>
-        <w:rPr>
-          <w:b w:val="0"/>
-        </w:rPr>
-        <w:t>Drafts stay in this browser when storage is available; clear drafts on a shared device.</w:t>
-      </w:r>
-    </w:p>
-    <w:p>
-      <w:pPr>
         <w:pStyle w:val="Heading1"/>
       </w:pPr>
       <w:r>
-        <w:t>18. Visual concept journey</w:t>
-      </w:r>
-    </w:p>
-    <w:p>
-      <w:r>
-        <w:t>Explain each Permissions and Human Review graphic using its labels, deciding evidence and relevant limitation.</w:t>
-      </w:r>
-    </w:p>
-    <w:p>
-      <w:pPr>
-        <w:pStyle w:val="Heading3"/>
+        <w:t>18. Reference · The six-picture journey</w:t>
+      </w:r>
+    </w:p>
+    <w:p>
+      <w:r>
+        <w:t>Revisit the picture that serves the current question.</w:t>
+      </w:r>
+    </w:p>
+    <w:p>
+      <w:pPr>
+        <w:pStyle w:val="Heading2"/>
       </w:pPr>
       <w:r>
         <w:t>01. Permissions and Human Review: the case</w:t>
@@ -7316,7 +7906,7 @@
         <w:drawing>
           <wp:inline xmlns:a="http://schemas.openxmlformats.org/drawingml/2006/main" xmlns:pic="http://schemas.openxmlformats.org/drawingml/2006/picture">
             <wp:extent cx="5486400" cy="2834640"/>
-            <wp:docPr id="22" name="Picture 22" descr="A fictional catalogue helper receives a narrowly scoped tool token. Supplied facts: Token allows read on catalogue records R2 and R5 only. No write permission is granted. Proposals: read R2; read R8; write R5. Generated text claims all are helpful."/>
+            <wp:docPr id="28" name="Picture 28" descr="A fictional catalogue helper receives a narrowly scoped tool token. Supplied facts: Token allows read on catalogue records R2 and R5 only. No write permission is granted. Proposals: read R2; read R8; write R5. Generated text claims all are helpful."/>
             <wp:cNvGraphicFramePr>
               <a:graphicFrameLocks noChangeAspect="1"/>
             </wp:cNvGraphicFramePr>
@@ -7328,7 +7918,7 @@
                     <pic:cNvPicPr/>
                   </pic:nvPicPr>
                   <pic:blipFill>
-                    <a:blip r:embed="rId29"/>
+                    <a:blip r:embed="rId31"/>
                     <a:stretch>
                       <a:fillRect/>
                     </a:stretch>
@@ -7384,7 +7974,6 @@
     <w:p>
       <w:pPr>
         <w:spacing w:line="336" w:lineRule="auto" w:after="180"/>
-        <w:shd w:fill="F5F1FB"/>
       </w:pPr>
       <w:r>
         <w:rPr>
@@ -7395,7 +7984,7 @@
     </w:p>
     <w:p>
       <w:pPr>
-        <w:pStyle w:val="Heading3"/>
+        <w:pStyle w:val="Heading2"/>
       </w:pPr>
       <w:r>
         <w:t>02. Follow the deciding steps</w:t>
@@ -7406,7 +7995,7 @@
         <w:drawing>
           <wp:inline xmlns:a="http://schemas.openxmlformats.org/drawingml/2006/main" xmlns:pic="http://schemas.openxmlformats.org/drawingml/2006/picture">
             <wp:extent cx="5486400" cy="4005072"/>
-            <wp:docPr id="23" name="Picture 23" descr="Read token: Authorised operation is read; authorised objects are R2,R5. → Allowed call: read R2 matches both operation and object: allow. → Wrong object: read R8 fails object scope: deny. → Wrong operation: write R5 fails operation scope: deny even for an allowed record."/>
+            <wp:docPr id="29" name="Picture 29" descr="Read token: Authorised operation is read; authorised objects are R2,R5. → Allowed call: read R2 matches both operation and object: allow. → Wrong object: read R8 fails object scope: deny. → Wrong operation: write R5 fails operation scope: deny even for an allowed record."/>
             <wp:cNvGraphicFramePr>
               <a:graphicFrameLocks noChangeAspect="1"/>
             </wp:cNvGraphicFramePr>
@@ -7418,7 +8007,7 @@
                     <pic:cNvPicPr/>
                   </pic:nvPicPr>
                   <pic:blipFill>
-                    <a:blip r:embed="rId30"/>
+                    <a:blip r:embed="rId17"/>
                     <a:stretch>
                       <a:fillRect/>
                     </a:stretch>
@@ -7451,7 +8040,6 @@
     <w:p>
       <w:pPr>
         <w:spacing w:line="336" w:lineRule="auto" w:after="180"/>
-        <w:shd w:fill="F5F1FB"/>
       </w:pPr>
       <w:r>
         <w:rPr>
@@ -7474,7 +8062,7 @@
     </w:p>
     <w:p>
       <w:pPr>
-        <w:pStyle w:val="Heading3"/>
+        <w:pStyle w:val="Heading2"/>
       </w:pPr>
       <w:r>
         <w:t>03. Least privilege and tool scopes — evidence trace</w:t>
@@ -7485,7 +8073,7 @@
         <w:drawing>
           <wp:inline xmlns:a="http://schemas.openxmlformats.org/drawingml/2006/main" xmlns:pic="http://schemas.openxmlformats.org/drawingml/2006/picture">
             <wp:extent cx="5486400" cy="2996184"/>
-            <wp:docPr id="24" name="Picture 24" descr="Least privilege and tool scopes — evidence trace. Tool token permits lookup(public-room). A proposed call writes teacher notes. | A reporting assistant may lookup public rooms but may not write records, send messages or read teacher notes. Check actor, operation and resource before executing a proposed call. | Both operation and resource exceed scope; deny before execution, regardless of generated confidence."/>
+            <wp:docPr id="30" name="Picture 30" descr="Least privilege and tool scopes — evidence trace. Tool token permits lookup(public-room). A proposed call writes teacher notes. | A reporting assistant may lookup public rooms but may not write records, send messages or read teacher notes. Check actor, operation and resource before executing a proposed call. | Both operation and resource exceed scope; deny before execution, regardless of generated confidence."/>
             <wp:cNvGraphicFramePr>
               <a:graphicFrameLocks noChangeAspect="1"/>
             </wp:cNvGraphicFramePr>
@@ -7497,7 +8085,7 @@
                     <pic:cNvPicPr/>
                   </pic:nvPicPr>
                   <pic:blipFill>
-                    <a:blip r:embed="rId31"/>
+                    <a:blip r:embed="rId32"/>
                     <a:stretch>
                       <a:fillRect/>
                     </a:stretch>
@@ -7570,7 +8158,6 @@
     <w:p>
       <w:pPr>
         <w:spacing w:line="336" w:lineRule="auto" w:after="180"/>
-        <w:shd w:fill="F5F1FB"/>
       </w:pPr>
       <w:r>
         <w:rPr>
@@ -7581,7 +8168,7 @@
     </w:p>
     <w:p>
       <w:pPr>
-        <w:pStyle w:val="Heading3"/>
+        <w:pStyle w:val="Heading2"/>
       </w:pPr>
       <w:r>
         <w:t>04. Change one thing. Trace what follows.</w:t>
@@ -7592,7 +8179,7 @@
         <w:drawing>
           <wp:inline xmlns:a="http://schemas.openxmlformats.org/drawingml/2006/main" xmlns:pic="http://schemas.openxmlformats.org/drawingml/2006/picture">
             <wp:extent cx="5486400" cy="3179064"/>
-            <wp:docPr id="25" name="Picture 25" descr="Original case: write R5 fails operation scope: deny even for an allowed record. Changed condition: The helper says it needs write R5 to correct an apparent typo. Expected result: The write remains denied under the existing token. Reason: A useful purpose does not create an authorised operation; an authorised owner must review any scope change."/>
+            <wp:docPr id="31" name="Picture 31" descr="Original case: write R5 fails operation scope: deny even for an allowed record. Changed condition: The helper says it needs write R5 to correct an apparent typo. Expected result: The write remains denied under the existing token. Reason: A useful purpose does not create an authorised operation; an authorised owner must review any scope change."/>
             <wp:cNvGraphicFramePr>
               <a:graphicFrameLocks noChangeAspect="1"/>
             </wp:cNvGraphicFramePr>
@@ -7604,7 +8191,7 @@
                     <pic:cNvPicPr/>
                   </pic:nvPicPr>
                   <pic:blipFill>
-                    <a:blip r:embed="rId32"/>
+                    <a:blip r:embed="rId18"/>
                     <a:stretch>
                       <a:fillRect/>
                     </a:stretch>
@@ -7648,7 +8235,6 @@
     <w:p>
       <w:pPr>
         <w:spacing w:line="336" w:lineRule="auto" w:after="180"/>
-        <w:shd w:fill="F5F1FB"/>
       </w:pPr>
       <w:r>
         <w:rPr>
@@ -7659,7 +8245,7 @@
     </w:p>
     <w:p>
       <w:pPr>
-        <w:pStyle w:val="Heading3"/>
+        <w:pStyle w:val="Heading2"/>
       </w:pPr>
       <w:r>
         <w:t>05. Connect the explanation to its limit</w:t>
@@ -7670,7 +8256,7 @@
         <w:drawing>
           <wp:inline xmlns:a="http://schemas.openxmlformats.org/drawingml/2006/main" xmlns:pic="http://schemas.openxmlformats.org/drawingml/2006/picture">
             <wp:extent cx="5486400" cy="2834640"/>
-            <wp:docPr id="26" name="Picture 26" descr="Permissions are concrete restrictions, not a confidence score or a general instruction to be useful. Each proposed call must match both dimensions before it happens. A request written inside catalogue text cannot enlarge the token’s authority. Denial should preserve the proposed action and reason without executing the disallowed mutation. Limit: Permission checks do not establish that a read result is trustworthy or that an allowed action is factually correct."/>
+            <wp:docPr id="32" name="Picture 32" descr="Permissions are concrete restrictions, not a confidence score or a general instruction to be useful. Each proposed call must match both dimensions before it happens. A request written inside catalogue text cannot enlarge the token’s authority. Denial should preserve the proposed action and reason without executing the disallowed mutation. Limit: Permission checks do not establish that a read result is trustworthy or that an allowed action is factually correct."/>
             <wp:cNvGraphicFramePr>
               <a:graphicFrameLocks noChangeAspect="1"/>
             </wp:cNvGraphicFramePr>
@@ -7755,7 +8341,6 @@
     <w:p>
       <w:pPr>
         <w:spacing w:line="336" w:lineRule="auto" w:after="180"/>
-        <w:shd w:fill="F5F1FB"/>
       </w:pPr>
       <w:r>
         <w:rPr>
@@ -7766,7 +8351,7 @@
     </w:p>
     <w:p>
       <w:pPr>
-        <w:pStyle w:val="Heading3"/>
+        <w:pStyle w:val="Heading2"/>
       </w:pPr>
       <w:r>
         <w:t>06. Make the idea visible in your project</w:t>
@@ -7777,7 +8362,7 @@
         <w:drawing>
           <wp:inline xmlns:a="http://schemas.openxmlformats.org/drawingml/2006/main" xmlns:pic="http://schemas.openxmlformats.org/drawingml/2006/picture">
             <wp:extent cx="5486400" cy="3380232"/>
-            <wp:docPr id="27" name="Picture 27" descr="Give the recommender read-only access wherever sufficient, and require explicit owner review for catalogue edits or publication. Draw your input, deciding step, result and limit. Supported question: Which proposal is allowed, and why is an authorised object alone insufficient?"/>
+            <wp:docPr id="33" name="Picture 33" descr="Give the recommender read-only access wherever sufficient, and require explicit owner review for catalogue edits or publication. Draw your input, deciding step, result and limit. Supported question: Which proposal is allowed, and why is an authorised object alone insufficient?"/>
             <wp:cNvGraphicFramePr>
               <a:graphicFrameLocks noChangeAspect="1"/>
             </wp:cNvGraphicFramePr>
@@ -7845,7 +8430,6 @@
     <w:p>
       <w:pPr>
         <w:spacing w:line="336" w:lineRule="auto" w:after="180"/>
-        <w:shd w:fill="F5F1FB"/>
       </w:pPr>
       <w:r>
         <w:rPr>
@@ -7864,6 +8448,62 @@
           <w:b w:val="0"/>
         </w:rPr>
         <w:t>.</w:t>
+      </w:r>
+    </w:p>
+    <w:p>
+      <w:pPr>
+        <w:pStyle w:val="Heading2"/>
+      </w:pPr>
+      <w:r>
+        <w:t>Earlier wording, alternatives and picture transcripts · reference / check after trying</w:t>
+      </w:r>
+    </w:p>
+    <w:p>
+      <w:pPr>
+        <w:pStyle w:val="Heading3"/>
+      </w:pPr>
+      <w:r>
+        <w:t>01. Permissions and Human Review: the case</w:t>
+      </w:r>
+    </w:p>
+    <w:p>
+      <w:pPr>
+        <w:pStyle w:val="Heading3"/>
+      </w:pPr>
+      <w:r>
+        <w:t>02. Follow the deciding steps</w:t>
+      </w:r>
+    </w:p>
+    <w:p>
+      <w:pPr>
+        <w:pStyle w:val="Heading3"/>
+      </w:pPr>
+      <w:r>
+        <w:t>03. Least privilege and tool scopes — evidence trace</w:t>
+      </w:r>
+    </w:p>
+    <w:p>
+      <w:pPr>
+        <w:pStyle w:val="Heading3"/>
+      </w:pPr>
+      <w:r>
+        <w:t>04. Change one thing. Trace what follows.</w:t>
+      </w:r>
+    </w:p>
+    <w:p>
+      <w:pPr>
+        <w:pStyle w:val="Heading3"/>
+      </w:pPr>
+      <w:r>
+        <w:t>05. Connect the explanation to its limit</w:t>
+      </w:r>
+    </w:p>
+    <w:p>
+      <w:pPr>
+        <w:pStyle w:val="Heading3"/>
+      </w:pPr>
+      <w:r>
+        <w:t>06. Make the idea visible in your project</w:t>
       </w:r>
     </w:p>
     <w:sectPr>
